--- a/document/StadsMuseumVeenendaal-InteractieveObjectenwond.docx
+++ b/document/StadsMuseumVeenendaal-InteractieveObjectenwond.docx
@@ -1426,325 +1426,28 @@
           <w:szCs w:val="20"/>
         </w:rPr>
       </w:pPr>
-      <w:proofErr w:type="spellStart"/>
       <w:r>
         <w:rPr>
           <w:sz w:val="20"/>
           <w:szCs w:val="20"/>
         </w:rPr>
-        <w:t>Een</w:t>
+        <w:t>Een interactieve informatie-app voor Stadsmuseum Veenendaal.</w:t>
       </w:r>
-      <w:proofErr w:type="spellEnd"/>
+    </w:p>
+    <w:p>
+      <w:pPr>
+        <w:pStyle w:val="Normaalweb"/>
+        <w:rPr>
+          <w:sz w:val="20"/>
+          <w:szCs w:val="20"/>
+        </w:rPr>
+      </w:pPr>
       <w:r>
         <w:rPr>
           <w:sz w:val="20"/>
           <w:szCs w:val="20"/>
         </w:rPr>
-        <w:t xml:space="preserve"> </w:t>
-      </w:r>
-      <w:proofErr w:type="spellStart"/>
-      <w:r>
-        <w:rPr>
-          <w:sz w:val="20"/>
-          <w:szCs w:val="20"/>
-        </w:rPr>
-        <w:t>interactieve</w:t>
-      </w:r>
-      <w:proofErr w:type="spellEnd"/>
-      <w:r>
-        <w:rPr>
-          <w:sz w:val="20"/>
-          <w:szCs w:val="20"/>
-        </w:rPr>
-        <w:t xml:space="preserve"> </w:t>
-      </w:r>
-      <w:proofErr w:type="spellStart"/>
-      <w:r>
-        <w:rPr>
-          <w:sz w:val="20"/>
-          <w:szCs w:val="20"/>
-        </w:rPr>
-        <w:t>informatie-app</w:t>
-      </w:r>
-      <w:proofErr w:type="spellEnd"/>
-      <w:r>
-        <w:rPr>
-          <w:sz w:val="20"/>
-          <w:szCs w:val="20"/>
-        </w:rPr>
-        <w:t xml:space="preserve"> </w:t>
-      </w:r>
-      <w:proofErr w:type="spellStart"/>
-      <w:r>
-        <w:rPr>
-          <w:sz w:val="20"/>
-          <w:szCs w:val="20"/>
-        </w:rPr>
-        <w:t>voor</w:t>
-      </w:r>
-      <w:proofErr w:type="spellEnd"/>
-      <w:r>
-        <w:rPr>
-          <w:sz w:val="20"/>
-          <w:szCs w:val="20"/>
-        </w:rPr>
-        <w:t xml:space="preserve"> </w:t>
-      </w:r>
-      <w:proofErr w:type="spellStart"/>
-      <w:r>
-        <w:rPr>
-          <w:sz w:val="20"/>
-          <w:szCs w:val="20"/>
-        </w:rPr>
-        <w:t>Stadsmuseum</w:t>
-      </w:r>
-      <w:proofErr w:type="spellEnd"/>
-      <w:r>
-        <w:rPr>
-          <w:sz w:val="20"/>
-          <w:szCs w:val="20"/>
-        </w:rPr>
-        <w:t xml:space="preserve"> </w:t>
-      </w:r>
-      <w:proofErr w:type="spellStart"/>
-      <w:r>
-        <w:rPr>
-          <w:sz w:val="20"/>
-          <w:szCs w:val="20"/>
-        </w:rPr>
-        <w:t>Veenendaal</w:t>
-      </w:r>
-      <w:proofErr w:type="spellEnd"/>
-      <w:r>
-        <w:rPr>
-          <w:sz w:val="20"/>
-          <w:szCs w:val="20"/>
-        </w:rPr>
-        <w:t>.</w:t>
-      </w:r>
-    </w:p>
-    <w:p>
-      <w:pPr>
-        <w:pStyle w:val="Normaalweb"/>
-        <w:rPr>
-          <w:sz w:val="20"/>
-          <w:szCs w:val="20"/>
-        </w:rPr>
-      </w:pPr>
-      <w:r>
-        <w:rPr>
-          <w:sz w:val="20"/>
-          <w:szCs w:val="20"/>
-        </w:rPr>
-        <w:t xml:space="preserve">De </w:t>
-      </w:r>
-      <w:proofErr w:type="spellStart"/>
-      <w:r>
-        <w:rPr>
-          <w:sz w:val="20"/>
-          <w:szCs w:val="20"/>
-        </w:rPr>
-        <w:t>app</w:t>
-      </w:r>
-      <w:proofErr w:type="spellEnd"/>
-      <w:r>
-        <w:rPr>
-          <w:sz w:val="20"/>
-          <w:szCs w:val="20"/>
-        </w:rPr>
-        <w:t xml:space="preserve"> </w:t>
-      </w:r>
-      <w:proofErr w:type="spellStart"/>
-      <w:r>
-        <w:rPr>
-          <w:sz w:val="20"/>
-          <w:szCs w:val="20"/>
-        </w:rPr>
-        <w:t>komt</w:t>
-      </w:r>
-      <w:proofErr w:type="spellEnd"/>
-      <w:r>
-        <w:rPr>
-          <w:sz w:val="20"/>
-          <w:szCs w:val="20"/>
-        </w:rPr>
-        <w:t xml:space="preserve"> op </w:t>
-      </w:r>
-      <w:proofErr w:type="spellStart"/>
-      <w:r>
-        <w:rPr>
-          <w:sz w:val="20"/>
-          <w:szCs w:val="20"/>
-        </w:rPr>
-        <w:t>een</w:t>
-      </w:r>
-      <w:proofErr w:type="spellEnd"/>
-      <w:r>
-        <w:rPr>
-          <w:sz w:val="20"/>
-          <w:szCs w:val="20"/>
-        </w:rPr>
-        <w:t xml:space="preserve"> tablet </w:t>
-      </w:r>
-      <w:proofErr w:type="spellStart"/>
-      <w:r>
-        <w:rPr>
-          <w:sz w:val="20"/>
-          <w:szCs w:val="20"/>
-        </w:rPr>
-        <w:t>aan</w:t>
-      </w:r>
-      <w:proofErr w:type="spellEnd"/>
-      <w:r>
-        <w:rPr>
-          <w:sz w:val="20"/>
-          <w:szCs w:val="20"/>
-        </w:rPr>
-        <w:t xml:space="preserve"> de </w:t>
-      </w:r>
-      <w:proofErr w:type="spellStart"/>
-      <w:r>
-        <w:rPr>
-          <w:sz w:val="20"/>
-          <w:szCs w:val="20"/>
-        </w:rPr>
-        <w:t>muur</w:t>
-      </w:r>
-      <w:proofErr w:type="spellEnd"/>
-      <w:r>
-        <w:rPr>
-          <w:sz w:val="20"/>
-          <w:szCs w:val="20"/>
-        </w:rPr>
-        <w:t xml:space="preserve">. </w:t>
-      </w:r>
-      <w:proofErr w:type="spellStart"/>
-      <w:r>
-        <w:rPr>
-          <w:sz w:val="20"/>
-          <w:szCs w:val="20"/>
-        </w:rPr>
-        <w:t>Bezoekers</w:t>
-      </w:r>
-      <w:proofErr w:type="spellEnd"/>
-      <w:r>
-        <w:rPr>
-          <w:sz w:val="20"/>
-          <w:szCs w:val="20"/>
-        </w:rPr>
-        <w:t xml:space="preserve"> </w:t>
-      </w:r>
-      <w:proofErr w:type="spellStart"/>
-      <w:r>
-        <w:rPr>
-          <w:sz w:val="20"/>
-          <w:szCs w:val="20"/>
-        </w:rPr>
-        <w:t>kunnen</w:t>
-      </w:r>
-      <w:proofErr w:type="spellEnd"/>
-      <w:r>
-        <w:rPr>
-          <w:sz w:val="20"/>
-          <w:szCs w:val="20"/>
-        </w:rPr>
-        <w:t xml:space="preserve"> </w:t>
-      </w:r>
-      <w:proofErr w:type="spellStart"/>
-      <w:r>
-        <w:rPr>
-          <w:sz w:val="20"/>
-          <w:szCs w:val="20"/>
-        </w:rPr>
-        <w:t>een</w:t>
-      </w:r>
-      <w:proofErr w:type="spellEnd"/>
-      <w:r>
-        <w:rPr>
-          <w:sz w:val="20"/>
-          <w:szCs w:val="20"/>
-        </w:rPr>
-        <w:t xml:space="preserve"> </w:t>
-      </w:r>
-      <w:proofErr w:type="spellStart"/>
-      <w:r>
-        <w:rPr>
-          <w:sz w:val="20"/>
-          <w:szCs w:val="20"/>
-        </w:rPr>
-        <w:t>object</w:t>
-      </w:r>
-      <w:proofErr w:type="spellEnd"/>
-      <w:r>
-        <w:rPr>
-          <w:sz w:val="20"/>
-          <w:szCs w:val="20"/>
-        </w:rPr>
-        <w:t xml:space="preserve"> </w:t>
-      </w:r>
-      <w:proofErr w:type="spellStart"/>
-      <w:r>
-        <w:rPr>
-          <w:sz w:val="20"/>
-          <w:szCs w:val="20"/>
-        </w:rPr>
-        <w:t>kiezen</w:t>
-      </w:r>
-      <w:proofErr w:type="spellEnd"/>
-      <w:r>
-        <w:rPr>
-          <w:sz w:val="20"/>
-          <w:szCs w:val="20"/>
-        </w:rPr>
-        <w:t xml:space="preserve"> en de </w:t>
-      </w:r>
-      <w:proofErr w:type="spellStart"/>
-      <w:r>
-        <w:rPr>
-          <w:sz w:val="20"/>
-          <w:szCs w:val="20"/>
-        </w:rPr>
-        <w:t>bijbehorende</w:t>
-      </w:r>
-      <w:proofErr w:type="spellEnd"/>
-      <w:r>
-        <w:rPr>
-          <w:sz w:val="20"/>
-          <w:szCs w:val="20"/>
-        </w:rPr>
-        <w:t xml:space="preserve"> </w:t>
-      </w:r>
-      <w:proofErr w:type="spellStart"/>
-      <w:r>
-        <w:rPr>
-          <w:sz w:val="20"/>
-          <w:szCs w:val="20"/>
-        </w:rPr>
-        <w:t>informatie</w:t>
-      </w:r>
-      <w:proofErr w:type="spellEnd"/>
-      <w:r>
-        <w:rPr>
-          <w:sz w:val="20"/>
-          <w:szCs w:val="20"/>
-        </w:rPr>
-        <w:t xml:space="preserve"> </w:t>
-      </w:r>
-      <w:proofErr w:type="spellStart"/>
-      <w:r>
-        <w:rPr>
-          <w:sz w:val="20"/>
-          <w:szCs w:val="20"/>
-        </w:rPr>
-        <w:t>bekijken</w:t>
-      </w:r>
-      <w:proofErr w:type="spellEnd"/>
-      <w:r>
-        <w:rPr>
-          <w:sz w:val="20"/>
-          <w:szCs w:val="20"/>
-        </w:rPr>
-        <w:t>.</w:t>
+        <w:t>De app komt op een tablet aan de muur. Bezoekers kunnen een object kiezen en de bijbehorende informatie bekijken.</w:t>
       </w:r>
     </w:p>
     <w:p>
@@ -1791,12 +1494,10 @@
         </w:rPr>
       </w:pPr>
       <w:bookmarkStart w:id="5" w:name="_Toc239842851"/>
-      <w:proofErr w:type="spellStart"/>
       <w:r>
         <w:t>Probleem</w:t>
       </w:r>
       <w:bookmarkEnd w:id="5"/>
-      <w:proofErr w:type="spellEnd"/>
     </w:p>
     <w:p>
       <w:pPr>
@@ -1811,496 +1512,23 @@
           <w:sz w:val="20"/>
           <w:szCs w:val="20"/>
         </w:rPr>
-        <w:t xml:space="preserve">De </w:t>
+        <w:t>De huidige papieren informatie zorgt voor weinig overzicht. Bezoekers moeten zelf de juiste informatie bij een object zoeken en de papieren kunnen gemakkelijk door elkaar raken.</w:t>
       </w:r>
-      <w:proofErr w:type="spellStart"/>
+    </w:p>
+    <w:p>
+      <w:pPr>
+        <w:pStyle w:val="Normaalweb"/>
+        <w:rPr>
+          <w:sz w:val="20"/>
+          <w:szCs w:val="20"/>
+        </w:rPr>
+      </w:pPr>
       <w:r>
         <w:rPr>
           <w:sz w:val="20"/>
           <w:szCs w:val="20"/>
         </w:rPr>
-        <w:t>huidige</w:t>
-      </w:r>
-      <w:proofErr w:type="spellEnd"/>
-      <w:r>
-        <w:rPr>
-          <w:sz w:val="20"/>
-          <w:szCs w:val="20"/>
-        </w:rPr>
-        <w:t xml:space="preserve"> </w:t>
-      </w:r>
-      <w:proofErr w:type="spellStart"/>
-      <w:r>
-        <w:rPr>
-          <w:sz w:val="20"/>
-          <w:szCs w:val="20"/>
-        </w:rPr>
-        <w:t>papieren</w:t>
-      </w:r>
-      <w:proofErr w:type="spellEnd"/>
-      <w:r>
-        <w:rPr>
-          <w:sz w:val="20"/>
-          <w:szCs w:val="20"/>
-        </w:rPr>
-        <w:t xml:space="preserve"> </w:t>
-      </w:r>
-      <w:proofErr w:type="spellStart"/>
-      <w:r>
-        <w:rPr>
-          <w:sz w:val="20"/>
-          <w:szCs w:val="20"/>
-        </w:rPr>
-        <w:t>informatie</w:t>
-      </w:r>
-      <w:proofErr w:type="spellEnd"/>
-      <w:r>
-        <w:rPr>
-          <w:sz w:val="20"/>
-          <w:szCs w:val="20"/>
-        </w:rPr>
-        <w:t xml:space="preserve"> </w:t>
-      </w:r>
-      <w:proofErr w:type="spellStart"/>
-      <w:r>
-        <w:rPr>
-          <w:sz w:val="20"/>
-          <w:szCs w:val="20"/>
-        </w:rPr>
-        <w:t>zorgt</w:t>
-      </w:r>
-      <w:proofErr w:type="spellEnd"/>
-      <w:r>
-        <w:rPr>
-          <w:sz w:val="20"/>
-          <w:szCs w:val="20"/>
-        </w:rPr>
-        <w:t xml:space="preserve"> </w:t>
-      </w:r>
-      <w:proofErr w:type="spellStart"/>
-      <w:r>
-        <w:rPr>
-          <w:sz w:val="20"/>
-          <w:szCs w:val="20"/>
-        </w:rPr>
-        <w:t>voor</w:t>
-      </w:r>
-      <w:proofErr w:type="spellEnd"/>
-      <w:r>
-        <w:rPr>
-          <w:sz w:val="20"/>
-          <w:szCs w:val="20"/>
-        </w:rPr>
-        <w:t xml:space="preserve"> </w:t>
-      </w:r>
-      <w:proofErr w:type="spellStart"/>
-      <w:r>
-        <w:rPr>
-          <w:sz w:val="20"/>
-          <w:szCs w:val="20"/>
-        </w:rPr>
-        <w:t>weinig</w:t>
-      </w:r>
-      <w:proofErr w:type="spellEnd"/>
-      <w:r>
-        <w:rPr>
-          <w:sz w:val="20"/>
-          <w:szCs w:val="20"/>
-        </w:rPr>
-        <w:t xml:space="preserve"> </w:t>
-      </w:r>
-      <w:proofErr w:type="spellStart"/>
-      <w:r>
-        <w:rPr>
-          <w:sz w:val="20"/>
-          <w:szCs w:val="20"/>
-        </w:rPr>
-        <w:t>overzicht</w:t>
-      </w:r>
-      <w:proofErr w:type="spellEnd"/>
-      <w:r>
-        <w:rPr>
-          <w:sz w:val="20"/>
-          <w:szCs w:val="20"/>
-        </w:rPr>
-        <w:t xml:space="preserve">. </w:t>
-      </w:r>
-      <w:proofErr w:type="spellStart"/>
-      <w:r>
-        <w:rPr>
-          <w:sz w:val="20"/>
-          <w:szCs w:val="20"/>
-        </w:rPr>
-        <w:t>Bezoekers</w:t>
-      </w:r>
-      <w:proofErr w:type="spellEnd"/>
-      <w:r>
-        <w:rPr>
-          <w:sz w:val="20"/>
-          <w:szCs w:val="20"/>
-        </w:rPr>
-        <w:t xml:space="preserve"> </w:t>
-      </w:r>
-      <w:proofErr w:type="spellStart"/>
-      <w:r>
-        <w:rPr>
-          <w:sz w:val="20"/>
-          <w:szCs w:val="20"/>
-        </w:rPr>
-        <w:t>moeten</w:t>
-      </w:r>
-      <w:proofErr w:type="spellEnd"/>
-      <w:r>
-        <w:rPr>
-          <w:sz w:val="20"/>
-          <w:szCs w:val="20"/>
-        </w:rPr>
-        <w:t xml:space="preserve"> </w:t>
-      </w:r>
-      <w:proofErr w:type="spellStart"/>
-      <w:r>
-        <w:rPr>
-          <w:sz w:val="20"/>
-          <w:szCs w:val="20"/>
-        </w:rPr>
-        <w:t>zelf</w:t>
-      </w:r>
-      <w:proofErr w:type="spellEnd"/>
-      <w:r>
-        <w:rPr>
-          <w:sz w:val="20"/>
-          <w:szCs w:val="20"/>
-        </w:rPr>
-        <w:t xml:space="preserve"> de </w:t>
-      </w:r>
-      <w:proofErr w:type="spellStart"/>
-      <w:r>
-        <w:rPr>
-          <w:sz w:val="20"/>
-          <w:szCs w:val="20"/>
-        </w:rPr>
-        <w:t>juiste</w:t>
-      </w:r>
-      <w:proofErr w:type="spellEnd"/>
-      <w:r>
-        <w:rPr>
-          <w:sz w:val="20"/>
-          <w:szCs w:val="20"/>
-        </w:rPr>
-        <w:t xml:space="preserve"> </w:t>
-      </w:r>
-      <w:proofErr w:type="spellStart"/>
-      <w:r>
-        <w:rPr>
-          <w:sz w:val="20"/>
-          <w:szCs w:val="20"/>
-        </w:rPr>
-        <w:t>informatie</w:t>
-      </w:r>
-      <w:proofErr w:type="spellEnd"/>
-      <w:r>
-        <w:rPr>
-          <w:sz w:val="20"/>
-          <w:szCs w:val="20"/>
-        </w:rPr>
-        <w:t xml:space="preserve"> </w:t>
-      </w:r>
-      <w:proofErr w:type="spellStart"/>
-      <w:r>
-        <w:rPr>
-          <w:sz w:val="20"/>
-          <w:szCs w:val="20"/>
-        </w:rPr>
-        <w:t>bij</w:t>
-      </w:r>
-      <w:proofErr w:type="spellEnd"/>
-      <w:r>
-        <w:rPr>
-          <w:sz w:val="20"/>
-          <w:szCs w:val="20"/>
-        </w:rPr>
-        <w:t xml:space="preserve"> </w:t>
-      </w:r>
-      <w:proofErr w:type="spellStart"/>
-      <w:r>
-        <w:rPr>
-          <w:sz w:val="20"/>
-          <w:szCs w:val="20"/>
-        </w:rPr>
-        <w:t>een</w:t>
-      </w:r>
-      <w:proofErr w:type="spellEnd"/>
-      <w:r>
-        <w:rPr>
-          <w:sz w:val="20"/>
-          <w:szCs w:val="20"/>
-        </w:rPr>
-        <w:t xml:space="preserve"> </w:t>
-      </w:r>
-      <w:proofErr w:type="spellStart"/>
-      <w:r>
-        <w:rPr>
-          <w:sz w:val="20"/>
-          <w:szCs w:val="20"/>
-        </w:rPr>
-        <w:t>object</w:t>
-      </w:r>
-      <w:proofErr w:type="spellEnd"/>
-      <w:r>
-        <w:rPr>
-          <w:sz w:val="20"/>
-          <w:szCs w:val="20"/>
-        </w:rPr>
-        <w:t xml:space="preserve"> </w:t>
-      </w:r>
-      <w:proofErr w:type="spellStart"/>
-      <w:r>
-        <w:rPr>
-          <w:sz w:val="20"/>
-          <w:szCs w:val="20"/>
-        </w:rPr>
-        <w:t>zoeken</w:t>
-      </w:r>
-      <w:proofErr w:type="spellEnd"/>
-      <w:r>
-        <w:rPr>
-          <w:sz w:val="20"/>
-          <w:szCs w:val="20"/>
-        </w:rPr>
-        <w:t xml:space="preserve"> en de </w:t>
-      </w:r>
-      <w:proofErr w:type="spellStart"/>
-      <w:r>
-        <w:rPr>
-          <w:sz w:val="20"/>
-          <w:szCs w:val="20"/>
-        </w:rPr>
-        <w:t>papieren</w:t>
-      </w:r>
-      <w:proofErr w:type="spellEnd"/>
-      <w:r>
-        <w:rPr>
-          <w:sz w:val="20"/>
-          <w:szCs w:val="20"/>
-        </w:rPr>
-        <w:t xml:space="preserve"> </w:t>
-      </w:r>
-      <w:proofErr w:type="spellStart"/>
-      <w:r>
-        <w:rPr>
-          <w:sz w:val="20"/>
-          <w:szCs w:val="20"/>
-        </w:rPr>
-        <w:t>kunnen</w:t>
-      </w:r>
-      <w:proofErr w:type="spellEnd"/>
-      <w:r>
-        <w:rPr>
-          <w:sz w:val="20"/>
-          <w:szCs w:val="20"/>
-        </w:rPr>
-        <w:t xml:space="preserve"> </w:t>
-      </w:r>
-      <w:proofErr w:type="spellStart"/>
-      <w:r>
-        <w:rPr>
-          <w:sz w:val="20"/>
-          <w:szCs w:val="20"/>
-        </w:rPr>
-        <w:t>gemakkelijk</w:t>
-      </w:r>
-      <w:proofErr w:type="spellEnd"/>
-      <w:r>
-        <w:rPr>
-          <w:sz w:val="20"/>
-          <w:szCs w:val="20"/>
-        </w:rPr>
-        <w:t xml:space="preserve"> </w:t>
-      </w:r>
-      <w:proofErr w:type="spellStart"/>
-      <w:r>
-        <w:rPr>
-          <w:sz w:val="20"/>
-          <w:szCs w:val="20"/>
-        </w:rPr>
-        <w:t>door</w:t>
-      </w:r>
-      <w:proofErr w:type="spellEnd"/>
-      <w:r>
-        <w:rPr>
-          <w:sz w:val="20"/>
-          <w:szCs w:val="20"/>
-        </w:rPr>
-        <w:t xml:space="preserve"> </w:t>
-      </w:r>
-      <w:proofErr w:type="spellStart"/>
-      <w:r>
-        <w:rPr>
-          <w:sz w:val="20"/>
-          <w:szCs w:val="20"/>
-        </w:rPr>
-        <w:t>elkaar</w:t>
-      </w:r>
-      <w:proofErr w:type="spellEnd"/>
-      <w:r>
-        <w:rPr>
-          <w:sz w:val="20"/>
-          <w:szCs w:val="20"/>
-        </w:rPr>
-        <w:t xml:space="preserve"> </w:t>
-      </w:r>
-      <w:proofErr w:type="spellStart"/>
-      <w:r>
-        <w:rPr>
-          <w:sz w:val="20"/>
-          <w:szCs w:val="20"/>
-        </w:rPr>
-        <w:t>raken</w:t>
-      </w:r>
-      <w:proofErr w:type="spellEnd"/>
-      <w:r>
-        <w:rPr>
-          <w:sz w:val="20"/>
-          <w:szCs w:val="20"/>
-        </w:rPr>
-        <w:t>.</w:t>
-      </w:r>
-    </w:p>
-    <w:p>
-      <w:pPr>
-        <w:pStyle w:val="Normaalweb"/>
-        <w:rPr>
-          <w:sz w:val="20"/>
-          <w:szCs w:val="20"/>
-        </w:rPr>
-      </w:pPr>
-      <w:proofErr w:type="spellStart"/>
-      <w:r>
-        <w:rPr>
-          <w:sz w:val="20"/>
-          <w:szCs w:val="20"/>
-        </w:rPr>
-        <w:t>Daarom</w:t>
-      </w:r>
-      <w:proofErr w:type="spellEnd"/>
-      <w:r>
-        <w:rPr>
-          <w:sz w:val="20"/>
-          <w:szCs w:val="20"/>
-        </w:rPr>
-        <w:t xml:space="preserve"> is er </w:t>
-      </w:r>
-      <w:proofErr w:type="spellStart"/>
-      <w:r>
-        <w:rPr>
-          <w:sz w:val="20"/>
-          <w:szCs w:val="20"/>
-        </w:rPr>
-        <w:t>behoefte</w:t>
-      </w:r>
-      <w:proofErr w:type="spellEnd"/>
-      <w:r>
-        <w:rPr>
-          <w:sz w:val="20"/>
-          <w:szCs w:val="20"/>
-        </w:rPr>
-        <w:t xml:space="preserve"> </w:t>
-      </w:r>
-      <w:proofErr w:type="spellStart"/>
-      <w:r>
-        <w:rPr>
-          <w:sz w:val="20"/>
-          <w:szCs w:val="20"/>
-        </w:rPr>
-        <w:t>aan</w:t>
-      </w:r>
-      <w:proofErr w:type="spellEnd"/>
-      <w:r>
-        <w:rPr>
-          <w:sz w:val="20"/>
-          <w:szCs w:val="20"/>
-        </w:rPr>
-        <w:t xml:space="preserve"> </w:t>
-      </w:r>
-      <w:proofErr w:type="spellStart"/>
-      <w:r>
-        <w:rPr>
-          <w:sz w:val="20"/>
-          <w:szCs w:val="20"/>
-        </w:rPr>
-        <w:t>één</w:t>
-      </w:r>
-      <w:proofErr w:type="spellEnd"/>
-      <w:r>
-        <w:rPr>
-          <w:sz w:val="20"/>
-          <w:szCs w:val="20"/>
-        </w:rPr>
-        <w:t xml:space="preserve"> </w:t>
-      </w:r>
-      <w:proofErr w:type="spellStart"/>
-      <w:r>
-        <w:rPr>
-          <w:sz w:val="20"/>
-          <w:szCs w:val="20"/>
-        </w:rPr>
-        <w:t>centrale</w:t>
-      </w:r>
-      <w:proofErr w:type="spellEnd"/>
-      <w:r>
-        <w:rPr>
-          <w:sz w:val="20"/>
-          <w:szCs w:val="20"/>
-        </w:rPr>
-        <w:t xml:space="preserve"> en </w:t>
-      </w:r>
-      <w:proofErr w:type="spellStart"/>
-      <w:r>
-        <w:rPr>
-          <w:sz w:val="20"/>
-          <w:szCs w:val="20"/>
-        </w:rPr>
-        <w:t>duidelijke</w:t>
-      </w:r>
-      <w:proofErr w:type="spellEnd"/>
-      <w:r>
-        <w:rPr>
-          <w:sz w:val="20"/>
-          <w:szCs w:val="20"/>
-        </w:rPr>
-        <w:t xml:space="preserve"> </w:t>
-      </w:r>
-      <w:proofErr w:type="spellStart"/>
-      <w:r>
-        <w:rPr>
-          <w:sz w:val="20"/>
-          <w:szCs w:val="20"/>
-        </w:rPr>
-        <w:t>digitale</w:t>
-      </w:r>
-      <w:proofErr w:type="spellEnd"/>
-      <w:r>
-        <w:rPr>
-          <w:sz w:val="20"/>
-          <w:szCs w:val="20"/>
-        </w:rPr>
-        <w:t xml:space="preserve"> </w:t>
-      </w:r>
-      <w:proofErr w:type="spellStart"/>
-      <w:r>
-        <w:rPr>
-          <w:sz w:val="20"/>
-          <w:szCs w:val="20"/>
-        </w:rPr>
-        <w:t>oplossing</w:t>
-      </w:r>
-      <w:proofErr w:type="spellEnd"/>
-      <w:r>
-        <w:rPr>
-          <w:sz w:val="20"/>
-          <w:szCs w:val="20"/>
-        </w:rPr>
-        <w:t>.</w:t>
+        <w:t>Daarom is er behoefte aan één centrale en duidelijke digitale oplossing.</w:t>
       </w:r>
     </w:p>
     <w:p>
@@ -2326,311 +1554,7 @@
           <w:sz w:val="20"/>
           <w:szCs w:val="20"/>
         </w:rPr>
-        <w:t xml:space="preserve">De </w:t>
-      </w:r>
-      <w:proofErr w:type="spellStart"/>
-      <w:r>
-        <w:rPr>
-          <w:sz w:val="20"/>
-          <w:szCs w:val="20"/>
-        </w:rPr>
-        <w:t>doelgroep</w:t>
-      </w:r>
-      <w:proofErr w:type="spellEnd"/>
-      <w:r>
-        <w:rPr>
-          <w:sz w:val="20"/>
-          <w:szCs w:val="20"/>
-        </w:rPr>
-        <w:t xml:space="preserve"> </w:t>
-      </w:r>
-      <w:proofErr w:type="spellStart"/>
-      <w:r>
-        <w:rPr>
-          <w:sz w:val="20"/>
-          <w:szCs w:val="20"/>
-        </w:rPr>
-        <w:t>bestaat</w:t>
-      </w:r>
-      <w:proofErr w:type="spellEnd"/>
-      <w:r>
-        <w:rPr>
-          <w:sz w:val="20"/>
-          <w:szCs w:val="20"/>
-        </w:rPr>
-        <w:t xml:space="preserve"> </w:t>
-      </w:r>
-      <w:proofErr w:type="spellStart"/>
-      <w:r>
-        <w:rPr>
-          <w:sz w:val="20"/>
-          <w:szCs w:val="20"/>
-        </w:rPr>
-        <w:t>uit</w:t>
-      </w:r>
-      <w:proofErr w:type="spellEnd"/>
-      <w:r>
-        <w:rPr>
-          <w:sz w:val="20"/>
-          <w:szCs w:val="20"/>
-        </w:rPr>
-        <w:t xml:space="preserve"> </w:t>
-      </w:r>
-      <w:proofErr w:type="spellStart"/>
-      <w:r>
-        <w:rPr>
-          <w:sz w:val="20"/>
-          <w:szCs w:val="20"/>
-        </w:rPr>
-        <w:t>museumbezoekers</w:t>
-      </w:r>
-      <w:proofErr w:type="spellEnd"/>
-      <w:r>
-        <w:rPr>
-          <w:sz w:val="20"/>
-          <w:szCs w:val="20"/>
-        </w:rPr>
-        <w:t xml:space="preserve"> </w:t>
-      </w:r>
-      <w:proofErr w:type="spellStart"/>
-      <w:r>
-        <w:rPr>
-          <w:sz w:val="20"/>
-          <w:szCs w:val="20"/>
-        </w:rPr>
-        <w:t>van</w:t>
-      </w:r>
-      <w:proofErr w:type="spellEnd"/>
-      <w:r>
-        <w:rPr>
-          <w:sz w:val="20"/>
-          <w:szCs w:val="20"/>
-        </w:rPr>
-        <w:t xml:space="preserve"> </w:t>
-      </w:r>
-      <w:proofErr w:type="spellStart"/>
-      <w:r>
-        <w:rPr>
-          <w:sz w:val="20"/>
-          <w:szCs w:val="20"/>
-        </w:rPr>
-        <w:t>verschillende</w:t>
-      </w:r>
-      <w:proofErr w:type="spellEnd"/>
-      <w:r>
-        <w:rPr>
-          <w:sz w:val="20"/>
-          <w:szCs w:val="20"/>
-        </w:rPr>
-        <w:t xml:space="preserve"> </w:t>
-      </w:r>
-      <w:proofErr w:type="spellStart"/>
-      <w:r>
-        <w:rPr>
-          <w:sz w:val="20"/>
-          <w:szCs w:val="20"/>
-        </w:rPr>
-        <w:t>leeftijden</w:t>
-      </w:r>
-      <w:proofErr w:type="spellEnd"/>
-      <w:r>
-        <w:rPr>
-          <w:sz w:val="20"/>
-          <w:szCs w:val="20"/>
-        </w:rPr>
-        <w:t xml:space="preserve">, </w:t>
-      </w:r>
-      <w:proofErr w:type="spellStart"/>
-      <w:r>
-        <w:rPr>
-          <w:sz w:val="20"/>
-          <w:szCs w:val="20"/>
-        </w:rPr>
-        <w:t>zoals</w:t>
-      </w:r>
-      <w:proofErr w:type="spellEnd"/>
-      <w:r>
-        <w:rPr>
-          <w:sz w:val="20"/>
-          <w:szCs w:val="20"/>
-        </w:rPr>
-        <w:t xml:space="preserve"> </w:t>
-      </w:r>
-      <w:proofErr w:type="spellStart"/>
-      <w:r>
-        <w:rPr>
-          <w:sz w:val="20"/>
-          <w:szCs w:val="20"/>
-        </w:rPr>
-        <w:t>volwassenen</w:t>
-      </w:r>
-      <w:proofErr w:type="spellEnd"/>
-      <w:r>
-        <w:rPr>
-          <w:sz w:val="20"/>
-          <w:szCs w:val="20"/>
-        </w:rPr>
-        <w:t xml:space="preserve">, </w:t>
-      </w:r>
-      <w:proofErr w:type="spellStart"/>
-      <w:r>
-        <w:rPr>
-          <w:sz w:val="20"/>
-          <w:szCs w:val="20"/>
-        </w:rPr>
-        <w:t>ouderen</w:t>
-      </w:r>
-      <w:proofErr w:type="spellEnd"/>
-      <w:r>
-        <w:rPr>
-          <w:sz w:val="20"/>
-          <w:szCs w:val="20"/>
-        </w:rPr>
-        <w:t xml:space="preserve">, </w:t>
-      </w:r>
-      <w:proofErr w:type="spellStart"/>
-      <w:r>
-        <w:rPr>
-          <w:sz w:val="20"/>
-          <w:szCs w:val="20"/>
-        </w:rPr>
-        <w:t>jongeren</w:t>
-      </w:r>
-      <w:proofErr w:type="spellEnd"/>
-      <w:r>
-        <w:rPr>
-          <w:sz w:val="20"/>
-          <w:szCs w:val="20"/>
-        </w:rPr>
-        <w:t xml:space="preserve"> en </w:t>
-      </w:r>
-      <w:proofErr w:type="spellStart"/>
-      <w:r>
-        <w:rPr>
-          <w:sz w:val="20"/>
-          <w:szCs w:val="20"/>
-        </w:rPr>
-        <w:t>gezinnen</w:t>
-      </w:r>
-      <w:proofErr w:type="spellEnd"/>
-      <w:r>
-        <w:rPr>
-          <w:sz w:val="20"/>
-          <w:szCs w:val="20"/>
-        </w:rPr>
-        <w:t xml:space="preserve"> met </w:t>
-      </w:r>
-      <w:proofErr w:type="spellStart"/>
-      <w:r>
-        <w:rPr>
-          <w:sz w:val="20"/>
-          <w:szCs w:val="20"/>
-        </w:rPr>
-        <w:t>kinderen</w:t>
-      </w:r>
-      <w:proofErr w:type="spellEnd"/>
-      <w:r>
-        <w:rPr>
-          <w:sz w:val="20"/>
-          <w:szCs w:val="20"/>
-        </w:rPr>
-        <w:t xml:space="preserve">. De </w:t>
-      </w:r>
-      <w:proofErr w:type="spellStart"/>
-      <w:r>
-        <w:rPr>
-          <w:sz w:val="20"/>
-          <w:szCs w:val="20"/>
-        </w:rPr>
-        <w:t>app</w:t>
-      </w:r>
-      <w:proofErr w:type="spellEnd"/>
-      <w:r>
-        <w:rPr>
-          <w:sz w:val="20"/>
-          <w:szCs w:val="20"/>
-        </w:rPr>
-        <w:t xml:space="preserve"> is </w:t>
-      </w:r>
-      <w:proofErr w:type="spellStart"/>
-      <w:r>
-        <w:rPr>
-          <w:sz w:val="20"/>
-          <w:szCs w:val="20"/>
-        </w:rPr>
-        <w:t>daarom</w:t>
-      </w:r>
-      <w:proofErr w:type="spellEnd"/>
-      <w:r>
-        <w:rPr>
-          <w:sz w:val="20"/>
-          <w:szCs w:val="20"/>
-        </w:rPr>
-        <w:t xml:space="preserve"> </w:t>
-      </w:r>
-      <w:proofErr w:type="spellStart"/>
-      <w:r>
-        <w:rPr>
-          <w:sz w:val="20"/>
-          <w:szCs w:val="20"/>
-        </w:rPr>
-        <w:t>eenvoudig</w:t>
-      </w:r>
-      <w:proofErr w:type="spellEnd"/>
-      <w:r>
-        <w:rPr>
-          <w:sz w:val="20"/>
-          <w:szCs w:val="20"/>
-        </w:rPr>
-        <w:t xml:space="preserve">, </w:t>
-      </w:r>
-      <w:proofErr w:type="spellStart"/>
-      <w:r>
-        <w:rPr>
-          <w:sz w:val="20"/>
-          <w:szCs w:val="20"/>
-        </w:rPr>
-        <w:t>duidelijk</w:t>
-      </w:r>
-      <w:proofErr w:type="spellEnd"/>
-      <w:r>
-        <w:rPr>
-          <w:sz w:val="20"/>
-          <w:szCs w:val="20"/>
-        </w:rPr>
-        <w:t xml:space="preserve"> en </w:t>
-      </w:r>
-      <w:proofErr w:type="spellStart"/>
-      <w:r>
-        <w:rPr>
-          <w:sz w:val="20"/>
-          <w:szCs w:val="20"/>
-        </w:rPr>
-        <w:t>toegankelijk</w:t>
-      </w:r>
-      <w:proofErr w:type="spellEnd"/>
-      <w:r>
-        <w:rPr>
-          <w:sz w:val="20"/>
-          <w:szCs w:val="20"/>
-        </w:rPr>
-        <w:t xml:space="preserve"> </w:t>
-      </w:r>
-      <w:proofErr w:type="spellStart"/>
-      <w:r>
-        <w:rPr>
-          <w:sz w:val="20"/>
-          <w:szCs w:val="20"/>
-        </w:rPr>
-        <w:t>gemaakt</w:t>
-      </w:r>
-      <w:proofErr w:type="spellEnd"/>
-      <w:r>
-        <w:rPr>
-          <w:sz w:val="20"/>
-          <w:szCs w:val="20"/>
-        </w:rPr>
-        <w:t>.</w:t>
+        <w:t>De doelgroep bestaat uit museumbezoekers van verschillende leeftijden, zoals volwassenen, ouderen, jongeren en gezinnen met kinderen. De app is daarom eenvoudig, duidelijk en toegankelijk gemaakt.</w:t>
       </w:r>
     </w:p>
     <w:p>
@@ -2867,7 +1791,6 @@
                 <w:lang w:eastAsia="nl-NL"/>
               </w:rPr>
             </w:pPr>
-            <w:proofErr w:type="spellStart"/>
             <w:r>
               <w:rPr>
                 <w:rFonts w:ascii="Calibri" w:eastAsia="Times New Roman" w:hAnsi="Calibri" w:cs="Calibri"/>
@@ -2875,7 +1798,6 @@
               </w:rPr>
               <w:t>Waarom</w:t>
             </w:r>
-            <w:proofErr w:type="spellEnd"/>
             <w:r>
               <w:rPr>
                 <w:rFonts w:ascii="Calibri" w:eastAsia="Times New Roman" w:hAnsi="Calibri" w:cs="Calibri"/>
@@ -2901,7 +1823,6 @@
                 <w:lang w:eastAsia="nl-NL"/>
               </w:rPr>
             </w:pPr>
-            <w:proofErr w:type="spellStart"/>
             <w:r>
               <w:rPr>
                 <w:rFonts w:ascii="Calibri" w:eastAsia="Times New Roman" w:hAnsi="Calibri" w:cs="Calibri"/>
@@ -2909,7 +1830,6 @@
               </w:rPr>
               <w:t>Tijd</w:t>
             </w:r>
-            <w:proofErr w:type="spellEnd"/>
             <w:r>
               <w:rPr>
                 <w:rFonts w:ascii="Calibri" w:eastAsia="Times New Roman" w:hAnsi="Calibri" w:cs="Calibri"/>
@@ -2935,7 +1855,6 @@
                 <w:lang w:eastAsia="nl-NL"/>
               </w:rPr>
             </w:pPr>
-            <w:proofErr w:type="spellStart"/>
             <w:r>
               <w:rPr>
                 <w:rFonts w:ascii="Calibri" w:eastAsia="Times New Roman" w:hAnsi="Calibri" w:cs="Calibri"/>
@@ -2943,7 +1862,6 @@
               </w:rPr>
               <w:t>Prioriteit</w:t>
             </w:r>
-            <w:proofErr w:type="spellEnd"/>
             <w:r>
               <w:rPr>
                 <w:rFonts w:ascii="Calibri" w:eastAsia="Times New Roman" w:hAnsi="Calibri" w:cs="Calibri"/>
@@ -3728,18 +2646,44 @@
         <w:pStyle w:val="Kop3"/>
       </w:pPr>
       <w:bookmarkStart w:id="9" w:name="_Toc239842854"/>
-      <w:proofErr w:type="spellStart"/>
       <w:r>
         <w:lastRenderedPageBreak/>
         <w:t>Wireframes</w:t>
       </w:r>
       <w:bookmarkEnd w:id="8"/>
       <w:bookmarkEnd w:id="9"/>
-      <w:proofErr w:type="spellEnd"/>
     </w:p>
     <w:p/>
     <w:p/>
-    <w:p/>
+    <w:p>
+      <w:r>
+        <w:object w:dxaOrig="1520" w:dyaOrig="985" w14:anchorId="3DB9C71F">
+          <v:shapetype id="_x0000_t75" coordsize="21600,21600" o:spt="75" o:preferrelative="t" path="m@4@5l@4@11@9@11@9@5xe" filled="f" stroked="f">
+            <v:stroke joinstyle="miter"/>
+            <v:formulas>
+              <v:f eqn="if lineDrawn pixelLineWidth 0"/>
+              <v:f eqn="sum @0 1 0"/>
+              <v:f eqn="sum 0 0 @1"/>
+              <v:f eqn="prod @2 1 2"/>
+              <v:f eqn="prod @3 21600 pixelWidth"/>
+              <v:f eqn="prod @3 21600 pixelHeight"/>
+              <v:f eqn="sum @0 0 1"/>
+              <v:f eqn="prod @6 1 2"/>
+              <v:f eqn="prod @7 21600 pixelWidth"/>
+              <v:f eqn="sum @8 21600 0"/>
+              <v:f eqn="prod @7 21600 pixelHeight"/>
+              <v:f eqn="sum @10 21600 0"/>
+            </v:formulas>
+            <v:path o:extrusionok="f" gradientshapeok="t" o:connecttype="rect"/>
+            <o:lock v:ext="edit" aspectratio="t"/>
+          </v:shapetype>
+          <v:shape id="_x0000_i1025" type="#_x0000_t75" style="width:76pt;height:49.25pt" o:ole="">
+            <v:imagedata r:id="rId11" o:title=""/>
+          </v:shape>
+          <o:OLEObject Type="Embed" ProgID="Package" ShapeID="_x0000_i1025" DrawAspect="Icon" ObjectID="_1850457864" r:id="rId12"/>
+        </w:object>
+      </w:r>
+    </w:p>
     <w:p/>
     <w:p/>
     <w:p>
@@ -4007,19 +2951,8 @@
           <w:szCs w:val="20"/>
           <w:lang w:eastAsia="ja-JP"/>
         </w:rPr>
-        <w:t xml:space="preserve"> </w:t>
+        <w:t xml:space="preserve"> aletri</w:t>
       </w:r>
-      <w:proofErr w:type="spellStart"/>
-      <w:r>
-        <w:rPr>
-          <w:rFonts w:cstheme="minorHAnsi"/>
-          <w:sz w:val="20"/>
-          <w:szCs w:val="20"/>
-          <w:lang w:eastAsia="ja-JP"/>
-        </w:rPr>
-        <w:t>aletri</w:t>
-      </w:r>
-      <w:proofErr w:type="spellEnd"/>
     </w:p>
     <w:p>
       <w:pPr>
@@ -4760,7 +3693,7 @@
     </w:p>
     <w:p/>
     <w:sectPr>
-      <w:footerReference w:type="default" r:id="rId11"/>
+      <w:footerReference w:type="default" r:id="rId13"/>
       <w:pgSz w:w="11906" w:h="16838"/>
       <w:pgMar w:top="1417" w:right="1417" w:bottom="1417" w:left="1417" w:header="708" w:footer="708" w:gutter="0"/>
       <w:cols w:space="708"/>
@@ -4817,6 +3750,7 @@
         <w:docPartUnique/>
       </w:docPartObj>
     </w:sdtPr>
+    <w:sdtEndPr/>
     <w:sdtContent>
       <w:p>
         <w:pPr>
@@ -7099,6 +6033,7 @@
   <w:style w:type="character" w:default="1" w:styleId="Standaardalinea-lettertype">
     <w:name w:val="Default Paragraph Font"/>
     <w:uiPriority w:val="1"/>
+    <w:semiHidden/>
     <w:unhideWhenUsed/>
   </w:style>
   <w:style w:type="table" w:default="1" w:styleId="Standaardtabel">
@@ -7975,19 +6910,6 @@
 </file>
 
 <file path=customXml/item1.xml><?xml version="1.0" encoding="utf-8"?>
-<b:Sources xmlns:b="http://schemas.openxmlformats.org/officeDocument/2006/bibliography" xmlns="http://schemas.openxmlformats.org/officeDocument/2006/bibliography" SelectedStyle="\APASixthEditionOfficeOnline.xsl" StyleName="APA" Version="6"/>
-</file>
-
-<file path=customXml/item2.xml><?xml version="1.0" encoding="utf-8"?>
-<?mso-contentType ?>
-<FormTemplates xmlns="http://schemas.microsoft.com/sharepoint/v3/contenttype/forms">
-  <Display>DocumentLibraryForm</Display>
-  <Edit>DocumentLibraryForm</Edit>
-  <New>DocumentLibraryForm</New>
-</FormTemplates>
-</file>
-
-<file path=customXml/item3.xml><?xml version="1.0" encoding="utf-8"?>
 <ct:contentTypeSchema xmlns:ct="http://schemas.microsoft.com/office/2006/metadata/contentType" xmlns:ma="http://schemas.microsoft.com/office/2006/metadata/properties/metaAttributes" ct:_="" ma:_="" ma:contentTypeName="Document" ma:contentTypeID="0x010100C888A45FADA84444BD97EA692BE9BC28" ma:contentTypeVersion="32" ma:contentTypeDescription="Een nieuw document maken." ma:contentTypeScope="" ma:versionID="3e539cf849ba564f7b1a6bee557c0f9a">
   <xsd:schema xmlns:xsd="http://www.w3.org/2001/XMLSchema" xmlns:xs="http://www.w3.org/2001/XMLSchema" xmlns:p="http://schemas.microsoft.com/office/2006/metadata/properties" xmlns:ns2="a9a5e4e2-ea41-4fa3-9e01-a26462f0bf83" xmlns:ns3="ca98e324-7977-4522-b7cf-9046283ddb02" targetNamespace="http://schemas.microsoft.com/office/2006/metadata/properties" ma:root="true" ma:fieldsID="47214de4247b082c0f82df2374deae0c" ns2:_="" ns3:_="">
     <xsd:import namespace="a9a5e4e2-ea41-4fa3-9e01-a26462f0bf83"/>
@@ -8376,6 +7298,19 @@
 </ct:contentTypeSchema>
 </file>
 
+<file path=customXml/item2.xml><?xml version="1.0" encoding="utf-8"?>
+<?mso-contentType ?>
+<FormTemplates xmlns="http://schemas.microsoft.com/sharepoint/v3/contenttype/forms">
+  <Display>DocumentLibraryForm</Display>
+  <Edit>DocumentLibraryForm</Edit>
+  <New>DocumentLibraryForm</New>
+</FormTemplates>
+</file>
+
+<file path=customXml/item3.xml><?xml version="1.0" encoding="utf-8"?>
+<b:Sources xmlns:b="http://schemas.openxmlformats.org/officeDocument/2006/bibliography" xmlns="http://schemas.openxmlformats.org/officeDocument/2006/bibliography" SelectedStyle="\APASixthEditionOfficeOnline.xsl" StyleName="APA" Version="6"/>
+</file>
+
 <file path=customXml/item4.xml><?xml version="1.0" encoding="utf-8"?>
 <p:properties xmlns:p="http://schemas.microsoft.com/office/2006/metadata/properties" xmlns:xsi="http://www.w3.org/2001/XMLSchema-instance" xmlns:pc="http://schemas.microsoft.com/office/infopath/2007/PartnerControls">
   <documentManagement>
@@ -8433,22 +7368,6 @@
 </file>
 
 <file path=customXml/itemProps1.xml><?xml version="1.0" encoding="utf-8"?>
-<ds:datastoreItem xmlns:ds="http://schemas.openxmlformats.org/officeDocument/2006/customXml" ds:itemID="{B632AD4E-EC48-4C26-ACAB-C1C925C18E76}">
-  <ds:schemaRefs>
-    <ds:schemaRef ds:uri="http://schemas.openxmlformats.org/officeDocument/2006/bibliography"/>
-  </ds:schemaRefs>
-</ds:datastoreItem>
-</file>
-
-<file path=customXml/itemProps2.xml><?xml version="1.0" encoding="utf-8"?>
-<ds:datastoreItem xmlns:ds="http://schemas.openxmlformats.org/officeDocument/2006/customXml" ds:itemID="{6D288122-3C47-4828-B998-B181320A419A}">
-  <ds:schemaRefs>
-    <ds:schemaRef ds:uri="http://schemas.microsoft.com/sharepoint/v3/contenttype/forms"/>
-  </ds:schemaRefs>
-</ds:datastoreItem>
-</file>
-
-<file path=customXml/itemProps3.xml><?xml version="1.0" encoding="utf-8"?>
 <ds:datastoreItem xmlns:ds="http://schemas.openxmlformats.org/officeDocument/2006/customXml" ds:itemID="{C725A418-29F5-4B92-A805-93983AC1679B}">
   <ds:schemaRefs>
     <ds:schemaRef ds:uri="http://schemas.microsoft.com/office/2006/metadata/contentType"/>
@@ -8467,6 +7386,22 @@
 </ds:datastoreItem>
 </file>
 
+<file path=customXml/itemProps2.xml><?xml version="1.0" encoding="utf-8"?>
+<ds:datastoreItem xmlns:ds="http://schemas.openxmlformats.org/officeDocument/2006/customXml" ds:itemID="{6D288122-3C47-4828-B998-B181320A419A}">
+  <ds:schemaRefs>
+    <ds:schemaRef ds:uri="http://schemas.microsoft.com/sharepoint/v3/contenttype/forms"/>
+  </ds:schemaRefs>
+</ds:datastoreItem>
+</file>
+
+<file path=customXml/itemProps3.xml><?xml version="1.0" encoding="utf-8"?>
+<ds:datastoreItem xmlns:ds="http://schemas.openxmlformats.org/officeDocument/2006/customXml" ds:itemID="{B632AD4E-EC48-4C26-ACAB-C1C925C18E76}">
+  <ds:schemaRefs>
+    <ds:schemaRef ds:uri="http://schemas.openxmlformats.org/officeDocument/2006/bibliography"/>
+  </ds:schemaRefs>
+</ds:datastoreItem>
+</file>
+
 <file path=customXml/itemProps4.xml><?xml version="1.0" encoding="utf-8"?>
 <ds:datastoreItem xmlns:ds="http://schemas.openxmlformats.org/officeDocument/2006/customXml" ds:itemID="{A0B56109-0514-4961-BF25-9A36AD489C9C}">
   <ds:schemaRefs>

--- a/document/StadsMuseumVeenendaal-InteractieveObjectenwond.docx
+++ b/document/StadsMuseumVeenendaal-InteractieveObjectenwond.docx
@@ -1430,9 +1430,20 @@
         <w:rPr>
           <w:sz w:val="20"/>
           <w:szCs w:val="20"/>
-        </w:rPr>
-        <w:t>Een interactieve informatie-app voor Stadsmuseum Veenendaal.</w:t>
-      </w:r>
+          <w:lang w:val="nl-NL"/>
+        </w:rPr>
+        <w:t>Een interactieve informatie-app voor Stadsmuseum Veenendaal. De app komt op een tablet aan de muur. Bezoekers kunnen een object kiezen en de bijbehorende informatie bekijken.</w:t>
+      </w:r>
+    </w:p>
+    <w:p>
+      <w:pPr>
+        <w:pStyle w:val="Kop2"/>
+      </w:pPr>
+      <w:bookmarkStart w:id="4" w:name="_Toc239842850"/>
+      <w:r>
+        <w:t>Functioneel ontwerp</w:t>
+      </w:r>
+      <w:bookmarkEnd w:id="4"/>
     </w:p>
     <w:p>
       <w:pPr>
@@ -1446,19 +1457,57 @@
         <w:rPr>
           <w:sz w:val="20"/>
           <w:szCs w:val="20"/>
-        </w:rPr>
-        <w:t>De app komt op een tablet aan de muur. Bezoekers kunnen een object kiezen en de bijbehorende informatie bekijken.</w:t>
-      </w:r>
-    </w:p>
-    <w:p>
-      <w:pPr>
-        <w:pStyle w:val="Kop2"/>
-      </w:pPr>
-      <w:bookmarkStart w:id="4" w:name="_Toc239842850"/>
-      <w:r>
-        <w:t>Functioneel ontwerp</w:t>
-      </w:r>
-      <w:bookmarkEnd w:id="4"/>
+          <w:lang w:val="nl-NL"/>
+        </w:rPr>
+        <w:t>De interactieve informatie-app is ontworpen voor de tablet die bij de objectenwand van het Stadsmuseum Veenendaal wordt geplaatst. De app geeft bezoekers op een eenvoudige en duidelijke manier informatie over de verschillende museumobjecten. Bezoekers kunnen via het overzicht een object selecteren en vervolgens de bijbehorende informatie en afbeelding bekijken. Vanuit de detailpagina kunnen zij eenvoudig teruggaan naar het overzicht en een ander object kiezen. De navigatie is eenvoudig gehouden, zodat bezoekers van verschillende leeftijden de applicatie zelfstandig kunnen gebruiken.</w:t>
+      </w:r>
+    </w:p>
+    <w:p>
+      <w:pPr>
+        <w:pStyle w:val="Kop3"/>
+      </w:pPr>
+      <w:bookmarkStart w:id="5" w:name="_Toc239842851"/>
+      <w:r>
+        <w:t>Probleem</w:t>
+      </w:r>
+      <w:bookmarkEnd w:id="5"/>
+    </w:p>
+    <w:p/>
+    <w:p>
+      <w:pPr>
+        <w:rPr>
+          <w:rFonts w:asciiTheme="majorBidi" w:hAnsiTheme="majorBidi" w:cstheme="majorBidi"/>
+          <w:sz w:val="20"/>
+          <w:szCs w:val="20"/>
+        </w:rPr>
+      </w:pPr>
+      <w:r>
+        <w:rPr>
+          <w:rFonts w:asciiTheme="majorBidi" w:hAnsiTheme="majorBidi" w:cstheme="majorBidi"/>
+          <w:sz w:val="20"/>
+          <w:szCs w:val="20"/>
+        </w:rPr>
+        <w:t>De huidige papieren informatie zorgt voor weinig overzicht. Bezoekers moeten zelf de juiste informatie bij een object zoeken en de papieren kunnen gemakkelijk door elkaar raken. Daarom is er behoefte aan één centrale en duidelijke digitale oplossing.</w:t>
+      </w:r>
+    </w:p>
+    <w:p>
+      <w:pPr>
+        <w:rPr>
+          <w:rFonts w:asciiTheme="majorBidi" w:hAnsiTheme="majorBidi" w:cstheme="majorBidi"/>
+          <w:sz w:val="20"/>
+          <w:szCs w:val="20"/>
+        </w:rPr>
+      </w:pPr>
+    </w:p>
+    <w:p>
+      <w:pPr>
+        <w:pStyle w:val="Kop3"/>
+      </w:pPr>
+      <w:bookmarkStart w:id="6" w:name="_Toc239842852"/>
+      <w:r>
+        <w:t>Doel Groep</w:t>
+      </w:r>
+      <w:bookmarkEnd w:id="6"/>
     </w:p>
     <w:p>
       <w:pPr>
@@ -1472,97 +1521,379 @@
         <w:rPr>
           <w:sz w:val="20"/>
           <w:szCs w:val="20"/>
-          <w:lang w:val="nl-NL"/>
-        </w:rPr>
-        <w:t>De interactieve informatie-app is ontworpen voor de tablet die bij de objectenwand van het Stadsmuseum Veenendaal wordt geplaatst. De app geeft bezoekers op een eenvoudige en duidelijke manier informatie over de verschillende museumobjecten. Bezoekers kunnen via het overzicht een object selecteren en vervolgens de bijbehorende informatie en afbeelding bekijken. Vanuit de detailpagina kunnen zij eenvoudig teruggaan naar het overzicht en een ander object kiezen. De navigatie is bewust eenvoudig gehouden, zodat bezoekers van verschillende leeftijden de applicatie zelfstandig kunnen gebruiken. Omdat de applicatie op een vaste tablet in het museum wordt gebruikt, is het belangrijk dat de interface duidelijk, toegankelijk en gemakkelijk te bedienen is.</w:t>
-      </w:r>
-    </w:p>
-    <w:p>
-      <w:pPr>
-        <w:pStyle w:val="Normaalweb"/>
-        <w:rPr>
-          <w:sz w:val="20"/>
-          <w:szCs w:val="20"/>
-        </w:rPr>
-      </w:pPr>
+        </w:rPr>
+        <w:t xml:space="preserve">De </w:t>
+      </w:r>
+      <w:proofErr w:type="spellStart"/>
+      <w:r>
+        <w:rPr>
+          <w:sz w:val="20"/>
+          <w:szCs w:val="20"/>
+        </w:rPr>
+        <w:t>doelgroep</w:t>
+      </w:r>
+      <w:proofErr w:type="spellEnd"/>
+      <w:r>
+        <w:rPr>
+          <w:sz w:val="20"/>
+          <w:szCs w:val="20"/>
+        </w:rPr>
+        <w:t xml:space="preserve"> </w:t>
+      </w:r>
+      <w:proofErr w:type="spellStart"/>
+      <w:r>
+        <w:rPr>
+          <w:sz w:val="20"/>
+          <w:szCs w:val="20"/>
+        </w:rPr>
+        <w:t>bestaat</w:t>
+      </w:r>
+      <w:proofErr w:type="spellEnd"/>
+      <w:r>
+        <w:rPr>
+          <w:sz w:val="20"/>
+          <w:szCs w:val="20"/>
+        </w:rPr>
+        <w:t xml:space="preserve"> </w:t>
+      </w:r>
+      <w:proofErr w:type="spellStart"/>
+      <w:r>
+        <w:rPr>
+          <w:sz w:val="20"/>
+          <w:szCs w:val="20"/>
+        </w:rPr>
+        <w:t>uit</w:t>
+      </w:r>
+      <w:proofErr w:type="spellEnd"/>
+      <w:r>
+        <w:rPr>
+          <w:sz w:val="20"/>
+          <w:szCs w:val="20"/>
+        </w:rPr>
+        <w:t xml:space="preserve"> </w:t>
+      </w:r>
+      <w:proofErr w:type="spellStart"/>
+      <w:r>
+        <w:rPr>
+          <w:sz w:val="20"/>
+          <w:szCs w:val="20"/>
+        </w:rPr>
+        <w:t>museumbezoekers</w:t>
+      </w:r>
+      <w:proofErr w:type="spellEnd"/>
+      <w:r>
+        <w:rPr>
+          <w:sz w:val="20"/>
+          <w:szCs w:val="20"/>
+        </w:rPr>
+        <w:t xml:space="preserve"> </w:t>
+      </w:r>
+      <w:proofErr w:type="spellStart"/>
+      <w:r>
+        <w:rPr>
+          <w:sz w:val="20"/>
+          <w:szCs w:val="20"/>
+        </w:rPr>
+        <w:t>van</w:t>
+      </w:r>
+      <w:proofErr w:type="spellEnd"/>
+      <w:r>
+        <w:rPr>
+          <w:sz w:val="20"/>
+          <w:szCs w:val="20"/>
+        </w:rPr>
+        <w:t xml:space="preserve"> </w:t>
+      </w:r>
+      <w:proofErr w:type="spellStart"/>
+      <w:r>
+        <w:rPr>
+          <w:sz w:val="20"/>
+          <w:szCs w:val="20"/>
+        </w:rPr>
+        <w:t>verschillende</w:t>
+      </w:r>
+      <w:proofErr w:type="spellEnd"/>
+      <w:r>
+        <w:rPr>
+          <w:sz w:val="20"/>
+          <w:szCs w:val="20"/>
+        </w:rPr>
+        <w:t xml:space="preserve"> </w:t>
+      </w:r>
+      <w:proofErr w:type="spellStart"/>
+      <w:r>
+        <w:rPr>
+          <w:sz w:val="20"/>
+          <w:szCs w:val="20"/>
+        </w:rPr>
+        <w:t>leeftijden</w:t>
+      </w:r>
+      <w:proofErr w:type="spellEnd"/>
+      <w:r>
+        <w:rPr>
+          <w:sz w:val="20"/>
+          <w:szCs w:val="20"/>
+        </w:rPr>
+        <w:t xml:space="preserve">, </w:t>
+      </w:r>
+      <w:proofErr w:type="spellStart"/>
+      <w:r>
+        <w:rPr>
+          <w:sz w:val="20"/>
+          <w:szCs w:val="20"/>
+        </w:rPr>
+        <w:t>zoals</w:t>
+      </w:r>
+      <w:proofErr w:type="spellEnd"/>
+      <w:r>
+        <w:rPr>
+          <w:sz w:val="20"/>
+          <w:szCs w:val="20"/>
+        </w:rPr>
+        <w:t xml:space="preserve"> </w:t>
+      </w:r>
+      <w:proofErr w:type="spellStart"/>
+      <w:r>
+        <w:rPr>
+          <w:sz w:val="20"/>
+          <w:szCs w:val="20"/>
+        </w:rPr>
+        <w:t>volwassenen</w:t>
+      </w:r>
+      <w:proofErr w:type="spellEnd"/>
+      <w:r>
+        <w:rPr>
+          <w:sz w:val="20"/>
+          <w:szCs w:val="20"/>
+        </w:rPr>
+        <w:t xml:space="preserve">, </w:t>
+      </w:r>
+      <w:proofErr w:type="spellStart"/>
+      <w:r>
+        <w:rPr>
+          <w:sz w:val="20"/>
+          <w:szCs w:val="20"/>
+        </w:rPr>
+        <w:t>ouderen</w:t>
+      </w:r>
+      <w:proofErr w:type="spellEnd"/>
+      <w:r>
+        <w:rPr>
+          <w:sz w:val="20"/>
+          <w:szCs w:val="20"/>
+        </w:rPr>
+        <w:t xml:space="preserve">, </w:t>
+      </w:r>
+      <w:proofErr w:type="spellStart"/>
+      <w:r>
+        <w:rPr>
+          <w:sz w:val="20"/>
+          <w:szCs w:val="20"/>
+        </w:rPr>
+        <w:t>jongeren</w:t>
+      </w:r>
+      <w:proofErr w:type="spellEnd"/>
+      <w:r>
+        <w:rPr>
+          <w:sz w:val="20"/>
+          <w:szCs w:val="20"/>
+        </w:rPr>
+        <w:t xml:space="preserve"> en </w:t>
+      </w:r>
+      <w:proofErr w:type="spellStart"/>
+      <w:r>
+        <w:rPr>
+          <w:sz w:val="20"/>
+          <w:szCs w:val="20"/>
+        </w:rPr>
+        <w:t>gezinnen</w:t>
+      </w:r>
+      <w:proofErr w:type="spellEnd"/>
+      <w:r>
+        <w:rPr>
+          <w:sz w:val="20"/>
+          <w:szCs w:val="20"/>
+        </w:rPr>
+        <w:t xml:space="preserve"> met </w:t>
+      </w:r>
+      <w:proofErr w:type="spellStart"/>
+      <w:r>
+        <w:rPr>
+          <w:sz w:val="20"/>
+          <w:szCs w:val="20"/>
+        </w:rPr>
+        <w:t>kinderen</w:t>
+      </w:r>
+      <w:proofErr w:type="spellEnd"/>
+      <w:r>
+        <w:rPr>
+          <w:sz w:val="20"/>
+          <w:szCs w:val="20"/>
+        </w:rPr>
+        <w:t xml:space="preserve">. De </w:t>
+      </w:r>
+      <w:proofErr w:type="spellStart"/>
+      <w:r>
+        <w:rPr>
+          <w:sz w:val="20"/>
+          <w:szCs w:val="20"/>
+        </w:rPr>
+        <w:t>app</w:t>
+      </w:r>
+      <w:proofErr w:type="spellEnd"/>
+      <w:r>
+        <w:rPr>
+          <w:sz w:val="20"/>
+          <w:szCs w:val="20"/>
+        </w:rPr>
+        <w:t xml:space="preserve"> is </w:t>
+      </w:r>
+      <w:proofErr w:type="spellStart"/>
+      <w:r>
+        <w:rPr>
+          <w:sz w:val="20"/>
+          <w:szCs w:val="20"/>
+        </w:rPr>
+        <w:t>daarom</w:t>
+      </w:r>
+      <w:proofErr w:type="spellEnd"/>
+      <w:r>
+        <w:rPr>
+          <w:sz w:val="20"/>
+          <w:szCs w:val="20"/>
+        </w:rPr>
+        <w:t xml:space="preserve"> </w:t>
+      </w:r>
+      <w:proofErr w:type="spellStart"/>
+      <w:r>
+        <w:rPr>
+          <w:sz w:val="20"/>
+          <w:szCs w:val="20"/>
+        </w:rPr>
+        <w:t>eenvoudig</w:t>
+      </w:r>
+      <w:proofErr w:type="spellEnd"/>
+      <w:r>
+        <w:rPr>
+          <w:sz w:val="20"/>
+          <w:szCs w:val="20"/>
+        </w:rPr>
+        <w:t xml:space="preserve">, </w:t>
+      </w:r>
+      <w:proofErr w:type="spellStart"/>
+      <w:r>
+        <w:rPr>
+          <w:sz w:val="20"/>
+          <w:szCs w:val="20"/>
+        </w:rPr>
+        <w:t>duidelijk</w:t>
+      </w:r>
+      <w:proofErr w:type="spellEnd"/>
+      <w:r>
+        <w:rPr>
+          <w:sz w:val="20"/>
+          <w:szCs w:val="20"/>
+        </w:rPr>
+        <w:t xml:space="preserve"> en </w:t>
+      </w:r>
+      <w:proofErr w:type="spellStart"/>
+      <w:r>
+        <w:rPr>
+          <w:sz w:val="20"/>
+          <w:szCs w:val="20"/>
+        </w:rPr>
+        <w:t>toegankelijk</w:t>
+      </w:r>
+      <w:proofErr w:type="spellEnd"/>
+      <w:r>
+        <w:rPr>
+          <w:sz w:val="20"/>
+          <w:szCs w:val="20"/>
+        </w:rPr>
+        <w:t xml:space="preserve"> </w:t>
+      </w:r>
+      <w:proofErr w:type="spellStart"/>
+      <w:r>
+        <w:rPr>
+          <w:sz w:val="20"/>
+          <w:szCs w:val="20"/>
+        </w:rPr>
+        <w:t>gemaakt</w:t>
+      </w:r>
+      <w:proofErr w:type="spellEnd"/>
+      <w:r>
+        <w:rPr>
+          <w:sz w:val="20"/>
+          <w:szCs w:val="20"/>
+        </w:rPr>
+        <w:t>.</w:t>
+      </w:r>
     </w:p>
     <w:p>
       <w:pPr>
         <w:pStyle w:val="Kop3"/>
-        <w:rPr>
-          <w:rStyle w:val="Kop3Char"/>
-        </w:rPr>
-      </w:pPr>
-      <w:bookmarkStart w:id="5" w:name="_Toc239842851"/>
-      <w:r>
-        <w:t>Probleem</w:t>
-      </w:r>
-      <w:bookmarkEnd w:id="5"/>
-    </w:p>
-    <w:p>
-      <w:pPr>
-        <w:pStyle w:val="Normaalweb"/>
-        <w:rPr>
-          <w:sz w:val="20"/>
-          <w:szCs w:val="20"/>
-        </w:rPr>
-      </w:pPr>
-      <w:r>
-        <w:rPr>
-          <w:sz w:val="20"/>
-          <w:szCs w:val="20"/>
-        </w:rPr>
-        <w:t>De huidige papieren informatie zorgt voor weinig overzicht. Bezoekers moeten zelf de juiste informatie bij een object zoeken en de papieren kunnen gemakkelijk door elkaar raken.</w:t>
-      </w:r>
-    </w:p>
-    <w:p>
-      <w:pPr>
-        <w:pStyle w:val="Normaalweb"/>
-        <w:rPr>
-          <w:sz w:val="20"/>
-          <w:szCs w:val="20"/>
-        </w:rPr>
-      </w:pPr>
-      <w:r>
-        <w:rPr>
-          <w:sz w:val="20"/>
-          <w:szCs w:val="20"/>
-        </w:rPr>
-        <w:t>Daarom is er behoefte aan één centrale en duidelijke digitale oplossing.</w:t>
+      </w:pPr>
+      <w:r>
+        <w:t>Doel van de app</w:t>
+      </w:r>
+    </w:p>
+    <w:p>
+      <w:pPr>
+        <w:rPr>
+          <w:rFonts w:asciiTheme="majorBidi" w:hAnsiTheme="majorBidi" w:cstheme="majorBidi"/>
+          <w:sz w:val="20"/>
+          <w:szCs w:val="20"/>
+        </w:rPr>
+      </w:pPr>
+      <w:r>
+        <w:rPr>
+          <w:rFonts w:asciiTheme="majorBidi" w:hAnsiTheme="majorBidi" w:cstheme="majorBidi"/>
+          <w:sz w:val="20"/>
+          <w:szCs w:val="20"/>
+        </w:rPr>
+        <w:t>Het doel van de app is om bezoekers op een eenvoudige en duidelijke manier informatie over de museumobjecten te geven.</w:t>
       </w:r>
     </w:p>
     <w:p>
       <w:pPr>
         <w:pStyle w:val="Kop3"/>
       </w:pPr>
-      <w:bookmarkStart w:id="6" w:name="_Toc239842852"/>
-      <w:r>
-        <w:t>Doel Groep</w:t>
-      </w:r>
-      <w:bookmarkEnd w:id="6"/>
-    </w:p>
-    <w:p>
-      <w:pPr>
-        <w:pStyle w:val="Normaalweb"/>
-        <w:rPr>
-          <w:sz w:val="20"/>
-          <w:szCs w:val="20"/>
-        </w:rPr>
-      </w:pPr>
-      <w:r>
-        <w:rPr>
-          <w:sz w:val="20"/>
-          <w:szCs w:val="20"/>
-        </w:rPr>
-        <w:t>De doelgroep bestaat uit museumbezoekers van verschillende leeftijden, zoals volwassenen, ouderen, jongeren en gezinnen met kinderen. De app is daarom eenvoudig, duidelijk en toegankelijk gemaakt.</w:t>
-      </w:r>
+      <w:r>
+        <w:t>Functionaliteiten</w:t>
+      </w:r>
+    </w:p>
+    <w:p>
+      <w:pPr>
+        <w:rPr>
+          <w:rFonts w:asciiTheme="majorBidi" w:hAnsiTheme="majorBidi" w:cstheme="majorBidi"/>
+          <w:sz w:val="20"/>
+          <w:szCs w:val="20"/>
+        </w:rPr>
+      </w:pPr>
+      <w:r>
+        <w:rPr>
+          <w:rFonts w:asciiTheme="majorBidi" w:hAnsiTheme="majorBidi" w:cstheme="majorBidi"/>
+          <w:sz w:val="20"/>
+          <w:szCs w:val="20"/>
+        </w:rPr>
+        <w:t>De app geeft bezoekers de mogelijkheid om een museumobject te selecteren en de bijbehorende informatie en afbeelding te bekijken. Bezoekers kunnen eenvoudig teruggaan naar het overzicht en een ander object kiezen. De app is eenvoudig te bedienen en geschikt voor verschillende leeftijden.</w:t>
+      </w:r>
+    </w:p>
+    <w:p>
+      <w:pPr>
+        <w:rPr>
+          <w:rFonts w:asciiTheme="majorBidi" w:hAnsiTheme="majorBidi" w:cstheme="majorBidi"/>
+          <w:sz w:val="20"/>
+          <w:szCs w:val="20"/>
+        </w:rPr>
+      </w:pPr>
     </w:p>
     <w:p>
       <w:pPr>
         <w:pStyle w:val="Kop3"/>
       </w:pPr>
       <w:r>
-        <w:t>Doel van de app</w:t>
+        <w:t>Navigatie</w:t>
       </w:r>
     </w:p>
     <w:p>
@@ -1579,10 +1910,145 @@
           <w:sz w:val="20"/>
           <w:szCs w:val="20"/>
         </w:rPr>
-        <w:t>Het doel van de app is om bezoekers op een eenvoudige en duidelijke manier informatie over de museumobjecten te geven.</w:t>
-      </w:r>
-    </w:p>
-    <w:p/>
+        <w:t xml:space="preserve">De navigatie van de app is eenvoudig en duidelijk. Vanuit het beginscherm kunnen bezoekers naar het overzicht van de objecten gaan. Daarna kunnen zij een object selecteren en de informatie bekijken. Met een </w:t>
+      </w:r>
+      <w:proofErr w:type="spellStart"/>
+      <w:r>
+        <w:rPr>
+          <w:rFonts w:asciiTheme="majorBidi" w:hAnsiTheme="majorBidi" w:cstheme="majorBidi"/>
+          <w:sz w:val="20"/>
+          <w:szCs w:val="20"/>
+        </w:rPr>
+        <w:t>terugknop</w:t>
+      </w:r>
+      <w:proofErr w:type="spellEnd"/>
+      <w:r>
+        <w:rPr>
+          <w:rFonts w:asciiTheme="majorBidi" w:hAnsiTheme="majorBidi" w:cstheme="majorBidi"/>
+          <w:sz w:val="20"/>
+          <w:szCs w:val="20"/>
+        </w:rPr>
+        <w:t xml:space="preserve"> kunnen zij teruggaan naar het overzicht.</w:t>
+      </w:r>
+    </w:p>
+    <w:p>
+      <w:pPr>
+        <w:rPr>
+          <w:rFonts w:asciiTheme="majorBidi" w:hAnsiTheme="majorBidi" w:cstheme="majorBidi"/>
+          <w:sz w:val="20"/>
+          <w:szCs w:val="20"/>
+        </w:rPr>
+      </w:pPr>
+    </w:p>
+    <w:p>
+      <w:pPr>
+        <w:pStyle w:val="Kop3"/>
+      </w:pPr>
+      <w:r>
+        <w:t>Technisch ontwerp</w:t>
+      </w:r>
+    </w:p>
+    <w:p>
+      <w:pPr>
+        <w:rPr>
+          <w:rFonts w:asciiTheme="majorBidi" w:hAnsiTheme="majorBidi" w:cstheme="majorBidi"/>
+          <w:sz w:val="20"/>
+          <w:szCs w:val="20"/>
+        </w:rPr>
+      </w:pPr>
+      <w:r>
+        <w:rPr>
+          <w:rFonts w:asciiTheme="majorBidi" w:hAnsiTheme="majorBidi" w:cstheme="majorBidi"/>
+          <w:sz w:val="20"/>
+          <w:szCs w:val="20"/>
+        </w:rPr>
+        <w:t>Voor het ontwikkelen van de interactieve informatie-app gebruiken we Python. Met Python wordt de functionaliteit en navigatie van de applicatie ontwikkeld</w:t>
+      </w:r>
+      <w:r>
+        <w:rPr>
+          <w:rFonts w:asciiTheme="majorBidi" w:hAnsiTheme="majorBidi" w:cstheme="majorBidi"/>
+          <w:sz w:val="20"/>
+          <w:szCs w:val="20"/>
+        </w:rPr>
+        <w:t xml:space="preserve">. </w:t>
+      </w:r>
+      <w:r>
+        <w:rPr>
+          <w:rFonts w:asciiTheme="majorBidi" w:hAnsiTheme="majorBidi" w:cstheme="majorBidi"/>
+          <w:sz w:val="20"/>
+          <w:szCs w:val="20"/>
+        </w:rPr>
+        <w:t>De applicatie bevat de informatie en afbeeldingen van de verschillende museumobjecten.</w:t>
+      </w:r>
+    </w:p>
+    <w:p>
+      <w:pPr>
+        <w:pStyle w:val="Kop3"/>
+      </w:pPr>
+      <w:r>
+        <w:t>Gebruikte programmeertaal</w:t>
+      </w:r>
+    </w:p>
+    <w:p>
+      <w:pPr>
+        <w:rPr>
+          <w:rFonts w:asciiTheme="majorBidi" w:hAnsiTheme="majorBidi" w:cstheme="majorBidi"/>
+          <w:sz w:val="20"/>
+          <w:szCs w:val="20"/>
+        </w:rPr>
+      </w:pPr>
+      <w:r>
+        <w:rPr>
+          <w:rFonts w:asciiTheme="majorBidi" w:hAnsiTheme="majorBidi" w:cstheme="majorBidi"/>
+          <w:sz w:val="20"/>
+          <w:szCs w:val="20"/>
+        </w:rPr>
+        <w:t>Voor de ontwikkeling van de app gebruiken we de programmeertaal Python.</w:t>
+      </w:r>
+    </w:p>
+    <w:p>
+      <w:pPr>
+        <w:rPr>
+          <w:rFonts w:asciiTheme="majorBidi" w:hAnsiTheme="majorBidi" w:cstheme="majorBidi"/>
+          <w:sz w:val="20"/>
+          <w:szCs w:val="20"/>
+        </w:rPr>
+      </w:pPr>
+    </w:p>
+    <w:p>
+      <w:pPr>
+        <w:pStyle w:val="Kop3"/>
+      </w:pPr>
+      <w:r>
+        <w:t>Apparaat</w:t>
+      </w:r>
+    </w:p>
+    <w:p>
+      <w:pPr>
+        <w:rPr>
+          <w:rFonts w:asciiTheme="majorBidi" w:hAnsiTheme="majorBidi" w:cstheme="majorBidi"/>
+          <w:sz w:val="20"/>
+          <w:szCs w:val="20"/>
+        </w:rPr>
+      </w:pPr>
+      <w:r>
+        <w:rPr>
+          <w:rFonts w:asciiTheme="majorBidi" w:hAnsiTheme="majorBidi" w:cstheme="majorBidi"/>
+          <w:sz w:val="20"/>
+          <w:szCs w:val="20"/>
+        </w:rPr>
+        <w:t>De app wordt gebruikt op een tablet die aan de muur bij de objectenwand wordt geplaatst.</w:t>
+      </w:r>
+    </w:p>
+    <w:p>
+      <w:pPr>
+        <w:rPr>
+          <w:rFonts w:asciiTheme="majorBidi" w:hAnsiTheme="majorBidi" w:cstheme="majorBidi"/>
+          <w:sz w:val="20"/>
+          <w:szCs w:val="20"/>
+        </w:rPr>
+      </w:pPr>
+    </w:p>
     <w:p/>
     <w:p>
       <w:pPr>
@@ -1791,6 +2257,7 @@
                 <w:lang w:eastAsia="nl-NL"/>
               </w:rPr>
             </w:pPr>
+            <w:proofErr w:type="spellStart"/>
             <w:r>
               <w:rPr>
                 <w:rFonts w:ascii="Calibri" w:eastAsia="Times New Roman" w:hAnsi="Calibri" w:cs="Calibri"/>
@@ -1798,6 +2265,7 @@
               </w:rPr>
               <w:t>Waarom</w:t>
             </w:r>
+            <w:proofErr w:type="spellEnd"/>
             <w:r>
               <w:rPr>
                 <w:rFonts w:ascii="Calibri" w:eastAsia="Times New Roman" w:hAnsi="Calibri" w:cs="Calibri"/>
@@ -1823,6 +2291,7 @@
                 <w:lang w:eastAsia="nl-NL"/>
               </w:rPr>
             </w:pPr>
+            <w:proofErr w:type="spellStart"/>
             <w:r>
               <w:rPr>
                 <w:rFonts w:ascii="Calibri" w:eastAsia="Times New Roman" w:hAnsi="Calibri" w:cs="Calibri"/>
@@ -1830,6 +2299,7 @@
               </w:rPr>
               <w:t>Tijd</w:t>
             </w:r>
+            <w:proofErr w:type="spellEnd"/>
             <w:r>
               <w:rPr>
                 <w:rFonts w:ascii="Calibri" w:eastAsia="Times New Roman" w:hAnsi="Calibri" w:cs="Calibri"/>
@@ -1855,6 +2325,7 @@
                 <w:lang w:eastAsia="nl-NL"/>
               </w:rPr>
             </w:pPr>
+            <w:proofErr w:type="spellStart"/>
             <w:r>
               <w:rPr>
                 <w:rFonts w:ascii="Calibri" w:eastAsia="Times New Roman" w:hAnsi="Calibri" w:cs="Calibri"/>
@@ -1862,6 +2333,7 @@
               </w:rPr>
               <w:t>Prioriteit</w:t>
             </w:r>
+            <w:proofErr w:type="spellEnd"/>
             <w:r>
               <w:rPr>
                 <w:rFonts w:ascii="Calibri" w:eastAsia="Times New Roman" w:hAnsi="Calibri" w:cs="Calibri"/>
@@ -2646,12 +3118,14 @@
         <w:pStyle w:val="Kop3"/>
       </w:pPr>
       <w:bookmarkStart w:id="9" w:name="_Toc239842854"/>
+      <w:proofErr w:type="spellStart"/>
       <w:r>
         <w:lastRenderedPageBreak/>
         <w:t>Wireframes</w:t>
       </w:r>
       <w:bookmarkEnd w:id="8"/>
       <w:bookmarkEnd w:id="9"/>
+      <w:proofErr w:type="spellEnd"/>
     </w:p>
     <w:p/>
     <w:p/>
@@ -2677,10 +3151,10 @@
             <v:path o:extrusionok="f" gradientshapeok="t" o:connecttype="rect"/>
             <o:lock v:ext="edit" aspectratio="t"/>
           </v:shapetype>
-          <v:shape id="_x0000_i1025" type="#_x0000_t75" style="width:76pt;height:49.25pt" o:ole="">
+          <v:shape id="_x0000_i1027" type="#_x0000_t75" style="width:76pt;height:49.25pt" o:ole="">
             <v:imagedata r:id="rId11" o:title=""/>
           </v:shape>
-          <o:OLEObject Type="Embed" ProgID="Package" ShapeID="_x0000_i1025" DrawAspect="Icon" ObjectID="_1850457864" r:id="rId12"/>
+          <o:OLEObject Type="Embed" ProgID="Package" ShapeID="_x0000_i1027" DrawAspect="Icon" ObjectID="_1850627094" r:id="rId12"/>
         </w:object>
       </w:r>
     </w:p>
@@ -2951,8 +3425,19 @@
           <w:szCs w:val="20"/>
           <w:lang w:eastAsia="ja-JP"/>
         </w:rPr>
-        <w:t xml:space="preserve"> aletri</w:t>
-      </w:r>
+        <w:t xml:space="preserve"> </w:t>
+      </w:r>
+      <w:proofErr w:type="spellStart"/>
+      <w:r>
+        <w:rPr>
+          <w:rFonts w:cstheme="minorHAnsi"/>
+          <w:sz w:val="20"/>
+          <w:szCs w:val="20"/>
+          <w:lang w:eastAsia="ja-JP"/>
+        </w:rPr>
+        <w:t>aletri</w:t>
+      </w:r>
+      <w:proofErr w:type="spellEnd"/>
     </w:p>
     <w:p>
       <w:pPr>
@@ -3750,7 +4235,6 @@
         <w:docPartUnique/>
       </w:docPartObj>
     </w:sdtPr>
-    <w:sdtEndPr/>
     <w:sdtContent>
       <w:p>
         <w:pPr>
@@ -3874,9 +4358,9 @@
       <w:lvlJc w:val="left"/>
       <w:pPr>
         <w:tabs>
-          <w:tab w:val="num" w:pos="720"/>
+          <w:tab w:val="num" w:pos="2563"/>
         </w:tabs>
-        <w:ind w:left="720" w:hanging="360"/>
+        <w:ind w:left="2563" w:hanging="360"/>
       </w:pPr>
       <w:rPr>
         <w:rFonts w:ascii="Arial" w:hAnsi="Arial" w:hint="default"/>
@@ -3888,9 +4372,9 @@
       <w:lvlJc w:val="left"/>
       <w:pPr>
         <w:tabs>
-          <w:tab w:val="num" w:pos="1440"/>
+          <w:tab w:val="num" w:pos="3283"/>
         </w:tabs>
-        <w:ind w:left="1440" w:hanging="360"/>
+        <w:ind w:left="3283" w:hanging="360"/>
       </w:pPr>
       <w:rPr>
         <w:rFonts w:ascii="Arial" w:hAnsi="Arial" w:hint="default"/>
@@ -3903,9 +4387,9 @@
       <w:lvlJc w:val="left"/>
       <w:pPr>
         <w:tabs>
-          <w:tab w:val="num" w:pos="2160"/>
+          <w:tab w:val="num" w:pos="4003"/>
         </w:tabs>
-        <w:ind w:left="2160" w:hanging="360"/>
+        <w:ind w:left="4003" w:hanging="360"/>
       </w:pPr>
       <w:rPr>
         <w:rFonts w:ascii="Arial" w:hAnsi="Arial" w:hint="default"/>
@@ -3918,9 +4402,9 @@
       <w:lvlJc w:val="left"/>
       <w:pPr>
         <w:tabs>
-          <w:tab w:val="num" w:pos="2880"/>
+          <w:tab w:val="num" w:pos="4723"/>
         </w:tabs>
-        <w:ind w:left="2880" w:hanging="360"/>
+        <w:ind w:left="4723" w:hanging="360"/>
       </w:pPr>
       <w:rPr>
         <w:rFonts w:ascii="Arial" w:hAnsi="Arial" w:hint="default"/>
@@ -3933,9 +4417,9 @@
       <w:lvlJc w:val="left"/>
       <w:pPr>
         <w:tabs>
-          <w:tab w:val="num" w:pos="3600"/>
+          <w:tab w:val="num" w:pos="5443"/>
         </w:tabs>
-        <w:ind w:left="3600" w:hanging="360"/>
+        <w:ind w:left="5443" w:hanging="360"/>
       </w:pPr>
       <w:rPr>
         <w:rFonts w:ascii="Arial" w:hAnsi="Arial" w:hint="default"/>
@@ -3948,9 +4432,9 @@
       <w:lvlJc w:val="left"/>
       <w:pPr>
         <w:tabs>
-          <w:tab w:val="num" w:pos="4320"/>
+          <w:tab w:val="num" w:pos="6163"/>
         </w:tabs>
-        <w:ind w:left="4320" w:hanging="360"/>
+        <w:ind w:left="6163" w:hanging="360"/>
       </w:pPr>
       <w:rPr>
         <w:rFonts w:ascii="Arial" w:hAnsi="Arial" w:hint="default"/>
@@ -3963,9 +4447,9 @@
       <w:lvlJc w:val="left"/>
       <w:pPr>
         <w:tabs>
-          <w:tab w:val="num" w:pos="5040"/>
+          <w:tab w:val="num" w:pos="6883"/>
         </w:tabs>
-        <w:ind w:left="5040" w:hanging="360"/>
+        <w:ind w:left="6883" w:hanging="360"/>
       </w:pPr>
       <w:rPr>
         <w:rFonts w:ascii="Arial" w:hAnsi="Arial" w:hint="default"/>
@@ -3978,9 +4462,9 @@
       <w:lvlJc w:val="left"/>
       <w:pPr>
         <w:tabs>
-          <w:tab w:val="num" w:pos="5760"/>
+          <w:tab w:val="num" w:pos="7603"/>
         </w:tabs>
-        <w:ind w:left="5760" w:hanging="360"/>
+        <w:ind w:left="7603" w:hanging="360"/>
       </w:pPr>
       <w:rPr>
         <w:rFonts w:ascii="Arial" w:hAnsi="Arial" w:hint="default"/>
@@ -3993,9 +4477,9 @@
       <w:lvlJc w:val="left"/>
       <w:pPr>
         <w:tabs>
-          <w:tab w:val="num" w:pos="6480"/>
+          <w:tab w:val="num" w:pos="8323"/>
         </w:tabs>
-        <w:ind w:left="6480" w:hanging="360"/>
+        <w:ind w:left="8323" w:hanging="360"/>
       </w:pPr>
       <w:rPr>
         <w:rFonts w:ascii="Arial" w:hAnsi="Arial" w:hint="default"/>
@@ -6033,7 +6517,6 @@
   <w:style w:type="character" w:default="1" w:styleId="Standaardalinea-lettertype">
     <w:name w:val="Default Paragraph Font"/>
     <w:uiPriority w:val="1"/>
-    <w:semiHidden/>
     <w:unhideWhenUsed/>
   </w:style>
   <w:style w:type="table" w:default="1" w:styleId="Standaardtabel">
@@ -6910,6 +7393,75 @@
 </file>
 
 <file path=customXml/item1.xml><?xml version="1.0" encoding="utf-8"?>
+<p:properties xmlns:p="http://schemas.microsoft.com/office/2006/metadata/properties" xmlns:xsi="http://www.w3.org/2001/XMLSchema-instance" xmlns:pc="http://schemas.microsoft.com/office/infopath/2007/PartnerControls">
+  <documentManagement>
+    <TaxCatchAll xmlns="ca98e324-7977-4522-b7cf-9046283ddb02" xsi:nil="true"/>
+    <lcf76f155ced4ddcb4097134ff3c332f xmlns="a9a5e4e2-ea41-4fa3-9e01-a26462f0bf83">
+      <Terms xmlns="http://schemas.microsoft.com/office/infopath/2007/PartnerControls"/>
+    </lcf76f155ced4ddcb4097134ff3c332f>
+    <CultureName xmlns="a9a5e4e2-ea41-4fa3-9e01-a26462f0bf83" xsi:nil="true"/>
+    <Owner xmlns="a9a5e4e2-ea41-4fa3-9e01-a26462f0bf83">
+      <UserInfo>
+        <DisplayName/>
+        <AccountId xsi:nil="true"/>
+        <AccountType/>
+      </UserInfo>
+    </Owner>
+    <Students xmlns="a9a5e4e2-ea41-4fa3-9e01-a26462f0bf83">
+      <UserInfo>
+        <DisplayName/>
+        <AccountId xsi:nil="true"/>
+        <AccountType/>
+      </UserInfo>
+    </Students>
+    <Student_Groups xmlns="a9a5e4e2-ea41-4fa3-9e01-a26462f0bf83">
+      <UserInfo>
+        <DisplayName/>
+        <AccountId xsi:nil="true"/>
+        <AccountType/>
+      </UserInfo>
+    </Student_Groups>
+    <LMS_Mappings xmlns="a9a5e4e2-ea41-4fa3-9e01-a26462f0bf83" xsi:nil="true"/>
+    <Teams_Channel_Section_Location xmlns="a9a5e4e2-ea41-4fa3-9e01-a26462f0bf83" xsi:nil="true"/>
+    <NotebookType xmlns="a9a5e4e2-ea41-4fa3-9e01-a26462f0bf83" xsi:nil="true"/>
+    <AppVersion xmlns="a9a5e4e2-ea41-4fa3-9e01-a26462f0bf83" xsi:nil="true"/>
+    <IsNotebookLocked xmlns="a9a5e4e2-ea41-4fa3-9e01-a26462f0bf83" xsi:nil="true"/>
+    <Templates xmlns="a9a5e4e2-ea41-4fa3-9e01-a26462f0bf83" xsi:nil="true"/>
+    <Self_Registration_Enabled xmlns="a9a5e4e2-ea41-4fa3-9e01-a26462f0bf83" xsi:nil="true"/>
+    <Has_Teacher_Only_SectionGroup xmlns="a9a5e4e2-ea41-4fa3-9e01-a26462f0bf83" xsi:nil="true"/>
+    <FolderType xmlns="a9a5e4e2-ea41-4fa3-9e01-a26462f0bf83" xsi:nil="true"/>
+    <Teachers xmlns="a9a5e4e2-ea41-4fa3-9e01-a26462f0bf83">
+      <UserInfo>
+        <DisplayName/>
+        <AccountId xsi:nil="true"/>
+        <AccountType/>
+      </UserInfo>
+    </Teachers>
+    <Distribution_Groups xmlns="a9a5e4e2-ea41-4fa3-9e01-a26462f0bf83" xsi:nil="true"/>
+    <TeamsChannelId xmlns="a9a5e4e2-ea41-4fa3-9e01-a26462f0bf83" xsi:nil="true"/>
+    <Math_Settings xmlns="a9a5e4e2-ea41-4fa3-9e01-a26462f0bf83" xsi:nil="true"/>
+    <Invited_Students xmlns="a9a5e4e2-ea41-4fa3-9e01-a26462f0bf83" xsi:nil="true"/>
+    <DefaultSectionNames xmlns="a9a5e4e2-ea41-4fa3-9e01-a26462f0bf83" xsi:nil="true"/>
+    <Is_Collaboration_Space_Locked xmlns="a9a5e4e2-ea41-4fa3-9e01-a26462f0bf83" xsi:nil="true"/>
+    <Invited_Teachers xmlns="a9a5e4e2-ea41-4fa3-9e01-a26462f0bf83" xsi:nil="true"/>
+  </documentManagement>
+</p:properties>
+</file>
+
+<file path=customXml/item2.xml><?xml version="1.0" encoding="utf-8"?>
+<b:Sources xmlns:b="http://schemas.openxmlformats.org/officeDocument/2006/bibliography" xmlns="http://schemas.openxmlformats.org/officeDocument/2006/bibliography" SelectedStyle="\APASixthEditionOfficeOnline.xsl" StyleName="APA" Version="6"/>
+</file>
+
+<file path=customXml/item3.xml><?xml version="1.0" encoding="utf-8"?>
+<?mso-contentType ?>
+<FormTemplates xmlns="http://schemas.microsoft.com/sharepoint/v3/contenttype/forms">
+  <Display>DocumentLibraryForm</Display>
+  <Edit>DocumentLibraryForm</Edit>
+  <New>DocumentLibraryForm</New>
+</FormTemplates>
+</file>
+
+<file path=customXml/item4.xml><?xml version="1.0" encoding="utf-8"?>
 <ct:contentTypeSchema xmlns:ct="http://schemas.microsoft.com/office/2006/metadata/contentType" xmlns:ma="http://schemas.microsoft.com/office/2006/metadata/properties/metaAttributes" ct:_="" ma:_="" ma:contentTypeName="Document" ma:contentTypeID="0x010100C888A45FADA84444BD97EA692BE9BC28" ma:contentTypeVersion="32" ma:contentTypeDescription="Een nieuw document maken." ma:contentTypeScope="" ma:versionID="3e539cf849ba564f7b1a6bee557c0f9a">
   <xsd:schema xmlns:xsd="http://www.w3.org/2001/XMLSchema" xmlns:xs="http://www.w3.org/2001/XMLSchema" xmlns:p="http://schemas.microsoft.com/office/2006/metadata/properties" xmlns:ns2="a9a5e4e2-ea41-4fa3-9e01-a26462f0bf83" xmlns:ns3="ca98e324-7977-4522-b7cf-9046283ddb02" targetNamespace="http://schemas.microsoft.com/office/2006/metadata/properties" ma:root="true" ma:fieldsID="47214de4247b082c0f82df2374deae0c" ns2:_="" ns3:_="">
     <xsd:import namespace="a9a5e4e2-ea41-4fa3-9e01-a26462f0bf83"/>
@@ -7298,76 +7850,34 @@
 </ct:contentTypeSchema>
 </file>
 
-<file path=customXml/item2.xml><?xml version="1.0" encoding="utf-8"?>
-<?mso-contentType ?>
-<FormTemplates xmlns="http://schemas.microsoft.com/sharepoint/v3/contenttype/forms">
-  <Display>DocumentLibraryForm</Display>
-  <Edit>DocumentLibraryForm</Edit>
-  <New>DocumentLibraryForm</New>
-</FormTemplates>
+<file path=customXml/itemProps1.xml><?xml version="1.0" encoding="utf-8"?>
+<ds:datastoreItem xmlns:ds="http://schemas.openxmlformats.org/officeDocument/2006/customXml" ds:itemID="{A0B56109-0514-4961-BF25-9A36AD489C9C}">
+  <ds:schemaRefs>
+    <ds:schemaRef ds:uri="http://schemas.microsoft.com/office/2006/metadata/properties"/>
+    <ds:schemaRef ds:uri="http://schemas.microsoft.com/office/infopath/2007/PartnerControls"/>
+    <ds:schemaRef ds:uri="ca98e324-7977-4522-b7cf-9046283ddb02"/>
+    <ds:schemaRef ds:uri="a9a5e4e2-ea41-4fa3-9e01-a26462f0bf83"/>
+  </ds:schemaRefs>
+</ds:datastoreItem>
 </file>
 
-<file path=customXml/item3.xml><?xml version="1.0" encoding="utf-8"?>
-<b:Sources xmlns:b="http://schemas.openxmlformats.org/officeDocument/2006/bibliography" xmlns="http://schemas.openxmlformats.org/officeDocument/2006/bibliography" SelectedStyle="\APASixthEditionOfficeOnline.xsl" StyleName="APA" Version="6"/>
+<file path=customXml/itemProps2.xml><?xml version="1.0" encoding="utf-8"?>
+<ds:datastoreItem xmlns:ds="http://schemas.openxmlformats.org/officeDocument/2006/customXml" ds:itemID="{B632AD4E-EC48-4C26-ACAB-C1C925C18E76}">
+  <ds:schemaRefs>
+    <ds:schemaRef ds:uri="http://schemas.openxmlformats.org/officeDocument/2006/bibliography"/>
+  </ds:schemaRefs>
+</ds:datastoreItem>
 </file>
 
-<file path=customXml/item4.xml><?xml version="1.0" encoding="utf-8"?>
-<p:properties xmlns:p="http://schemas.microsoft.com/office/2006/metadata/properties" xmlns:xsi="http://www.w3.org/2001/XMLSchema-instance" xmlns:pc="http://schemas.microsoft.com/office/infopath/2007/PartnerControls">
-  <documentManagement>
-    <TaxCatchAll xmlns="ca98e324-7977-4522-b7cf-9046283ddb02" xsi:nil="true"/>
-    <lcf76f155ced4ddcb4097134ff3c332f xmlns="a9a5e4e2-ea41-4fa3-9e01-a26462f0bf83">
-      <Terms xmlns="http://schemas.microsoft.com/office/infopath/2007/PartnerControls"/>
-    </lcf76f155ced4ddcb4097134ff3c332f>
-    <CultureName xmlns="a9a5e4e2-ea41-4fa3-9e01-a26462f0bf83" xsi:nil="true"/>
-    <Owner xmlns="a9a5e4e2-ea41-4fa3-9e01-a26462f0bf83">
-      <UserInfo>
-        <DisplayName/>
-        <AccountId xsi:nil="true"/>
-        <AccountType/>
-      </UserInfo>
-    </Owner>
-    <Students xmlns="a9a5e4e2-ea41-4fa3-9e01-a26462f0bf83">
-      <UserInfo>
-        <DisplayName/>
-        <AccountId xsi:nil="true"/>
-        <AccountType/>
-      </UserInfo>
-    </Students>
-    <Student_Groups xmlns="a9a5e4e2-ea41-4fa3-9e01-a26462f0bf83">
-      <UserInfo>
-        <DisplayName/>
-        <AccountId xsi:nil="true"/>
-        <AccountType/>
-      </UserInfo>
-    </Student_Groups>
-    <LMS_Mappings xmlns="a9a5e4e2-ea41-4fa3-9e01-a26462f0bf83" xsi:nil="true"/>
-    <Teams_Channel_Section_Location xmlns="a9a5e4e2-ea41-4fa3-9e01-a26462f0bf83" xsi:nil="true"/>
-    <NotebookType xmlns="a9a5e4e2-ea41-4fa3-9e01-a26462f0bf83" xsi:nil="true"/>
-    <AppVersion xmlns="a9a5e4e2-ea41-4fa3-9e01-a26462f0bf83" xsi:nil="true"/>
-    <IsNotebookLocked xmlns="a9a5e4e2-ea41-4fa3-9e01-a26462f0bf83" xsi:nil="true"/>
-    <Templates xmlns="a9a5e4e2-ea41-4fa3-9e01-a26462f0bf83" xsi:nil="true"/>
-    <Self_Registration_Enabled xmlns="a9a5e4e2-ea41-4fa3-9e01-a26462f0bf83" xsi:nil="true"/>
-    <Has_Teacher_Only_SectionGroup xmlns="a9a5e4e2-ea41-4fa3-9e01-a26462f0bf83" xsi:nil="true"/>
-    <FolderType xmlns="a9a5e4e2-ea41-4fa3-9e01-a26462f0bf83" xsi:nil="true"/>
-    <Teachers xmlns="a9a5e4e2-ea41-4fa3-9e01-a26462f0bf83">
-      <UserInfo>
-        <DisplayName/>
-        <AccountId xsi:nil="true"/>
-        <AccountType/>
-      </UserInfo>
-    </Teachers>
-    <Distribution_Groups xmlns="a9a5e4e2-ea41-4fa3-9e01-a26462f0bf83" xsi:nil="true"/>
-    <TeamsChannelId xmlns="a9a5e4e2-ea41-4fa3-9e01-a26462f0bf83" xsi:nil="true"/>
-    <Math_Settings xmlns="a9a5e4e2-ea41-4fa3-9e01-a26462f0bf83" xsi:nil="true"/>
-    <Invited_Students xmlns="a9a5e4e2-ea41-4fa3-9e01-a26462f0bf83" xsi:nil="true"/>
-    <DefaultSectionNames xmlns="a9a5e4e2-ea41-4fa3-9e01-a26462f0bf83" xsi:nil="true"/>
-    <Is_Collaboration_Space_Locked xmlns="a9a5e4e2-ea41-4fa3-9e01-a26462f0bf83" xsi:nil="true"/>
-    <Invited_Teachers xmlns="a9a5e4e2-ea41-4fa3-9e01-a26462f0bf83" xsi:nil="true"/>
-  </documentManagement>
-</p:properties>
+<file path=customXml/itemProps3.xml><?xml version="1.0" encoding="utf-8"?>
+<ds:datastoreItem xmlns:ds="http://schemas.openxmlformats.org/officeDocument/2006/customXml" ds:itemID="{6D288122-3C47-4828-B998-B181320A419A}">
+  <ds:schemaRefs>
+    <ds:schemaRef ds:uri="http://schemas.microsoft.com/sharepoint/v3/contenttype/forms"/>
+  </ds:schemaRefs>
+</ds:datastoreItem>
 </file>
 
-<file path=customXml/itemProps1.xml><?xml version="1.0" encoding="utf-8"?>
+<file path=customXml/itemProps4.xml><?xml version="1.0" encoding="utf-8"?>
 <ds:datastoreItem xmlns:ds="http://schemas.openxmlformats.org/officeDocument/2006/customXml" ds:itemID="{C725A418-29F5-4B92-A805-93983AC1679B}">
   <ds:schemaRefs>
     <ds:schemaRef ds:uri="http://schemas.microsoft.com/office/2006/metadata/contentType"/>
@@ -7384,31 +7894,4 @@
     <ds:schemaRef ds:uri="http://schemas.microsoft.com/internal/obd"/>
   </ds:schemaRefs>
 </ds:datastoreItem>
-</file>
-
-<file path=customXml/itemProps2.xml><?xml version="1.0" encoding="utf-8"?>
-<ds:datastoreItem xmlns:ds="http://schemas.openxmlformats.org/officeDocument/2006/customXml" ds:itemID="{6D288122-3C47-4828-B998-B181320A419A}">
-  <ds:schemaRefs>
-    <ds:schemaRef ds:uri="http://schemas.microsoft.com/sharepoint/v3/contenttype/forms"/>
-  </ds:schemaRefs>
-</ds:datastoreItem>
-</file>
-
-<file path=customXml/itemProps3.xml><?xml version="1.0" encoding="utf-8"?>
-<ds:datastoreItem xmlns:ds="http://schemas.openxmlformats.org/officeDocument/2006/customXml" ds:itemID="{B632AD4E-EC48-4C26-ACAB-C1C925C18E76}">
-  <ds:schemaRefs>
-    <ds:schemaRef ds:uri="http://schemas.openxmlformats.org/officeDocument/2006/bibliography"/>
-  </ds:schemaRefs>
-</ds:datastoreItem>
-</file>
-
-<file path=customXml/itemProps4.xml><?xml version="1.0" encoding="utf-8"?>
-<ds:datastoreItem xmlns:ds="http://schemas.openxmlformats.org/officeDocument/2006/customXml" ds:itemID="{A0B56109-0514-4961-BF25-9A36AD489C9C}">
-  <ds:schemaRefs>
-    <ds:schemaRef ds:uri="http://schemas.microsoft.com/office/2006/metadata/properties"/>
-    <ds:schemaRef ds:uri="http://schemas.microsoft.com/office/infopath/2007/PartnerControls"/>
-    <ds:schemaRef ds:uri="ca98e324-7977-4522-b7cf-9046283ddb02"/>
-    <ds:schemaRef ds:uri="a9a5e4e2-ea41-4fa3-9e01-a26462f0bf83"/>
-  </ds:schemaRefs>
-</ds:datastoreItem>
 </file>
--- a/document/StadsMuseumVeenendaal-InteractieveObjectenwond.docx
+++ b/document/StadsMuseumVeenendaal-InteractieveObjectenwond.docx
@@ -932,7 +932,7 @@
               <w:rPr>
                 <w:webHidden/>
               </w:rPr>
-              <w:t>6</w:t>
+              <w:t>7</w:t>
             </w:r>
             <w:r>
               <w:rPr>
@@ -1015,7 +1015,7 @@
               <w:rPr>
                 <w:webHidden/>
               </w:rPr>
-              <w:t>6</w:t>
+              <w:t>7</w:t>
             </w:r>
             <w:r>
               <w:rPr>
@@ -1098,7 +1098,7 @@
               <w:rPr>
                 <w:webHidden/>
               </w:rPr>
-              <w:t>6</w:t>
+              <w:t>7</w:t>
             </w:r>
             <w:r>
               <w:rPr>
@@ -1187,7 +1187,7 @@
                 <w:noProof/>
                 <w:webHidden/>
               </w:rPr>
-              <w:t>7</w:t>
+              <w:t>8</w:t>
             </w:r>
             <w:r>
               <w:rPr>
@@ -1281,7 +1281,7 @@
                 <w:noProof/>
                 <w:webHidden/>
               </w:rPr>
-              <w:t>7</w:t>
+              <w:t>8</w:t>
             </w:r>
             <w:r>
               <w:rPr>
@@ -1375,7 +1375,7 @@
                 <w:noProof/>
                 <w:webHidden/>
               </w:rPr>
-              <w:t>7</w:t>
+              <w:t>8</w:t>
             </w:r>
             <w:r>
               <w:rPr>
@@ -1511,7 +1511,7 @@
     </w:p>
     <w:p>
       <w:pPr>
-        <w:pStyle w:val="Normaalweb"/>
+        <w:pStyle w:val="isselectedend"/>
         <w:rPr>
           <w:sz w:val="20"/>
           <w:szCs w:val="20"/>
@@ -1530,7 +1530,23 @@
           <w:sz w:val="20"/>
           <w:szCs w:val="20"/>
         </w:rPr>
-        <w:t>doelgroep</w:t>
+        <w:t>app</w:t>
+      </w:r>
+      <w:proofErr w:type="spellEnd"/>
+      <w:r>
+        <w:rPr>
+          <w:sz w:val="20"/>
+          <w:szCs w:val="20"/>
+        </w:rPr>
+        <w:t xml:space="preserve"> is </w:t>
+      </w:r>
+      <w:proofErr w:type="spellStart"/>
+      <w:r>
+        <w:rPr>
+          <w:sz w:val="20"/>
+          <w:szCs w:val="20"/>
+        </w:rPr>
+        <w:t>bedoeld</w:t>
       </w:r>
       <w:proofErr w:type="spellEnd"/>
       <w:r>
@@ -1546,7 +1562,7 @@
           <w:sz w:val="20"/>
           <w:szCs w:val="20"/>
         </w:rPr>
-        <w:t>bestaat</w:t>
+        <w:t>voor</w:t>
       </w:r>
       <w:proofErr w:type="spellEnd"/>
       <w:r>
@@ -1562,7 +1578,7 @@
           <w:sz w:val="20"/>
           <w:szCs w:val="20"/>
         </w:rPr>
-        <w:t>uit</w:t>
+        <w:t>museumbezoekers</w:t>
       </w:r>
       <w:proofErr w:type="spellEnd"/>
       <w:r>
@@ -1578,7 +1594,7 @@
           <w:sz w:val="20"/>
           <w:szCs w:val="20"/>
         </w:rPr>
-        <w:t>museumbezoekers</w:t>
+        <w:t>van</w:t>
       </w:r>
       <w:proofErr w:type="spellEnd"/>
       <w:r>
@@ -1594,7 +1610,7 @@
           <w:sz w:val="20"/>
           <w:szCs w:val="20"/>
         </w:rPr>
-        <w:t>van</w:t>
+        <w:t>verschillende</w:t>
       </w:r>
       <w:proofErr w:type="spellEnd"/>
       <w:r>
@@ -1610,7 +1626,23 @@
           <w:sz w:val="20"/>
           <w:szCs w:val="20"/>
         </w:rPr>
-        <w:t>verschillende</w:t>
+        <w:t>leeftijden</w:t>
+      </w:r>
+      <w:proofErr w:type="spellEnd"/>
+      <w:r>
+        <w:rPr>
+          <w:sz w:val="20"/>
+          <w:szCs w:val="20"/>
+        </w:rPr>
+        <w:t xml:space="preserve">. Dit </w:t>
+      </w:r>
+      <w:proofErr w:type="spellStart"/>
+      <w:r>
+        <w:rPr>
+          <w:sz w:val="20"/>
+          <w:szCs w:val="20"/>
+        </w:rPr>
+        <w:t>zijn</w:t>
       </w:r>
       <w:proofErr w:type="spellEnd"/>
       <w:r>
@@ -1626,7 +1658,23 @@
           <w:sz w:val="20"/>
           <w:szCs w:val="20"/>
         </w:rPr>
-        <w:t>leeftijden</w:t>
+        <w:t>bijvoorbeeld</w:t>
+      </w:r>
+      <w:proofErr w:type="spellEnd"/>
+      <w:r>
+        <w:rPr>
+          <w:sz w:val="20"/>
+          <w:szCs w:val="20"/>
+        </w:rPr>
+        <w:t xml:space="preserve"> </w:t>
+      </w:r>
+      <w:proofErr w:type="spellStart"/>
+      <w:r>
+        <w:rPr>
+          <w:sz w:val="20"/>
+          <w:szCs w:val="20"/>
+        </w:rPr>
+        <w:t>jongeren</w:t>
       </w:r>
       <w:proofErr w:type="spellEnd"/>
       <w:r>
@@ -1642,22 +1690,6 @@
           <w:sz w:val="20"/>
           <w:szCs w:val="20"/>
         </w:rPr>
-        <w:t>zoals</w:t>
-      </w:r>
-      <w:proofErr w:type="spellEnd"/>
-      <w:r>
-        <w:rPr>
-          <w:sz w:val="20"/>
-          <w:szCs w:val="20"/>
-        </w:rPr>
-        <w:t xml:space="preserve"> </w:t>
-      </w:r>
-      <w:proofErr w:type="spellStart"/>
-      <w:r>
-        <w:rPr>
-          <w:sz w:val="20"/>
-          <w:szCs w:val="20"/>
-        </w:rPr>
         <w:t>volwassenen</w:t>
       </w:r>
       <w:proofErr w:type="spellEnd"/>
@@ -1682,22 +1714,6 @@
           <w:sz w:val="20"/>
           <w:szCs w:val="20"/>
         </w:rPr>
-        <w:t xml:space="preserve">, </w:t>
-      </w:r>
-      <w:proofErr w:type="spellStart"/>
-      <w:r>
-        <w:rPr>
-          <w:sz w:val="20"/>
-          <w:szCs w:val="20"/>
-        </w:rPr>
-        <w:t>jongeren</w:t>
-      </w:r>
-      <w:proofErr w:type="spellEnd"/>
-      <w:r>
-        <w:rPr>
-          <w:sz w:val="20"/>
-          <w:szCs w:val="20"/>
-        </w:rPr>
         <w:t xml:space="preserve"> en </w:t>
       </w:r>
       <w:proofErr w:type="spellStart"/>
@@ -1723,102 +1739,6 @@
           <w:szCs w:val="20"/>
         </w:rPr>
         <w:t>kinderen</w:t>
-      </w:r>
-      <w:proofErr w:type="spellEnd"/>
-      <w:r>
-        <w:rPr>
-          <w:sz w:val="20"/>
-          <w:szCs w:val="20"/>
-        </w:rPr>
-        <w:t xml:space="preserve">. De </w:t>
-      </w:r>
-      <w:proofErr w:type="spellStart"/>
-      <w:r>
-        <w:rPr>
-          <w:sz w:val="20"/>
-          <w:szCs w:val="20"/>
-        </w:rPr>
-        <w:t>app</w:t>
-      </w:r>
-      <w:proofErr w:type="spellEnd"/>
-      <w:r>
-        <w:rPr>
-          <w:sz w:val="20"/>
-          <w:szCs w:val="20"/>
-        </w:rPr>
-        <w:t xml:space="preserve"> is </w:t>
-      </w:r>
-      <w:proofErr w:type="spellStart"/>
-      <w:r>
-        <w:rPr>
-          <w:sz w:val="20"/>
-          <w:szCs w:val="20"/>
-        </w:rPr>
-        <w:t>daarom</w:t>
-      </w:r>
-      <w:proofErr w:type="spellEnd"/>
-      <w:r>
-        <w:rPr>
-          <w:sz w:val="20"/>
-          <w:szCs w:val="20"/>
-        </w:rPr>
-        <w:t xml:space="preserve"> </w:t>
-      </w:r>
-      <w:proofErr w:type="spellStart"/>
-      <w:r>
-        <w:rPr>
-          <w:sz w:val="20"/>
-          <w:szCs w:val="20"/>
-        </w:rPr>
-        <w:t>eenvoudig</w:t>
-      </w:r>
-      <w:proofErr w:type="spellEnd"/>
-      <w:r>
-        <w:rPr>
-          <w:sz w:val="20"/>
-          <w:szCs w:val="20"/>
-        </w:rPr>
-        <w:t xml:space="preserve">, </w:t>
-      </w:r>
-      <w:proofErr w:type="spellStart"/>
-      <w:r>
-        <w:rPr>
-          <w:sz w:val="20"/>
-          <w:szCs w:val="20"/>
-        </w:rPr>
-        <w:t>duidelijk</w:t>
-      </w:r>
-      <w:proofErr w:type="spellEnd"/>
-      <w:r>
-        <w:rPr>
-          <w:sz w:val="20"/>
-          <w:szCs w:val="20"/>
-        </w:rPr>
-        <w:t xml:space="preserve"> en </w:t>
-      </w:r>
-      <w:proofErr w:type="spellStart"/>
-      <w:r>
-        <w:rPr>
-          <w:sz w:val="20"/>
-          <w:szCs w:val="20"/>
-        </w:rPr>
-        <w:t>toegankelijk</w:t>
-      </w:r>
-      <w:proofErr w:type="spellEnd"/>
-      <w:r>
-        <w:rPr>
-          <w:sz w:val="20"/>
-          <w:szCs w:val="20"/>
-        </w:rPr>
-        <w:t xml:space="preserve"> </w:t>
-      </w:r>
-      <w:proofErr w:type="spellStart"/>
-      <w:r>
-        <w:rPr>
-          <w:sz w:val="20"/>
-          <w:szCs w:val="20"/>
-        </w:rPr>
-        <w:t>gemaakt</w:t>
       </w:r>
       <w:proofErr w:type="spellEnd"/>
       <w:r>
@@ -1831,35 +1751,492 @@
     </w:p>
     <w:p>
       <w:pPr>
-        <w:pStyle w:val="Kop3"/>
-      </w:pPr>
-      <w:r>
-        <w:t>Doel van de app</w:t>
+        <w:pStyle w:val="Normaalweb"/>
+        <w:rPr>
+          <w:sz w:val="20"/>
+          <w:szCs w:val="20"/>
+        </w:rPr>
+      </w:pPr>
+      <w:proofErr w:type="spellStart"/>
+      <w:r>
+        <w:rPr>
+          <w:sz w:val="20"/>
+          <w:szCs w:val="20"/>
+        </w:rPr>
+        <w:t>Omdat</w:t>
+      </w:r>
+      <w:proofErr w:type="spellEnd"/>
+      <w:r>
+        <w:rPr>
+          <w:sz w:val="20"/>
+          <w:szCs w:val="20"/>
+        </w:rPr>
+        <w:t xml:space="preserve"> de </w:t>
+      </w:r>
+      <w:proofErr w:type="spellStart"/>
+      <w:r>
+        <w:rPr>
+          <w:sz w:val="20"/>
+          <w:szCs w:val="20"/>
+        </w:rPr>
+        <w:t>bezoekers</w:t>
+      </w:r>
+      <w:proofErr w:type="spellEnd"/>
+      <w:r>
+        <w:rPr>
+          <w:sz w:val="20"/>
+          <w:szCs w:val="20"/>
+        </w:rPr>
+        <w:t xml:space="preserve"> </w:t>
+      </w:r>
+      <w:proofErr w:type="spellStart"/>
+      <w:r>
+        <w:rPr>
+          <w:sz w:val="20"/>
+          <w:szCs w:val="20"/>
+        </w:rPr>
+        <w:t>verschillende</w:t>
+      </w:r>
+      <w:proofErr w:type="spellEnd"/>
+      <w:r>
+        <w:rPr>
+          <w:sz w:val="20"/>
+          <w:szCs w:val="20"/>
+        </w:rPr>
+        <w:t xml:space="preserve"> </w:t>
+      </w:r>
+      <w:proofErr w:type="spellStart"/>
+      <w:r>
+        <w:rPr>
+          <w:sz w:val="20"/>
+          <w:szCs w:val="20"/>
+        </w:rPr>
+        <w:t>leeftijden</w:t>
+      </w:r>
+      <w:proofErr w:type="spellEnd"/>
+      <w:r>
+        <w:rPr>
+          <w:sz w:val="20"/>
+          <w:szCs w:val="20"/>
+        </w:rPr>
+        <w:t xml:space="preserve"> en </w:t>
+      </w:r>
+      <w:proofErr w:type="spellStart"/>
+      <w:r>
+        <w:rPr>
+          <w:sz w:val="20"/>
+          <w:szCs w:val="20"/>
+        </w:rPr>
+        <w:t>digitale</w:t>
+      </w:r>
+      <w:proofErr w:type="spellEnd"/>
+      <w:r>
+        <w:rPr>
+          <w:sz w:val="20"/>
+          <w:szCs w:val="20"/>
+        </w:rPr>
+        <w:t xml:space="preserve"> </w:t>
+      </w:r>
+      <w:proofErr w:type="spellStart"/>
+      <w:r>
+        <w:rPr>
+          <w:sz w:val="20"/>
+          <w:szCs w:val="20"/>
+        </w:rPr>
+        <w:t>vaardigheden</w:t>
+      </w:r>
+      <w:proofErr w:type="spellEnd"/>
+      <w:r>
+        <w:rPr>
+          <w:sz w:val="20"/>
+          <w:szCs w:val="20"/>
+        </w:rPr>
+        <w:t xml:space="preserve"> </w:t>
+      </w:r>
+      <w:proofErr w:type="spellStart"/>
+      <w:r>
+        <w:rPr>
+          <w:sz w:val="20"/>
+          <w:szCs w:val="20"/>
+        </w:rPr>
+        <w:t>hebben</w:t>
+      </w:r>
+      <w:proofErr w:type="spellEnd"/>
+      <w:r>
+        <w:rPr>
+          <w:sz w:val="20"/>
+          <w:szCs w:val="20"/>
+        </w:rPr>
+        <w:t xml:space="preserve">, </w:t>
+      </w:r>
+      <w:proofErr w:type="spellStart"/>
+      <w:r>
+        <w:rPr>
+          <w:sz w:val="20"/>
+          <w:szCs w:val="20"/>
+        </w:rPr>
+        <w:t>moet</w:t>
+      </w:r>
+      <w:proofErr w:type="spellEnd"/>
+      <w:r>
+        <w:rPr>
+          <w:sz w:val="20"/>
+          <w:szCs w:val="20"/>
+        </w:rPr>
+        <w:t xml:space="preserve"> de </w:t>
+      </w:r>
+      <w:proofErr w:type="spellStart"/>
+      <w:r>
+        <w:rPr>
+          <w:sz w:val="20"/>
+          <w:szCs w:val="20"/>
+        </w:rPr>
+        <w:t>app</w:t>
+      </w:r>
+      <w:proofErr w:type="spellEnd"/>
+      <w:r>
+        <w:rPr>
+          <w:sz w:val="20"/>
+          <w:szCs w:val="20"/>
+        </w:rPr>
+        <w:t xml:space="preserve"> </w:t>
+      </w:r>
+      <w:proofErr w:type="spellStart"/>
+      <w:r>
+        <w:rPr>
+          <w:sz w:val="20"/>
+          <w:szCs w:val="20"/>
+        </w:rPr>
+        <w:t>eenvoudig</w:t>
+      </w:r>
+      <w:proofErr w:type="spellEnd"/>
+      <w:r>
+        <w:rPr>
+          <w:sz w:val="20"/>
+          <w:szCs w:val="20"/>
+        </w:rPr>
+        <w:t xml:space="preserve"> en </w:t>
+      </w:r>
+      <w:proofErr w:type="spellStart"/>
+      <w:r>
+        <w:rPr>
+          <w:sz w:val="20"/>
+          <w:szCs w:val="20"/>
+        </w:rPr>
+        <w:t>duidelijk</w:t>
+      </w:r>
+      <w:proofErr w:type="spellEnd"/>
+      <w:r>
+        <w:rPr>
+          <w:sz w:val="20"/>
+          <w:szCs w:val="20"/>
+        </w:rPr>
+        <w:t xml:space="preserve"> </w:t>
+      </w:r>
+      <w:proofErr w:type="spellStart"/>
+      <w:r>
+        <w:rPr>
+          <w:sz w:val="20"/>
+          <w:szCs w:val="20"/>
+        </w:rPr>
+        <w:t>zijn</w:t>
+      </w:r>
+      <w:proofErr w:type="spellEnd"/>
+      <w:r>
+        <w:rPr>
+          <w:sz w:val="20"/>
+          <w:szCs w:val="20"/>
+        </w:rPr>
+        <w:t xml:space="preserve">. De </w:t>
+      </w:r>
+      <w:proofErr w:type="spellStart"/>
+      <w:r>
+        <w:rPr>
+          <w:sz w:val="20"/>
+          <w:szCs w:val="20"/>
+        </w:rPr>
+        <w:t>knoppen</w:t>
+      </w:r>
+      <w:proofErr w:type="spellEnd"/>
+      <w:r>
+        <w:rPr>
+          <w:sz w:val="20"/>
+          <w:szCs w:val="20"/>
+        </w:rPr>
+        <w:t xml:space="preserve"> </w:t>
+      </w:r>
+      <w:proofErr w:type="spellStart"/>
+      <w:r>
+        <w:rPr>
+          <w:sz w:val="20"/>
+          <w:szCs w:val="20"/>
+        </w:rPr>
+        <w:t>moeten</w:t>
+      </w:r>
+      <w:proofErr w:type="spellEnd"/>
+      <w:r>
+        <w:rPr>
+          <w:sz w:val="20"/>
+          <w:szCs w:val="20"/>
+        </w:rPr>
+        <w:t xml:space="preserve"> </w:t>
+      </w:r>
+      <w:proofErr w:type="spellStart"/>
+      <w:r>
+        <w:rPr>
+          <w:sz w:val="20"/>
+          <w:szCs w:val="20"/>
+        </w:rPr>
+        <w:t>goed</w:t>
+      </w:r>
+      <w:proofErr w:type="spellEnd"/>
+      <w:r>
+        <w:rPr>
+          <w:sz w:val="20"/>
+          <w:szCs w:val="20"/>
+        </w:rPr>
+        <w:t xml:space="preserve"> </w:t>
+      </w:r>
+      <w:proofErr w:type="spellStart"/>
+      <w:r>
+        <w:rPr>
+          <w:sz w:val="20"/>
+          <w:szCs w:val="20"/>
+        </w:rPr>
+        <w:t>zichtbaar</w:t>
+      </w:r>
+      <w:proofErr w:type="spellEnd"/>
+      <w:r>
+        <w:rPr>
+          <w:sz w:val="20"/>
+          <w:szCs w:val="20"/>
+        </w:rPr>
+        <w:t xml:space="preserve"> </w:t>
+      </w:r>
+      <w:proofErr w:type="spellStart"/>
+      <w:r>
+        <w:rPr>
+          <w:sz w:val="20"/>
+          <w:szCs w:val="20"/>
+        </w:rPr>
+        <w:t>zijn</w:t>
+      </w:r>
+      <w:proofErr w:type="spellEnd"/>
+      <w:r>
+        <w:rPr>
+          <w:sz w:val="20"/>
+          <w:szCs w:val="20"/>
+        </w:rPr>
+        <w:t xml:space="preserve"> en de </w:t>
+      </w:r>
+      <w:proofErr w:type="spellStart"/>
+      <w:r>
+        <w:rPr>
+          <w:sz w:val="20"/>
+          <w:szCs w:val="20"/>
+        </w:rPr>
+        <w:t>teksten</w:t>
+      </w:r>
+      <w:proofErr w:type="spellEnd"/>
+      <w:r>
+        <w:rPr>
+          <w:sz w:val="20"/>
+          <w:szCs w:val="20"/>
+        </w:rPr>
+        <w:t xml:space="preserve"> </w:t>
+      </w:r>
+      <w:proofErr w:type="spellStart"/>
+      <w:r>
+        <w:rPr>
+          <w:sz w:val="20"/>
+          <w:szCs w:val="20"/>
+        </w:rPr>
+        <w:t>moeten</w:t>
+      </w:r>
+      <w:proofErr w:type="spellEnd"/>
+      <w:r>
+        <w:rPr>
+          <w:sz w:val="20"/>
+          <w:szCs w:val="20"/>
+        </w:rPr>
+        <w:t xml:space="preserve"> </w:t>
+      </w:r>
+      <w:proofErr w:type="spellStart"/>
+      <w:r>
+        <w:rPr>
+          <w:sz w:val="20"/>
+          <w:szCs w:val="20"/>
+        </w:rPr>
+        <w:t>makkelijk</w:t>
+      </w:r>
+      <w:proofErr w:type="spellEnd"/>
+      <w:r>
+        <w:rPr>
+          <w:sz w:val="20"/>
+          <w:szCs w:val="20"/>
+        </w:rPr>
+        <w:t xml:space="preserve"> </w:t>
+      </w:r>
+      <w:proofErr w:type="spellStart"/>
+      <w:r>
+        <w:rPr>
+          <w:sz w:val="20"/>
+          <w:szCs w:val="20"/>
+        </w:rPr>
+        <w:t>leesbaar</w:t>
+      </w:r>
+      <w:proofErr w:type="spellEnd"/>
+      <w:r>
+        <w:rPr>
+          <w:sz w:val="20"/>
+          <w:szCs w:val="20"/>
+        </w:rPr>
+        <w:t xml:space="preserve"> </w:t>
+      </w:r>
+      <w:proofErr w:type="spellStart"/>
+      <w:r>
+        <w:rPr>
+          <w:sz w:val="20"/>
+          <w:szCs w:val="20"/>
+        </w:rPr>
+        <w:t>zijn</w:t>
+      </w:r>
+      <w:proofErr w:type="spellEnd"/>
+      <w:r>
+        <w:rPr>
+          <w:sz w:val="20"/>
+          <w:szCs w:val="20"/>
+        </w:rPr>
+        <w:t xml:space="preserve">. </w:t>
+      </w:r>
+      <w:proofErr w:type="spellStart"/>
+      <w:r>
+        <w:rPr>
+          <w:sz w:val="20"/>
+          <w:szCs w:val="20"/>
+        </w:rPr>
+        <w:t>Bezoekers</w:t>
+      </w:r>
+      <w:proofErr w:type="spellEnd"/>
+      <w:r>
+        <w:rPr>
+          <w:sz w:val="20"/>
+          <w:szCs w:val="20"/>
+        </w:rPr>
+        <w:t xml:space="preserve"> </w:t>
+      </w:r>
+      <w:proofErr w:type="spellStart"/>
+      <w:r>
+        <w:rPr>
+          <w:sz w:val="20"/>
+          <w:szCs w:val="20"/>
+        </w:rPr>
+        <w:t>moeten</w:t>
+      </w:r>
+      <w:proofErr w:type="spellEnd"/>
+      <w:r>
+        <w:rPr>
+          <w:sz w:val="20"/>
+          <w:szCs w:val="20"/>
+        </w:rPr>
+        <w:t xml:space="preserve"> de </w:t>
+      </w:r>
+      <w:proofErr w:type="spellStart"/>
+      <w:r>
+        <w:rPr>
+          <w:sz w:val="20"/>
+          <w:szCs w:val="20"/>
+        </w:rPr>
+        <w:t>app</w:t>
+      </w:r>
+      <w:proofErr w:type="spellEnd"/>
+      <w:r>
+        <w:rPr>
+          <w:sz w:val="20"/>
+          <w:szCs w:val="20"/>
+        </w:rPr>
+        <w:t xml:space="preserve"> </w:t>
+      </w:r>
+      <w:proofErr w:type="spellStart"/>
+      <w:r>
+        <w:rPr>
+          <w:sz w:val="20"/>
+          <w:szCs w:val="20"/>
+        </w:rPr>
+        <w:t>zonder</w:t>
+      </w:r>
+      <w:proofErr w:type="spellEnd"/>
+      <w:r>
+        <w:rPr>
+          <w:sz w:val="20"/>
+          <w:szCs w:val="20"/>
+        </w:rPr>
+        <w:t xml:space="preserve"> </w:t>
+      </w:r>
+      <w:proofErr w:type="spellStart"/>
+      <w:r>
+        <w:rPr>
+          <w:sz w:val="20"/>
+          <w:szCs w:val="20"/>
+        </w:rPr>
+        <w:t>uitleg</w:t>
+      </w:r>
+      <w:proofErr w:type="spellEnd"/>
+      <w:r>
+        <w:rPr>
+          <w:sz w:val="20"/>
+          <w:szCs w:val="20"/>
+        </w:rPr>
+        <w:t xml:space="preserve"> </w:t>
+      </w:r>
+      <w:proofErr w:type="spellStart"/>
+      <w:r>
+        <w:rPr>
+          <w:sz w:val="20"/>
+          <w:szCs w:val="20"/>
+        </w:rPr>
+        <w:t>kunnen</w:t>
+      </w:r>
+      <w:proofErr w:type="spellEnd"/>
+      <w:r>
+        <w:rPr>
+          <w:sz w:val="20"/>
+          <w:szCs w:val="20"/>
+        </w:rPr>
+        <w:t xml:space="preserve"> </w:t>
+      </w:r>
+      <w:proofErr w:type="spellStart"/>
+      <w:r>
+        <w:rPr>
+          <w:sz w:val="20"/>
+          <w:szCs w:val="20"/>
+        </w:rPr>
+        <w:t>gebruiken</w:t>
+      </w:r>
+      <w:proofErr w:type="spellEnd"/>
+      <w:r>
+        <w:rPr>
+          <w:sz w:val="20"/>
+          <w:szCs w:val="20"/>
+        </w:rPr>
+        <w:t>.</w:t>
       </w:r>
     </w:p>
     <w:p>
       <w:pPr>
-        <w:rPr>
-          <w:rFonts w:asciiTheme="majorBidi" w:hAnsiTheme="majorBidi" w:cstheme="majorBidi"/>
-          <w:sz w:val="20"/>
-          <w:szCs w:val="20"/>
-        </w:rPr>
-      </w:pPr>
-      <w:r>
-        <w:rPr>
-          <w:rFonts w:asciiTheme="majorBidi" w:hAnsiTheme="majorBidi" w:cstheme="majorBidi"/>
-          <w:sz w:val="20"/>
-          <w:szCs w:val="20"/>
-        </w:rPr>
-        <w:t>Het doel van de app is om bezoekers op een eenvoudige en duidelijke manier informatie over de museumobjecten te geven.</w:t>
-      </w:r>
+        <w:pStyle w:val="Normaalweb"/>
+        <w:rPr>
+          <w:sz w:val="20"/>
+          <w:szCs w:val="20"/>
+        </w:rPr>
+      </w:pPr>
     </w:p>
     <w:p>
       <w:pPr>
         <w:pStyle w:val="Kop3"/>
       </w:pPr>
       <w:r>
-        <w:t>Functionaliteiten</w:t>
+        <w:t>Doel van de app</w:t>
       </w:r>
     </w:p>
     <w:p>
@@ -1876,134 +2253,661 @@
           <w:sz w:val="20"/>
           <w:szCs w:val="20"/>
         </w:rPr>
-        <w:t>De app geeft bezoekers de mogelijkheid om een museumobject te selecteren en de bijbehorende informatie en afbeelding te bekijken. Bezoekers kunnen eenvoudig teruggaan naar het overzicht en een ander object kiezen. De app is eenvoudig te bedienen en geschikt voor verschillende leeftijden.</w:t>
+        <w:t>Het doel van de app is om bezoekers op een eenvoudige en duidelijke manier informatie over de museumobjecten te geven.</w:t>
       </w:r>
     </w:p>
     <w:p>
       <w:pPr>
-        <w:rPr>
-          <w:rFonts w:asciiTheme="majorBidi" w:hAnsiTheme="majorBidi" w:cstheme="majorBidi"/>
-          <w:sz w:val="20"/>
-          <w:szCs w:val="20"/>
-        </w:rPr>
-      </w:pPr>
+        <w:pStyle w:val="Kop3"/>
+      </w:pPr>
+      <w:r>
+        <w:t>Functionaliteiten</w:t>
+      </w:r>
     </w:p>
     <w:p>
       <w:pPr>
-        <w:pStyle w:val="Kop3"/>
-      </w:pPr>
-      <w:r>
-        <w:t>Navigatie</w:t>
+        <w:rPr>
+          <w:rFonts w:asciiTheme="majorBidi" w:hAnsiTheme="majorBidi" w:cstheme="majorBidi"/>
+          <w:sz w:val="20"/>
+          <w:szCs w:val="20"/>
+        </w:rPr>
+      </w:pPr>
+      <w:r>
+        <w:rPr>
+          <w:rFonts w:asciiTheme="majorBidi" w:hAnsiTheme="majorBidi" w:cstheme="majorBidi"/>
+          <w:sz w:val="20"/>
+          <w:szCs w:val="20"/>
+        </w:rPr>
+        <w:t>De app geeft bezoekers de mogelijkheid om een museumobject te selecteren en de bijbehorende informatie en afbeelding te bekijken. Bezoekers kunnen eenvoudig teruggaan naar het overzicht en een ander object kiezen. De app is eenvoudig te bedienen en geschikt voor verschillende leeftijden.</w:t>
       </w:r>
     </w:p>
     <w:p>
       <w:pPr>
-        <w:rPr>
-          <w:rFonts w:asciiTheme="majorBidi" w:hAnsiTheme="majorBidi" w:cstheme="majorBidi"/>
-          <w:sz w:val="20"/>
-          <w:szCs w:val="20"/>
-        </w:rPr>
-      </w:pPr>
-      <w:r>
-        <w:rPr>
-          <w:rFonts w:asciiTheme="majorBidi" w:hAnsiTheme="majorBidi" w:cstheme="majorBidi"/>
-          <w:sz w:val="20"/>
-          <w:szCs w:val="20"/>
-        </w:rPr>
-        <w:t xml:space="preserve">De navigatie van de app is eenvoudig en duidelijk. Vanuit het beginscherm kunnen bezoekers naar het overzicht van de objecten gaan. Daarna kunnen zij een object selecteren en de informatie bekijken. Met een </w:t>
-      </w:r>
-      <w:proofErr w:type="spellStart"/>
-      <w:r>
-        <w:rPr>
-          <w:rFonts w:asciiTheme="majorBidi" w:hAnsiTheme="majorBidi" w:cstheme="majorBidi"/>
-          <w:sz w:val="20"/>
-          <w:szCs w:val="20"/>
-        </w:rPr>
-        <w:t>terugknop</w:t>
-      </w:r>
-      <w:proofErr w:type="spellEnd"/>
-      <w:r>
-        <w:rPr>
-          <w:rFonts w:asciiTheme="majorBidi" w:hAnsiTheme="majorBidi" w:cstheme="majorBidi"/>
-          <w:sz w:val="20"/>
-          <w:szCs w:val="20"/>
-        </w:rPr>
-        <w:t xml:space="preserve"> kunnen zij teruggaan naar het overzicht.</w:t>
+        <w:pStyle w:val="Lijstalinea"/>
+        <w:numPr>
+          <w:ilvl w:val="0"/>
+          <w:numId w:val="18"/>
+        </w:numPr>
+        <w:rPr>
+          <w:rFonts w:asciiTheme="majorBidi" w:hAnsiTheme="majorBidi" w:cstheme="majorBidi"/>
+          <w:sz w:val="20"/>
+          <w:szCs w:val="20"/>
+          <w:lang w:val="tr-TR"/>
+        </w:rPr>
+      </w:pPr>
+      <w:proofErr w:type="spellStart"/>
+      <w:r>
+        <w:rPr>
+          <w:rFonts w:asciiTheme="majorBidi" w:hAnsiTheme="majorBidi" w:cstheme="majorBidi"/>
+          <w:sz w:val="20"/>
+          <w:szCs w:val="20"/>
+          <w:lang w:val="tr-TR"/>
+        </w:rPr>
+        <w:t>Een</w:t>
+      </w:r>
+      <w:proofErr w:type="spellEnd"/>
+      <w:r>
+        <w:rPr>
+          <w:rFonts w:asciiTheme="majorBidi" w:hAnsiTheme="majorBidi" w:cstheme="majorBidi"/>
+          <w:sz w:val="20"/>
+          <w:szCs w:val="20"/>
+          <w:lang w:val="tr-TR"/>
+        </w:rPr>
+        <w:t xml:space="preserve"> </w:t>
+      </w:r>
+      <w:proofErr w:type="spellStart"/>
+      <w:r>
+        <w:rPr>
+          <w:rFonts w:asciiTheme="majorBidi" w:hAnsiTheme="majorBidi" w:cstheme="majorBidi"/>
+          <w:sz w:val="20"/>
+          <w:szCs w:val="20"/>
+          <w:lang w:val="tr-TR"/>
+        </w:rPr>
+        <w:t>overzicht</w:t>
+      </w:r>
+      <w:proofErr w:type="spellEnd"/>
+      <w:r>
+        <w:rPr>
+          <w:rFonts w:asciiTheme="majorBidi" w:hAnsiTheme="majorBidi" w:cstheme="majorBidi"/>
+          <w:sz w:val="20"/>
+          <w:szCs w:val="20"/>
+          <w:lang w:val="tr-TR"/>
+        </w:rPr>
+        <w:t xml:space="preserve"> </w:t>
+      </w:r>
+      <w:proofErr w:type="spellStart"/>
+      <w:r>
+        <w:rPr>
+          <w:rFonts w:asciiTheme="majorBidi" w:hAnsiTheme="majorBidi" w:cstheme="majorBidi"/>
+          <w:sz w:val="20"/>
+          <w:szCs w:val="20"/>
+          <w:lang w:val="tr-TR"/>
+        </w:rPr>
+        <w:t>van</w:t>
+      </w:r>
+      <w:proofErr w:type="spellEnd"/>
+      <w:r>
+        <w:rPr>
+          <w:rFonts w:asciiTheme="majorBidi" w:hAnsiTheme="majorBidi" w:cstheme="majorBidi"/>
+          <w:sz w:val="20"/>
+          <w:szCs w:val="20"/>
+          <w:lang w:val="tr-TR"/>
+        </w:rPr>
+        <w:t xml:space="preserve"> de </w:t>
+      </w:r>
+      <w:proofErr w:type="spellStart"/>
+      <w:r>
+        <w:rPr>
+          <w:rFonts w:asciiTheme="majorBidi" w:hAnsiTheme="majorBidi" w:cstheme="majorBidi"/>
+          <w:sz w:val="20"/>
+          <w:szCs w:val="20"/>
+          <w:lang w:val="tr-TR"/>
+        </w:rPr>
+        <w:t>museumobjecten</w:t>
+      </w:r>
+      <w:proofErr w:type="spellEnd"/>
+      <w:r>
+        <w:rPr>
+          <w:rFonts w:asciiTheme="majorBidi" w:hAnsiTheme="majorBidi" w:cstheme="majorBidi"/>
+          <w:sz w:val="20"/>
+          <w:szCs w:val="20"/>
+          <w:lang w:val="tr-TR"/>
+        </w:rPr>
+        <w:t xml:space="preserve"> </w:t>
+      </w:r>
+      <w:proofErr w:type="spellStart"/>
+      <w:r>
+        <w:rPr>
+          <w:rFonts w:asciiTheme="majorBidi" w:hAnsiTheme="majorBidi" w:cstheme="majorBidi"/>
+          <w:sz w:val="20"/>
+          <w:szCs w:val="20"/>
+          <w:lang w:val="tr-TR"/>
+        </w:rPr>
+        <w:t>bekijken</w:t>
+      </w:r>
+      <w:proofErr w:type="spellEnd"/>
+      <w:r>
+        <w:rPr>
+          <w:rFonts w:asciiTheme="majorBidi" w:hAnsiTheme="majorBidi" w:cstheme="majorBidi"/>
+          <w:sz w:val="20"/>
+          <w:szCs w:val="20"/>
+          <w:lang w:val="tr-TR"/>
+        </w:rPr>
+        <w:t>.</w:t>
       </w:r>
     </w:p>
     <w:p>
       <w:pPr>
-        <w:rPr>
-          <w:rFonts w:asciiTheme="majorBidi" w:hAnsiTheme="majorBidi" w:cstheme="majorBidi"/>
-          <w:sz w:val="20"/>
-          <w:szCs w:val="20"/>
-        </w:rPr>
-      </w:pPr>
+        <w:pStyle w:val="Lijstalinea"/>
+        <w:numPr>
+          <w:ilvl w:val="0"/>
+          <w:numId w:val="18"/>
+        </w:numPr>
+        <w:rPr>
+          <w:rFonts w:asciiTheme="majorBidi" w:hAnsiTheme="majorBidi" w:cstheme="majorBidi"/>
+          <w:sz w:val="20"/>
+          <w:szCs w:val="20"/>
+          <w:lang w:val="tr-TR"/>
+        </w:rPr>
+      </w:pPr>
+      <w:proofErr w:type="spellStart"/>
+      <w:r>
+        <w:rPr>
+          <w:rFonts w:asciiTheme="majorBidi" w:hAnsiTheme="majorBidi" w:cstheme="majorBidi"/>
+          <w:sz w:val="20"/>
+          <w:szCs w:val="20"/>
+          <w:lang w:val="tr-TR"/>
+        </w:rPr>
+        <w:t>Een</w:t>
+      </w:r>
+      <w:proofErr w:type="spellEnd"/>
+      <w:r>
+        <w:rPr>
+          <w:rFonts w:asciiTheme="majorBidi" w:hAnsiTheme="majorBidi" w:cstheme="majorBidi"/>
+          <w:sz w:val="20"/>
+          <w:szCs w:val="20"/>
+          <w:lang w:val="tr-TR"/>
+        </w:rPr>
+        <w:t xml:space="preserve"> </w:t>
+      </w:r>
+      <w:proofErr w:type="spellStart"/>
+      <w:r>
+        <w:rPr>
+          <w:rFonts w:asciiTheme="majorBidi" w:hAnsiTheme="majorBidi" w:cstheme="majorBidi"/>
+          <w:sz w:val="20"/>
+          <w:szCs w:val="20"/>
+          <w:lang w:val="tr-TR"/>
+        </w:rPr>
+        <w:t>object</w:t>
+      </w:r>
+      <w:proofErr w:type="spellEnd"/>
+      <w:r>
+        <w:rPr>
+          <w:rFonts w:asciiTheme="majorBidi" w:hAnsiTheme="majorBidi" w:cstheme="majorBidi"/>
+          <w:sz w:val="20"/>
+          <w:szCs w:val="20"/>
+          <w:lang w:val="tr-TR"/>
+        </w:rPr>
+        <w:t xml:space="preserve"> </w:t>
+      </w:r>
+      <w:proofErr w:type="spellStart"/>
+      <w:r>
+        <w:rPr>
+          <w:rFonts w:asciiTheme="majorBidi" w:hAnsiTheme="majorBidi" w:cstheme="majorBidi"/>
+          <w:sz w:val="20"/>
+          <w:szCs w:val="20"/>
+          <w:lang w:val="tr-TR"/>
+        </w:rPr>
+        <w:t>selecteren</w:t>
+      </w:r>
+      <w:proofErr w:type="spellEnd"/>
+      <w:r>
+        <w:rPr>
+          <w:rFonts w:asciiTheme="majorBidi" w:hAnsiTheme="majorBidi" w:cstheme="majorBidi"/>
+          <w:sz w:val="20"/>
+          <w:szCs w:val="20"/>
+          <w:lang w:val="tr-TR"/>
+        </w:rPr>
+        <w:t>.</w:t>
+      </w:r>
     </w:p>
     <w:p>
       <w:pPr>
-        <w:pStyle w:val="Kop3"/>
-      </w:pPr>
-      <w:r>
-        <w:t>Technisch ontwerp</w:t>
+        <w:pStyle w:val="Lijstalinea"/>
+        <w:numPr>
+          <w:ilvl w:val="0"/>
+          <w:numId w:val="18"/>
+        </w:numPr>
+        <w:rPr>
+          <w:rFonts w:asciiTheme="majorBidi" w:hAnsiTheme="majorBidi" w:cstheme="majorBidi"/>
+          <w:sz w:val="20"/>
+          <w:szCs w:val="20"/>
+          <w:lang w:val="tr-TR"/>
+        </w:rPr>
+      </w:pPr>
+      <w:proofErr w:type="spellStart"/>
+      <w:r>
+        <w:rPr>
+          <w:rFonts w:asciiTheme="majorBidi" w:hAnsiTheme="majorBidi" w:cstheme="majorBidi"/>
+          <w:sz w:val="20"/>
+          <w:szCs w:val="20"/>
+          <w:lang w:val="tr-TR"/>
+        </w:rPr>
+        <w:t>Informatie</w:t>
+      </w:r>
+      <w:proofErr w:type="spellEnd"/>
+      <w:r>
+        <w:rPr>
+          <w:rFonts w:asciiTheme="majorBidi" w:hAnsiTheme="majorBidi" w:cstheme="majorBidi"/>
+          <w:sz w:val="20"/>
+          <w:szCs w:val="20"/>
+          <w:lang w:val="tr-TR"/>
+        </w:rPr>
+        <w:t xml:space="preserve"> </w:t>
+      </w:r>
+      <w:proofErr w:type="spellStart"/>
+      <w:r>
+        <w:rPr>
+          <w:rFonts w:asciiTheme="majorBidi" w:hAnsiTheme="majorBidi" w:cstheme="majorBidi"/>
+          <w:sz w:val="20"/>
+          <w:szCs w:val="20"/>
+          <w:lang w:val="tr-TR"/>
+        </w:rPr>
+        <w:t>over</w:t>
+      </w:r>
+      <w:proofErr w:type="spellEnd"/>
+      <w:r>
+        <w:rPr>
+          <w:rFonts w:asciiTheme="majorBidi" w:hAnsiTheme="majorBidi" w:cstheme="majorBidi"/>
+          <w:sz w:val="20"/>
+          <w:szCs w:val="20"/>
+          <w:lang w:val="tr-TR"/>
+        </w:rPr>
+        <w:t xml:space="preserve"> </w:t>
+      </w:r>
+      <w:proofErr w:type="spellStart"/>
+      <w:r>
+        <w:rPr>
+          <w:rFonts w:asciiTheme="majorBidi" w:hAnsiTheme="majorBidi" w:cstheme="majorBidi"/>
+          <w:sz w:val="20"/>
+          <w:szCs w:val="20"/>
+          <w:lang w:val="tr-TR"/>
+        </w:rPr>
+        <w:t>een</w:t>
+      </w:r>
+      <w:proofErr w:type="spellEnd"/>
+      <w:r>
+        <w:rPr>
+          <w:rFonts w:asciiTheme="majorBidi" w:hAnsiTheme="majorBidi" w:cstheme="majorBidi"/>
+          <w:sz w:val="20"/>
+          <w:szCs w:val="20"/>
+          <w:lang w:val="tr-TR"/>
+        </w:rPr>
+        <w:t xml:space="preserve"> </w:t>
+      </w:r>
+      <w:proofErr w:type="spellStart"/>
+      <w:r>
+        <w:rPr>
+          <w:rFonts w:asciiTheme="majorBidi" w:hAnsiTheme="majorBidi" w:cstheme="majorBidi"/>
+          <w:sz w:val="20"/>
+          <w:szCs w:val="20"/>
+          <w:lang w:val="tr-TR"/>
+        </w:rPr>
+        <w:t>object</w:t>
+      </w:r>
+      <w:proofErr w:type="spellEnd"/>
+      <w:r>
+        <w:rPr>
+          <w:rFonts w:asciiTheme="majorBidi" w:hAnsiTheme="majorBidi" w:cstheme="majorBidi"/>
+          <w:sz w:val="20"/>
+          <w:szCs w:val="20"/>
+          <w:lang w:val="tr-TR"/>
+        </w:rPr>
+        <w:t xml:space="preserve"> </w:t>
+      </w:r>
+      <w:proofErr w:type="spellStart"/>
+      <w:r>
+        <w:rPr>
+          <w:rFonts w:asciiTheme="majorBidi" w:hAnsiTheme="majorBidi" w:cstheme="majorBidi"/>
+          <w:sz w:val="20"/>
+          <w:szCs w:val="20"/>
+          <w:lang w:val="tr-TR"/>
+        </w:rPr>
+        <w:t>bekijken</w:t>
+      </w:r>
+      <w:proofErr w:type="spellEnd"/>
+      <w:r>
+        <w:rPr>
+          <w:rFonts w:asciiTheme="majorBidi" w:hAnsiTheme="majorBidi" w:cstheme="majorBidi"/>
+          <w:sz w:val="20"/>
+          <w:szCs w:val="20"/>
+          <w:lang w:val="tr-TR"/>
+        </w:rPr>
+        <w:t>.</w:t>
       </w:r>
     </w:p>
     <w:p>
       <w:pPr>
-        <w:rPr>
-          <w:rFonts w:asciiTheme="majorBidi" w:hAnsiTheme="majorBidi" w:cstheme="majorBidi"/>
-          <w:sz w:val="20"/>
-          <w:szCs w:val="20"/>
-        </w:rPr>
-      </w:pPr>
-      <w:r>
-        <w:rPr>
-          <w:rFonts w:asciiTheme="majorBidi" w:hAnsiTheme="majorBidi" w:cstheme="majorBidi"/>
-          <w:sz w:val="20"/>
-          <w:szCs w:val="20"/>
-        </w:rPr>
-        <w:t>Voor het ontwikkelen van de interactieve informatie-app gebruiken we Python. Met Python wordt de functionaliteit en navigatie van de applicatie ontwikkeld</w:t>
-      </w:r>
-      <w:r>
-        <w:rPr>
-          <w:rFonts w:asciiTheme="majorBidi" w:hAnsiTheme="majorBidi" w:cstheme="majorBidi"/>
-          <w:sz w:val="20"/>
-          <w:szCs w:val="20"/>
-        </w:rPr>
-        <w:t xml:space="preserve">. </w:t>
-      </w:r>
-      <w:r>
-        <w:rPr>
-          <w:rFonts w:asciiTheme="majorBidi" w:hAnsiTheme="majorBidi" w:cstheme="majorBidi"/>
-          <w:sz w:val="20"/>
-          <w:szCs w:val="20"/>
-        </w:rPr>
-        <w:t>De applicatie bevat de informatie en afbeeldingen van de verschillende museumobjecten.</w:t>
+        <w:pStyle w:val="Lijstalinea"/>
+        <w:numPr>
+          <w:ilvl w:val="0"/>
+          <w:numId w:val="18"/>
+        </w:numPr>
+        <w:rPr>
+          <w:rFonts w:asciiTheme="majorBidi" w:hAnsiTheme="majorBidi" w:cstheme="majorBidi"/>
+          <w:sz w:val="20"/>
+          <w:szCs w:val="20"/>
+          <w:lang w:val="tr-TR"/>
+        </w:rPr>
+      </w:pPr>
+      <w:proofErr w:type="spellStart"/>
+      <w:r>
+        <w:rPr>
+          <w:rFonts w:asciiTheme="majorBidi" w:hAnsiTheme="majorBidi" w:cstheme="majorBidi"/>
+          <w:sz w:val="20"/>
+          <w:szCs w:val="20"/>
+          <w:lang w:val="tr-TR"/>
+        </w:rPr>
+        <w:t>Een</w:t>
+      </w:r>
+      <w:proofErr w:type="spellEnd"/>
+      <w:r>
+        <w:rPr>
+          <w:rFonts w:asciiTheme="majorBidi" w:hAnsiTheme="majorBidi" w:cstheme="majorBidi"/>
+          <w:sz w:val="20"/>
+          <w:szCs w:val="20"/>
+          <w:lang w:val="tr-TR"/>
+        </w:rPr>
+        <w:t xml:space="preserve"> </w:t>
+      </w:r>
+      <w:proofErr w:type="spellStart"/>
+      <w:r>
+        <w:rPr>
+          <w:rFonts w:asciiTheme="majorBidi" w:hAnsiTheme="majorBidi" w:cstheme="majorBidi"/>
+          <w:sz w:val="20"/>
+          <w:szCs w:val="20"/>
+          <w:lang w:val="tr-TR"/>
+        </w:rPr>
+        <w:t>afbeelding</w:t>
+      </w:r>
+      <w:proofErr w:type="spellEnd"/>
+      <w:r>
+        <w:rPr>
+          <w:rFonts w:asciiTheme="majorBidi" w:hAnsiTheme="majorBidi" w:cstheme="majorBidi"/>
+          <w:sz w:val="20"/>
+          <w:szCs w:val="20"/>
+          <w:lang w:val="tr-TR"/>
+        </w:rPr>
+        <w:t xml:space="preserve"> </w:t>
+      </w:r>
+      <w:proofErr w:type="spellStart"/>
+      <w:r>
+        <w:rPr>
+          <w:rFonts w:asciiTheme="majorBidi" w:hAnsiTheme="majorBidi" w:cstheme="majorBidi"/>
+          <w:sz w:val="20"/>
+          <w:szCs w:val="20"/>
+          <w:lang w:val="tr-TR"/>
+        </w:rPr>
+        <w:t>van</w:t>
+      </w:r>
+      <w:proofErr w:type="spellEnd"/>
+      <w:r>
+        <w:rPr>
+          <w:rFonts w:asciiTheme="majorBidi" w:hAnsiTheme="majorBidi" w:cstheme="majorBidi"/>
+          <w:sz w:val="20"/>
+          <w:szCs w:val="20"/>
+          <w:lang w:val="tr-TR"/>
+        </w:rPr>
+        <w:t xml:space="preserve"> </w:t>
+      </w:r>
+      <w:proofErr w:type="spellStart"/>
+      <w:r>
+        <w:rPr>
+          <w:rFonts w:asciiTheme="majorBidi" w:hAnsiTheme="majorBidi" w:cstheme="majorBidi"/>
+          <w:sz w:val="20"/>
+          <w:szCs w:val="20"/>
+          <w:lang w:val="tr-TR"/>
+        </w:rPr>
+        <w:t>het</w:t>
+      </w:r>
+      <w:proofErr w:type="spellEnd"/>
+      <w:r>
+        <w:rPr>
+          <w:rFonts w:asciiTheme="majorBidi" w:hAnsiTheme="majorBidi" w:cstheme="majorBidi"/>
+          <w:sz w:val="20"/>
+          <w:szCs w:val="20"/>
+          <w:lang w:val="tr-TR"/>
+        </w:rPr>
+        <w:t xml:space="preserve"> </w:t>
+      </w:r>
+      <w:proofErr w:type="spellStart"/>
+      <w:r>
+        <w:rPr>
+          <w:rFonts w:asciiTheme="majorBidi" w:hAnsiTheme="majorBidi" w:cstheme="majorBidi"/>
+          <w:sz w:val="20"/>
+          <w:szCs w:val="20"/>
+          <w:lang w:val="tr-TR"/>
+        </w:rPr>
+        <w:t>object</w:t>
+      </w:r>
+      <w:proofErr w:type="spellEnd"/>
+      <w:r>
+        <w:rPr>
+          <w:rFonts w:asciiTheme="majorBidi" w:hAnsiTheme="majorBidi" w:cstheme="majorBidi"/>
+          <w:sz w:val="20"/>
+          <w:szCs w:val="20"/>
+          <w:lang w:val="tr-TR"/>
+        </w:rPr>
+        <w:t xml:space="preserve"> </w:t>
+      </w:r>
+      <w:proofErr w:type="spellStart"/>
+      <w:r>
+        <w:rPr>
+          <w:rFonts w:asciiTheme="majorBidi" w:hAnsiTheme="majorBidi" w:cstheme="majorBidi"/>
+          <w:sz w:val="20"/>
+          <w:szCs w:val="20"/>
+          <w:lang w:val="tr-TR"/>
+        </w:rPr>
+        <w:t>bekijken</w:t>
+      </w:r>
+      <w:proofErr w:type="spellEnd"/>
+      <w:r>
+        <w:rPr>
+          <w:rFonts w:asciiTheme="majorBidi" w:hAnsiTheme="majorBidi" w:cstheme="majorBidi"/>
+          <w:sz w:val="20"/>
+          <w:szCs w:val="20"/>
+          <w:lang w:val="tr-TR"/>
+        </w:rPr>
+        <w:t>.</w:t>
       </w:r>
     </w:p>
     <w:p>
       <w:pPr>
-        <w:pStyle w:val="Kop3"/>
-      </w:pPr>
-      <w:r>
-        <w:t>Gebruikte programmeertaal</w:t>
+        <w:pStyle w:val="Lijstalinea"/>
+        <w:numPr>
+          <w:ilvl w:val="0"/>
+          <w:numId w:val="18"/>
+        </w:numPr>
+        <w:rPr>
+          <w:rFonts w:asciiTheme="majorBidi" w:hAnsiTheme="majorBidi" w:cstheme="majorBidi"/>
+          <w:sz w:val="20"/>
+          <w:szCs w:val="20"/>
+          <w:lang w:val="tr-TR"/>
+        </w:rPr>
+      </w:pPr>
+      <w:proofErr w:type="spellStart"/>
+      <w:r>
+        <w:rPr>
+          <w:rFonts w:asciiTheme="majorBidi" w:hAnsiTheme="majorBidi" w:cstheme="majorBidi"/>
+          <w:sz w:val="20"/>
+          <w:szCs w:val="20"/>
+          <w:lang w:val="tr-TR"/>
+        </w:rPr>
+        <w:t>Teruggaan</w:t>
+      </w:r>
+      <w:proofErr w:type="spellEnd"/>
+      <w:r>
+        <w:rPr>
+          <w:rFonts w:asciiTheme="majorBidi" w:hAnsiTheme="majorBidi" w:cstheme="majorBidi"/>
+          <w:sz w:val="20"/>
+          <w:szCs w:val="20"/>
+          <w:lang w:val="tr-TR"/>
+        </w:rPr>
+        <w:t xml:space="preserve"> </w:t>
+      </w:r>
+      <w:proofErr w:type="spellStart"/>
+      <w:r>
+        <w:rPr>
+          <w:rFonts w:asciiTheme="majorBidi" w:hAnsiTheme="majorBidi" w:cstheme="majorBidi"/>
+          <w:sz w:val="20"/>
+          <w:szCs w:val="20"/>
+          <w:lang w:val="tr-TR"/>
+        </w:rPr>
+        <w:t>naar</w:t>
+      </w:r>
+      <w:proofErr w:type="spellEnd"/>
+      <w:r>
+        <w:rPr>
+          <w:rFonts w:asciiTheme="majorBidi" w:hAnsiTheme="majorBidi" w:cstheme="majorBidi"/>
+          <w:sz w:val="20"/>
+          <w:szCs w:val="20"/>
+          <w:lang w:val="tr-TR"/>
+        </w:rPr>
+        <w:t xml:space="preserve"> </w:t>
+      </w:r>
+      <w:proofErr w:type="spellStart"/>
+      <w:r>
+        <w:rPr>
+          <w:rFonts w:asciiTheme="majorBidi" w:hAnsiTheme="majorBidi" w:cstheme="majorBidi"/>
+          <w:sz w:val="20"/>
+          <w:szCs w:val="20"/>
+          <w:lang w:val="tr-TR"/>
+        </w:rPr>
+        <w:t>het</w:t>
+      </w:r>
+      <w:proofErr w:type="spellEnd"/>
+      <w:r>
+        <w:rPr>
+          <w:rFonts w:asciiTheme="majorBidi" w:hAnsiTheme="majorBidi" w:cstheme="majorBidi"/>
+          <w:sz w:val="20"/>
+          <w:szCs w:val="20"/>
+          <w:lang w:val="tr-TR"/>
+        </w:rPr>
+        <w:t xml:space="preserve"> </w:t>
+      </w:r>
+      <w:proofErr w:type="spellStart"/>
+      <w:r>
+        <w:rPr>
+          <w:rFonts w:asciiTheme="majorBidi" w:hAnsiTheme="majorBidi" w:cstheme="majorBidi"/>
+          <w:sz w:val="20"/>
+          <w:szCs w:val="20"/>
+          <w:lang w:val="tr-TR"/>
+        </w:rPr>
+        <w:t>overzicht</w:t>
+      </w:r>
+      <w:proofErr w:type="spellEnd"/>
+      <w:r>
+        <w:rPr>
+          <w:rFonts w:asciiTheme="majorBidi" w:hAnsiTheme="majorBidi" w:cstheme="majorBidi"/>
+          <w:sz w:val="20"/>
+          <w:szCs w:val="20"/>
+          <w:lang w:val="tr-TR"/>
+        </w:rPr>
+        <w:t>.</w:t>
       </w:r>
     </w:p>
     <w:p>
       <w:pPr>
-        <w:rPr>
-          <w:rFonts w:asciiTheme="majorBidi" w:hAnsiTheme="majorBidi" w:cstheme="majorBidi"/>
-          <w:sz w:val="20"/>
-          <w:szCs w:val="20"/>
-        </w:rPr>
-      </w:pPr>
-      <w:r>
-        <w:rPr>
-          <w:rFonts w:asciiTheme="majorBidi" w:hAnsiTheme="majorBidi" w:cstheme="majorBidi"/>
-          <w:sz w:val="20"/>
-          <w:szCs w:val="20"/>
-        </w:rPr>
-        <w:t>Voor de ontwikkeling van de app gebruiken we de programmeertaal Python.</w:t>
+        <w:pStyle w:val="Lijstalinea"/>
+        <w:numPr>
+          <w:ilvl w:val="0"/>
+          <w:numId w:val="18"/>
+        </w:numPr>
+        <w:rPr>
+          <w:rFonts w:asciiTheme="majorBidi" w:hAnsiTheme="majorBidi" w:cstheme="majorBidi"/>
+          <w:sz w:val="20"/>
+          <w:szCs w:val="20"/>
+        </w:rPr>
+      </w:pPr>
+      <w:proofErr w:type="spellStart"/>
+      <w:r>
+        <w:rPr>
+          <w:rFonts w:asciiTheme="majorBidi" w:hAnsiTheme="majorBidi" w:cstheme="majorBidi"/>
+          <w:sz w:val="20"/>
+          <w:szCs w:val="20"/>
+          <w:lang w:val="tr-TR"/>
+        </w:rPr>
+        <w:t>Een</w:t>
+      </w:r>
+      <w:proofErr w:type="spellEnd"/>
+      <w:r>
+        <w:rPr>
+          <w:rFonts w:asciiTheme="majorBidi" w:hAnsiTheme="majorBidi" w:cstheme="majorBidi"/>
+          <w:sz w:val="20"/>
+          <w:szCs w:val="20"/>
+          <w:lang w:val="tr-TR"/>
+        </w:rPr>
+        <w:t xml:space="preserve"> </w:t>
+      </w:r>
+      <w:proofErr w:type="spellStart"/>
+      <w:r>
+        <w:rPr>
+          <w:rFonts w:asciiTheme="majorBidi" w:hAnsiTheme="majorBidi" w:cstheme="majorBidi"/>
+          <w:sz w:val="20"/>
+          <w:szCs w:val="20"/>
+          <w:lang w:val="tr-TR"/>
+        </w:rPr>
+        <w:t>ander</w:t>
+      </w:r>
+      <w:proofErr w:type="spellEnd"/>
+      <w:r>
+        <w:rPr>
+          <w:rFonts w:asciiTheme="majorBidi" w:hAnsiTheme="majorBidi" w:cstheme="majorBidi"/>
+          <w:sz w:val="20"/>
+          <w:szCs w:val="20"/>
+          <w:lang w:val="tr-TR"/>
+        </w:rPr>
+        <w:t xml:space="preserve"> </w:t>
+      </w:r>
+      <w:proofErr w:type="spellStart"/>
+      <w:r>
+        <w:rPr>
+          <w:rFonts w:asciiTheme="majorBidi" w:hAnsiTheme="majorBidi" w:cstheme="majorBidi"/>
+          <w:sz w:val="20"/>
+          <w:szCs w:val="20"/>
+          <w:lang w:val="tr-TR"/>
+        </w:rPr>
+        <w:t>object</w:t>
+      </w:r>
+      <w:proofErr w:type="spellEnd"/>
+      <w:r>
+        <w:rPr>
+          <w:rFonts w:asciiTheme="majorBidi" w:hAnsiTheme="majorBidi" w:cstheme="majorBidi"/>
+          <w:sz w:val="20"/>
+          <w:szCs w:val="20"/>
+          <w:lang w:val="tr-TR"/>
+        </w:rPr>
+        <w:t xml:space="preserve"> </w:t>
+      </w:r>
+      <w:proofErr w:type="spellStart"/>
+      <w:r>
+        <w:rPr>
+          <w:rFonts w:asciiTheme="majorBidi" w:hAnsiTheme="majorBidi" w:cstheme="majorBidi"/>
+          <w:sz w:val="20"/>
+          <w:szCs w:val="20"/>
+          <w:lang w:val="tr-TR"/>
+        </w:rPr>
+        <w:t>kiezen</w:t>
+      </w:r>
+      <w:proofErr w:type="spellEnd"/>
+      <w:r>
+        <w:rPr>
+          <w:rFonts w:asciiTheme="majorBidi" w:hAnsiTheme="majorBidi" w:cstheme="majorBidi"/>
+          <w:sz w:val="20"/>
+          <w:szCs w:val="20"/>
+          <w:lang w:val="tr-TR"/>
+        </w:rPr>
+        <w:t>.</w:t>
       </w:r>
     </w:p>
     <w:p>
@@ -2020,7 +2924,7 @@
         <w:pStyle w:val="Kop3"/>
       </w:pPr>
       <w:r>
-        <w:t>Apparaat</w:t>
+        <w:t>Navigatie</w:t>
       </w:r>
     </w:p>
     <w:p>
@@ -2037,8 +2941,1041 @@
           <w:sz w:val="20"/>
           <w:szCs w:val="20"/>
         </w:rPr>
+        <w:t xml:space="preserve">De navigatie van de app is eenvoudig en duidelijk. Vanuit het beginscherm kunnen bezoekers naar het overzicht van de objecten gaan. Daarna kunnen zij een object selecteren en de informatie bekijken. Met een </w:t>
+      </w:r>
+      <w:proofErr w:type="spellStart"/>
+      <w:r>
+        <w:rPr>
+          <w:rFonts w:asciiTheme="majorBidi" w:hAnsiTheme="majorBidi" w:cstheme="majorBidi"/>
+          <w:sz w:val="20"/>
+          <w:szCs w:val="20"/>
+        </w:rPr>
+        <w:t>terugknop</w:t>
+      </w:r>
+      <w:proofErr w:type="spellEnd"/>
+      <w:r>
+        <w:rPr>
+          <w:rFonts w:asciiTheme="majorBidi" w:hAnsiTheme="majorBidi" w:cstheme="majorBidi"/>
+          <w:sz w:val="20"/>
+          <w:szCs w:val="20"/>
+        </w:rPr>
+        <w:t xml:space="preserve"> kunnen zij teruggaan naar het overzicht.</w:t>
+      </w:r>
+    </w:p>
+    <w:p>
+      <w:pPr>
+        <w:rPr>
+          <w:rFonts w:asciiTheme="majorBidi" w:hAnsiTheme="majorBidi" w:cstheme="majorBidi"/>
+          <w:sz w:val="20"/>
+          <w:szCs w:val="20"/>
+        </w:rPr>
+      </w:pPr>
+    </w:p>
+    <w:p>
+      <w:pPr>
+        <w:pStyle w:val="Kop3"/>
+      </w:pPr>
+      <w:r>
+        <w:lastRenderedPageBreak/>
+        <w:t>Technisch ontwerp</w:t>
+      </w:r>
+    </w:p>
+    <w:p>
+      <w:pPr>
+        <w:rPr>
+          <w:rFonts w:asciiTheme="majorBidi" w:hAnsiTheme="majorBidi" w:cstheme="majorBidi"/>
+          <w:sz w:val="20"/>
+          <w:szCs w:val="20"/>
+        </w:rPr>
+      </w:pPr>
+      <w:r>
+        <w:rPr>
+          <w:rFonts w:asciiTheme="majorBidi" w:hAnsiTheme="majorBidi" w:cstheme="majorBidi"/>
+          <w:sz w:val="20"/>
+          <w:szCs w:val="20"/>
+        </w:rPr>
+        <w:t>Voor het ontwikkelen van de interactieve informatie-app gebruiken we Python. Met Python wordt de functionaliteit en navigatie van de applicatie ontwikkeld</w:t>
+      </w:r>
+      <w:r>
+        <w:rPr>
+          <w:rFonts w:asciiTheme="majorBidi" w:hAnsiTheme="majorBidi" w:cstheme="majorBidi"/>
+          <w:sz w:val="20"/>
+          <w:szCs w:val="20"/>
+        </w:rPr>
+        <w:t xml:space="preserve">. </w:t>
+      </w:r>
+      <w:r>
+        <w:rPr>
+          <w:rFonts w:asciiTheme="majorBidi" w:hAnsiTheme="majorBidi" w:cstheme="majorBidi"/>
+          <w:sz w:val="20"/>
+          <w:szCs w:val="20"/>
+        </w:rPr>
+        <w:t>De applicatie bevat de informatie en afbeeldingen van de verschillende museumobjecten.</w:t>
+      </w:r>
+    </w:p>
+    <w:p>
+      <w:pPr>
+        <w:pStyle w:val="Kop3"/>
+      </w:pPr>
+      <w:r>
+        <w:t>Gebruikte programmeertaal</w:t>
+      </w:r>
+    </w:p>
+    <w:p>
+      <w:pPr>
+        <w:rPr>
+          <w:rFonts w:asciiTheme="majorBidi" w:hAnsiTheme="majorBidi" w:cstheme="majorBidi"/>
+          <w:sz w:val="20"/>
+          <w:szCs w:val="20"/>
+        </w:rPr>
+      </w:pPr>
+      <w:r>
+        <w:rPr>
+          <w:rFonts w:asciiTheme="majorBidi" w:hAnsiTheme="majorBidi" w:cstheme="majorBidi"/>
+          <w:sz w:val="20"/>
+          <w:szCs w:val="20"/>
+        </w:rPr>
+        <w:t>Voor de ontwikkeling van de app gebruiken we de programmeertaal Python.</w:t>
+      </w:r>
+    </w:p>
+    <w:p>
+      <w:pPr>
+        <w:rPr>
+          <w:rFonts w:asciiTheme="majorBidi" w:hAnsiTheme="majorBidi" w:cstheme="majorBidi"/>
+          <w:sz w:val="20"/>
+          <w:szCs w:val="20"/>
+        </w:rPr>
+      </w:pPr>
+    </w:p>
+    <w:p>
+      <w:pPr>
+        <w:pStyle w:val="Kop3"/>
+      </w:pPr>
+      <w:r>
+        <w:t>Apparaat</w:t>
+      </w:r>
+    </w:p>
+    <w:p>
+      <w:pPr>
+        <w:rPr>
+          <w:rFonts w:asciiTheme="majorBidi" w:hAnsiTheme="majorBidi" w:cstheme="majorBidi"/>
+          <w:sz w:val="20"/>
+          <w:szCs w:val="20"/>
+        </w:rPr>
+      </w:pPr>
+      <w:r>
+        <w:rPr>
+          <w:rFonts w:asciiTheme="majorBidi" w:hAnsiTheme="majorBidi" w:cstheme="majorBidi"/>
+          <w:sz w:val="20"/>
+          <w:szCs w:val="20"/>
+        </w:rPr>
         <w:t>De app wordt gebruikt op een tablet die aan de muur bij de objectenwand wordt geplaatst.</w:t>
       </w:r>
+    </w:p>
+    <w:p>
+      <w:pPr>
+        <w:rPr>
+          <w:rFonts w:asciiTheme="majorBidi" w:hAnsiTheme="majorBidi" w:cstheme="majorBidi"/>
+          <w:sz w:val="20"/>
+          <w:szCs w:val="20"/>
+        </w:rPr>
+      </w:pPr>
+    </w:p>
+    <w:p>
+      <w:pPr>
+        <w:rPr>
+          <w:rFonts w:asciiTheme="majorBidi" w:hAnsiTheme="majorBidi" w:cstheme="majorBidi"/>
+          <w:sz w:val="20"/>
+          <w:szCs w:val="20"/>
+        </w:rPr>
+      </w:pPr>
+    </w:p>
+    <w:p>
+      <w:pPr>
+        <w:pStyle w:val="Kop3"/>
+      </w:pPr>
+      <w:proofErr w:type="spellStart"/>
+      <w:r>
+        <w:t>W</w:t>
+      </w:r>
+      <w:r>
+        <w:t>ireframe</w:t>
+      </w:r>
+      <w:proofErr w:type="spellEnd"/>
+    </w:p>
+    <w:p/>
+    <w:p>
+      <w:r>
+        <w:object w:dxaOrig="1520" w:dyaOrig="985" w14:anchorId="40195C64">
+          <v:shapetype id="_x0000_t75" coordsize="21600,21600" o:spt="75" o:preferrelative="t" path="m@4@5l@4@11@9@11@9@5xe" filled="f" stroked="f">
+            <v:stroke joinstyle="miter"/>
+            <v:formulas>
+              <v:f eqn="if lineDrawn pixelLineWidth 0"/>
+              <v:f eqn="sum @0 1 0"/>
+              <v:f eqn="sum 0 0 @1"/>
+              <v:f eqn="prod @2 1 2"/>
+              <v:f eqn="prod @3 21600 pixelWidth"/>
+              <v:f eqn="prod @3 21600 pixelHeight"/>
+              <v:f eqn="sum @0 0 1"/>
+              <v:f eqn="prod @6 1 2"/>
+              <v:f eqn="prod @7 21600 pixelWidth"/>
+              <v:f eqn="sum @8 21600 0"/>
+              <v:f eqn="prod @7 21600 pixelHeight"/>
+              <v:f eqn="sum @10 21600 0"/>
+            </v:formulas>
+            <v:path o:extrusionok="f" gradientshapeok="t" o:connecttype="rect"/>
+            <o:lock v:ext="edit" aspectratio="t"/>
+          </v:shapetype>
+          <v:shape id="_x0000_i1028" type="#_x0000_t75" style="width:76pt;height:49.25pt" o:ole="">
+            <v:imagedata r:id="rId11" o:title=""/>
+          </v:shape>
+          <o:OLEObject Type="Embed" ProgID="Package" ShapeID="_x0000_i1028" DrawAspect="Icon" ObjectID="_1850637640" r:id="rId12"/>
+        </w:object>
+      </w:r>
+    </w:p>
+    <w:p>
+      <w:pPr>
+        <w:rPr>
+          <w:rFonts w:asciiTheme="majorBidi" w:hAnsiTheme="majorBidi" w:cstheme="majorBidi"/>
+          <w:sz w:val="20"/>
+          <w:szCs w:val="20"/>
+        </w:rPr>
+      </w:pPr>
+    </w:p>
+    <w:p>
+      <w:pPr>
+        <w:rPr>
+          <w:rFonts w:asciiTheme="majorBidi" w:hAnsiTheme="majorBidi" w:cstheme="majorBidi"/>
+          <w:sz w:val="20"/>
+          <w:szCs w:val="20"/>
+        </w:rPr>
+      </w:pPr>
+    </w:p>
+    <w:p>
+      <w:pPr>
+        <w:pStyle w:val="Kop3"/>
+      </w:pPr>
+      <w:r>
+        <w:t>Toekomstige uitbreidingen</w:t>
+      </w:r>
+    </w:p>
+    <w:p>
+      <w:pPr>
+        <w:rPr>
+          <w:rFonts w:asciiTheme="majorBidi" w:hAnsiTheme="majorBidi" w:cstheme="majorBidi"/>
+          <w:sz w:val="20"/>
+          <w:szCs w:val="20"/>
+          <w:lang w:val="tr-TR"/>
+        </w:rPr>
+      </w:pPr>
+      <w:proofErr w:type="spellStart"/>
+      <w:r>
+        <w:rPr>
+          <w:rFonts w:asciiTheme="majorBidi" w:hAnsiTheme="majorBidi" w:cstheme="majorBidi"/>
+          <w:sz w:val="20"/>
+          <w:szCs w:val="20"/>
+          <w:lang w:val="tr-TR"/>
+        </w:rPr>
+        <w:t>In</w:t>
+      </w:r>
+      <w:proofErr w:type="spellEnd"/>
+      <w:r>
+        <w:rPr>
+          <w:rFonts w:asciiTheme="majorBidi" w:hAnsiTheme="majorBidi" w:cstheme="majorBidi"/>
+          <w:sz w:val="20"/>
+          <w:szCs w:val="20"/>
+          <w:lang w:val="tr-TR"/>
+        </w:rPr>
+        <w:t xml:space="preserve"> de </w:t>
+      </w:r>
+      <w:proofErr w:type="spellStart"/>
+      <w:r>
+        <w:rPr>
+          <w:rFonts w:asciiTheme="majorBidi" w:hAnsiTheme="majorBidi" w:cstheme="majorBidi"/>
+          <w:sz w:val="20"/>
+          <w:szCs w:val="20"/>
+          <w:lang w:val="tr-TR"/>
+        </w:rPr>
+        <w:t>toekomst</w:t>
+      </w:r>
+      <w:proofErr w:type="spellEnd"/>
+      <w:r>
+        <w:rPr>
+          <w:rFonts w:asciiTheme="majorBidi" w:hAnsiTheme="majorBidi" w:cstheme="majorBidi"/>
+          <w:sz w:val="20"/>
+          <w:szCs w:val="20"/>
+          <w:lang w:val="tr-TR"/>
+        </w:rPr>
+        <w:t xml:space="preserve"> </w:t>
+      </w:r>
+      <w:proofErr w:type="spellStart"/>
+      <w:r>
+        <w:rPr>
+          <w:rFonts w:asciiTheme="majorBidi" w:hAnsiTheme="majorBidi" w:cstheme="majorBidi"/>
+          <w:sz w:val="20"/>
+          <w:szCs w:val="20"/>
+          <w:lang w:val="tr-TR"/>
+        </w:rPr>
+        <w:t>moet</w:t>
+      </w:r>
+      <w:proofErr w:type="spellEnd"/>
+      <w:r>
+        <w:rPr>
+          <w:rFonts w:asciiTheme="majorBidi" w:hAnsiTheme="majorBidi" w:cstheme="majorBidi"/>
+          <w:sz w:val="20"/>
+          <w:szCs w:val="20"/>
+          <w:lang w:val="tr-TR"/>
+        </w:rPr>
+        <w:t xml:space="preserve"> de </w:t>
+      </w:r>
+      <w:proofErr w:type="spellStart"/>
+      <w:r>
+        <w:rPr>
+          <w:rFonts w:asciiTheme="majorBidi" w:hAnsiTheme="majorBidi" w:cstheme="majorBidi"/>
+          <w:sz w:val="20"/>
+          <w:szCs w:val="20"/>
+          <w:lang w:val="tr-TR"/>
+        </w:rPr>
+        <w:t>gebruiker</w:t>
+      </w:r>
+      <w:proofErr w:type="spellEnd"/>
+      <w:r>
+        <w:rPr>
+          <w:rFonts w:asciiTheme="majorBidi" w:hAnsiTheme="majorBidi" w:cstheme="majorBidi"/>
+          <w:sz w:val="20"/>
+          <w:szCs w:val="20"/>
+          <w:lang w:val="tr-TR"/>
+        </w:rPr>
+        <w:t xml:space="preserve"> de </w:t>
+      </w:r>
+      <w:proofErr w:type="spellStart"/>
+      <w:r>
+        <w:rPr>
+          <w:rFonts w:asciiTheme="majorBidi" w:hAnsiTheme="majorBidi" w:cstheme="majorBidi"/>
+          <w:sz w:val="20"/>
+          <w:szCs w:val="20"/>
+          <w:lang w:val="tr-TR"/>
+        </w:rPr>
+        <w:t>objectgegevens</w:t>
+      </w:r>
+      <w:proofErr w:type="spellEnd"/>
+      <w:r>
+        <w:rPr>
+          <w:rFonts w:asciiTheme="majorBidi" w:hAnsiTheme="majorBidi" w:cstheme="majorBidi"/>
+          <w:sz w:val="20"/>
+          <w:szCs w:val="20"/>
+          <w:lang w:val="tr-TR"/>
+        </w:rPr>
+        <w:t xml:space="preserve"> </w:t>
+      </w:r>
+      <w:proofErr w:type="spellStart"/>
+      <w:r>
+        <w:rPr>
+          <w:rFonts w:asciiTheme="majorBidi" w:hAnsiTheme="majorBidi" w:cstheme="majorBidi"/>
+          <w:sz w:val="20"/>
+          <w:szCs w:val="20"/>
+          <w:lang w:val="tr-TR"/>
+        </w:rPr>
+        <w:t>zelf</w:t>
+      </w:r>
+      <w:proofErr w:type="spellEnd"/>
+      <w:r>
+        <w:rPr>
+          <w:rFonts w:asciiTheme="majorBidi" w:hAnsiTheme="majorBidi" w:cstheme="majorBidi"/>
+          <w:sz w:val="20"/>
+          <w:szCs w:val="20"/>
+          <w:lang w:val="tr-TR"/>
+        </w:rPr>
+        <w:t xml:space="preserve"> </w:t>
+      </w:r>
+      <w:proofErr w:type="spellStart"/>
+      <w:r>
+        <w:rPr>
+          <w:rFonts w:asciiTheme="majorBidi" w:hAnsiTheme="majorBidi" w:cstheme="majorBidi"/>
+          <w:sz w:val="20"/>
+          <w:szCs w:val="20"/>
+          <w:lang w:val="tr-TR"/>
+        </w:rPr>
+        <w:t>kunnen</w:t>
+      </w:r>
+      <w:proofErr w:type="spellEnd"/>
+      <w:r>
+        <w:rPr>
+          <w:rFonts w:asciiTheme="majorBidi" w:hAnsiTheme="majorBidi" w:cstheme="majorBidi"/>
+          <w:sz w:val="20"/>
+          <w:szCs w:val="20"/>
+          <w:lang w:val="tr-TR"/>
+        </w:rPr>
+        <w:t xml:space="preserve"> </w:t>
+      </w:r>
+      <w:proofErr w:type="spellStart"/>
+      <w:r>
+        <w:rPr>
+          <w:rFonts w:asciiTheme="majorBidi" w:hAnsiTheme="majorBidi" w:cstheme="majorBidi"/>
+          <w:sz w:val="20"/>
+          <w:szCs w:val="20"/>
+          <w:lang w:val="tr-TR"/>
+        </w:rPr>
+        <w:t>beheren</w:t>
+      </w:r>
+      <w:proofErr w:type="spellEnd"/>
+      <w:r>
+        <w:rPr>
+          <w:rFonts w:asciiTheme="majorBidi" w:hAnsiTheme="majorBidi" w:cstheme="majorBidi"/>
+          <w:sz w:val="20"/>
+          <w:szCs w:val="20"/>
+          <w:lang w:val="tr-TR"/>
+        </w:rPr>
+        <w:t xml:space="preserve">. </w:t>
+      </w:r>
+      <w:proofErr w:type="spellStart"/>
+      <w:r>
+        <w:rPr>
+          <w:rFonts w:asciiTheme="majorBidi" w:hAnsiTheme="majorBidi" w:cstheme="majorBidi"/>
+          <w:sz w:val="20"/>
+          <w:szCs w:val="20"/>
+          <w:lang w:val="tr-TR"/>
+        </w:rPr>
+        <w:t>Bijvoorbeeld</w:t>
+      </w:r>
+      <w:proofErr w:type="spellEnd"/>
+      <w:r>
+        <w:rPr>
+          <w:rFonts w:asciiTheme="majorBidi" w:hAnsiTheme="majorBidi" w:cstheme="majorBidi"/>
+          <w:sz w:val="20"/>
+          <w:szCs w:val="20"/>
+          <w:lang w:val="tr-TR"/>
+        </w:rPr>
+        <w:t xml:space="preserve"> </w:t>
+      </w:r>
+      <w:proofErr w:type="spellStart"/>
+      <w:r>
+        <w:rPr>
+          <w:rFonts w:asciiTheme="majorBidi" w:hAnsiTheme="majorBidi" w:cstheme="majorBidi"/>
+          <w:sz w:val="20"/>
+          <w:szCs w:val="20"/>
+          <w:lang w:val="tr-TR"/>
+        </w:rPr>
+        <w:t>bestaande</w:t>
+      </w:r>
+      <w:proofErr w:type="spellEnd"/>
+      <w:r>
+        <w:rPr>
+          <w:rFonts w:asciiTheme="majorBidi" w:hAnsiTheme="majorBidi" w:cstheme="majorBidi"/>
+          <w:sz w:val="20"/>
+          <w:szCs w:val="20"/>
+          <w:lang w:val="tr-TR"/>
+        </w:rPr>
+        <w:t xml:space="preserve"> </w:t>
+      </w:r>
+      <w:proofErr w:type="spellStart"/>
+      <w:r>
+        <w:rPr>
+          <w:rFonts w:asciiTheme="majorBidi" w:hAnsiTheme="majorBidi" w:cstheme="majorBidi"/>
+          <w:sz w:val="20"/>
+          <w:szCs w:val="20"/>
+          <w:lang w:val="tr-TR"/>
+        </w:rPr>
+        <w:t>informatie</w:t>
+      </w:r>
+      <w:proofErr w:type="spellEnd"/>
+      <w:r>
+        <w:rPr>
+          <w:rFonts w:asciiTheme="majorBidi" w:hAnsiTheme="majorBidi" w:cstheme="majorBidi"/>
+          <w:sz w:val="20"/>
+          <w:szCs w:val="20"/>
+          <w:lang w:val="tr-TR"/>
+        </w:rPr>
+        <w:t xml:space="preserve"> </w:t>
+      </w:r>
+      <w:proofErr w:type="spellStart"/>
+      <w:r>
+        <w:rPr>
+          <w:rFonts w:asciiTheme="majorBidi" w:hAnsiTheme="majorBidi" w:cstheme="majorBidi"/>
+          <w:sz w:val="20"/>
+          <w:szCs w:val="20"/>
+          <w:lang w:val="tr-TR"/>
+        </w:rPr>
+        <w:t>kunnen</w:t>
+      </w:r>
+      <w:proofErr w:type="spellEnd"/>
+      <w:r>
+        <w:rPr>
+          <w:rFonts w:asciiTheme="majorBidi" w:hAnsiTheme="majorBidi" w:cstheme="majorBidi"/>
+          <w:sz w:val="20"/>
+          <w:szCs w:val="20"/>
+          <w:lang w:val="tr-TR"/>
+        </w:rPr>
+        <w:t xml:space="preserve"> </w:t>
+      </w:r>
+      <w:proofErr w:type="spellStart"/>
+      <w:r>
+        <w:rPr>
+          <w:rFonts w:asciiTheme="majorBidi" w:hAnsiTheme="majorBidi" w:cstheme="majorBidi"/>
+          <w:sz w:val="20"/>
+          <w:szCs w:val="20"/>
+          <w:lang w:val="tr-TR"/>
+        </w:rPr>
+        <w:t>wijzigen</w:t>
+      </w:r>
+      <w:proofErr w:type="spellEnd"/>
+      <w:r>
+        <w:rPr>
+          <w:rFonts w:asciiTheme="majorBidi" w:hAnsiTheme="majorBidi" w:cstheme="majorBidi"/>
+          <w:sz w:val="20"/>
+          <w:szCs w:val="20"/>
+          <w:lang w:val="tr-TR"/>
+        </w:rPr>
+        <w:t xml:space="preserve"> of </w:t>
+      </w:r>
+      <w:proofErr w:type="spellStart"/>
+      <w:r>
+        <w:rPr>
+          <w:rFonts w:asciiTheme="majorBidi" w:hAnsiTheme="majorBidi" w:cstheme="majorBidi"/>
+          <w:sz w:val="20"/>
+          <w:szCs w:val="20"/>
+          <w:lang w:val="tr-TR"/>
+        </w:rPr>
+        <w:t>verwijderen</w:t>
+      </w:r>
+      <w:proofErr w:type="spellEnd"/>
+      <w:r>
+        <w:rPr>
+          <w:rFonts w:asciiTheme="majorBidi" w:hAnsiTheme="majorBidi" w:cstheme="majorBidi"/>
+          <w:sz w:val="20"/>
+          <w:szCs w:val="20"/>
+          <w:lang w:val="tr-TR"/>
+        </w:rPr>
+        <w:t xml:space="preserve">. </w:t>
+      </w:r>
+      <w:proofErr w:type="spellStart"/>
+      <w:r>
+        <w:rPr>
+          <w:rFonts w:asciiTheme="majorBidi" w:hAnsiTheme="majorBidi" w:cstheme="majorBidi"/>
+          <w:sz w:val="20"/>
+          <w:szCs w:val="20"/>
+          <w:lang w:val="tr-TR"/>
+        </w:rPr>
+        <w:t>Ook</w:t>
+      </w:r>
+      <w:proofErr w:type="spellEnd"/>
+      <w:r>
+        <w:rPr>
+          <w:rFonts w:asciiTheme="majorBidi" w:hAnsiTheme="majorBidi" w:cstheme="majorBidi"/>
+          <w:sz w:val="20"/>
+          <w:szCs w:val="20"/>
+          <w:lang w:val="tr-TR"/>
+        </w:rPr>
+        <w:t xml:space="preserve"> </w:t>
+      </w:r>
+      <w:proofErr w:type="spellStart"/>
+      <w:r>
+        <w:rPr>
+          <w:rFonts w:asciiTheme="majorBidi" w:hAnsiTheme="majorBidi" w:cstheme="majorBidi"/>
+          <w:sz w:val="20"/>
+          <w:szCs w:val="20"/>
+          <w:lang w:val="tr-TR"/>
+        </w:rPr>
+        <w:t>moet</w:t>
+      </w:r>
+      <w:proofErr w:type="spellEnd"/>
+      <w:r>
+        <w:rPr>
+          <w:rFonts w:asciiTheme="majorBidi" w:hAnsiTheme="majorBidi" w:cstheme="majorBidi"/>
+          <w:sz w:val="20"/>
+          <w:szCs w:val="20"/>
+          <w:lang w:val="tr-TR"/>
+        </w:rPr>
+        <w:t xml:space="preserve"> de </w:t>
+      </w:r>
+      <w:proofErr w:type="spellStart"/>
+      <w:r>
+        <w:rPr>
+          <w:rFonts w:asciiTheme="majorBidi" w:hAnsiTheme="majorBidi" w:cstheme="majorBidi"/>
+          <w:sz w:val="20"/>
+          <w:szCs w:val="20"/>
+          <w:lang w:val="tr-TR"/>
+        </w:rPr>
+        <w:t>gebruiker</w:t>
+      </w:r>
+      <w:proofErr w:type="spellEnd"/>
+      <w:r>
+        <w:rPr>
+          <w:rFonts w:asciiTheme="majorBidi" w:hAnsiTheme="majorBidi" w:cstheme="majorBidi"/>
+          <w:sz w:val="20"/>
+          <w:szCs w:val="20"/>
+          <w:lang w:val="tr-TR"/>
+        </w:rPr>
+        <w:t xml:space="preserve"> </w:t>
+      </w:r>
+      <w:proofErr w:type="spellStart"/>
+      <w:r>
+        <w:rPr>
+          <w:rFonts w:asciiTheme="majorBidi" w:hAnsiTheme="majorBidi" w:cstheme="majorBidi"/>
+          <w:sz w:val="20"/>
+          <w:szCs w:val="20"/>
+          <w:lang w:val="tr-TR"/>
+        </w:rPr>
+        <w:t>nieuwe</w:t>
+      </w:r>
+      <w:proofErr w:type="spellEnd"/>
+      <w:r>
+        <w:rPr>
+          <w:rFonts w:asciiTheme="majorBidi" w:hAnsiTheme="majorBidi" w:cstheme="majorBidi"/>
+          <w:sz w:val="20"/>
+          <w:szCs w:val="20"/>
+          <w:lang w:val="tr-TR"/>
+        </w:rPr>
+        <w:t xml:space="preserve"> </w:t>
+      </w:r>
+      <w:proofErr w:type="spellStart"/>
+      <w:r>
+        <w:rPr>
+          <w:rFonts w:asciiTheme="majorBidi" w:hAnsiTheme="majorBidi" w:cstheme="majorBidi"/>
+          <w:sz w:val="20"/>
+          <w:szCs w:val="20"/>
+          <w:lang w:val="tr-TR"/>
+        </w:rPr>
+        <w:t>museumobjecten</w:t>
+      </w:r>
+      <w:proofErr w:type="spellEnd"/>
+      <w:r>
+        <w:rPr>
+          <w:rFonts w:asciiTheme="majorBidi" w:hAnsiTheme="majorBidi" w:cstheme="majorBidi"/>
+          <w:sz w:val="20"/>
+          <w:szCs w:val="20"/>
+          <w:lang w:val="tr-TR"/>
+        </w:rPr>
+        <w:t xml:space="preserve">, </w:t>
+      </w:r>
+      <w:proofErr w:type="spellStart"/>
+      <w:r>
+        <w:rPr>
+          <w:rFonts w:asciiTheme="majorBidi" w:hAnsiTheme="majorBidi" w:cstheme="majorBidi"/>
+          <w:sz w:val="20"/>
+          <w:szCs w:val="20"/>
+          <w:lang w:val="tr-TR"/>
+        </w:rPr>
+        <w:t>informatie</w:t>
+      </w:r>
+      <w:proofErr w:type="spellEnd"/>
+      <w:r>
+        <w:rPr>
+          <w:rFonts w:asciiTheme="majorBidi" w:hAnsiTheme="majorBidi" w:cstheme="majorBidi"/>
+          <w:sz w:val="20"/>
+          <w:szCs w:val="20"/>
+          <w:lang w:val="tr-TR"/>
+        </w:rPr>
+        <w:t xml:space="preserve"> en </w:t>
+      </w:r>
+      <w:proofErr w:type="spellStart"/>
+      <w:r>
+        <w:rPr>
+          <w:rFonts w:asciiTheme="majorBidi" w:hAnsiTheme="majorBidi" w:cstheme="majorBidi"/>
+          <w:sz w:val="20"/>
+          <w:szCs w:val="20"/>
+          <w:lang w:val="tr-TR"/>
+        </w:rPr>
+        <w:t>afbeeldingen</w:t>
+      </w:r>
+      <w:proofErr w:type="spellEnd"/>
+      <w:r>
+        <w:rPr>
+          <w:rFonts w:asciiTheme="majorBidi" w:hAnsiTheme="majorBidi" w:cstheme="majorBidi"/>
+          <w:sz w:val="20"/>
+          <w:szCs w:val="20"/>
+          <w:lang w:val="tr-TR"/>
+        </w:rPr>
+        <w:t xml:space="preserve"> </w:t>
+      </w:r>
+      <w:proofErr w:type="spellStart"/>
+      <w:r>
+        <w:rPr>
+          <w:rFonts w:asciiTheme="majorBidi" w:hAnsiTheme="majorBidi" w:cstheme="majorBidi"/>
+          <w:sz w:val="20"/>
+          <w:szCs w:val="20"/>
+          <w:lang w:val="tr-TR"/>
+        </w:rPr>
+        <w:t>aan</w:t>
+      </w:r>
+      <w:proofErr w:type="spellEnd"/>
+      <w:r>
+        <w:rPr>
+          <w:rFonts w:asciiTheme="majorBidi" w:hAnsiTheme="majorBidi" w:cstheme="majorBidi"/>
+          <w:sz w:val="20"/>
+          <w:szCs w:val="20"/>
+          <w:lang w:val="tr-TR"/>
+        </w:rPr>
+        <w:t xml:space="preserve"> </w:t>
+      </w:r>
+      <w:proofErr w:type="spellStart"/>
+      <w:r>
+        <w:rPr>
+          <w:rFonts w:asciiTheme="majorBidi" w:hAnsiTheme="majorBidi" w:cstheme="majorBidi"/>
+          <w:sz w:val="20"/>
+          <w:szCs w:val="20"/>
+          <w:lang w:val="tr-TR"/>
+        </w:rPr>
+        <w:t>het</w:t>
+      </w:r>
+      <w:proofErr w:type="spellEnd"/>
+      <w:r>
+        <w:rPr>
+          <w:rFonts w:asciiTheme="majorBidi" w:hAnsiTheme="majorBidi" w:cstheme="majorBidi"/>
+          <w:sz w:val="20"/>
+          <w:szCs w:val="20"/>
+          <w:lang w:val="tr-TR"/>
+        </w:rPr>
+        <w:t xml:space="preserve"> </w:t>
+      </w:r>
+      <w:proofErr w:type="spellStart"/>
+      <w:r>
+        <w:rPr>
+          <w:rFonts w:asciiTheme="majorBidi" w:hAnsiTheme="majorBidi" w:cstheme="majorBidi"/>
+          <w:sz w:val="20"/>
+          <w:szCs w:val="20"/>
+          <w:lang w:val="tr-TR"/>
+        </w:rPr>
+        <w:t>systeem</w:t>
+      </w:r>
+      <w:proofErr w:type="spellEnd"/>
+      <w:r>
+        <w:rPr>
+          <w:rFonts w:asciiTheme="majorBidi" w:hAnsiTheme="majorBidi" w:cstheme="majorBidi"/>
+          <w:sz w:val="20"/>
+          <w:szCs w:val="20"/>
+          <w:lang w:val="tr-TR"/>
+        </w:rPr>
+        <w:t xml:space="preserve"> </w:t>
+      </w:r>
+      <w:proofErr w:type="spellStart"/>
+      <w:r>
+        <w:rPr>
+          <w:rFonts w:asciiTheme="majorBidi" w:hAnsiTheme="majorBidi" w:cstheme="majorBidi"/>
+          <w:sz w:val="20"/>
+          <w:szCs w:val="20"/>
+          <w:lang w:val="tr-TR"/>
+        </w:rPr>
+        <w:t>kunnen</w:t>
+      </w:r>
+      <w:proofErr w:type="spellEnd"/>
+      <w:r>
+        <w:rPr>
+          <w:rFonts w:asciiTheme="majorBidi" w:hAnsiTheme="majorBidi" w:cstheme="majorBidi"/>
+          <w:sz w:val="20"/>
+          <w:szCs w:val="20"/>
+          <w:lang w:val="tr-TR"/>
+        </w:rPr>
+        <w:t xml:space="preserve"> </w:t>
+      </w:r>
+      <w:proofErr w:type="spellStart"/>
+      <w:r>
+        <w:rPr>
+          <w:rFonts w:asciiTheme="majorBidi" w:hAnsiTheme="majorBidi" w:cstheme="majorBidi"/>
+          <w:sz w:val="20"/>
+          <w:szCs w:val="20"/>
+          <w:lang w:val="tr-TR"/>
+        </w:rPr>
+        <w:t>toevoegen</w:t>
+      </w:r>
+      <w:proofErr w:type="spellEnd"/>
+      <w:r>
+        <w:rPr>
+          <w:rFonts w:asciiTheme="majorBidi" w:hAnsiTheme="majorBidi" w:cstheme="majorBidi"/>
+          <w:sz w:val="20"/>
+          <w:szCs w:val="20"/>
+          <w:lang w:val="tr-TR"/>
+        </w:rPr>
+        <w:t>.</w:t>
+      </w:r>
+    </w:p>
+    <w:p>
+      <w:pPr>
+        <w:rPr>
+          <w:rFonts w:asciiTheme="majorBidi" w:hAnsiTheme="majorBidi" w:cstheme="majorBidi"/>
+          <w:sz w:val="20"/>
+          <w:szCs w:val="20"/>
+          <w:lang w:val="tr-TR"/>
+        </w:rPr>
+      </w:pPr>
+      <w:r>
+        <w:rPr>
+          <w:rFonts w:asciiTheme="majorBidi" w:hAnsiTheme="majorBidi" w:cstheme="majorBidi"/>
+          <w:sz w:val="20"/>
+          <w:szCs w:val="20"/>
+          <w:lang w:val="tr-TR"/>
+        </w:rPr>
+        <w:t xml:space="preserve">Op </w:t>
+      </w:r>
+      <w:proofErr w:type="spellStart"/>
+      <w:r>
+        <w:rPr>
+          <w:rFonts w:asciiTheme="majorBidi" w:hAnsiTheme="majorBidi" w:cstheme="majorBidi"/>
+          <w:sz w:val="20"/>
+          <w:szCs w:val="20"/>
+          <w:lang w:val="tr-TR"/>
+        </w:rPr>
+        <w:t>deze</w:t>
+      </w:r>
+      <w:proofErr w:type="spellEnd"/>
+      <w:r>
+        <w:rPr>
+          <w:rFonts w:asciiTheme="majorBidi" w:hAnsiTheme="majorBidi" w:cstheme="majorBidi"/>
+          <w:sz w:val="20"/>
+          <w:szCs w:val="20"/>
+          <w:lang w:val="tr-TR"/>
+        </w:rPr>
+        <w:t xml:space="preserve"> </w:t>
+      </w:r>
+      <w:proofErr w:type="spellStart"/>
+      <w:r>
+        <w:rPr>
+          <w:rFonts w:asciiTheme="majorBidi" w:hAnsiTheme="majorBidi" w:cstheme="majorBidi"/>
+          <w:sz w:val="20"/>
+          <w:szCs w:val="20"/>
+          <w:lang w:val="tr-TR"/>
+        </w:rPr>
+        <w:t>manier</w:t>
+      </w:r>
+      <w:proofErr w:type="spellEnd"/>
+      <w:r>
+        <w:rPr>
+          <w:rFonts w:asciiTheme="majorBidi" w:hAnsiTheme="majorBidi" w:cstheme="majorBidi"/>
+          <w:sz w:val="20"/>
+          <w:szCs w:val="20"/>
+          <w:lang w:val="tr-TR"/>
+        </w:rPr>
+        <w:t xml:space="preserve"> kan de </w:t>
+      </w:r>
+      <w:proofErr w:type="spellStart"/>
+      <w:r>
+        <w:rPr>
+          <w:rFonts w:asciiTheme="majorBidi" w:hAnsiTheme="majorBidi" w:cstheme="majorBidi"/>
+          <w:sz w:val="20"/>
+          <w:szCs w:val="20"/>
+          <w:lang w:val="tr-TR"/>
+        </w:rPr>
+        <w:t>applicatie</w:t>
+      </w:r>
+      <w:proofErr w:type="spellEnd"/>
+      <w:r>
+        <w:rPr>
+          <w:rFonts w:asciiTheme="majorBidi" w:hAnsiTheme="majorBidi" w:cstheme="majorBidi"/>
+          <w:sz w:val="20"/>
+          <w:szCs w:val="20"/>
+          <w:lang w:val="tr-TR"/>
+        </w:rPr>
+        <w:t xml:space="preserve"> </w:t>
+      </w:r>
+      <w:proofErr w:type="spellStart"/>
+      <w:r>
+        <w:rPr>
+          <w:rFonts w:asciiTheme="majorBidi" w:hAnsiTheme="majorBidi" w:cstheme="majorBidi"/>
+          <w:sz w:val="20"/>
+          <w:szCs w:val="20"/>
+          <w:lang w:val="tr-TR"/>
+        </w:rPr>
+        <w:t>ook</w:t>
+      </w:r>
+      <w:proofErr w:type="spellEnd"/>
+      <w:r>
+        <w:rPr>
+          <w:rFonts w:asciiTheme="majorBidi" w:hAnsiTheme="majorBidi" w:cstheme="majorBidi"/>
+          <w:sz w:val="20"/>
+          <w:szCs w:val="20"/>
+          <w:lang w:val="tr-TR"/>
+        </w:rPr>
+        <w:t xml:space="preserve"> in de </w:t>
+      </w:r>
+      <w:proofErr w:type="spellStart"/>
+      <w:r>
+        <w:rPr>
+          <w:rFonts w:asciiTheme="majorBidi" w:hAnsiTheme="majorBidi" w:cstheme="majorBidi"/>
+          <w:sz w:val="20"/>
+          <w:szCs w:val="20"/>
+          <w:lang w:val="tr-TR"/>
+        </w:rPr>
+        <w:t>toekomst</w:t>
+      </w:r>
+      <w:proofErr w:type="spellEnd"/>
+      <w:r>
+        <w:rPr>
+          <w:rFonts w:asciiTheme="majorBidi" w:hAnsiTheme="majorBidi" w:cstheme="majorBidi"/>
+          <w:sz w:val="20"/>
+          <w:szCs w:val="20"/>
+          <w:lang w:val="tr-TR"/>
+        </w:rPr>
+        <w:t xml:space="preserve"> </w:t>
+      </w:r>
+      <w:proofErr w:type="spellStart"/>
+      <w:r>
+        <w:rPr>
+          <w:rFonts w:asciiTheme="majorBidi" w:hAnsiTheme="majorBidi" w:cstheme="majorBidi"/>
+          <w:sz w:val="20"/>
+          <w:szCs w:val="20"/>
+          <w:lang w:val="tr-TR"/>
+        </w:rPr>
+        <w:t>gebruikt</w:t>
+      </w:r>
+      <w:proofErr w:type="spellEnd"/>
+      <w:r>
+        <w:rPr>
+          <w:rFonts w:asciiTheme="majorBidi" w:hAnsiTheme="majorBidi" w:cstheme="majorBidi"/>
+          <w:sz w:val="20"/>
+          <w:szCs w:val="20"/>
+          <w:lang w:val="tr-TR"/>
+        </w:rPr>
+        <w:t xml:space="preserve"> </w:t>
+      </w:r>
+      <w:proofErr w:type="spellStart"/>
+      <w:r>
+        <w:rPr>
+          <w:rFonts w:asciiTheme="majorBidi" w:hAnsiTheme="majorBidi" w:cstheme="majorBidi"/>
+          <w:sz w:val="20"/>
+          <w:szCs w:val="20"/>
+          <w:lang w:val="tr-TR"/>
+        </w:rPr>
+        <w:t>worden</w:t>
+      </w:r>
+      <w:proofErr w:type="spellEnd"/>
+      <w:r>
+        <w:rPr>
+          <w:rFonts w:asciiTheme="majorBidi" w:hAnsiTheme="majorBidi" w:cstheme="majorBidi"/>
+          <w:sz w:val="20"/>
+          <w:szCs w:val="20"/>
+          <w:lang w:val="tr-TR"/>
+        </w:rPr>
+        <w:t xml:space="preserve"> </w:t>
+      </w:r>
+      <w:proofErr w:type="spellStart"/>
+      <w:r>
+        <w:rPr>
+          <w:rFonts w:asciiTheme="majorBidi" w:hAnsiTheme="majorBidi" w:cstheme="majorBidi"/>
+          <w:sz w:val="20"/>
+          <w:szCs w:val="20"/>
+          <w:lang w:val="tr-TR"/>
+        </w:rPr>
+        <w:t>zonder</w:t>
+      </w:r>
+      <w:proofErr w:type="spellEnd"/>
+      <w:r>
+        <w:rPr>
+          <w:rFonts w:asciiTheme="majorBidi" w:hAnsiTheme="majorBidi" w:cstheme="majorBidi"/>
+          <w:sz w:val="20"/>
+          <w:szCs w:val="20"/>
+          <w:lang w:val="tr-TR"/>
+        </w:rPr>
+        <w:t xml:space="preserve"> </w:t>
+      </w:r>
+      <w:proofErr w:type="spellStart"/>
+      <w:r>
+        <w:rPr>
+          <w:rFonts w:asciiTheme="majorBidi" w:hAnsiTheme="majorBidi" w:cstheme="majorBidi"/>
+          <w:sz w:val="20"/>
+          <w:szCs w:val="20"/>
+          <w:lang w:val="tr-TR"/>
+        </w:rPr>
+        <w:t>dat</w:t>
+      </w:r>
+      <w:proofErr w:type="spellEnd"/>
+      <w:r>
+        <w:rPr>
+          <w:rFonts w:asciiTheme="majorBidi" w:hAnsiTheme="majorBidi" w:cstheme="majorBidi"/>
+          <w:sz w:val="20"/>
+          <w:szCs w:val="20"/>
+          <w:lang w:val="tr-TR"/>
+        </w:rPr>
+        <w:t xml:space="preserve"> de </w:t>
+      </w:r>
+      <w:proofErr w:type="spellStart"/>
+      <w:r>
+        <w:rPr>
+          <w:rFonts w:asciiTheme="majorBidi" w:hAnsiTheme="majorBidi" w:cstheme="majorBidi"/>
+          <w:sz w:val="20"/>
+          <w:szCs w:val="20"/>
+          <w:lang w:val="tr-TR"/>
+        </w:rPr>
+        <w:t>ontwikkelaars</w:t>
+      </w:r>
+      <w:proofErr w:type="spellEnd"/>
+      <w:r>
+        <w:rPr>
+          <w:rFonts w:asciiTheme="majorBidi" w:hAnsiTheme="majorBidi" w:cstheme="majorBidi"/>
+          <w:sz w:val="20"/>
+          <w:szCs w:val="20"/>
+          <w:lang w:val="tr-TR"/>
+        </w:rPr>
+        <w:t xml:space="preserve"> </w:t>
+      </w:r>
+      <w:proofErr w:type="spellStart"/>
+      <w:r>
+        <w:rPr>
+          <w:rFonts w:asciiTheme="majorBidi" w:hAnsiTheme="majorBidi" w:cstheme="majorBidi"/>
+          <w:sz w:val="20"/>
+          <w:szCs w:val="20"/>
+          <w:lang w:val="tr-TR"/>
+        </w:rPr>
+        <w:t>steeds</w:t>
+      </w:r>
+      <w:proofErr w:type="spellEnd"/>
+      <w:r>
+        <w:rPr>
+          <w:rFonts w:asciiTheme="majorBidi" w:hAnsiTheme="majorBidi" w:cstheme="majorBidi"/>
+          <w:sz w:val="20"/>
+          <w:szCs w:val="20"/>
+          <w:lang w:val="tr-TR"/>
+        </w:rPr>
+        <w:t xml:space="preserve"> </w:t>
+      </w:r>
+      <w:proofErr w:type="spellStart"/>
+      <w:r>
+        <w:rPr>
+          <w:rFonts w:asciiTheme="majorBidi" w:hAnsiTheme="majorBidi" w:cstheme="majorBidi"/>
+          <w:sz w:val="20"/>
+          <w:szCs w:val="20"/>
+          <w:lang w:val="tr-TR"/>
+        </w:rPr>
+        <w:t>nodig</w:t>
+      </w:r>
+      <w:proofErr w:type="spellEnd"/>
+      <w:r>
+        <w:rPr>
+          <w:rFonts w:asciiTheme="majorBidi" w:hAnsiTheme="majorBidi" w:cstheme="majorBidi"/>
+          <w:sz w:val="20"/>
+          <w:szCs w:val="20"/>
+          <w:lang w:val="tr-TR"/>
+        </w:rPr>
+        <w:t xml:space="preserve"> </w:t>
+      </w:r>
+      <w:proofErr w:type="spellStart"/>
+      <w:r>
+        <w:rPr>
+          <w:rFonts w:asciiTheme="majorBidi" w:hAnsiTheme="majorBidi" w:cstheme="majorBidi"/>
+          <w:sz w:val="20"/>
+          <w:szCs w:val="20"/>
+          <w:lang w:val="tr-TR"/>
+        </w:rPr>
+        <w:t>zijn</w:t>
+      </w:r>
+      <w:proofErr w:type="spellEnd"/>
+      <w:r>
+        <w:rPr>
+          <w:rFonts w:asciiTheme="majorBidi" w:hAnsiTheme="majorBidi" w:cstheme="majorBidi"/>
+          <w:sz w:val="20"/>
+          <w:szCs w:val="20"/>
+          <w:lang w:val="tr-TR"/>
+        </w:rPr>
+        <w:t>.</w:t>
+      </w:r>
+    </w:p>
+    <w:p>
+      <w:pPr>
+        <w:rPr>
+          <w:rFonts w:asciiTheme="majorBidi" w:hAnsiTheme="majorBidi" w:cstheme="majorBidi"/>
+          <w:sz w:val="20"/>
+          <w:szCs w:val="20"/>
+        </w:rPr>
+      </w:pPr>
     </w:p>
     <w:p>
       <w:pPr>
@@ -3132,29 +5069,10 @@
     <w:p>
       <w:r>
         <w:object w:dxaOrig="1520" w:dyaOrig="985" w14:anchorId="3DB9C71F">
-          <v:shapetype id="_x0000_t75" coordsize="21600,21600" o:spt="75" o:preferrelative="t" path="m@4@5l@4@11@9@11@9@5xe" filled="f" stroked="f">
-            <v:stroke joinstyle="miter"/>
-            <v:formulas>
-              <v:f eqn="if lineDrawn pixelLineWidth 0"/>
-              <v:f eqn="sum @0 1 0"/>
-              <v:f eqn="sum 0 0 @1"/>
-              <v:f eqn="prod @2 1 2"/>
-              <v:f eqn="prod @3 21600 pixelWidth"/>
-              <v:f eqn="prod @3 21600 pixelHeight"/>
-              <v:f eqn="sum @0 0 1"/>
-              <v:f eqn="prod @6 1 2"/>
-              <v:f eqn="prod @7 21600 pixelWidth"/>
-              <v:f eqn="sum @8 21600 0"/>
-              <v:f eqn="prod @7 21600 pixelHeight"/>
-              <v:f eqn="sum @10 21600 0"/>
-            </v:formulas>
-            <v:path o:extrusionok="f" gradientshapeok="t" o:connecttype="rect"/>
-            <o:lock v:ext="edit" aspectratio="t"/>
-          </v:shapetype>
           <v:shape id="_x0000_i1027" type="#_x0000_t75" style="width:76pt;height:49.25pt" o:ole="">
-            <v:imagedata r:id="rId11" o:title=""/>
+            <v:imagedata r:id="rId13" o:title=""/>
           </v:shape>
-          <o:OLEObject Type="Embed" ProgID="Package" ShapeID="_x0000_i1027" DrawAspect="Icon" ObjectID="_1850627094" r:id="rId12"/>
+          <o:OLEObject Type="Embed" ProgID="Package" ShapeID="_x0000_i1027" DrawAspect="Icon" ObjectID="_1850637641" r:id="rId14"/>
         </w:object>
       </w:r>
     </w:p>
@@ -4178,7 +6096,7 @@
     </w:p>
     <w:p/>
     <w:sectPr>
-      <w:footerReference w:type="default" r:id="rId13"/>
+      <w:footerReference w:type="default" r:id="rId15"/>
       <w:pgSz w:w="11906" w:h="16838"/>
       <w:pgMar w:top="1417" w:right="1417" w:bottom="1417" w:left="1417" w:header="708" w:footer="708" w:gutter="0"/>
       <w:cols w:space="708"/>
@@ -4235,6 +6153,7 @@
         <w:docPartUnique/>
       </w:docPartObj>
     </w:sdtPr>
+    <w:sdtEndPr/>
     <w:sdtContent>
       <w:p>
         <w:pPr>
@@ -4348,6 +6267,119 @@
 <file path=word/numbering.xml><?xml version="1.0" encoding="utf-8"?>
 <w:numbering xmlns:wpc="http://schemas.microsoft.com/office/word/2010/wordprocessingCanvas" xmlns:cx="http://schemas.microsoft.com/office/drawing/2014/chartex" xmlns:cx1="http://schemas.microsoft.com/office/drawing/2015/9/8/chartex" xmlns:cx2="http://schemas.microsoft.com/office/drawing/2015/10/21/chartex" xmlns:cx3="http://schemas.microsoft.com/office/drawing/2016/5/9/chartex" xmlns:cx4="http://schemas.microsoft.com/office/drawing/2016/5/10/chartex" xmlns:cx5="http://schemas.microsoft.com/office/drawing/2016/5/11/chartex" xmlns:cx6="http://schemas.microsoft.com/office/drawing/2016/5/12/chartex" xmlns:cx7="http://schemas.microsoft.com/office/drawing/2016/5/13/chartex" xmlns:cx8="http://schemas.microsoft.com/office/drawing/2016/5/14/chartex" xmlns:mc="http://schemas.openxmlformats.org/markup-compatibility/2006" xmlns:aink="http://schemas.microsoft.com/office/drawing/2016/ink" xmlns:am3d="http://schemas.microsoft.com/office/drawing/2017/model3d" xmlns:o="urn:schemas-microsoft-com:office:office" xmlns:oel="http://schemas.microsoft.com/office/2019/extlst" xmlns:r="http://schemas.openxmlformats.org/officeDocument/2006/relationships" xmlns:m="http://schemas.openxmlformats.org/officeDocument/2006/math" xmlns:v="urn:schemas-microsoft-com:vml" xmlns:wp14="http://schemas.microsoft.com/office/word/2010/wordprocessingDrawing" xmlns:wp="http://schemas.openxmlformats.org/drawingml/2006/wordprocessingDrawing" xmlns:w10="urn:schemas-microsoft-com:office:word" xmlns:w="http://schemas.openxmlformats.org/wordprocessingml/2006/main" xmlns:w14="http://schemas.microsoft.com/office/word/2010/wordml" xmlns:w15="http://schemas.microsoft.com/office/word/2012/wordml" xmlns:w16cex="http://schemas.microsoft.com/office/word/2018/wordml/cex" xmlns:w16cid="http://schemas.microsoft.com/office/word/2016/wordml/cid" xmlns:w16="http://schemas.microsoft.com/office/word/2018/wordml" xmlns:w16du="http://schemas.microsoft.com/office/word/2023/wordml/word16du" xmlns:w16sdtdh="http://schemas.microsoft.com/office/word/2020/wordml/sdtdatahash" xmlns:w16sdtfl="http://schemas.microsoft.com/office/word/2024/wordml/sdtformatlock" xmlns:w16se="http://schemas.microsoft.com/office/word/2015/wordml/symex" xmlns:wpg="http://schemas.microsoft.com/office/word/2010/wordprocessingGroup" xmlns:wpi="http://schemas.microsoft.com/office/word/2010/wordprocessingInk" xmlns:wne="http://schemas.microsoft.com/office/word/2006/wordml" xmlns:wps="http://schemas.microsoft.com/office/word/2010/wordprocessingShape" mc:Ignorable="w14 w15 w16se w16cid w16 w16cex w16sdtdh w16sdtfl w16du wp14">
   <w:abstractNum w:abstractNumId="0" w15:restartNumberingAfterBreak="0">
+    <w:nsid w:val="1E130546"/>
+    <w:multiLevelType w:val="hybridMultilevel"/>
+    <w:tmpl w:val="0160F852"/>
+    <w:lvl w:ilvl="0" w:tplc="041F0001">
+      <w:start w:val="1"/>
+      <w:numFmt w:val="bullet"/>
+      <w:lvlText w:val=""/>
+      <w:lvlJc w:val="left"/>
+      <w:pPr>
+        <w:ind w:left="720" w:hanging="360"/>
+      </w:pPr>
+      <w:rPr>
+        <w:rFonts w:ascii="Symbol" w:hAnsi="Symbol" w:hint="default"/>
+      </w:rPr>
+    </w:lvl>
+    <w:lvl w:ilvl="1" w:tplc="041F0003" w:tentative="1">
+      <w:start w:val="1"/>
+      <w:numFmt w:val="bullet"/>
+      <w:lvlText w:val="o"/>
+      <w:lvlJc w:val="left"/>
+      <w:pPr>
+        <w:ind w:left="1440" w:hanging="360"/>
+      </w:pPr>
+      <w:rPr>
+        <w:rFonts w:ascii="Courier New" w:hAnsi="Courier New" w:cs="Courier New" w:hint="default"/>
+      </w:rPr>
+    </w:lvl>
+    <w:lvl w:ilvl="2" w:tplc="041F0005" w:tentative="1">
+      <w:start w:val="1"/>
+      <w:numFmt w:val="bullet"/>
+      <w:lvlText w:val=""/>
+      <w:lvlJc w:val="left"/>
+      <w:pPr>
+        <w:ind w:left="2160" w:hanging="360"/>
+      </w:pPr>
+      <w:rPr>
+        <w:rFonts w:ascii="Wingdings" w:hAnsi="Wingdings" w:hint="default"/>
+      </w:rPr>
+    </w:lvl>
+    <w:lvl w:ilvl="3" w:tplc="041F0001" w:tentative="1">
+      <w:start w:val="1"/>
+      <w:numFmt w:val="bullet"/>
+      <w:lvlText w:val=""/>
+      <w:lvlJc w:val="left"/>
+      <w:pPr>
+        <w:ind w:left="2880" w:hanging="360"/>
+      </w:pPr>
+      <w:rPr>
+        <w:rFonts w:ascii="Symbol" w:hAnsi="Symbol" w:hint="default"/>
+      </w:rPr>
+    </w:lvl>
+    <w:lvl w:ilvl="4" w:tplc="041F0003" w:tentative="1">
+      <w:start w:val="1"/>
+      <w:numFmt w:val="bullet"/>
+      <w:lvlText w:val="o"/>
+      <w:lvlJc w:val="left"/>
+      <w:pPr>
+        <w:ind w:left="3600" w:hanging="360"/>
+      </w:pPr>
+      <w:rPr>
+        <w:rFonts w:ascii="Courier New" w:hAnsi="Courier New" w:cs="Courier New" w:hint="default"/>
+      </w:rPr>
+    </w:lvl>
+    <w:lvl w:ilvl="5" w:tplc="041F0005" w:tentative="1">
+      <w:start w:val="1"/>
+      <w:numFmt w:val="bullet"/>
+      <w:lvlText w:val=""/>
+      <w:lvlJc w:val="left"/>
+      <w:pPr>
+        <w:ind w:left="4320" w:hanging="360"/>
+      </w:pPr>
+      <w:rPr>
+        <w:rFonts w:ascii="Wingdings" w:hAnsi="Wingdings" w:hint="default"/>
+      </w:rPr>
+    </w:lvl>
+    <w:lvl w:ilvl="6" w:tplc="041F0001" w:tentative="1">
+      <w:start w:val="1"/>
+      <w:numFmt w:val="bullet"/>
+      <w:lvlText w:val=""/>
+      <w:lvlJc w:val="left"/>
+      <w:pPr>
+        <w:ind w:left="5040" w:hanging="360"/>
+      </w:pPr>
+      <w:rPr>
+        <w:rFonts w:ascii="Symbol" w:hAnsi="Symbol" w:hint="default"/>
+      </w:rPr>
+    </w:lvl>
+    <w:lvl w:ilvl="7" w:tplc="041F0003" w:tentative="1">
+      <w:start w:val="1"/>
+      <w:numFmt w:val="bullet"/>
+      <w:lvlText w:val="o"/>
+      <w:lvlJc w:val="left"/>
+      <w:pPr>
+        <w:ind w:left="5760" w:hanging="360"/>
+      </w:pPr>
+      <w:rPr>
+        <w:rFonts w:ascii="Courier New" w:hAnsi="Courier New" w:cs="Courier New" w:hint="default"/>
+      </w:rPr>
+    </w:lvl>
+    <w:lvl w:ilvl="8" w:tplc="041F0005" w:tentative="1">
+      <w:start w:val="1"/>
+      <w:numFmt w:val="bullet"/>
+      <w:lvlText w:val=""/>
+      <w:lvlJc w:val="left"/>
+      <w:pPr>
+        <w:ind w:left="6480" w:hanging="360"/>
+      </w:pPr>
+      <w:rPr>
+        <w:rFonts w:ascii="Wingdings" w:hAnsi="Wingdings" w:hint="default"/>
+      </w:rPr>
+    </w:lvl>
+  </w:abstractNum>
+  <w:abstractNum w:abstractNumId="1" w15:restartNumberingAfterBreak="0">
     <w:nsid w:val="30DA6AA6"/>
     <w:multiLevelType w:val="hybridMultilevel"/>
     <w:tmpl w:val="46DCBC72"/>
@@ -4486,7 +6518,120 @@
       </w:rPr>
     </w:lvl>
   </w:abstractNum>
-  <w:abstractNum w:abstractNumId="1" w15:restartNumberingAfterBreak="0">
+  <w:abstractNum w:abstractNumId="2" w15:restartNumberingAfterBreak="0">
+    <w:nsid w:val="352E6A1D"/>
+    <w:multiLevelType w:val="hybridMultilevel"/>
+    <w:tmpl w:val="AD4257DE"/>
+    <w:lvl w:ilvl="0" w:tplc="041F000F">
+      <w:start w:val="1"/>
+      <w:numFmt w:val="decimal"/>
+      <w:lvlText w:val="%1."/>
+      <w:lvlJc w:val="left"/>
+      <w:pPr>
+        <w:ind w:left="720" w:hanging="360"/>
+      </w:pPr>
+      <w:rPr>
+        <w:rFonts w:hint="default"/>
+      </w:rPr>
+    </w:lvl>
+    <w:lvl w:ilvl="1" w:tplc="FFFFFFFF" w:tentative="1">
+      <w:start w:val="1"/>
+      <w:numFmt w:val="bullet"/>
+      <w:lvlText w:val="o"/>
+      <w:lvlJc w:val="left"/>
+      <w:pPr>
+        <w:ind w:left="1440" w:hanging="360"/>
+      </w:pPr>
+      <w:rPr>
+        <w:rFonts w:ascii="Courier New" w:hAnsi="Courier New" w:cs="Courier New" w:hint="default"/>
+      </w:rPr>
+    </w:lvl>
+    <w:lvl w:ilvl="2" w:tplc="FFFFFFFF" w:tentative="1">
+      <w:start w:val="1"/>
+      <w:numFmt w:val="bullet"/>
+      <w:lvlText w:val=""/>
+      <w:lvlJc w:val="left"/>
+      <w:pPr>
+        <w:ind w:left="2160" w:hanging="360"/>
+      </w:pPr>
+      <w:rPr>
+        <w:rFonts w:ascii="Wingdings" w:hAnsi="Wingdings" w:hint="default"/>
+      </w:rPr>
+    </w:lvl>
+    <w:lvl w:ilvl="3" w:tplc="FFFFFFFF" w:tentative="1">
+      <w:start w:val="1"/>
+      <w:numFmt w:val="bullet"/>
+      <w:lvlText w:val=""/>
+      <w:lvlJc w:val="left"/>
+      <w:pPr>
+        <w:ind w:left="2880" w:hanging="360"/>
+      </w:pPr>
+      <w:rPr>
+        <w:rFonts w:ascii="Symbol" w:hAnsi="Symbol" w:hint="default"/>
+      </w:rPr>
+    </w:lvl>
+    <w:lvl w:ilvl="4" w:tplc="FFFFFFFF" w:tentative="1">
+      <w:start w:val="1"/>
+      <w:numFmt w:val="bullet"/>
+      <w:lvlText w:val="o"/>
+      <w:lvlJc w:val="left"/>
+      <w:pPr>
+        <w:ind w:left="3600" w:hanging="360"/>
+      </w:pPr>
+      <w:rPr>
+        <w:rFonts w:ascii="Courier New" w:hAnsi="Courier New" w:cs="Courier New" w:hint="default"/>
+      </w:rPr>
+    </w:lvl>
+    <w:lvl w:ilvl="5" w:tplc="FFFFFFFF" w:tentative="1">
+      <w:start w:val="1"/>
+      <w:numFmt w:val="bullet"/>
+      <w:lvlText w:val=""/>
+      <w:lvlJc w:val="left"/>
+      <w:pPr>
+        <w:ind w:left="4320" w:hanging="360"/>
+      </w:pPr>
+      <w:rPr>
+        <w:rFonts w:ascii="Wingdings" w:hAnsi="Wingdings" w:hint="default"/>
+      </w:rPr>
+    </w:lvl>
+    <w:lvl w:ilvl="6" w:tplc="FFFFFFFF" w:tentative="1">
+      <w:start w:val="1"/>
+      <w:numFmt w:val="bullet"/>
+      <w:lvlText w:val=""/>
+      <w:lvlJc w:val="left"/>
+      <w:pPr>
+        <w:ind w:left="5040" w:hanging="360"/>
+      </w:pPr>
+      <w:rPr>
+        <w:rFonts w:ascii="Symbol" w:hAnsi="Symbol" w:hint="default"/>
+      </w:rPr>
+    </w:lvl>
+    <w:lvl w:ilvl="7" w:tplc="FFFFFFFF" w:tentative="1">
+      <w:start w:val="1"/>
+      <w:numFmt w:val="bullet"/>
+      <w:lvlText w:val="o"/>
+      <w:lvlJc w:val="left"/>
+      <w:pPr>
+        <w:ind w:left="5760" w:hanging="360"/>
+      </w:pPr>
+      <w:rPr>
+        <w:rFonts w:ascii="Courier New" w:hAnsi="Courier New" w:cs="Courier New" w:hint="default"/>
+      </w:rPr>
+    </w:lvl>
+    <w:lvl w:ilvl="8" w:tplc="FFFFFFFF" w:tentative="1">
+      <w:start w:val="1"/>
+      <w:numFmt w:val="bullet"/>
+      <w:lvlText w:val=""/>
+      <w:lvlJc w:val="left"/>
+      <w:pPr>
+        <w:ind w:left="6480" w:hanging="360"/>
+      </w:pPr>
+      <w:rPr>
+        <w:rFonts w:ascii="Wingdings" w:hAnsi="Wingdings" w:hint="default"/>
+      </w:rPr>
+    </w:lvl>
+  </w:abstractNum>
+  <w:abstractNum w:abstractNumId="3" w15:restartNumberingAfterBreak="0">
     <w:nsid w:val="3D343051"/>
     <w:multiLevelType w:val="hybridMultilevel"/>
     <w:tmpl w:val="8A50B9EC"/>
@@ -4599,7 +6744,7 @@
       </w:rPr>
     </w:lvl>
   </w:abstractNum>
-  <w:abstractNum w:abstractNumId="2" w15:restartNumberingAfterBreak="0">
+  <w:abstractNum w:abstractNumId="4" w15:restartNumberingAfterBreak="0">
     <w:nsid w:val="428778FC"/>
     <w:multiLevelType w:val="multilevel"/>
     <w:tmpl w:val="7AA0DF3A"/>
@@ -4712,7 +6857,7 @@
       </w:rPr>
     </w:lvl>
   </w:abstractNum>
-  <w:abstractNum w:abstractNumId="3" w15:restartNumberingAfterBreak="0">
+  <w:abstractNum w:abstractNumId="5" w15:restartNumberingAfterBreak="0">
     <w:nsid w:val="47332045"/>
     <w:multiLevelType w:val="hybridMultilevel"/>
     <w:tmpl w:val="54C8D83A"/>
@@ -4801,7 +6946,7 @@
       </w:pPr>
     </w:lvl>
   </w:abstractNum>
-  <w:abstractNum w:abstractNumId="4" w15:restartNumberingAfterBreak="0">
+  <w:abstractNum w:abstractNumId="6" w15:restartNumberingAfterBreak="0">
     <w:nsid w:val="490B5FF3"/>
     <w:multiLevelType w:val="hybridMultilevel"/>
     <w:tmpl w:val="746CBCA0"/>
@@ -4890,7 +7035,7 @@
       </w:pPr>
     </w:lvl>
   </w:abstractNum>
-  <w:abstractNum w:abstractNumId="5" w15:restartNumberingAfterBreak="0">
+  <w:abstractNum w:abstractNumId="7" w15:restartNumberingAfterBreak="0">
     <w:nsid w:val="4C86670F"/>
     <w:multiLevelType w:val="multilevel"/>
     <w:tmpl w:val="75781552"/>
@@ -4985,7 +7130,7 @@
       </w:pPr>
     </w:lvl>
   </w:abstractNum>
-  <w:abstractNum w:abstractNumId="6" w15:restartNumberingAfterBreak="0">
+  <w:abstractNum w:abstractNumId="8" w15:restartNumberingAfterBreak="0">
     <w:nsid w:val="4CEF25C0"/>
     <w:multiLevelType w:val="hybridMultilevel"/>
     <w:tmpl w:val="05168D38"/>
@@ -5074,7 +7219,119 @@
       </w:pPr>
     </w:lvl>
   </w:abstractNum>
-  <w:abstractNum w:abstractNumId="7" w15:restartNumberingAfterBreak="0">
+  <w:abstractNum w:abstractNumId="9" w15:restartNumberingAfterBreak="0">
+    <w:nsid w:val="5E2F7633"/>
+    <w:multiLevelType w:val="hybridMultilevel"/>
+    <w:tmpl w:val="516ADCFE"/>
+    <w:lvl w:ilvl="0" w:tplc="D7C2E322">
+      <w:numFmt w:val="bullet"/>
+      <w:lvlText w:val=""/>
+      <w:lvlJc w:val="left"/>
+      <w:pPr>
+        <w:ind w:left="720" w:hanging="360"/>
+      </w:pPr>
+      <w:rPr>
+        <w:rFonts w:ascii="Times New Roman" w:eastAsiaTheme="minorHAnsi" w:hAnsi="Times New Roman" w:cs="Times New Roman" w:hint="default"/>
+      </w:rPr>
+    </w:lvl>
+    <w:lvl w:ilvl="1" w:tplc="041F0003" w:tentative="1">
+      <w:start w:val="1"/>
+      <w:numFmt w:val="bullet"/>
+      <w:lvlText w:val="o"/>
+      <w:lvlJc w:val="left"/>
+      <w:pPr>
+        <w:ind w:left="1440" w:hanging="360"/>
+      </w:pPr>
+      <w:rPr>
+        <w:rFonts w:ascii="Courier New" w:hAnsi="Courier New" w:cs="Courier New" w:hint="default"/>
+      </w:rPr>
+    </w:lvl>
+    <w:lvl w:ilvl="2" w:tplc="041F0005" w:tentative="1">
+      <w:start w:val="1"/>
+      <w:numFmt w:val="bullet"/>
+      <w:lvlText w:val=""/>
+      <w:lvlJc w:val="left"/>
+      <w:pPr>
+        <w:ind w:left="2160" w:hanging="360"/>
+      </w:pPr>
+      <w:rPr>
+        <w:rFonts w:ascii="Wingdings" w:hAnsi="Wingdings" w:hint="default"/>
+      </w:rPr>
+    </w:lvl>
+    <w:lvl w:ilvl="3" w:tplc="041F0001" w:tentative="1">
+      <w:start w:val="1"/>
+      <w:numFmt w:val="bullet"/>
+      <w:lvlText w:val=""/>
+      <w:lvlJc w:val="left"/>
+      <w:pPr>
+        <w:ind w:left="2880" w:hanging="360"/>
+      </w:pPr>
+      <w:rPr>
+        <w:rFonts w:ascii="Symbol" w:hAnsi="Symbol" w:hint="default"/>
+      </w:rPr>
+    </w:lvl>
+    <w:lvl w:ilvl="4" w:tplc="041F0003" w:tentative="1">
+      <w:start w:val="1"/>
+      <w:numFmt w:val="bullet"/>
+      <w:lvlText w:val="o"/>
+      <w:lvlJc w:val="left"/>
+      <w:pPr>
+        <w:ind w:left="3600" w:hanging="360"/>
+      </w:pPr>
+      <w:rPr>
+        <w:rFonts w:ascii="Courier New" w:hAnsi="Courier New" w:cs="Courier New" w:hint="default"/>
+      </w:rPr>
+    </w:lvl>
+    <w:lvl w:ilvl="5" w:tplc="041F0005" w:tentative="1">
+      <w:start w:val="1"/>
+      <w:numFmt w:val="bullet"/>
+      <w:lvlText w:val=""/>
+      <w:lvlJc w:val="left"/>
+      <w:pPr>
+        <w:ind w:left="4320" w:hanging="360"/>
+      </w:pPr>
+      <w:rPr>
+        <w:rFonts w:ascii="Wingdings" w:hAnsi="Wingdings" w:hint="default"/>
+      </w:rPr>
+    </w:lvl>
+    <w:lvl w:ilvl="6" w:tplc="041F0001" w:tentative="1">
+      <w:start w:val="1"/>
+      <w:numFmt w:val="bullet"/>
+      <w:lvlText w:val=""/>
+      <w:lvlJc w:val="left"/>
+      <w:pPr>
+        <w:ind w:left="5040" w:hanging="360"/>
+      </w:pPr>
+      <w:rPr>
+        <w:rFonts w:ascii="Symbol" w:hAnsi="Symbol" w:hint="default"/>
+      </w:rPr>
+    </w:lvl>
+    <w:lvl w:ilvl="7" w:tplc="041F0003" w:tentative="1">
+      <w:start w:val="1"/>
+      <w:numFmt w:val="bullet"/>
+      <w:lvlText w:val="o"/>
+      <w:lvlJc w:val="left"/>
+      <w:pPr>
+        <w:ind w:left="5760" w:hanging="360"/>
+      </w:pPr>
+      <w:rPr>
+        <w:rFonts w:ascii="Courier New" w:hAnsi="Courier New" w:cs="Courier New" w:hint="default"/>
+      </w:rPr>
+    </w:lvl>
+    <w:lvl w:ilvl="8" w:tplc="041F0005" w:tentative="1">
+      <w:start w:val="1"/>
+      <w:numFmt w:val="bullet"/>
+      <w:lvlText w:val=""/>
+      <w:lvlJc w:val="left"/>
+      <w:pPr>
+        <w:ind w:left="6480" w:hanging="360"/>
+      </w:pPr>
+      <w:rPr>
+        <w:rFonts w:ascii="Wingdings" w:hAnsi="Wingdings" w:hint="default"/>
+      </w:rPr>
+    </w:lvl>
+  </w:abstractNum>
+  <w:abstractNum w:abstractNumId="10" w15:restartNumberingAfterBreak="0">
     <w:nsid w:val="6019603C"/>
     <w:multiLevelType w:val="hybridMultilevel"/>
     <w:tmpl w:val="6CD20F94"/>
@@ -5163,7 +7420,7 @@
       </w:pPr>
     </w:lvl>
   </w:abstractNum>
-  <w:abstractNum w:abstractNumId="8" w15:restartNumberingAfterBreak="0">
+  <w:abstractNum w:abstractNumId="11" w15:restartNumberingAfterBreak="0">
     <w:nsid w:val="665760AF"/>
     <w:multiLevelType w:val="hybridMultilevel"/>
     <w:tmpl w:val="BEC06E24"/>
@@ -5252,7 +7509,7 @@
       </w:pPr>
     </w:lvl>
   </w:abstractNum>
-  <w:abstractNum w:abstractNumId="9" w15:restartNumberingAfterBreak="0">
+  <w:abstractNum w:abstractNumId="12" w15:restartNumberingAfterBreak="0">
     <w:nsid w:val="66D30509"/>
     <w:multiLevelType w:val="hybridMultilevel"/>
     <w:tmpl w:val="BB38EC98"/>
@@ -5341,7 +7598,7 @@
       </w:pPr>
     </w:lvl>
   </w:abstractNum>
-  <w:abstractNum w:abstractNumId="10" w15:restartNumberingAfterBreak="0">
+  <w:abstractNum w:abstractNumId="13" w15:restartNumberingAfterBreak="0">
     <w:nsid w:val="6C1F34D4"/>
     <w:multiLevelType w:val="hybridMultilevel"/>
     <w:tmpl w:val="E9448A32"/>
@@ -5430,7 +7687,7 @@
       </w:pPr>
     </w:lvl>
   </w:abstractNum>
-  <w:abstractNum w:abstractNumId="11" w15:restartNumberingAfterBreak="0">
+  <w:abstractNum w:abstractNumId="14" w15:restartNumberingAfterBreak="0">
     <w:nsid w:val="75DC58AA"/>
     <w:multiLevelType w:val="multilevel"/>
     <w:tmpl w:val="54FA75FA"/>
@@ -5579,7 +7836,7 @@
       </w:rPr>
     </w:lvl>
   </w:abstractNum>
-  <w:abstractNum w:abstractNumId="12" w15:restartNumberingAfterBreak="0">
+  <w:abstractNum w:abstractNumId="15" w15:restartNumberingAfterBreak="0">
     <w:nsid w:val="7D951C9B"/>
     <w:multiLevelType w:val="hybridMultilevel"/>
     <w:tmpl w:val="584262F2"/>
@@ -5668,7 +7925,7 @@
       </w:pPr>
     </w:lvl>
   </w:abstractNum>
-  <w:abstractNum w:abstractNumId="13" w15:restartNumberingAfterBreak="0">
+  <w:abstractNum w:abstractNumId="16" w15:restartNumberingAfterBreak="0">
     <w:nsid w:val="7ECC3D92"/>
     <w:multiLevelType w:val="multilevel"/>
     <w:tmpl w:val="AC8C0660"/>
@@ -5818,40 +8075,40 @@
     </w:lvl>
   </w:abstractNum>
   <w:num w:numId="1" w16cid:durableId="2122020408">
-    <w:abstractNumId w:val="0"/>
+    <w:abstractNumId w:val="1"/>
   </w:num>
   <w:num w:numId="2" w16cid:durableId="802163880">
-    <w:abstractNumId w:val="5"/>
+    <w:abstractNumId w:val="7"/>
   </w:num>
   <w:num w:numId="3" w16cid:durableId="430245274">
-    <w:abstractNumId w:val="2"/>
+    <w:abstractNumId w:val="4"/>
   </w:num>
   <w:num w:numId="4" w16cid:durableId="833761290">
+    <w:abstractNumId w:val="14"/>
+  </w:num>
+  <w:num w:numId="5" w16cid:durableId="1890725002">
+    <w:abstractNumId w:val="16"/>
+  </w:num>
+  <w:num w:numId="6" w16cid:durableId="1558394180">
+    <w:abstractNumId w:val="3"/>
+  </w:num>
+  <w:num w:numId="7" w16cid:durableId="586109695">
+    <w:abstractNumId w:val="8"/>
+  </w:num>
+  <w:num w:numId="8" w16cid:durableId="623736198">
+    <w:abstractNumId w:val="10"/>
+  </w:num>
+  <w:num w:numId="9" w16cid:durableId="1868449060">
+    <w:abstractNumId w:val="6"/>
+  </w:num>
+  <w:num w:numId="10" w16cid:durableId="1290210196">
     <w:abstractNumId w:val="11"/>
   </w:num>
-  <w:num w:numId="5" w16cid:durableId="1890725002">
+  <w:num w:numId="11" w16cid:durableId="1135214857">
     <w:abstractNumId w:val="13"/>
   </w:num>
-  <w:num w:numId="6" w16cid:durableId="1558394180">
-    <w:abstractNumId w:val="1"/>
-  </w:num>
-  <w:num w:numId="7" w16cid:durableId="586109695">
-    <w:abstractNumId w:val="6"/>
-  </w:num>
-  <w:num w:numId="8" w16cid:durableId="623736198">
+  <w:num w:numId="12" w16cid:durableId="1719620326">
     <w:abstractNumId w:val="7"/>
-  </w:num>
-  <w:num w:numId="9" w16cid:durableId="1868449060">
-    <w:abstractNumId w:val="4"/>
-  </w:num>
-  <w:num w:numId="10" w16cid:durableId="1290210196">
-    <w:abstractNumId w:val="8"/>
-  </w:num>
-  <w:num w:numId="11" w16cid:durableId="1135214857">
-    <w:abstractNumId w:val="10"/>
-  </w:num>
-  <w:num w:numId="12" w16cid:durableId="1719620326">
-    <w:abstractNumId w:val="5"/>
     <w:lvlOverride w:ilvl="0">
       <w:startOverride w:val="1"/>
     </w:lvlOverride>
@@ -5863,13 +8120,22 @@
     </w:lvlOverride>
   </w:num>
   <w:num w:numId="13" w16cid:durableId="1282146478">
-    <w:abstractNumId w:val="3"/>
+    <w:abstractNumId w:val="5"/>
   </w:num>
   <w:num w:numId="14" w16cid:durableId="1035036088">
+    <w:abstractNumId w:val="15"/>
+  </w:num>
+  <w:num w:numId="15" w16cid:durableId="2042170230">
     <w:abstractNumId w:val="12"/>
   </w:num>
-  <w:num w:numId="15" w16cid:durableId="2042170230">
+  <w:num w:numId="16" w16cid:durableId="762068776">
+    <w:abstractNumId w:val="0"/>
+  </w:num>
+  <w:num w:numId="17" w16cid:durableId="1048190299">
     <w:abstractNumId w:val="9"/>
+  </w:num>
+  <w:num w:numId="18" w16cid:durableId="718822237">
+    <w:abstractNumId w:val="2"/>
   </w:num>
 </w:numbering>
 </file>

--- a/document/StadsMuseumVeenendaal-InteractieveObjectenwond.docx
+++ b/document/StadsMuseumVeenendaal-InteractieveObjectenwond.docx
@@ -1,28 +1,47 @@
 
 <file path=word/document.xml><?xml version="1.0" encoding="utf-8"?>
-<w:document xmlns:wpc="http://schemas.microsoft.com/office/word/2010/wordprocessingCanvas" xmlns:cx="http://schemas.microsoft.com/office/drawing/2014/chartex" xmlns:cx1="http://schemas.microsoft.com/office/drawing/2015/9/8/chartex" xmlns:cx2="http://schemas.microsoft.com/office/drawing/2015/10/21/chartex" xmlns:cx3="http://schemas.microsoft.com/office/drawing/2016/5/9/chartex" xmlns:cx4="http://schemas.microsoft.com/office/drawing/2016/5/10/chartex" xmlns:cx5="http://schemas.microsoft.com/office/drawing/2016/5/11/chartex" xmlns:cx6="http://schemas.microsoft.com/office/drawing/2016/5/12/chartex" xmlns:cx7="http://schemas.microsoft.com/office/drawing/2016/5/13/chartex" xmlns:cx8="http://schemas.microsoft.com/office/drawing/2016/5/14/chartex" xmlns:mc="http://schemas.openxmlformats.org/markup-compatibility/2006" xmlns:aink="http://schemas.microsoft.com/office/drawing/2016/ink" xmlns:am3d="http://schemas.microsoft.com/office/drawing/2017/model3d" xmlns:o="urn:schemas-microsoft-com:office:office" xmlns:oel="http://schemas.microsoft.com/office/2019/extlst" xmlns:r="http://schemas.openxmlformats.org/officeDocument/2006/relationships" xmlns:m="http://schemas.openxmlformats.org/officeDocument/2006/math" xmlns:v="urn:schemas-microsoft-com:vml" xmlns:wp14="http://schemas.microsoft.com/office/word/2010/wordprocessingDrawing" xmlns:wp="http://schemas.openxmlformats.org/drawingml/2006/wordprocessingDrawing" xmlns:w10="urn:schemas-microsoft-com:office:word" xmlns:w="http://schemas.openxmlformats.org/wordprocessingml/2006/main" xmlns:w14="http://schemas.microsoft.com/office/word/2010/wordml" xmlns:w15="http://schemas.microsoft.com/office/word/2012/wordml" xmlns:w16cex="http://schemas.microsoft.com/office/word/2018/wordml/cex" xmlns:w16cid="http://schemas.microsoft.com/office/word/2016/wordml/cid" xmlns:w16="http://schemas.microsoft.com/office/word/2018/wordml" xmlns:w16du="http://schemas.microsoft.com/office/word/2023/wordml/word16du" xmlns:w16sdtdh="http://schemas.microsoft.com/office/word/2020/wordml/sdtdatahash" xmlns:w16sdtfl="http://schemas.microsoft.com/office/word/2024/wordml/sdtformatlock" xmlns:w16se="http://schemas.microsoft.com/office/word/2015/wordml/symex" xmlns:wpg="http://schemas.microsoft.com/office/word/2010/wordprocessingGroup" xmlns:wpi="http://schemas.microsoft.com/office/word/2010/wordprocessingInk" xmlns:wne="http://schemas.microsoft.com/office/word/2006/wordml" xmlns:wps="http://schemas.microsoft.com/office/word/2010/wordprocessingShape" mc:Ignorable="w14 w15 w16se w16cid w16 w16cex w16sdtdh w16sdtfl w16du wp14">
+<w:document xmlns:wpc="http://schemas.microsoft.com/office/word/2010/wordprocessingCanvas" xmlns:cx="http://schemas.microsoft.com/office/drawing/2014/chartex" xmlns:cx1="http://schemas.microsoft.com/office/drawing/2015/9/8/chartex" xmlns:cx2="http://schemas.microsoft.com/office/drawing/2015/10/21/chartex" xmlns:cx3="http://schemas.microsoft.com/office/drawing/2016/5/9/chartex" xmlns:cx4="http://schemas.microsoft.com/office/drawing/2016/5/10/chartex" xmlns:cx5="http://schemas.microsoft.com/office/drawing/2016/5/11/chartex" xmlns:cx6="http://schemas.microsoft.com/office/drawing/2016/5/12/chartex" xmlns:cx7="http://schemas.microsoft.com/office/drawing/2016/5/13/chartex" xmlns:cx8="http://schemas.microsoft.com/office/drawing/2016/5/14/chartex" xmlns:mc="http://schemas.openxmlformats.org/markup-compatibility/2006" xmlns:aink="http://schemas.microsoft.com/office/drawing/2016/ink" xmlns:am3d="http://schemas.microsoft.com/office/drawing/2017/model3d" xmlns:o="urn:schemas-microsoft-com:office:office" xmlns:oel="http://schemas.microsoft.com/office/2019/extlst" xmlns:r="http://schemas.openxmlformats.org/officeDocument/2006/relationships" xmlns:m="http://schemas.openxmlformats.org/officeDocument/2006/math" xmlns:v="urn:schemas-microsoft-com:vml" xmlns:wp14="http://schemas.microsoft.com/office/word/2010/wordprocessingDrawing" xmlns:wp="http://schemas.openxmlformats.org/drawingml/2006/wordprocessingDrawing" xmlns:w10="urn:schemas-microsoft-com:office:word" xmlns:w="http://schemas.openxmlformats.org/wordprocessingml/2006/main" xmlns:w14="http://schemas.microsoft.com/office/word/2010/wordml" xmlns:w15="http://schemas.microsoft.com/office/word/2012/wordml" xmlns:w16cex="http://schemas.microsoft.com/office/word/2018/wordml/cex" xmlns:w16cid="http://schemas.microsoft.com/office/word/2016/wordml/cid" xmlns:w16="http://schemas.microsoft.com/office/word/2018/wordml" xmlns:w16du="http://schemas.microsoft.com/office/word/2023/wordml/word16du" xmlns:w16sdtdh="http://schemas.microsoft.com/office/word/2020/wordml/sdtdatahash" xmlns:w16sdtfl="http://schemas.microsoft.com/office/word/2024/wordml/sdtformatlock" xmlns:w16se="http://schemas.microsoft.com/office/word/2015/wordml/symex" xmlns:wpg="http://schemas.microsoft.com/office/word/2010/wordprocessingGroup" xmlns:wpi="http://schemas.microsoft.com/office/word/2010/wordprocessingInk" xmlns:wne="http://schemas.microsoft.com/office/word/2006/wordml" xmlns:wps="http://schemas.microsoft.com/office/word/2010/wordprocessingShape" xmlns:a="http://schemas.openxmlformats.org/drawingml/2006/main" xmlns:pic="http://schemas.openxmlformats.org/drawingml/2006/picture" xmlns:a14="http://schemas.microsoft.com/office/drawing/2010/main" mc:Ignorable="w14 w15 w16se w16cid w16 w16cex w16sdtdh w16sdtfl w16du wp14">
   <w:body>
     <w:p>
-      <w:bookmarkStart w:id="0" w:name="_top"/>
+      <w:bookmarkStart w:name="_top" w:id="0"/>
       <w:bookmarkEnd w:id="0"/>
     </w:p>
     <w:p/>
     <w:p>
       <w:pPr>
         <w:rPr>
-          <w:b/>
+          <w:b w:val="1"/>
+          <w:bCs w:val="1"/>
           <w:sz w:val="144"/>
           <w:szCs w:val="144"/>
         </w:rPr>
       </w:pPr>
       <w:r>
         <w:rPr>
-          <w:b/>
-          <w:bCs/>
+          <w:b w:val="1"/>
+          <w:bCs w:val="1"/>
           <w:sz w:val="144"/>
           <w:szCs w:val="144"/>
         </w:rPr>
-        <w:t>Stadsmuseum Veenendaal-interactieve objectenwond.</w:t>
+        <w:t>Stadsmuseum Veenendaal-interactieve objectenw</w:t>
+      </w:r>
+      <w:r>
+        <w:rPr>
+          <w:b w:val="1"/>
+          <w:bCs w:val="1"/>
+          <w:sz w:val="144"/>
+          <w:szCs w:val="144"/>
+        </w:rPr>
+        <w:t>a</w:t>
+      </w:r>
+      <w:r>
+        <w:rPr>
+          <w:b w:val="1"/>
+          <w:bCs w:val="1"/>
+          <w:sz w:val="144"/>
+          <w:szCs w:val="144"/>
+        </w:rPr>
+        <w:t>nd.</w:t>
       </w:r>
     </w:p>
     <w:p>
@@ -184,12 +203,12 @@
             </w:drawing>
           </mc:Choice>
           <mc:Fallback>
-            <w:pict>
-              <v:shapetype w14:anchorId="1735201C" id="_x0000_t202" coordsize="21600,21600" o:spt="202" path="m,l,21600r21600,l21600,xe">
+            <w:pict w14:anchorId="77C1DED5">
+              <v:shapetype id="_x0000_t202" coordsize="21600,21600" o:spt="202" path="m,l,21600r21600,l21600,xe" w14:anchorId="1735201C">
                 <v:stroke joinstyle="miter"/>
                 <v:path gradientshapeok="t" o:connecttype="rect"/>
               </v:shapetype>
-              <v:shape id="Tekstvak 2" o:spid="_x0000_s1026" type="#_x0000_t202" style="position:absolute;margin-left:0;margin-top:7.3pt;width:185.9pt;height:110.6pt;z-index:251658240;visibility:visible;mso-wrap-style:square;mso-width-percent:400;mso-height-percent:200;mso-wrap-distance-left:9pt;mso-wrap-distance-top:3.6pt;mso-wrap-distance-right:9pt;mso-wrap-distance-bottom:3.6pt;mso-position-horizontal:left;mso-position-horizontal-relative:margin;mso-position-vertical:absolute;mso-position-vertical-relative:text;mso-width-percent:400;mso-height-percent:200;mso-width-relative:margin;mso-height-relative:margin;v-text-anchor:top" o:gfxdata="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">
+              <v:shape id="Tekstvak 2" style="position:absolute;margin-left:0;margin-top:7.3pt;width:185.9pt;height:110.6pt;z-index:251658240;visibility:visible;mso-wrap-style:square;mso-width-percent:400;mso-height-percent:200;mso-wrap-distance-left:9pt;mso-wrap-distance-top:3.6pt;mso-wrap-distance-right:9pt;mso-wrap-distance-bottom:3.6pt;mso-position-horizontal:left;mso-position-horizontal-relative:margin;mso-position-vertical:absolute;mso-position-vertical-relative:text;mso-width-percent:400;mso-height-percent:200;mso-width-relative:margin;mso-height-relative:margin;v-text-anchor:top" o:spid="_x0000_s1026" type="#_x0000_t202" o:gfxdata="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">
                 <v:textbox style="mso-fit-shape-to-text:t">
                   <w:txbxContent>
                     <w:p>
@@ -365,23 +384,28 @@
     </w:p>
     <w:sdt>
       <w:sdtPr>
-        <w:rPr>
-          <w:rFonts w:asciiTheme="minorHAnsi" w:eastAsiaTheme="minorHAnsi" w:hAnsiTheme="minorHAnsi" w:cstheme="minorBidi"/>
-          <w:color w:val="auto"/>
-          <w:sz w:val="22"/>
-          <w:szCs w:val="22"/>
-          <w:lang w:eastAsia="en-US"/>
-        </w:rPr>
         <w:id w:val="2096519022"/>
         <w:docPartObj>
           <w:docPartGallery w:val="Table of Contents"/>
           <w:docPartUnique/>
         </w:docPartObj>
+        <w:rPr>
+          <w:rFonts w:ascii="Calibri" w:hAnsi="Calibri" w:eastAsia="Calibri" w:cs="Arial" w:asciiTheme="minorAscii" w:hAnsiTheme="minorAscii" w:eastAsiaTheme="minorAscii" w:cstheme="minorBidi"/>
+          <w:color w:val="auto"/>
+          <w:sz w:val="22"/>
+          <w:szCs w:val="22"/>
+          <w:lang w:eastAsia="en-US"/>
+        </w:rPr>
       </w:sdtPr>
       <w:sdtEndPr>
         <w:rPr>
-          <w:b/>
-          <w:bCs/>
+          <w:rFonts w:ascii="Calibri" w:hAnsi="Calibri" w:eastAsia="Calibri" w:cs="Arial" w:asciiTheme="minorAscii" w:hAnsiTheme="minorAscii" w:eastAsiaTheme="minorAscii" w:cstheme="minorBidi"/>
+          <w:b w:val="1"/>
+          <w:bCs w:val="1"/>
+          <w:color w:val="auto"/>
+          <w:sz w:val="22"/>
+          <w:szCs w:val="22"/>
+          <w:lang w:eastAsia="en-US"/>
         </w:rPr>
       </w:sdtEndPr>
       <w:sdtContent>
@@ -389,7 +413,7 @@
           <w:pPr>
             <w:pStyle w:val="Kopvaninhoudsopgave"/>
             <w:rPr>
-              <w:rFonts w:asciiTheme="minorHAnsi" w:eastAsiaTheme="minorHAnsi" w:hAnsiTheme="minorHAnsi" w:cstheme="minorBidi"/>
+              <w:rFonts w:asciiTheme="minorHAnsi" w:hAnsiTheme="minorHAnsi" w:eastAsiaTheme="minorHAnsi" w:cstheme="minorBidi"/>
               <w:color w:val="auto"/>
               <w:sz w:val="22"/>
               <w:szCs w:val="22"/>
@@ -401,7 +425,7 @@
           <w:pPr>
             <w:pStyle w:val="Kopvaninhoudsopgave"/>
             <w:rPr>
-              <w:rFonts w:asciiTheme="minorHAnsi" w:eastAsiaTheme="minorHAnsi" w:hAnsiTheme="minorHAnsi" w:cstheme="minorBidi"/>
+              <w:rFonts w:asciiTheme="minorHAnsi" w:hAnsiTheme="minorHAnsi" w:eastAsiaTheme="minorHAnsi" w:cstheme="minorBidi"/>
               <w:color w:val="auto"/>
               <w:sz w:val="22"/>
               <w:szCs w:val="22"/>
@@ -439,7 +463,7 @@
           <w:r>
             <w:fldChar w:fldCharType="separate"/>
           </w:r>
-          <w:hyperlink w:anchor="_Toc239842849" w:history="1">
+          <w:hyperlink w:history="1" w:anchor="_Toc239842849">
             <w:r>
               <w:rPr>
                 <w:rStyle w:val="Hyperlink"/>
@@ -533,7 +557,7 @@
               <w14:ligatures w14:val="standardContextual"/>
             </w:rPr>
           </w:pPr>
-          <w:hyperlink w:anchor="_Toc239842850" w:history="1">
+          <w:hyperlink w:history="1" w:anchor="_Toc239842850">
             <w:r>
               <w:rPr>
                 <w:rStyle w:val="Hyperlink"/>
@@ -624,7 +648,7 @@
               <w14:ligatures w14:val="standardContextual"/>
             </w:rPr>
           </w:pPr>
-          <w:hyperlink w:anchor="_Toc239842851" w:history="1">
+          <w:hyperlink w:history="1" w:anchor="_Toc239842851">
             <w:r>
               <w:rPr>
                 <w:rStyle w:val="Hyperlink"/>
@@ -707,7 +731,7 @@
               <w14:ligatures w14:val="standardContextual"/>
             </w:rPr>
           </w:pPr>
-          <w:hyperlink w:anchor="_Toc239842852" w:history="1">
+          <w:hyperlink w:history="1" w:anchor="_Toc239842852">
             <w:r>
               <w:rPr>
                 <w:rStyle w:val="Hyperlink"/>
@@ -790,7 +814,7 @@
               <w14:ligatures w14:val="standardContextual"/>
             </w:rPr>
           </w:pPr>
-          <w:hyperlink w:anchor="_Toc239842853" w:history="1">
+          <w:hyperlink w:history="1" w:anchor="_Toc239842853">
             <w:r>
               <w:rPr>
                 <w:rStyle w:val="Hyperlink"/>
@@ -873,7 +897,7 @@
               <w14:ligatures w14:val="standardContextual"/>
             </w:rPr>
           </w:pPr>
-          <w:hyperlink w:anchor="_Toc239842854" w:history="1">
+          <w:hyperlink w:history="1" w:anchor="_Toc239842854">
             <w:r>
               <w:rPr>
                 <w:rStyle w:val="Hyperlink"/>
@@ -956,7 +980,7 @@
               <w14:ligatures w14:val="standardContextual"/>
             </w:rPr>
           </w:pPr>
-          <w:hyperlink w:anchor="_Toc239842855" w:history="1">
+          <w:hyperlink w:history="1" w:anchor="_Toc239842855">
             <w:r>
               <w:rPr>
                 <w:rStyle w:val="Hyperlink"/>
@@ -1039,7 +1063,7 @@
               <w14:ligatures w14:val="standardContextual"/>
             </w:rPr>
           </w:pPr>
-          <w:hyperlink w:anchor="_Toc239842856" w:history="1">
+          <w:hyperlink w:history="1" w:anchor="_Toc239842856">
             <w:r>
               <w:rPr>
                 <w:rStyle w:val="Hyperlink"/>
@@ -1121,7 +1145,7 @@
               <w14:ligatures w14:val="standardContextual"/>
             </w:rPr>
           </w:pPr>
-          <w:hyperlink w:anchor="_Toc239842857" w:history="1">
+          <w:hyperlink w:history="1" w:anchor="_Toc239842857">
             <w:r>
               <w:rPr>
                 <w:rStyle w:val="Hyperlink"/>
@@ -1215,7 +1239,7 @@
               <w14:ligatures w14:val="standardContextual"/>
             </w:rPr>
           </w:pPr>
-          <w:hyperlink w:anchor="_Toc239842858" w:history="1">
+          <w:hyperlink w:history="1" w:anchor="_Toc239842858">
             <w:r>
               <w:rPr>
                 <w:rStyle w:val="Hyperlink"/>
@@ -1309,7 +1333,7 @@
               <w14:ligatures w14:val="standardContextual"/>
             </w:rPr>
           </w:pPr>
-          <w:hyperlink w:anchor="_Toc239842859" w:history="1">
+          <w:hyperlink w:history="1" w:anchor="_Toc239842859">
             <w:r>
               <w:rPr>
                 <w:rStyle w:val="Hyperlink"/>
@@ -1407,11 +1431,10 @@
       <w:pPr>
         <w:pStyle w:val="Kop1"/>
       </w:pPr>
-      <w:bookmarkStart w:id="1" w:name="_Toc116463817"/>
-      <w:bookmarkStart w:id="2" w:name="_Toc116463865"/>
-      <w:bookmarkStart w:id="3" w:name="_Toc239842849"/>
-      <w:r>
-        <w:lastRenderedPageBreak/>
+      <w:bookmarkStart w:name="_Toc116463817" w:id="1"/>
+      <w:bookmarkStart w:name="_Toc116463865" w:id="2"/>
+      <w:bookmarkStart w:name="_Toc239842849" w:id="3"/>
+      <w:r>
         <w:t>Ontwerp</w:t>
       </w:r>
       <w:bookmarkEnd w:id="1"/>
@@ -1439,7 +1462,7 @@
       <w:pPr>
         <w:pStyle w:val="Kop2"/>
       </w:pPr>
-      <w:bookmarkStart w:id="4" w:name="_Toc239842850"/>
+      <w:bookmarkStart w:name="_Toc239842850" w:id="4"/>
       <w:r>
         <w:t>Functioneel ontwerp</w:t>
       </w:r>
@@ -1466,7 +1489,7 @@
       <w:pPr>
         <w:pStyle w:val="Kop3"/>
       </w:pPr>
-      <w:bookmarkStart w:id="5" w:name="_Toc239842851"/>
+      <w:bookmarkStart w:name="_Toc239842851" w:id="5"/>
       <w:r>
         <w:t>Probleem</w:t>
       </w:r>
@@ -1503,7 +1526,7 @@
       <w:pPr>
         <w:pStyle w:val="Kop3"/>
       </w:pPr>
-      <w:bookmarkStart w:id="6" w:name="_Toc239842852"/>
+      <w:bookmarkStart w:name="_Toc239842852" w:id="6"/>
       <w:r>
         <w:t>Doel Groep</w:t>
       </w:r>
@@ -2976,7 +2999,6 @@
         <w:pStyle w:val="Kop3"/>
       </w:pPr>
       <w:r>
-        <w:lastRenderedPageBreak/>
         <w:t>Technisch ontwerp</w:t>
       </w:r>
     </w:p>
@@ -3016,26 +3038,26 @@
     <w:p>
       <w:pPr>
         <w:pStyle w:val="Kop3"/>
-      </w:pPr>
-      <w:r>
+        <w:rPr/>
+      </w:pPr>
+      <w:r>
+        <w:rPr/>
         <w:t>Gebruikte programmeertaal</w:t>
       </w:r>
     </w:p>
     <w:p>
       <w:pPr>
-        <w:rPr>
-          <w:rFonts w:asciiTheme="majorBidi" w:hAnsiTheme="majorBidi" w:cstheme="majorBidi"/>
-          <w:sz w:val="20"/>
-          <w:szCs w:val="20"/>
-        </w:rPr>
-      </w:pPr>
-      <w:r>
-        <w:rPr>
-          <w:rFonts w:asciiTheme="majorBidi" w:hAnsiTheme="majorBidi" w:cstheme="majorBidi"/>
-          <w:sz w:val="20"/>
-          <w:szCs w:val="20"/>
-        </w:rPr>
-        <w:t>Voor de ontwikkeling van de app gebruiken we de programmeertaal Python.</w:t>
+        <w:pStyle w:val="Standaard"/>
+      </w:pPr>
+      <w:r>
+        <w:rPr>
+          <w:rFonts w:ascii="Times New Roman" w:hAnsi="Times New Roman" w:eastAsia="Times New Roman" w:cs="Times New Roman"/>
+          <w:noProof w:val="0"/>
+          <w:sz w:val="20"/>
+          <w:szCs w:val="20"/>
+          <w:lang w:val="nl-NL"/>
+        </w:rPr>
+        <w:t>Voor de ontwikkeling van de app gebruiken we de programmeertaal Python en het framework Kivy.</w:t>
       </w:r>
     </w:p>
     <w:p>
@@ -3093,54 +3115,291 @@
     <w:p>
       <w:pPr>
         <w:pStyle w:val="Kop3"/>
-      </w:pPr>
-      <w:proofErr w:type="spellStart"/>
-      <w:r>
+        <w:rPr/>
+      </w:pPr>
+      <w:r>
+        <w:rPr/>
         <w:t>W</w:t>
       </w:r>
       <w:r>
+        <w:rPr/>
         <w:t>ireframe</w:t>
       </w:r>
-      <w:proofErr w:type="spellEnd"/>
+    </w:p>
+    <w:p>
+      <w:pPr>
+        <w:spacing w:before="0" w:beforeAutospacing="off" w:after="0" w:afterAutospacing="off" w:line="257" w:lineRule="auto"/>
+      </w:pPr>
+      <w:r>
+        <w:rPr>
+          <w:rFonts w:ascii="Calibri" w:hAnsi="Calibri" w:eastAsia="Calibri" w:cs="Calibri"/>
+          <w:noProof w:val="0"/>
+          <w:sz w:val="22"/>
+          <w:szCs w:val="22"/>
+          <w:lang w:val="nl"/>
+        </w:rPr>
+        <w:t>Dit zijn onze is een van de betere voorbeelden die we hebben</w:t>
+      </w:r>
+    </w:p>
+    <w:p>
+      <w:pPr>
+        <w:spacing w:before="0" w:beforeAutospacing="off" w:after="0" w:afterAutospacing="off" w:line="257" w:lineRule="auto"/>
+      </w:pPr>
+      <w:r>
+        <w:rPr>
+          <w:rFonts w:ascii="Calibri" w:hAnsi="Calibri" w:eastAsia="Calibri" w:cs="Calibri"/>
+          <w:noProof w:val="0"/>
+          <w:sz w:val="22"/>
+          <w:szCs w:val="22"/>
+          <w:lang w:val="nl"/>
+        </w:rPr>
+        <w:t>Home Pagina (Format 1)</w:t>
+      </w:r>
+    </w:p>
+    <w:p>
+      <w:pPr>
+        <w:pStyle w:val="Standaard"/>
+      </w:pPr>
+      <w:r>
+        <w:drawing>
+          <wp:inline wp14:editId="55319847" wp14:anchorId="7E3B6DBD">
+            <wp:extent cx="2152075" cy="2773920"/>
+            <wp:effectExtent l="0" t="0" r="0" b="0"/>
+            <wp:docPr id="1595702428" name="drawing"/>
+            <wp:cNvGraphicFramePr>
+              <a:graphicFrameLocks noChangeAspect="1"/>
+            </wp:cNvGraphicFramePr>
+            <a:graphic>
+              <a:graphicData xmlns:a="http://schemas.openxmlformats.org/drawingml/2006/main" uri="http://schemas.openxmlformats.org/drawingml/2006/picture">
+                <pic:pic xmlns:pic="http://schemas.openxmlformats.org/drawingml/2006/picture">
+                  <pic:nvPicPr>
+                    <pic:cNvPr id="1595702428" name="Picture 1595702428"/>
+                    <pic:cNvPicPr/>
+                  </pic:nvPicPr>
+                  <pic:blipFill>
+                    <a:blip xmlns:r="http://schemas.openxmlformats.org/officeDocument/2006/relationships" r:embed="rId1744733642">
+                      <a:extLst>
+                        <a:ext uri="{28A0092B-C50C-407E-A947-70E740481C1C}">
+                          <a14:useLocalDpi xmlns:a14="http://schemas.microsoft.com/office/drawing/2010/main"/>
+                        </a:ext>
+                      </a:extLst>
+                    </a:blip>
+                    <a:stretch>
+                      <a:fillRect/>
+                    </a:stretch>
+                  </pic:blipFill>
+                  <pic:spPr>
+                    <a:xfrm>
+                      <a:off x="0" y="0"/>
+                      <a:ext cx="2152075" cy="2773920"/>
+                    </a:xfrm>
+                    <a:prstGeom prst="rect">
+                      <a:avLst/>
+                    </a:prstGeom>
+                  </pic:spPr>
+                </pic:pic>
+              </a:graphicData>
+            </a:graphic>
+          </wp:inline>
+        </w:drawing>
+      </w:r>
+    </w:p>
+    <w:p>
+      <w:pPr>
+        <w:spacing w:before="0" w:beforeAutospacing="off" w:after="0" w:afterAutospacing="off" w:line="257" w:lineRule="auto"/>
+      </w:pPr>
+      <w:r>
+        <w:rPr>
+          <w:rFonts w:ascii="Calibri" w:hAnsi="Calibri" w:eastAsia="Calibri" w:cs="Calibri"/>
+          <w:noProof w:val="0"/>
+          <w:sz w:val="22"/>
+          <w:szCs w:val="22"/>
+          <w:lang w:val="nl"/>
+        </w:rPr>
+        <w:t>Object pagina(format 1)</w:t>
+      </w:r>
+    </w:p>
+    <w:p>
+      <w:pPr>
+        <w:pStyle w:val="Standaard"/>
+        <w:spacing w:before="0" w:beforeAutospacing="off" w:after="0" w:afterAutospacing="off" w:line="257" w:lineRule="auto"/>
+      </w:pPr>
+      <w:r>
+        <w:drawing>
+          <wp:inline wp14:editId="46335955" wp14:anchorId="118DFD54">
+            <wp:extent cx="2121592" cy="2792210"/>
+            <wp:effectExtent l="0" t="0" r="0" b="0"/>
+            <wp:docPr id="1181334979" name="drawing"/>
+            <wp:cNvGraphicFramePr>
+              <a:graphicFrameLocks noChangeAspect="1"/>
+            </wp:cNvGraphicFramePr>
+            <a:graphic>
+              <a:graphicData xmlns:a="http://schemas.openxmlformats.org/drawingml/2006/main" uri="http://schemas.openxmlformats.org/drawingml/2006/picture">
+                <pic:pic xmlns:pic="http://schemas.openxmlformats.org/drawingml/2006/picture">
+                  <pic:nvPicPr>
+                    <pic:cNvPr id="1181334979" name="Picture 1181334979"/>
+                    <pic:cNvPicPr/>
+                  </pic:nvPicPr>
+                  <pic:blipFill>
+                    <a:blip xmlns:r="http://schemas.openxmlformats.org/officeDocument/2006/relationships" r:embed="rId1326722849">
+                      <a:extLst>
+                        <a:ext uri="{28A0092B-C50C-407E-A947-70E740481C1C}">
+                          <a14:useLocalDpi xmlns:a14="http://schemas.microsoft.com/office/drawing/2010/main"/>
+                        </a:ext>
+                      </a:extLst>
+                    </a:blip>
+                    <a:stretch>
+                      <a:fillRect/>
+                    </a:stretch>
+                  </pic:blipFill>
+                  <pic:spPr>
+                    <a:xfrm>
+                      <a:off x="0" y="0"/>
+                      <a:ext cx="2121592" cy="2792210"/>
+                    </a:xfrm>
+                    <a:prstGeom prst="rect">
+                      <a:avLst/>
+                    </a:prstGeom>
+                  </pic:spPr>
+                </pic:pic>
+              </a:graphicData>
+            </a:graphic>
+          </wp:inline>
+        </w:drawing>
+      </w:r>
+    </w:p>
+    <w:p>
+      <w:pPr>
+        <w:pStyle w:val="Standaard"/>
+      </w:pPr>
     </w:p>
     <w:p/>
-    <w:p>
-      <w:r>
-        <w:object w:dxaOrig="1520" w:dyaOrig="985" w14:anchorId="40195C64">
-          <v:shapetype id="_x0000_t75" coordsize="21600,21600" o:spt="75" o:preferrelative="t" path="m@4@5l@4@11@9@11@9@5xe" filled="f" stroked="f">
-            <v:stroke joinstyle="miter"/>
-            <v:formulas>
-              <v:f eqn="if lineDrawn pixelLineWidth 0"/>
-              <v:f eqn="sum @0 1 0"/>
-              <v:f eqn="sum 0 0 @1"/>
-              <v:f eqn="prod @2 1 2"/>
-              <v:f eqn="prod @3 21600 pixelWidth"/>
-              <v:f eqn="prod @3 21600 pixelHeight"/>
-              <v:f eqn="sum @0 0 1"/>
-              <v:f eqn="prod @6 1 2"/>
-              <v:f eqn="prod @7 21600 pixelWidth"/>
-              <v:f eqn="sum @8 21600 0"/>
-              <v:f eqn="prod @7 21600 pixelHeight"/>
-              <v:f eqn="sum @10 21600 0"/>
-            </v:formulas>
-            <v:path o:extrusionok="f" gradientshapeok="t" o:connecttype="rect"/>
-            <o:lock v:ext="edit" aspectratio="t"/>
-          </v:shapetype>
-          <v:shape id="_x0000_i1028" type="#_x0000_t75" style="width:76pt;height:49.25pt" o:ole="">
-            <v:imagedata r:id="rId11" o:title=""/>
-          </v:shape>
-          <o:OLEObject Type="Embed" ProgID="Package" ShapeID="_x0000_i1028" DrawAspect="Icon" ObjectID="_1850637640" r:id="rId12"/>
-        </w:object>
-      </w:r>
-    </w:p>
-    <w:p>
-      <w:pPr>
-        <w:rPr>
-          <w:rFonts w:asciiTheme="majorBidi" w:hAnsiTheme="majorBidi" w:cstheme="majorBidi"/>
-          <w:sz w:val="20"/>
-          <w:szCs w:val="20"/>
-        </w:rPr>
-      </w:pPr>
+    <w:p/>
+    <w:p>
+      <w:pPr>
+        <w:spacing w:before="0" w:beforeAutospacing="off" w:after="0" w:afterAutospacing="off" w:line="257" w:lineRule="auto"/>
+      </w:pPr>
+      <w:r>
+        <w:rPr>
+          <w:rFonts w:ascii="Calibri" w:hAnsi="Calibri" w:eastAsia="Calibri" w:cs="Calibri"/>
+          <w:noProof w:val="0"/>
+          <w:sz w:val="22"/>
+          <w:szCs w:val="22"/>
+          <w:lang w:val="nl"/>
+        </w:rPr>
+        <w:t>Home Pagina (Format 2)</w:t>
+      </w:r>
+    </w:p>
+    <w:p>
+      <w:pPr>
+        <w:pStyle w:val="Standaard"/>
+      </w:pPr>
+      <w:r>
+        <w:drawing>
+          <wp:inline wp14:editId="7F99C1C5" wp14:anchorId="749E3106">
+            <wp:extent cx="2876550" cy="1885950"/>
+            <wp:effectExtent l="0" t="0" r="0" b="0"/>
+            <wp:docPr id="1325414871" name="drawing"/>
+            <wp:cNvGraphicFramePr>
+              <a:graphicFrameLocks noChangeAspect="1"/>
+            </wp:cNvGraphicFramePr>
+            <a:graphic>
+              <a:graphicData xmlns:a="http://schemas.openxmlformats.org/drawingml/2006/main" uri="http://schemas.openxmlformats.org/drawingml/2006/picture">
+                <pic:pic xmlns:pic="http://schemas.openxmlformats.org/drawingml/2006/picture">
+                  <pic:nvPicPr>
+                    <pic:cNvPr id="1798941139" name="Picture 1798941139"/>
+                    <pic:cNvPicPr/>
+                  </pic:nvPicPr>
+                  <pic:blipFill>
+                    <a:blip xmlns:r="http://schemas.openxmlformats.org/officeDocument/2006/relationships" r:embed="rId1301474274">
+                      <a:extLst>
+                        <a:ext uri="{28A0092B-C50C-407E-A947-70E740481C1C}">
+                          <a14:useLocalDpi xmlns:a14="http://schemas.microsoft.com/office/drawing/2010/main"/>
+                        </a:ext>
+                      </a:extLst>
+                    </a:blip>
+                    <a:stretch>
+                      <a:fillRect/>
+                    </a:stretch>
+                  </pic:blipFill>
+                  <pic:spPr>
+                    <a:xfrm>
+                      <a:off x="0" y="0"/>
+                      <a:ext cx="2876550" cy="1885950"/>
+                    </a:xfrm>
+                    <a:prstGeom prst="rect">
+                      <a:avLst/>
+                    </a:prstGeom>
+                  </pic:spPr>
+                </pic:pic>
+              </a:graphicData>
+            </a:graphic>
+          </wp:inline>
+        </w:drawing>
+      </w:r>
+    </w:p>
+    <w:p>
+      <w:pPr>
+        <w:spacing w:before="0" w:beforeAutospacing="off" w:after="0" w:afterAutospacing="off" w:line="257" w:lineRule="auto"/>
+      </w:pPr>
+      <w:r>
+        <w:rPr>
+          <w:rFonts w:ascii="Calibri" w:hAnsi="Calibri" w:eastAsia="Calibri" w:cs="Calibri"/>
+          <w:noProof w:val="0"/>
+          <w:sz w:val="22"/>
+          <w:szCs w:val="22"/>
+          <w:lang w:val="nl"/>
+        </w:rPr>
+        <w:t>Object pagina(format 2)</w:t>
+      </w:r>
+    </w:p>
+    <w:p>
+      <w:pPr>
+        <w:pStyle w:val="Standaard"/>
+      </w:pPr>
+      <w:r>
+        <w:drawing>
+          <wp:inline wp14:editId="6CDA5C52" wp14:anchorId="7B2660C5">
+            <wp:extent cx="2933700" cy="1924050"/>
+            <wp:effectExtent l="0" t="0" r="0" b="0"/>
+            <wp:docPr id="1795684459" name="drawing"/>
+            <wp:cNvGraphicFramePr>
+              <a:graphicFrameLocks noChangeAspect="1"/>
+            </wp:cNvGraphicFramePr>
+            <a:graphic>
+              <a:graphicData xmlns:a="http://schemas.openxmlformats.org/drawingml/2006/main" uri="http://schemas.openxmlformats.org/drawingml/2006/picture">
+                <pic:pic xmlns:pic="http://schemas.openxmlformats.org/drawingml/2006/picture">
+                  <pic:nvPicPr>
+                    <pic:cNvPr id="954378875" name="Picture 954378875"/>
+                    <pic:cNvPicPr/>
+                  </pic:nvPicPr>
+                  <pic:blipFill>
+                    <a:blip xmlns:r="http://schemas.openxmlformats.org/officeDocument/2006/relationships" r:embed="rId1450233308">
+                      <a:extLst>
+                        <a:ext uri="{28A0092B-C50C-407E-A947-70E740481C1C}">
+                          <a14:useLocalDpi xmlns:a14="http://schemas.microsoft.com/office/drawing/2010/main"/>
+                        </a:ext>
+                      </a:extLst>
+                    </a:blip>
+                    <a:stretch>
+                      <a:fillRect/>
+                    </a:stretch>
+                  </pic:blipFill>
+                  <pic:spPr>
+                    <a:xfrm>
+                      <a:off x="0" y="0"/>
+                      <a:ext cx="2933700" cy="1924050"/>
+                    </a:xfrm>
+                    <a:prstGeom prst="rect">
+                      <a:avLst/>
+                    </a:prstGeom>
+                  </pic:spPr>
+                </pic:pic>
+              </a:graphicData>
+            </a:graphic>
+          </wp:inline>
+        </w:drawing>
+      </w:r>
     </w:p>
     <w:p>
       <w:pPr>
@@ -3989,88 +4248,196 @@
     <w:p/>
     <w:p>
       <w:pPr>
+        <w:pStyle w:val="Kop3"/>
+        <w:rPr/>
+      </w:pPr>
+      <w:commentRangeStart w:id="625084755"/>
+      <w:r>
+        <w:rPr/>
+        <w:t>Leerdoelen</w:t>
+      </w:r>
+      <w:r>
+        <w:rPr/>
+        <w:t xml:space="preserve"> </w:t>
+      </w:r>
+      <w:commentRangeEnd w:id="625084755"/>
+      <w:r>
+        <w:rPr>
+          <w:rStyle w:val="CommentReference"/>
+        </w:rPr>
+        <w:commentReference w:id="625084755"/>
+      </w:r>
+    </w:p>
+    <w:p>
+      <w:pPr>
         <w:pStyle w:val="Normaalweb"/>
-        <w:rPr>
-          <w:sz w:val="20"/>
-          <w:szCs w:val="20"/>
-        </w:rPr>
-      </w:pPr>
+      </w:pPr>
+      <w:r>
+        <w:rPr>
+          <w:sz w:val="24"/>
+          <w:szCs w:val="24"/>
+        </w:rPr>
+        <w:t>Efe:</w:t>
+      </w:r>
+      <w:r>
+        <w:rPr>
+          <w:sz w:val="22"/>
+          <w:szCs w:val="22"/>
+        </w:rPr>
+        <w:t xml:space="preserve"> </w:t>
+      </w:r>
+      <w:r>
+        <w:rPr>
+          <w:noProof w:val="0"/>
+          <w:sz w:val="22"/>
+          <w:szCs w:val="22"/>
+          <w:lang w:val="tr-TR"/>
+        </w:rPr>
+        <w:t>Tijdens dit project wil ik leren hoe ik een app voor een touchscreen kan ontwerpen en maken. Ik wil leren hoe ik het framework Kivy kan gebruiken om met Python een mobiele applicatie voor een tablet te maken.</w:t>
+      </w:r>
     </w:p>
     <w:p>
       <w:pPr>
         <w:pStyle w:val="Normaalweb"/>
         <w:rPr>
-          <w:sz w:val="20"/>
-          <w:szCs w:val="20"/>
-        </w:rPr>
-      </w:pPr>
-    </w:p>
-    <w:p>
-      <w:pPr>
-        <w:pStyle w:val="Normaalweb"/>
-        <w:rPr>
-          <w:sz w:val="20"/>
-          <w:szCs w:val="20"/>
-        </w:rPr>
-      </w:pPr>
-    </w:p>
-    <w:p>
-      <w:pPr>
-        <w:pStyle w:val="Normaalweb"/>
-        <w:rPr>
-          <w:sz w:val="20"/>
-          <w:szCs w:val="20"/>
-        </w:rPr>
-      </w:pPr>
-    </w:p>
-    <w:p>
-      <w:pPr>
-        <w:pStyle w:val="Normaalweb"/>
-        <w:rPr>
-          <w:sz w:val="20"/>
-          <w:szCs w:val="20"/>
-        </w:rPr>
-      </w:pPr>
-    </w:p>
-    <w:p>
-      <w:pPr>
-        <w:pStyle w:val="Normaalweb"/>
-        <w:rPr>
-          <w:sz w:val="20"/>
-          <w:szCs w:val="20"/>
-        </w:rPr>
-      </w:pPr>
-    </w:p>
-    <w:p>
-      <w:pPr>
-        <w:pStyle w:val="Normaalweb"/>
-        <w:rPr>
-          <w:sz w:val="20"/>
-          <w:szCs w:val="20"/>
-        </w:rPr>
-      </w:pPr>
-    </w:p>
-    <w:p>
-      <w:pPr>
-        <w:pStyle w:val="Normaalweb"/>
-        <w:rPr>
-          <w:sz w:val="20"/>
-          <w:szCs w:val="20"/>
-        </w:rPr>
-      </w:pPr>
-    </w:p>
-    <w:p>
-      <w:pPr>
-        <w:rPr>
-          <w:lang w:val="tr-TR"/>
-        </w:rPr>
-      </w:pPr>
+          <w:noProof w:val="0"/>
+          <w:lang w:val="tr-TR"/>
+        </w:rPr>
+      </w:pPr>
+      <w:r>
+        <w:rPr>
+          <w:noProof w:val="0"/>
+          <w:lang w:val="tr-TR"/>
+        </w:rPr>
+        <w:t>Ufuk:</w:t>
+      </w:r>
+      <w:r>
+        <w:rPr>
+          <w:rFonts w:ascii="Times New Roman" w:hAnsi="Times New Roman" w:eastAsia="Times New Roman" w:cs="Times New Roman"/>
+          <w:noProof w:val="0"/>
+          <w:sz w:val="20"/>
+          <w:szCs w:val="20"/>
+          <w:lang w:val="tr-TR"/>
+        </w:rPr>
+        <w:t xml:space="preserve"> </w:t>
+      </w:r>
+      <w:r>
+        <w:rPr>
+          <w:rFonts w:ascii="Times New Roman" w:hAnsi="Times New Roman" w:eastAsia="Times New Roman" w:cs="Times New Roman"/>
+          <w:b w:val="0"/>
+          <w:bCs w:val="0"/>
+          <w:i w:val="0"/>
+          <w:iCs w:val="0"/>
+          <w:caps w:val="0"/>
+          <w:smallCaps w:val="0"/>
+          <w:noProof w:val="0"/>
+          <w:sz w:val="22"/>
+          <w:szCs w:val="22"/>
+          <w:lang w:val="tr-TR"/>
+        </w:rPr>
+        <w:t>Tijdens deze opdracht is mijn leerdoel vooral met nieuwe technieken verder te gaan. ik wil kijken wat uiteindelijk voor mij de beste technieken zijn om in te specialiseren en zo een opdracht helpt daar veel mee. ik wil ook weten hoe touchscreensystemen werken met zo een opdracht dus daar kijk ik naar uit.</w:t>
+      </w:r>
     </w:p>
     <w:p>
       <w:pPr>
         <w:pStyle w:val="Kop3"/>
-      </w:pPr>
-      <w:bookmarkStart w:id="7" w:name="_Toc239842853"/>
+        <w:rPr/>
+      </w:pPr>
+      <w:commentRangeStart w:id="1385385247"/>
+      <w:r>
+        <w:rPr/>
+        <w:t>Klantcontact</w:t>
+      </w:r>
+      <w:commentRangeEnd w:id="1385385247"/>
+      <w:r>
+        <w:rPr>
+          <w:rStyle w:val="CommentReference"/>
+        </w:rPr>
+        <w:commentReference w:id="1385385247"/>
+      </w:r>
+      <w:r>
+        <w:rPr/>
+        <w:t xml:space="preserve"> </w:t>
+      </w:r>
+    </w:p>
+    <w:p>
+      <w:pPr>
+        <w:pStyle w:val="Standaard"/>
+      </w:pPr>
+      <w:r>
+        <w:rPr>
+          <w:rFonts w:ascii="Calibri" w:hAnsi="Calibri" w:eastAsia="Calibri" w:cs="Calibri"/>
+          <w:b w:val="1"/>
+          <w:bCs w:val="1"/>
+          <w:noProof w:val="0"/>
+          <w:sz w:val="22"/>
+          <w:szCs w:val="22"/>
+          <w:lang w:val="nl-NL"/>
+        </w:rPr>
+        <w:t>Vrijdag 4 september:</w:t>
+      </w:r>
+      <w:r>
+        <w:rPr>
+          <w:rFonts w:ascii="Calibri" w:hAnsi="Calibri" w:eastAsia="Calibri" w:cs="Calibri"/>
+          <w:noProof w:val="0"/>
+          <w:sz w:val="22"/>
+          <w:szCs w:val="22"/>
+          <w:lang w:val="nl-NL"/>
+        </w:rPr>
+        <w:t xml:space="preserve"> We hebben via e-mail contact opgenomen met de klant. We hebben een afspraak gemaakt om een gesprek te voeren over het project.</w:t>
+      </w:r>
+    </w:p>
+    <w:p>
+      <w:pPr>
+        <w:pStyle w:val="Standaard"/>
+      </w:pPr>
+      <w:r>
+        <w:rPr>
+          <w:rFonts w:ascii="Calibri" w:hAnsi="Calibri" w:eastAsia="Calibri" w:cs="Calibri"/>
+          <w:b w:val="1"/>
+          <w:bCs w:val="1"/>
+          <w:noProof w:val="0"/>
+          <w:sz w:val="22"/>
+          <w:szCs w:val="22"/>
+          <w:lang w:val="nl-NL"/>
+        </w:rPr>
+        <w:t xml:space="preserve">Woensdag </w:t>
+      </w:r>
+      <w:r>
+        <w:rPr>
+          <w:rFonts w:ascii="Calibri" w:hAnsi="Calibri" w:eastAsia="Calibri" w:cs="Calibri"/>
+          <w:b w:val="1"/>
+          <w:bCs w:val="1"/>
+          <w:noProof w:val="0"/>
+          <w:sz w:val="22"/>
+          <w:szCs w:val="22"/>
+          <w:lang w:val="nl-NL"/>
+        </w:rPr>
+        <w:t>16 september:</w:t>
+      </w:r>
+      <w:r>
+        <w:rPr>
+          <w:rFonts w:ascii="Calibri" w:hAnsi="Calibri" w:eastAsia="Calibri" w:cs="Calibri"/>
+          <w:noProof w:val="0"/>
+          <w:sz w:val="22"/>
+          <w:szCs w:val="22"/>
+          <w:lang w:val="nl-NL"/>
+        </w:rPr>
+        <w:t xml:space="preserve"> Afspraak bij het Stadsmuseum Veenendaal om de objectenwand te bekijken en de wensen van de klant te bespreken.</w:t>
+      </w:r>
+    </w:p>
+    <w:p>
+      <w:pPr>
+        <w:rPr>
+          <w:lang w:val="tr-TR"/>
+        </w:rPr>
+      </w:pPr>
+    </w:p>
+    <w:p>
+      <w:pPr>
+        <w:pStyle w:val="Kop3"/>
+      </w:pPr>
+      <w:bookmarkStart w:name="_Toc239842853" w:id="7"/>
       <w:r>
         <w:t>Productbacklog</w:t>
       </w:r>
@@ -4106,7 +4473,7 @@
             <w:pPr>
               <w:textAlignment w:val="baseline"/>
               <w:rPr>
-                <w:rFonts w:ascii="Segoe UI" w:eastAsia="Times New Roman" w:hAnsi="Segoe UI" w:cs="Segoe UI"/>
+                <w:rFonts w:ascii="Segoe UI" w:hAnsi="Segoe UI" w:eastAsia="Times New Roman" w:cs="Segoe UI"/>
                 <w:sz w:val="18"/>
                 <w:szCs w:val="18"/>
                 <w:lang w:eastAsia="nl-NL"/>
@@ -4124,7 +4491,7 @@
               <w:textAlignment w:val="baseline"/>
               <w:cnfStyle w:val="100000000000" w:firstRow="1" w:lastRow="0" w:firstColumn="0" w:lastColumn="0" w:oddVBand="0" w:evenVBand="0" w:oddHBand="0" w:evenHBand="0" w:firstRowFirstColumn="0" w:firstRowLastColumn="0" w:lastRowFirstColumn="0" w:lastRowLastColumn="0"/>
               <w:rPr>
-                <w:rFonts w:ascii="Segoe UI" w:eastAsia="Times New Roman" w:hAnsi="Segoe UI" w:cs="Segoe UI"/>
+                <w:rFonts w:ascii="Segoe UI" w:hAnsi="Segoe UI" w:eastAsia="Times New Roman" w:cs="Segoe UI"/>
                 <w:sz w:val="18"/>
                 <w:szCs w:val="18"/>
                 <w:lang w:eastAsia="nl-NL"/>
@@ -4132,14 +4499,14 @@
             </w:pPr>
             <w:r>
               <w:rPr>
-                <w:rFonts w:ascii="Calibri" w:eastAsia="Times New Roman" w:hAnsi="Calibri" w:cs="Calibri"/>
+                <w:rFonts w:ascii="Calibri" w:hAnsi="Calibri" w:eastAsia="Times New Roman" w:cs="Calibri"/>
                 <w:lang w:val="en-US" w:eastAsia="nl-NL"/>
               </w:rPr>
               <w:t>Wie</w:t>
             </w:r>
             <w:r>
               <w:rPr>
-                <w:rFonts w:ascii="Calibri" w:eastAsia="Times New Roman" w:hAnsi="Calibri" w:cs="Calibri"/>
+                <w:rFonts w:ascii="Calibri" w:hAnsi="Calibri" w:eastAsia="Times New Roman" w:cs="Calibri"/>
                 <w:lang w:eastAsia="nl-NL"/>
               </w:rPr>
               <w:t> </w:t>
@@ -4156,7 +4523,7 @@
               <w:textAlignment w:val="baseline"/>
               <w:cnfStyle w:val="100000000000" w:firstRow="1" w:lastRow="0" w:firstColumn="0" w:lastColumn="0" w:oddVBand="0" w:evenVBand="0" w:oddHBand="0" w:evenHBand="0" w:firstRowFirstColumn="0" w:firstRowLastColumn="0" w:lastRowFirstColumn="0" w:lastRowLastColumn="0"/>
               <w:rPr>
-                <w:rFonts w:ascii="Segoe UI" w:eastAsia="Times New Roman" w:hAnsi="Segoe UI" w:cs="Segoe UI"/>
+                <w:rFonts w:ascii="Segoe UI" w:hAnsi="Segoe UI" w:eastAsia="Times New Roman" w:cs="Segoe UI"/>
                 <w:sz w:val="18"/>
                 <w:szCs w:val="18"/>
                 <w:lang w:eastAsia="nl-NL"/>
@@ -4164,14 +4531,14 @@
             </w:pPr>
             <w:r>
               <w:rPr>
-                <w:rFonts w:ascii="Calibri" w:eastAsia="Times New Roman" w:hAnsi="Calibri" w:cs="Calibri"/>
+                <w:rFonts w:ascii="Calibri" w:hAnsi="Calibri" w:eastAsia="Times New Roman" w:cs="Calibri"/>
                 <w:lang w:val="en-US" w:eastAsia="nl-NL"/>
               </w:rPr>
               <w:t>Wens</w:t>
             </w:r>
             <w:r>
               <w:rPr>
-                <w:rFonts w:ascii="Calibri" w:eastAsia="Times New Roman" w:hAnsi="Calibri" w:cs="Calibri"/>
+                <w:rFonts w:ascii="Calibri" w:hAnsi="Calibri" w:eastAsia="Times New Roman" w:cs="Calibri"/>
                 <w:lang w:eastAsia="nl-NL"/>
               </w:rPr>
               <w:t> </w:t>
@@ -4188,7 +4555,7 @@
               <w:textAlignment w:val="baseline"/>
               <w:cnfStyle w:val="100000000000" w:firstRow="1" w:lastRow="0" w:firstColumn="0" w:lastColumn="0" w:oddVBand="0" w:evenVBand="0" w:oddHBand="0" w:evenHBand="0" w:firstRowFirstColumn="0" w:firstRowLastColumn="0" w:lastRowFirstColumn="0" w:lastRowLastColumn="0"/>
               <w:rPr>
-                <w:rFonts w:ascii="Segoe UI" w:eastAsia="Times New Roman" w:hAnsi="Segoe UI" w:cs="Segoe UI"/>
+                <w:rFonts w:ascii="Segoe UI" w:hAnsi="Segoe UI" w:eastAsia="Times New Roman" w:cs="Segoe UI"/>
                 <w:sz w:val="18"/>
                 <w:szCs w:val="18"/>
                 <w:lang w:eastAsia="nl-NL"/>
@@ -4197,7 +4564,7 @@
             <w:proofErr w:type="spellStart"/>
             <w:r>
               <w:rPr>
-                <w:rFonts w:ascii="Calibri" w:eastAsia="Times New Roman" w:hAnsi="Calibri" w:cs="Calibri"/>
+                <w:rFonts w:ascii="Calibri" w:hAnsi="Calibri" w:eastAsia="Times New Roman" w:cs="Calibri"/>
                 <w:lang w:val="en-US" w:eastAsia="nl-NL"/>
               </w:rPr>
               <w:t>Waarom</w:t>
@@ -4205,7 +4572,7 @@
             <w:proofErr w:type="spellEnd"/>
             <w:r>
               <w:rPr>
-                <w:rFonts w:ascii="Calibri" w:eastAsia="Times New Roman" w:hAnsi="Calibri" w:cs="Calibri"/>
+                <w:rFonts w:ascii="Calibri" w:hAnsi="Calibri" w:eastAsia="Times New Roman" w:cs="Calibri"/>
                 <w:lang w:eastAsia="nl-NL"/>
               </w:rPr>
               <w:t> </w:t>
@@ -4222,7 +4589,7 @@
               <w:textAlignment w:val="baseline"/>
               <w:cnfStyle w:val="100000000000" w:firstRow="1" w:lastRow="0" w:firstColumn="0" w:lastColumn="0" w:oddVBand="0" w:evenVBand="0" w:oddHBand="0" w:evenHBand="0" w:firstRowFirstColumn="0" w:firstRowLastColumn="0" w:lastRowFirstColumn="0" w:lastRowLastColumn="0"/>
               <w:rPr>
-                <w:rFonts w:ascii="Segoe UI" w:eastAsia="Times New Roman" w:hAnsi="Segoe UI" w:cs="Segoe UI"/>
+                <w:rFonts w:ascii="Segoe UI" w:hAnsi="Segoe UI" w:eastAsia="Times New Roman" w:cs="Segoe UI"/>
                 <w:sz w:val="18"/>
                 <w:szCs w:val="18"/>
                 <w:lang w:eastAsia="nl-NL"/>
@@ -4231,7 +4598,7 @@
             <w:proofErr w:type="spellStart"/>
             <w:r>
               <w:rPr>
-                <w:rFonts w:ascii="Calibri" w:eastAsia="Times New Roman" w:hAnsi="Calibri" w:cs="Calibri"/>
+                <w:rFonts w:ascii="Calibri" w:hAnsi="Calibri" w:eastAsia="Times New Roman" w:cs="Calibri"/>
                 <w:lang w:val="en-US" w:eastAsia="nl-NL"/>
               </w:rPr>
               <w:t>Tijd</w:t>
@@ -4239,7 +4606,7 @@
             <w:proofErr w:type="spellEnd"/>
             <w:r>
               <w:rPr>
-                <w:rFonts w:ascii="Calibri" w:eastAsia="Times New Roman" w:hAnsi="Calibri" w:cs="Calibri"/>
+                <w:rFonts w:ascii="Calibri" w:hAnsi="Calibri" w:eastAsia="Times New Roman" w:cs="Calibri"/>
                 <w:lang w:eastAsia="nl-NL"/>
               </w:rPr>
               <w:t> </w:t>
@@ -4256,7 +4623,7 @@
               <w:textAlignment w:val="baseline"/>
               <w:cnfStyle w:val="100000000000" w:firstRow="1" w:lastRow="0" w:firstColumn="0" w:lastColumn="0" w:oddVBand="0" w:evenVBand="0" w:oddHBand="0" w:evenHBand="0" w:firstRowFirstColumn="0" w:firstRowLastColumn="0" w:lastRowFirstColumn="0" w:lastRowLastColumn="0"/>
               <w:rPr>
-                <w:rFonts w:ascii="Segoe UI" w:eastAsia="Times New Roman" w:hAnsi="Segoe UI" w:cs="Segoe UI"/>
+                <w:rFonts w:ascii="Segoe UI" w:hAnsi="Segoe UI" w:eastAsia="Times New Roman" w:cs="Segoe UI"/>
                 <w:sz w:val="18"/>
                 <w:szCs w:val="18"/>
                 <w:lang w:eastAsia="nl-NL"/>
@@ -4265,7 +4632,7 @@
             <w:proofErr w:type="spellStart"/>
             <w:r>
               <w:rPr>
-                <w:rFonts w:ascii="Calibri" w:eastAsia="Times New Roman" w:hAnsi="Calibri" w:cs="Calibri"/>
+                <w:rFonts w:ascii="Calibri" w:hAnsi="Calibri" w:eastAsia="Times New Roman" w:cs="Calibri"/>
                 <w:lang w:val="en-US" w:eastAsia="nl-NL"/>
               </w:rPr>
               <w:t>Prioriteit</w:t>
@@ -4273,7 +4640,7 @@
             <w:proofErr w:type="spellEnd"/>
             <w:r>
               <w:rPr>
-                <w:rFonts w:ascii="Calibri" w:eastAsia="Times New Roman" w:hAnsi="Calibri" w:cs="Calibri"/>
+                <w:rFonts w:ascii="Calibri" w:hAnsi="Calibri" w:eastAsia="Times New Roman" w:cs="Calibri"/>
                 <w:lang w:eastAsia="nl-NL"/>
               </w:rPr>
               <w:t> </w:t>
@@ -4295,7 +4662,7 @@
             <w:pPr>
               <w:textAlignment w:val="baseline"/>
               <w:rPr>
-                <w:rFonts w:ascii="Segoe UI" w:eastAsia="Times New Roman" w:hAnsi="Segoe UI" w:cs="Segoe UI"/>
+                <w:rFonts w:ascii="Segoe UI" w:hAnsi="Segoe UI" w:eastAsia="Times New Roman" w:cs="Segoe UI"/>
                 <w:sz w:val="18"/>
                 <w:szCs w:val="18"/>
                 <w:lang w:eastAsia="nl-NL"/>
@@ -4312,7 +4679,7 @@
               <w:textAlignment w:val="baseline"/>
               <w:cnfStyle w:val="000000100000" w:firstRow="0" w:lastRow="0" w:firstColumn="0" w:lastColumn="0" w:oddVBand="0" w:evenVBand="0" w:oddHBand="1" w:evenHBand="0" w:firstRowFirstColumn="0" w:firstRowLastColumn="0" w:lastRowFirstColumn="0" w:lastRowLastColumn="0"/>
               <w:rPr>
-                <w:rFonts w:ascii="Segoe UI" w:eastAsia="Times New Roman" w:hAnsi="Segoe UI" w:cs="Segoe UI"/>
+                <w:rFonts w:ascii="Segoe UI" w:hAnsi="Segoe UI" w:eastAsia="Times New Roman" w:cs="Segoe UI"/>
                 <w:sz w:val="18"/>
                 <w:szCs w:val="18"/>
                 <w:lang w:eastAsia="nl-NL"/>
@@ -4329,7 +4696,7 @@
               <w:textAlignment w:val="baseline"/>
               <w:cnfStyle w:val="000000100000" w:firstRow="0" w:lastRow="0" w:firstColumn="0" w:lastColumn="0" w:oddVBand="0" w:evenVBand="0" w:oddHBand="1" w:evenHBand="0" w:firstRowFirstColumn="0" w:firstRowLastColumn="0" w:lastRowFirstColumn="0" w:lastRowLastColumn="0"/>
               <w:rPr>
-                <w:rFonts w:ascii="Segoe UI" w:eastAsia="Times New Roman" w:hAnsi="Segoe UI" w:cs="Segoe UI"/>
+                <w:rFonts w:ascii="Segoe UI" w:hAnsi="Segoe UI" w:eastAsia="Times New Roman" w:cs="Segoe UI"/>
                 <w:sz w:val="18"/>
                 <w:szCs w:val="18"/>
                 <w:lang w:eastAsia="nl-NL"/>
@@ -4346,7 +4713,7 @@
               <w:textAlignment w:val="baseline"/>
               <w:cnfStyle w:val="000000100000" w:firstRow="0" w:lastRow="0" w:firstColumn="0" w:lastColumn="0" w:oddVBand="0" w:evenVBand="0" w:oddHBand="1" w:evenHBand="0" w:firstRowFirstColumn="0" w:firstRowLastColumn="0" w:lastRowFirstColumn="0" w:lastRowLastColumn="0"/>
               <w:rPr>
-                <w:rFonts w:ascii="Segoe UI" w:eastAsia="Times New Roman" w:hAnsi="Segoe UI" w:cs="Segoe UI"/>
+                <w:rFonts w:ascii="Segoe UI" w:hAnsi="Segoe UI" w:eastAsia="Times New Roman" w:cs="Segoe UI"/>
                 <w:sz w:val="18"/>
                 <w:szCs w:val="18"/>
                 <w:lang w:eastAsia="nl-NL"/>
@@ -4363,7 +4730,7 @@
               <w:textAlignment w:val="baseline"/>
               <w:cnfStyle w:val="000000100000" w:firstRow="0" w:lastRow="0" w:firstColumn="0" w:lastColumn="0" w:oddVBand="0" w:evenVBand="0" w:oddHBand="1" w:evenHBand="0" w:firstRowFirstColumn="0" w:firstRowLastColumn="0" w:lastRowFirstColumn="0" w:lastRowLastColumn="0"/>
               <w:rPr>
-                <w:rFonts w:ascii="Segoe UI" w:eastAsia="Times New Roman" w:hAnsi="Segoe UI" w:cs="Segoe UI"/>
+                <w:rFonts w:ascii="Segoe UI" w:hAnsi="Segoe UI" w:eastAsia="Times New Roman" w:cs="Segoe UI"/>
                 <w:sz w:val="18"/>
                 <w:szCs w:val="18"/>
                 <w:lang w:eastAsia="nl-NL"/>
@@ -4380,7 +4747,7 @@
               <w:textAlignment w:val="baseline"/>
               <w:cnfStyle w:val="000000100000" w:firstRow="0" w:lastRow="0" w:firstColumn="0" w:lastColumn="0" w:oddVBand="0" w:evenVBand="0" w:oddHBand="1" w:evenHBand="0" w:firstRowFirstColumn="0" w:firstRowLastColumn="0" w:lastRowFirstColumn="0" w:lastRowLastColumn="0"/>
               <w:rPr>
-                <w:rFonts w:ascii="Segoe UI" w:eastAsia="Times New Roman" w:hAnsi="Segoe UI" w:cs="Segoe UI"/>
+                <w:rFonts w:ascii="Segoe UI" w:hAnsi="Segoe UI" w:eastAsia="Times New Roman" w:cs="Segoe UI"/>
                 <w:sz w:val="18"/>
                 <w:szCs w:val="18"/>
                 <w:lang w:eastAsia="nl-NL"/>
@@ -4402,7 +4769,7 @@
             <w:pPr>
               <w:textAlignment w:val="baseline"/>
               <w:rPr>
-                <w:rFonts w:ascii="Segoe UI" w:eastAsia="Times New Roman" w:hAnsi="Segoe UI" w:cs="Segoe UI"/>
+                <w:rFonts w:ascii="Segoe UI" w:hAnsi="Segoe UI" w:eastAsia="Times New Roman" w:cs="Segoe UI"/>
                 <w:sz w:val="18"/>
                 <w:szCs w:val="18"/>
                 <w:lang w:eastAsia="nl-NL"/>
@@ -4419,7 +4786,7 @@
               <w:textAlignment w:val="baseline"/>
               <w:cnfStyle w:val="000000000000" w:firstRow="0" w:lastRow="0" w:firstColumn="0" w:lastColumn="0" w:oddVBand="0" w:evenVBand="0" w:oddHBand="0" w:evenHBand="0" w:firstRowFirstColumn="0" w:firstRowLastColumn="0" w:lastRowFirstColumn="0" w:lastRowLastColumn="0"/>
               <w:rPr>
-                <w:rFonts w:ascii="Segoe UI" w:eastAsia="Times New Roman" w:hAnsi="Segoe UI" w:cs="Segoe UI"/>
+                <w:rFonts w:ascii="Segoe UI" w:hAnsi="Segoe UI" w:eastAsia="Times New Roman" w:cs="Segoe UI"/>
                 <w:sz w:val="18"/>
                 <w:szCs w:val="18"/>
                 <w:lang w:eastAsia="nl-NL"/>
@@ -4436,7 +4803,7 @@
               <w:textAlignment w:val="baseline"/>
               <w:cnfStyle w:val="000000000000" w:firstRow="0" w:lastRow="0" w:firstColumn="0" w:lastColumn="0" w:oddVBand="0" w:evenVBand="0" w:oddHBand="0" w:evenHBand="0" w:firstRowFirstColumn="0" w:firstRowLastColumn="0" w:lastRowFirstColumn="0" w:lastRowLastColumn="0"/>
               <w:rPr>
-                <w:rFonts w:ascii="Segoe UI" w:eastAsia="Times New Roman" w:hAnsi="Segoe UI" w:cs="Segoe UI"/>
+                <w:rFonts w:ascii="Segoe UI" w:hAnsi="Segoe UI" w:eastAsia="Times New Roman" w:cs="Segoe UI"/>
                 <w:sz w:val="18"/>
                 <w:szCs w:val="18"/>
                 <w:lang w:eastAsia="nl-NL"/>
@@ -4453,7 +4820,7 @@
               <w:textAlignment w:val="baseline"/>
               <w:cnfStyle w:val="000000000000" w:firstRow="0" w:lastRow="0" w:firstColumn="0" w:lastColumn="0" w:oddVBand="0" w:evenVBand="0" w:oddHBand="0" w:evenHBand="0" w:firstRowFirstColumn="0" w:firstRowLastColumn="0" w:lastRowFirstColumn="0" w:lastRowLastColumn="0"/>
               <w:rPr>
-                <w:rFonts w:ascii="Segoe UI" w:eastAsia="Times New Roman" w:hAnsi="Segoe UI" w:cs="Segoe UI"/>
+                <w:rFonts w:ascii="Segoe UI" w:hAnsi="Segoe UI" w:eastAsia="Times New Roman" w:cs="Segoe UI"/>
                 <w:sz w:val="18"/>
                 <w:szCs w:val="18"/>
                 <w:lang w:eastAsia="nl-NL"/>
@@ -4470,7 +4837,7 @@
               <w:textAlignment w:val="baseline"/>
               <w:cnfStyle w:val="000000000000" w:firstRow="0" w:lastRow="0" w:firstColumn="0" w:lastColumn="0" w:oddVBand="0" w:evenVBand="0" w:oddHBand="0" w:evenHBand="0" w:firstRowFirstColumn="0" w:firstRowLastColumn="0" w:lastRowFirstColumn="0" w:lastRowLastColumn="0"/>
               <w:rPr>
-                <w:rFonts w:ascii="Segoe UI" w:eastAsia="Times New Roman" w:hAnsi="Segoe UI" w:cs="Segoe UI"/>
+                <w:rFonts w:ascii="Segoe UI" w:hAnsi="Segoe UI" w:eastAsia="Times New Roman" w:cs="Segoe UI"/>
                 <w:sz w:val="18"/>
                 <w:szCs w:val="18"/>
                 <w:lang w:eastAsia="nl-NL"/>
@@ -4487,7 +4854,7 @@
               <w:textAlignment w:val="baseline"/>
               <w:cnfStyle w:val="000000000000" w:firstRow="0" w:lastRow="0" w:firstColumn="0" w:lastColumn="0" w:oddVBand="0" w:evenVBand="0" w:oddHBand="0" w:evenHBand="0" w:firstRowFirstColumn="0" w:firstRowLastColumn="0" w:lastRowFirstColumn="0" w:lastRowLastColumn="0"/>
               <w:rPr>
-                <w:rFonts w:ascii="Segoe UI" w:eastAsia="Times New Roman" w:hAnsi="Segoe UI" w:cs="Segoe UI"/>
+                <w:rFonts w:ascii="Segoe UI" w:hAnsi="Segoe UI" w:eastAsia="Times New Roman" w:cs="Segoe UI"/>
                 <w:sz w:val="18"/>
                 <w:szCs w:val="18"/>
                 <w:lang w:eastAsia="nl-NL"/>
@@ -4510,7 +4877,7 @@
             <w:pPr>
               <w:textAlignment w:val="baseline"/>
               <w:rPr>
-                <w:rFonts w:ascii="Segoe UI" w:eastAsia="Times New Roman" w:hAnsi="Segoe UI" w:cs="Segoe UI"/>
+                <w:rFonts w:ascii="Segoe UI" w:hAnsi="Segoe UI" w:eastAsia="Times New Roman" w:cs="Segoe UI"/>
                 <w:sz w:val="18"/>
                 <w:szCs w:val="18"/>
                 <w:lang w:eastAsia="nl-NL"/>
@@ -4527,7 +4894,7 @@
               <w:textAlignment w:val="baseline"/>
               <w:cnfStyle w:val="000000100000" w:firstRow="0" w:lastRow="0" w:firstColumn="0" w:lastColumn="0" w:oddVBand="0" w:evenVBand="0" w:oddHBand="1" w:evenHBand="0" w:firstRowFirstColumn="0" w:firstRowLastColumn="0" w:lastRowFirstColumn="0" w:lastRowLastColumn="0"/>
               <w:rPr>
-                <w:rFonts w:ascii="Segoe UI" w:eastAsia="Times New Roman" w:hAnsi="Segoe UI" w:cs="Segoe UI"/>
+                <w:rFonts w:ascii="Segoe UI" w:hAnsi="Segoe UI" w:eastAsia="Times New Roman" w:cs="Segoe UI"/>
                 <w:sz w:val="18"/>
                 <w:szCs w:val="18"/>
                 <w:lang w:eastAsia="nl-NL"/>
@@ -4544,7 +4911,7 @@
               <w:textAlignment w:val="baseline"/>
               <w:cnfStyle w:val="000000100000" w:firstRow="0" w:lastRow="0" w:firstColumn="0" w:lastColumn="0" w:oddVBand="0" w:evenVBand="0" w:oddHBand="1" w:evenHBand="0" w:firstRowFirstColumn="0" w:firstRowLastColumn="0" w:lastRowFirstColumn="0" w:lastRowLastColumn="0"/>
               <w:rPr>
-                <w:rFonts w:ascii="Segoe UI" w:eastAsia="Times New Roman" w:hAnsi="Segoe UI" w:cs="Segoe UI"/>
+                <w:rFonts w:ascii="Segoe UI" w:hAnsi="Segoe UI" w:eastAsia="Times New Roman" w:cs="Segoe UI"/>
                 <w:sz w:val="18"/>
                 <w:szCs w:val="18"/>
                 <w:lang w:eastAsia="nl-NL"/>
@@ -4561,7 +4928,7 @@
               <w:textAlignment w:val="baseline"/>
               <w:cnfStyle w:val="000000100000" w:firstRow="0" w:lastRow="0" w:firstColumn="0" w:lastColumn="0" w:oddVBand="0" w:evenVBand="0" w:oddHBand="1" w:evenHBand="0" w:firstRowFirstColumn="0" w:firstRowLastColumn="0" w:lastRowFirstColumn="0" w:lastRowLastColumn="0"/>
               <w:rPr>
-                <w:rFonts w:ascii="Segoe UI" w:eastAsia="Times New Roman" w:hAnsi="Segoe UI" w:cs="Segoe UI"/>
+                <w:rFonts w:ascii="Segoe UI" w:hAnsi="Segoe UI" w:eastAsia="Times New Roman" w:cs="Segoe UI"/>
                 <w:sz w:val="18"/>
                 <w:szCs w:val="18"/>
                 <w:lang w:eastAsia="nl-NL"/>
@@ -4578,7 +4945,7 @@
               <w:textAlignment w:val="baseline"/>
               <w:cnfStyle w:val="000000100000" w:firstRow="0" w:lastRow="0" w:firstColumn="0" w:lastColumn="0" w:oddVBand="0" w:evenVBand="0" w:oddHBand="1" w:evenHBand="0" w:firstRowFirstColumn="0" w:firstRowLastColumn="0" w:lastRowFirstColumn="0" w:lastRowLastColumn="0"/>
               <w:rPr>
-                <w:rFonts w:ascii="Segoe UI" w:eastAsia="Times New Roman" w:hAnsi="Segoe UI" w:cs="Segoe UI"/>
+                <w:rFonts w:ascii="Segoe UI" w:hAnsi="Segoe UI" w:eastAsia="Times New Roman" w:cs="Segoe UI"/>
                 <w:sz w:val="18"/>
                 <w:szCs w:val="18"/>
                 <w:lang w:eastAsia="nl-NL"/>
@@ -4595,7 +4962,7 @@
               <w:textAlignment w:val="baseline"/>
               <w:cnfStyle w:val="000000100000" w:firstRow="0" w:lastRow="0" w:firstColumn="0" w:lastColumn="0" w:oddVBand="0" w:evenVBand="0" w:oddHBand="1" w:evenHBand="0" w:firstRowFirstColumn="0" w:firstRowLastColumn="0" w:lastRowFirstColumn="0" w:lastRowLastColumn="0"/>
               <w:rPr>
-                <w:rFonts w:ascii="Segoe UI" w:eastAsia="Times New Roman" w:hAnsi="Segoe UI" w:cs="Segoe UI"/>
+                <w:rFonts w:ascii="Segoe UI" w:hAnsi="Segoe UI" w:eastAsia="Times New Roman" w:cs="Segoe UI"/>
                 <w:sz w:val="18"/>
                 <w:szCs w:val="18"/>
                 <w:lang w:eastAsia="nl-NL"/>
@@ -4617,7 +4984,7 @@
             <w:pPr>
               <w:textAlignment w:val="baseline"/>
               <w:rPr>
-                <w:rFonts w:ascii="Segoe UI" w:eastAsia="Times New Roman" w:hAnsi="Segoe UI" w:cs="Segoe UI"/>
+                <w:rFonts w:ascii="Segoe UI" w:hAnsi="Segoe UI" w:eastAsia="Times New Roman" w:cs="Segoe UI"/>
                 <w:sz w:val="18"/>
                 <w:szCs w:val="18"/>
                 <w:lang w:eastAsia="nl-NL"/>
@@ -4634,7 +5001,7 @@
               <w:textAlignment w:val="baseline"/>
               <w:cnfStyle w:val="000000000000" w:firstRow="0" w:lastRow="0" w:firstColumn="0" w:lastColumn="0" w:oddVBand="0" w:evenVBand="0" w:oddHBand="0" w:evenHBand="0" w:firstRowFirstColumn="0" w:firstRowLastColumn="0" w:lastRowFirstColumn="0" w:lastRowLastColumn="0"/>
               <w:rPr>
-                <w:rFonts w:ascii="Segoe UI" w:eastAsia="Times New Roman" w:hAnsi="Segoe UI" w:cs="Segoe UI"/>
+                <w:rFonts w:ascii="Segoe UI" w:hAnsi="Segoe UI" w:eastAsia="Times New Roman" w:cs="Segoe UI"/>
                 <w:sz w:val="18"/>
                 <w:szCs w:val="18"/>
                 <w:lang w:eastAsia="nl-NL"/>
@@ -4651,7 +5018,7 @@
               <w:textAlignment w:val="baseline"/>
               <w:cnfStyle w:val="000000000000" w:firstRow="0" w:lastRow="0" w:firstColumn="0" w:lastColumn="0" w:oddVBand="0" w:evenVBand="0" w:oddHBand="0" w:evenHBand="0" w:firstRowFirstColumn="0" w:firstRowLastColumn="0" w:lastRowFirstColumn="0" w:lastRowLastColumn="0"/>
               <w:rPr>
-                <w:rFonts w:ascii="Segoe UI" w:eastAsia="Times New Roman" w:hAnsi="Segoe UI" w:cs="Segoe UI"/>
+                <w:rFonts w:ascii="Segoe UI" w:hAnsi="Segoe UI" w:eastAsia="Times New Roman" w:cs="Segoe UI"/>
                 <w:sz w:val="18"/>
                 <w:szCs w:val="18"/>
                 <w:lang w:eastAsia="nl-NL"/>
@@ -4668,7 +5035,7 @@
               <w:textAlignment w:val="baseline"/>
               <w:cnfStyle w:val="000000000000" w:firstRow="0" w:lastRow="0" w:firstColumn="0" w:lastColumn="0" w:oddVBand="0" w:evenVBand="0" w:oddHBand="0" w:evenHBand="0" w:firstRowFirstColumn="0" w:firstRowLastColumn="0" w:lastRowFirstColumn="0" w:lastRowLastColumn="0"/>
               <w:rPr>
-                <w:rFonts w:ascii="Segoe UI" w:eastAsia="Times New Roman" w:hAnsi="Segoe UI" w:cs="Segoe UI"/>
+                <w:rFonts w:ascii="Segoe UI" w:hAnsi="Segoe UI" w:eastAsia="Times New Roman" w:cs="Segoe UI"/>
                 <w:sz w:val="18"/>
                 <w:szCs w:val="18"/>
                 <w:lang w:eastAsia="nl-NL"/>
@@ -4685,7 +5052,7 @@
               <w:textAlignment w:val="baseline"/>
               <w:cnfStyle w:val="000000000000" w:firstRow="0" w:lastRow="0" w:firstColumn="0" w:lastColumn="0" w:oddVBand="0" w:evenVBand="0" w:oddHBand="0" w:evenHBand="0" w:firstRowFirstColumn="0" w:firstRowLastColumn="0" w:lastRowFirstColumn="0" w:lastRowLastColumn="0"/>
               <w:rPr>
-                <w:rFonts w:ascii="Segoe UI" w:eastAsia="Times New Roman" w:hAnsi="Segoe UI" w:cs="Segoe UI"/>
+                <w:rFonts w:ascii="Segoe UI" w:hAnsi="Segoe UI" w:eastAsia="Times New Roman" w:cs="Segoe UI"/>
                 <w:sz w:val="18"/>
                 <w:szCs w:val="18"/>
                 <w:lang w:eastAsia="nl-NL"/>
@@ -4702,7 +5069,7 @@
               <w:textAlignment w:val="baseline"/>
               <w:cnfStyle w:val="000000000000" w:firstRow="0" w:lastRow="0" w:firstColumn="0" w:lastColumn="0" w:oddVBand="0" w:evenVBand="0" w:oddHBand="0" w:evenHBand="0" w:firstRowFirstColumn="0" w:firstRowLastColumn="0" w:lastRowFirstColumn="0" w:lastRowLastColumn="0"/>
               <w:rPr>
-                <w:rFonts w:ascii="Segoe UI" w:eastAsia="Times New Roman" w:hAnsi="Segoe UI" w:cs="Segoe UI"/>
+                <w:rFonts w:ascii="Segoe UI" w:hAnsi="Segoe UI" w:eastAsia="Times New Roman" w:cs="Segoe UI"/>
                 <w:sz w:val="18"/>
                 <w:szCs w:val="18"/>
                 <w:lang w:eastAsia="nl-NL"/>
@@ -4725,7 +5092,7 @@
             <w:pPr>
               <w:textAlignment w:val="baseline"/>
               <w:rPr>
-                <w:rFonts w:ascii="Segoe UI" w:eastAsia="Times New Roman" w:hAnsi="Segoe UI" w:cs="Segoe UI"/>
+                <w:rFonts w:ascii="Segoe UI" w:hAnsi="Segoe UI" w:eastAsia="Times New Roman" w:cs="Segoe UI"/>
                 <w:sz w:val="18"/>
                 <w:szCs w:val="18"/>
                 <w:lang w:eastAsia="nl-NL"/>
@@ -4742,7 +5109,7 @@
               <w:textAlignment w:val="baseline"/>
               <w:cnfStyle w:val="000000100000" w:firstRow="0" w:lastRow="0" w:firstColumn="0" w:lastColumn="0" w:oddVBand="0" w:evenVBand="0" w:oddHBand="1" w:evenHBand="0" w:firstRowFirstColumn="0" w:firstRowLastColumn="0" w:lastRowFirstColumn="0" w:lastRowLastColumn="0"/>
               <w:rPr>
-                <w:rFonts w:ascii="Segoe UI" w:eastAsia="Times New Roman" w:hAnsi="Segoe UI" w:cs="Segoe UI"/>
+                <w:rFonts w:ascii="Segoe UI" w:hAnsi="Segoe UI" w:eastAsia="Times New Roman" w:cs="Segoe UI"/>
                 <w:sz w:val="18"/>
                 <w:szCs w:val="18"/>
                 <w:lang w:eastAsia="nl-NL"/>
@@ -4759,7 +5126,7 @@
               <w:textAlignment w:val="baseline"/>
               <w:cnfStyle w:val="000000100000" w:firstRow="0" w:lastRow="0" w:firstColumn="0" w:lastColumn="0" w:oddVBand="0" w:evenVBand="0" w:oddHBand="1" w:evenHBand="0" w:firstRowFirstColumn="0" w:firstRowLastColumn="0" w:lastRowFirstColumn="0" w:lastRowLastColumn="0"/>
               <w:rPr>
-                <w:rFonts w:ascii="Segoe UI" w:eastAsia="Times New Roman" w:hAnsi="Segoe UI" w:cs="Segoe UI"/>
+                <w:rFonts w:ascii="Segoe UI" w:hAnsi="Segoe UI" w:eastAsia="Times New Roman" w:cs="Segoe UI"/>
                 <w:sz w:val="18"/>
                 <w:szCs w:val="18"/>
                 <w:lang w:eastAsia="nl-NL"/>
@@ -4776,7 +5143,7 @@
               <w:textAlignment w:val="baseline"/>
               <w:cnfStyle w:val="000000100000" w:firstRow="0" w:lastRow="0" w:firstColumn="0" w:lastColumn="0" w:oddVBand="0" w:evenVBand="0" w:oddHBand="1" w:evenHBand="0" w:firstRowFirstColumn="0" w:firstRowLastColumn="0" w:lastRowFirstColumn="0" w:lastRowLastColumn="0"/>
               <w:rPr>
-                <w:rFonts w:ascii="Segoe UI" w:eastAsia="Times New Roman" w:hAnsi="Segoe UI" w:cs="Segoe UI"/>
+                <w:rFonts w:ascii="Segoe UI" w:hAnsi="Segoe UI" w:eastAsia="Times New Roman" w:cs="Segoe UI"/>
                 <w:sz w:val="18"/>
                 <w:szCs w:val="18"/>
                 <w:lang w:eastAsia="nl-NL"/>
@@ -4793,7 +5160,7 @@
               <w:textAlignment w:val="baseline"/>
               <w:cnfStyle w:val="000000100000" w:firstRow="0" w:lastRow="0" w:firstColumn="0" w:lastColumn="0" w:oddVBand="0" w:evenVBand="0" w:oddHBand="1" w:evenHBand="0" w:firstRowFirstColumn="0" w:firstRowLastColumn="0" w:lastRowFirstColumn="0" w:lastRowLastColumn="0"/>
               <w:rPr>
-                <w:rFonts w:ascii="Segoe UI" w:eastAsia="Times New Roman" w:hAnsi="Segoe UI" w:cs="Segoe UI"/>
+                <w:rFonts w:ascii="Segoe UI" w:hAnsi="Segoe UI" w:eastAsia="Times New Roman" w:cs="Segoe UI"/>
                 <w:sz w:val="18"/>
                 <w:szCs w:val="18"/>
                 <w:lang w:eastAsia="nl-NL"/>
@@ -4810,7 +5177,7 @@
               <w:textAlignment w:val="baseline"/>
               <w:cnfStyle w:val="000000100000" w:firstRow="0" w:lastRow="0" w:firstColumn="0" w:lastColumn="0" w:oddVBand="0" w:evenVBand="0" w:oddHBand="1" w:evenHBand="0" w:firstRowFirstColumn="0" w:firstRowLastColumn="0" w:lastRowFirstColumn="0" w:lastRowLastColumn="0"/>
               <w:rPr>
-                <w:rFonts w:ascii="Segoe UI" w:eastAsia="Times New Roman" w:hAnsi="Segoe UI" w:cs="Segoe UI"/>
+                <w:rFonts w:ascii="Segoe UI" w:hAnsi="Segoe UI" w:eastAsia="Times New Roman" w:cs="Segoe UI"/>
                 <w:sz w:val="18"/>
                 <w:szCs w:val="18"/>
                 <w:lang w:eastAsia="nl-NL"/>
@@ -4832,7 +5199,7 @@
             <w:pPr>
               <w:textAlignment w:val="baseline"/>
               <w:rPr>
-                <w:rFonts w:ascii="Segoe UI" w:eastAsia="Times New Roman" w:hAnsi="Segoe UI" w:cs="Segoe UI"/>
+                <w:rFonts w:ascii="Segoe UI" w:hAnsi="Segoe UI" w:eastAsia="Times New Roman" w:cs="Segoe UI"/>
                 <w:sz w:val="18"/>
                 <w:szCs w:val="18"/>
                 <w:lang w:eastAsia="nl-NL"/>
@@ -4849,7 +5216,7 @@
               <w:textAlignment w:val="baseline"/>
               <w:cnfStyle w:val="000000000000" w:firstRow="0" w:lastRow="0" w:firstColumn="0" w:lastColumn="0" w:oddVBand="0" w:evenVBand="0" w:oddHBand="0" w:evenHBand="0" w:firstRowFirstColumn="0" w:firstRowLastColumn="0" w:lastRowFirstColumn="0" w:lastRowLastColumn="0"/>
               <w:rPr>
-                <w:rFonts w:ascii="Segoe UI" w:eastAsia="Times New Roman" w:hAnsi="Segoe UI" w:cs="Segoe UI"/>
+                <w:rFonts w:ascii="Segoe UI" w:hAnsi="Segoe UI" w:eastAsia="Times New Roman" w:cs="Segoe UI"/>
                 <w:sz w:val="18"/>
                 <w:szCs w:val="18"/>
                 <w:lang w:eastAsia="nl-NL"/>
@@ -4866,7 +5233,7 @@
               <w:textAlignment w:val="baseline"/>
               <w:cnfStyle w:val="000000000000" w:firstRow="0" w:lastRow="0" w:firstColumn="0" w:lastColumn="0" w:oddVBand="0" w:evenVBand="0" w:oddHBand="0" w:evenHBand="0" w:firstRowFirstColumn="0" w:firstRowLastColumn="0" w:lastRowFirstColumn="0" w:lastRowLastColumn="0"/>
               <w:rPr>
-                <w:rFonts w:ascii="Segoe UI" w:eastAsia="Times New Roman" w:hAnsi="Segoe UI" w:cs="Segoe UI"/>
+                <w:rFonts w:ascii="Segoe UI" w:hAnsi="Segoe UI" w:eastAsia="Times New Roman" w:cs="Segoe UI"/>
                 <w:sz w:val="18"/>
                 <w:szCs w:val="18"/>
                 <w:lang w:eastAsia="nl-NL"/>
@@ -4883,7 +5250,7 @@
               <w:textAlignment w:val="baseline"/>
               <w:cnfStyle w:val="000000000000" w:firstRow="0" w:lastRow="0" w:firstColumn="0" w:lastColumn="0" w:oddVBand="0" w:evenVBand="0" w:oddHBand="0" w:evenHBand="0" w:firstRowFirstColumn="0" w:firstRowLastColumn="0" w:lastRowFirstColumn="0" w:lastRowLastColumn="0"/>
               <w:rPr>
-                <w:rFonts w:ascii="Segoe UI" w:eastAsia="Times New Roman" w:hAnsi="Segoe UI" w:cs="Segoe UI"/>
+                <w:rFonts w:ascii="Segoe UI" w:hAnsi="Segoe UI" w:eastAsia="Times New Roman" w:cs="Segoe UI"/>
                 <w:sz w:val="18"/>
                 <w:szCs w:val="18"/>
                 <w:lang w:eastAsia="nl-NL"/>
@@ -4900,7 +5267,7 @@
               <w:textAlignment w:val="baseline"/>
               <w:cnfStyle w:val="000000000000" w:firstRow="0" w:lastRow="0" w:firstColumn="0" w:lastColumn="0" w:oddVBand="0" w:evenVBand="0" w:oddHBand="0" w:evenHBand="0" w:firstRowFirstColumn="0" w:firstRowLastColumn="0" w:lastRowFirstColumn="0" w:lastRowLastColumn="0"/>
               <w:rPr>
-                <w:rFonts w:ascii="Segoe UI" w:eastAsia="Times New Roman" w:hAnsi="Segoe UI" w:cs="Segoe UI"/>
+                <w:rFonts w:ascii="Segoe UI" w:hAnsi="Segoe UI" w:eastAsia="Times New Roman" w:cs="Segoe UI"/>
                 <w:sz w:val="18"/>
                 <w:szCs w:val="18"/>
                 <w:lang w:eastAsia="nl-NL"/>
@@ -4917,7 +5284,7 @@
               <w:textAlignment w:val="baseline"/>
               <w:cnfStyle w:val="000000000000" w:firstRow="0" w:lastRow="0" w:firstColumn="0" w:lastColumn="0" w:oddVBand="0" w:evenVBand="0" w:oddHBand="0" w:evenHBand="0" w:firstRowFirstColumn="0" w:firstRowLastColumn="0" w:lastRowFirstColumn="0" w:lastRowLastColumn="0"/>
               <w:rPr>
-                <w:rFonts w:ascii="Segoe UI" w:eastAsia="Times New Roman" w:hAnsi="Segoe UI" w:cs="Segoe UI"/>
+                <w:rFonts w:ascii="Segoe UI" w:hAnsi="Segoe UI" w:eastAsia="Times New Roman" w:cs="Segoe UI"/>
                 <w:sz w:val="18"/>
                 <w:szCs w:val="18"/>
                 <w:lang w:eastAsia="nl-NL"/>
@@ -4940,7 +5307,7 @@
             <w:pPr>
               <w:textAlignment w:val="baseline"/>
               <w:rPr>
-                <w:rFonts w:ascii="Segoe UI" w:eastAsia="Times New Roman" w:hAnsi="Segoe UI" w:cs="Segoe UI"/>
+                <w:rFonts w:ascii="Segoe UI" w:hAnsi="Segoe UI" w:eastAsia="Times New Roman" w:cs="Segoe UI"/>
                 <w:sz w:val="18"/>
                 <w:szCs w:val="18"/>
                 <w:lang w:eastAsia="nl-NL"/>
@@ -4957,7 +5324,7 @@
               <w:textAlignment w:val="baseline"/>
               <w:cnfStyle w:val="000000100000" w:firstRow="0" w:lastRow="0" w:firstColumn="0" w:lastColumn="0" w:oddVBand="0" w:evenVBand="0" w:oddHBand="1" w:evenHBand="0" w:firstRowFirstColumn="0" w:firstRowLastColumn="0" w:lastRowFirstColumn="0" w:lastRowLastColumn="0"/>
               <w:rPr>
-                <w:rFonts w:ascii="Segoe UI" w:eastAsia="Times New Roman" w:hAnsi="Segoe UI" w:cs="Segoe UI"/>
+                <w:rFonts w:ascii="Segoe UI" w:hAnsi="Segoe UI" w:eastAsia="Times New Roman" w:cs="Segoe UI"/>
                 <w:sz w:val="18"/>
                 <w:szCs w:val="18"/>
                 <w:lang w:eastAsia="nl-NL"/>
@@ -4974,7 +5341,7 @@
               <w:textAlignment w:val="baseline"/>
               <w:cnfStyle w:val="000000100000" w:firstRow="0" w:lastRow="0" w:firstColumn="0" w:lastColumn="0" w:oddVBand="0" w:evenVBand="0" w:oddHBand="1" w:evenHBand="0" w:firstRowFirstColumn="0" w:firstRowLastColumn="0" w:lastRowFirstColumn="0" w:lastRowLastColumn="0"/>
               <w:rPr>
-                <w:rFonts w:ascii="Segoe UI" w:eastAsia="Times New Roman" w:hAnsi="Segoe UI" w:cs="Segoe UI"/>
+                <w:rFonts w:ascii="Segoe UI" w:hAnsi="Segoe UI" w:eastAsia="Times New Roman" w:cs="Segoe UI"/>
                 <w:sz w:val="18"/>
                 <w:szCs w:val="18"/>
                 <w:lang w:val="tr-TR" w:eastAsia="nl-NL"/>
@@ -4991,7 +5358,7 @@
               <w:textAlignment w:val="baseline"/>
               <w:cnfStyle w:val="000000100000" w:firstRow="0" w:lastRow="0" w:firstColumn="0" w:lastColumn="0" w:oddVBand="0" w:evenVBand="0" w:oddHBand="1" w:evenHBand="0" w:firstRowFirstColumn="0" w:firstRowLastColumn="0" w:lastRowFirstColumn="0" w:lastRowLastColumn="0"/>
               <w:rPr>
-                <w:rFonts w:ascii="Segoe UI" w:eastAsia="Times New Roman" w:hAnsi="Segoe UI" w:cs="Segoe UI"/>
+                <w:rFonts w:ascii="Segoe UI" w:hAnsi="Segoe UI" w:eastAsia="Times New Roman" w:cs="Segoe UI"/>
                 <w:sz w:val="18"/>
                 <w:szCs w:val="18"/>
                 <w:lang w:eastAsia="nl-NL"/>
@@ -5008,7 +5375,7 @@
               <w:textAlignment w:val="baseline"/>
               <w:cnfStyle w:val="000000100000" w:firstRow="0" w:lastRow="0" w:firstColumn="0" w:lastColumn="0" w:oddVBand="0" w:evenVBand="0" w:oddHBand="1" w:evenHBand="0" w:firstRowFirstColumn="0" w:firstRowLastColumn="0" w:lastRowFirstColumn="0" w:lastRowLastColumn="0"/>
               <w:rPr>
-                <w:rFonts w:ascii="Segoe UI" w:eastAsia="Times New Roman" w:hAnsi="Segoe UI" w:cs="Segoe UI"/>
+                <w:rFonts w:ascii="Segoe UI" w:hAnsi="Segoe UI" w:eastAsia="Times New Roman" w:cs="Segoe UI"/>
                 <w:sz w:val="18"/>
                 <w:szCs w:val="18"/>
                 <w:lang w:eastAsia="nl-NL"/>
@@ -5025,7 +5392,7 @@
               <w:textAlignment w:val="baseline"/>
               <w:cnfStyle w:val="000000100000" w:firstRow="0" w:lastRow="0" w:firstColumn="0" w:lastColumn="0" w:oddVBand="0" w:evenVBand="0" w:oddHBand="1" w:evenHBand="0" w:firstRowFirstColumn="0" w:firstRowLastColumn="0" w:lastRowFirstColumn="0" w:lastRowLastColumn="0"/>
               <w:rPr>
-                <w:rFonts w:ascii="Segoe UI" w:eastAsia="Times New Roman" w:hAnsi="Segoe UI" w:cs="Segoe UI"/>
+                <w:rFonts w:ascii="Segoe UI" w:hAnsi="Segoe UI" w:eastAsia="Times New Roman" w:cs="Segoe UI"/>
                 <w:sz w:val="18"/>
                 <w:szCs w:val="18"/>
                 <w:lang w:eastAsia="nl-NL"/>
@@ -5037,82 +5404,46 @@
     </w:tbl>
     <w:p>
       <w:pPr>
+        <w:pStyle w:val="Standaard"/>
         <w:spacing w:after="160"/>
-        <w:rPr>
-          <w:rFonts w:asciiTheme="majorHAnsi" w:eastAsiaTheme="majorEastAsia" w:hAnsiTheme="majorHAnsi" w:cstheme="majorBidi"/>
-          <w:color w:val="1F3763" w:themeColor="accent1" w:themeShade="7F"/>
-          <w:sz w:val="24"/>
-          <w:szCs w:val="24"/>
-        </w:rPr>
-      </w:pPr>
-      <w:bookmarkStart w:id="8" w:name="_Toc120701912"/>
-      <w:r>
-        <w:br w:type="page"/>
-      </w:r>
-    </w:p>
+      </w:pPr>
+    </w:p>
+    <w:p/>
+    <w:p>
+      <w:pPr>
+        <w:rPr>
+          <w:color w:val="0D0D0D" w:themeColor="text1" w:themeTint="F2"/>
+        </w:rPr>
+      </w:pPr>
+    </w:p>
+    <w:p>
+      <w:r>
+        <w:t xml:space="preserve"> </w:t>
+      </w:r>
+      <w:r>
+        <w:br/>
+      </w:r>
+    </w:p>
+    <w:p/>
     <w:p>
       <w:pPr>
         <w:pStyle w:val="Kop3"/>
       </w:pPr>
-      <w:bookmarkStart w:id="9" w:name="_Toc239842854"/>
-      <w:proofErr w:type="spellStart"/>
-      <w:r>
-        <w:lastRenderedPageBreak/>
-        <w:t>Wireframes</w:t>
-      </w:r>
-      <w:bookmarkEnd w:id="8"/>
-      <w:bookmarkEnd w:id="9"/>
-      <w:proofErr w:type="spellEnd"/>
+      <w:bookmarkStart w:name="_Toc239842855" w:id="10"/>
+      <w:r>
+        <w:t>Planning</w:t>
+      </w:r>
+      <w:bookmarkEnd w:id="10"/>
     </w:p>
     <w:p/>
     <w:p/>
     <w:p>
-      <w:r>
-        <w:object w:dxaOrig="1520" w:dyaOrig="985" w14:anchorId="3DB9C71F">
-          <v:shape id="_x0000_i1027" type="#_x0000_t75" style="width:76pt;height:49.25pt" o:ole="">
-            <v:imagedata r:id="rId13" o:title=""/>
-          </v:shape>
-          <o:OLEObject Type="Embed" ProgID="Package" ShapeID="_x0000_i1027" DrawAspect="Icon" ObjectID="_1850637641" r:id="rId14"/>
-        </w:object>
-      </w:r>
-    </w:p>
-    <w:p/>
-    <w:p/>
-    <w:p>
-      <w:pPr>
-        <w:rPr>
-          <w:color w:val="0D0D0D" w:themeColor="text1" w:themeTint="F2"/>
-        </w:rPr>
-      </w:pPr>
-    </w:p>
-    <w:p>
-      <w:r>
-        <w:t xml:space="preserve"> </w:t>
-      </w:r>
-      <w:r>
-        <w:br/>
-      </w:r>
-    </w:p>
-    <w:p/>
-    <w:p>
-      <w:pPr>
-        <w:pStyle w:val="Kop3"/>
-      </w:pPr>
-      <w:bookmarkStart w:id="10" w:name="_Toc239842855"/>
-      <w:r>
-        <w:t>Planning</w:t>
-      </w:r>
-      <w:bookmarkEnd w:id="10"/>
-    </w:p>
-    <w:p/>
-    <w:p/>
-    <w:p>
       <w:pPr>
         <w:pStyle w:val="Kop4"/>
       </w:pPr>
-      <w:bookmarkStart w:id="11" w:name="_Toc116463820"/>
-      <w:bookmarkStart w:id="12" w:name="_Toc116463868"/>
-      <w:bookmarkStart w:id="13" w:name="_Toc149040261"/>
+      <w:bookmarkStart w:name="_Toc116463820" w:id="11"/>
+      <w:bookmarkStart w:name="_Toc116463868" w:id="12"/>
+      <w:bookmarkStart w:name="_Toc149040261" w:id="13"/>
       <w:r>
         <w:t>Sprint</w:t>
       </w:r>
@@ -5129,9 +5460,9 @@
       <w:pPr>
         <w:pStyle w:val="Kop4"/>
       </w:pPr>
-      <w:bookmarkStart w:id="14" w:name="_Toc116463821"/>
-      <w:bookmarkStart w:id="15" w:name="_Toc116463869"/>
-      <w:bookmarkStart w:id="16" w:name="_Toc149040262"/>
+      <w:bookmarkStart w:name="_Toc116463821" w:id="14"/>
+      <w:bookmarkStart w:name="_Toc116463869" w:id="15"/>
+      <w:bookmarkStart w:name="_Toc149040262" w:id="16"/>
       <w:r>
         <w:t>Sprint</w:t>
       </w:r>
@@ -5147,8 +5478,8 @@
       <w:pPr>
         <w:pStyle w:val="Inhopg3"/>
       </w:pPr>
-      <w:bookmarkStart w:id="17" w:name="_Toc116463822"/>
-      <w:bookmarkStart w:id="18" w:name="_Toc116463870"/>
+      <w:bookmarkStart w:name="_Toc116463822" w:id="17"/>
+      <w:bookmarkStart w:name="_Toc116463870" w:id="18"/>
     </w:p>
     <w:p>
       <w:pPr>
@@ -5159,7 +5490,7 @@
       <w:pPr>
         <w:pStyle w:val="Kop3"/>
       </w:pPr>
-      <w:bookmarkStart w:id="19" w:name="_Toc239842856"/>
+      <w:bookmarkStart w:name="_Toc239842856" w:id="19"/>
       <w:r>
         <w:t>Reflectie</w:t>
       </w:r>
@@ -5185,56 +5516,23 @@
       </w:r>
       <w:r>
         <w:br/>
+      </w:r>
+      <w:r>
         <w:t xml:space="preserve">    </w:t>
       </w:r>
+    </w:p>
+    <w:p>
+      <w:pPr>
+        <w:pStyle w:val="Standaard"/>
+      </w:pPr>
     </w:p>
     <w:p/>
     <w:p/>
     <w:p>
       <w:pPr>
-        <w:pStyle w:val="Lijstalinea"/>
-      </w:pPr>
-    </w:p>
-    <w:p/>
-    <w:p/>
-    <w:p>
-      <w:pPr>
-        <w:rPr>
-          <w:lang w:eastAsia="nl-NL"/>
-        </w:rPr>
-      </w:pPr>
-    </w:p>
-    <w:p/>
-    <w:p/>
-    <w:p/>
-    <w:p/>
-    <w:p/>
-    <w:p/>
-    <w:p/>
-    <w:p/>
-    <w:p/>
-    <w:p/>
-    <w:p/>
-    <w:p/>
-    <w:p/>
-    <w:p/>
-    <w:p/>
-    <w:p/>
-    <w:p/>
-    <w:p/>
-    <w:p/>
-    <w:p/>
-    <w:p/>
-    <w:p/>
-    <w:p/>
-    <w:p/>
-    <w:p/>
-    <w:p/>
-    <w:p>
-      <w:pPr>
         <w:pStyle w:val="Kop1"/>
       </w:pPr>
-      <w:bookmarkStart w:id="20" w:name="_Toc239842857"/>
+      <w:bookmarkStart w:name="_Toc239842857" w:id="20"/>
       <w:r>
         <w:t>Testen</w:t>
       </w:r>
@@ -5246,9 +5544,9 @@
       <w:pPr>
         <w:pStyle w:val="Kop2"/>
       </w:pPr>
-      <w:bookmarkStart w:id="21" w:name="_Toc116463823"/>
-      <w:bookmarkStart w:id="22" w:name="_Toc116463871"/>
-      <w:bookmarkStart w:id="23" w:name="_Toc239842858"/>
+      <w:bookmarkStart w:name="_Toc116463823" w:id="21"/>
+      <w:bookmarkStart w:name="_Toc116463871" w:id="22"/>
+      <w:bookmarkStart w:name="_Toc239842858" w:id="23"/>
       <w:r>
         <w:t>Test</w:t>
       </w:r>
@@ -5303,7 +5601,7 @@
         <w:autoSpaceDN w:val="0"/>
         <w:adjustRightInd w:val="0"/>
         <w:rPr>
-          <w:rFonts w:cstheme="minorHAnsi"/>
+          <w:rFonts w:cs="Calibri" w:cstheme="minorAscii"/>
           <w:sz w:val="20"/>
           <w:szCs w:val="20"/>
           <w:lang w:eastAsia="ja-JP"/>
@@ -5311,51 +5609,13 @@
       </w:pPr>
       <w:r>
         <w:rPr>
-          <w:rFonts w:cstheme="minorHAnsi"/>
+          <w:rFonts w:cs="Calibri" w:cstheme="minorAscii"/>
           <w:sz w:val="20"/>
           <w:szCs w:val="20"/>
           <w:lang w:eastAsia="ja-JP"/>
         </w:rPr>
         <w:t>Persoon die de test heeft gedaan:</w:t>
       </w:r>
-      <w:r>
-        <w:rPr>
-          <w:rFonts w:cstheme="minorHAnsi"/>
-          <w:sz w:val="20"/>
-          <w:szCs w:val="20"/>
-          <w:lang w:eastAsia="ja-JP"/>
-        </w:rPr>
-        <w:t xml:space="preserve"> </w:t>
-      </w:r>
-      <w:r>
-        <w:rPr>
-          <w:rFonts w:cstheme="minorHAnsi"/>
-          <w:sz w:val="20"/>
-          <w:szCs w:val="20"/>
-          <w:lang w:eastAsia="ja-JP"/>
-        </w:rPr>
-        <w:t>Abdullah</w:t>
-      </w:r>
-      <w:r>
-        <w:rPr>
-          <w:rFonts w:cstheme="minorHAnsi"/>
-          <w:sz w:val="20"/>
-          <w:szCs w:val="20"/>
-          <w:lang w:eastAsia="ja-JP"/>
-        </w:rPr>
-        <w:t xml:space="preserve"> </w:t>
-      </w:r>
-      <w:proofErr w:type="spellStart"/>
-      <w:r>
-        <w:rPr>
-          <w:rFonts w:cstheme="minorHAnsi"/>
-          <w:sz w:val="20"/>
-          <w:szCs w:val="20"/>
-          <w:lang w:eastAsia="ja-JP"/>
-        </w:rPr>
-        <w:t>aletri</w:t>
-      </w:r>
-      <w:proofErr w:type="spellEnd"/>
     </w:p>
     <w:p>
       <w:pPr>
@@ -6079,9 +6339,9 @@
       <w:pPr>
         <w:pStyle w:val="Kop2"/>
       </w:pPr>
-      <w:bookmarkStart w:id="24" w:name="_Toc116463824"/>
-      <w:bookmarkStart w:id="25" w:name="_Toc116463872"/>
-      <w:bookmarkStart w:id="26" w:name="_Toc239842859"/>
+      <w:bookmarkStart w:name="_Toc116463824" w:id="24"/>
+      <w:bookmarkStart w:name="_Toc116463872" w:id="25"/>
+      <w:bookmarkStart w:name="_Toc239842859" w:id="26"/>
       <w:r>
         <w:t>Verbetervoorstel</w:t>
       </w:r>
@@ -6097,7 +6357,7 @@
     <w:p/>
     <w:sectPr>
       <w:footerReference w:type="default" r:id="rId15"/>
-      <w:pgSz w:w="11906" w:h="16838"/>
+      <w:pgSz w:w="11906" w:h="16838" w:orient="portrait"/>
       <w:pgMar w:top="1417" w:right="1417" w:bottom="1417" w:left="1417" w:header="708" w:footer="708" w:gutter="0"/>
       <w:cols w:space="708"/>
       <w:titlePg/>
@@ -6105,6 +6365,77 @@
     </w:sectPr>
   </w:body>
 </w:document>
+</file>
+
+<file path=word/comments.xml><?xml version="1.0" encoding="utf-8"?>
+<w:comments xmlns:w14="http://schemas.microsoft.com/office/word/2010/wordml" xmlns:w="http://schemas.openxmlformats.org/wordprocessingml/2006/main">
+  <w:comment xmlns:w="http://schemas.openxmlformats.org/wordprocessingml/2006/main" w:initials="SK" w:author="Suze Keultjes" w:date="2026-09-11T14:04:34" w:id="625084755">
+    <w:p xmlns:w14="http://schemas.microsoft.com/office/word/2010/wordml" xmlns:w="http://schemas.openxmlformats.org/wordprocessingml/2006/main">
+      <w:pPr>
+        <w:pStyle w:val="CommentText"/>
+      </w:pPr>
+      <w:r>
+        <w:rPr>
+          <w:rStyle w:val="CommentReference"/>
+        </w:rPr>
+        <w:annotationRef/>
+      </w:r>
+      <w:r>
+        <w:t>Graag lees ik in jullie documentatie wat jullie individuele (dus ieder voor zich) leerdoelen zijn tijdens dit project</w:t>
+      </w:r>
+    </w:p>
+  </w:comment>
+  <w:comment xmlns:w="http://schemas.openxmlformats.org/wordprocessingml/2006/main" w:initials="SK" w:author="Suze Keultjes" w:date="2026-09-11T14:06:00" w:id="1385385247">
+    <w:p xmlns:w14="http://schemas.microsoft.com/office/word/2010/wordml" xmlns:w="http://schemas.openxmlformats.org/wordprocessingml/2006/main">
+      <w:pPr>
+        <w:pStyle w:val="CommentText"/>
+      </w:pPr>
+      <w:r>
+        <w:rPr>
+          <w:rStyle w:val="CommentReference"/>
+        </w:rPr>
+        <w:annotationRef/>
+      </w:r>
+      <w:r>
+        <w:t xml:space="preserve">Graag lees ik ook nog kort terug wat jullie klantcontact is geweest en hoe dit is verlopen. Bijvoorbeeld: </w:t>
+      </w:r>
+    </w:p>
+    <w:p xmlns:w14="http://schemas.microsoft.com/office/word/2010/wordml" xmlns:w="http://schemas.openxmlformats.org/wordprocessingml/2006/main">
+      <w:pPr>
+        <w:pStyle w:val="CommentText"/>
+      </w:pPr>
+      <w:r>
+        <w:t xml:space="preserve">Vrijdag 4 september: Mail gestuurd naar klant. We hebben onszelf introduceert en een voorstel gedaan om langs te komen. </w:t>
+      </w:r>
+    </w:p>
+    <w:p xmlns:w14="http://schemas.microsoft.com/office/word/2010/wordml" xmlns:w="http://schemas.openxmlformats.org/wordprocessingml/2006/main">
+      <w:pPr>
+        <w:pStyle w:val="CommentText"/>
+      </w:pPr>
+    </w:p>
+  </w:comment>
+</w:comments>
+</file>
+
+<file path=word/commentsExtended.xml><?xml version="1.0" encoding="utf-8"?>
+<w15:commentsEx xmlns:mc="http://schemas.openxmlformats.org/markup-compatibility/2006" xmlns:w15="http://schemas.microsoft.com/office/word/2012/wordml" mc:Ignorable="w15">
+  <w15:commentEx w15:done="0" w15:paraId="1D498505"/>
+  <w15:commentEx w15:done="0" w15:paraId="6E6B103F"/>
+</w15:commentsEx>
+</file>
+
+<file path=word/commentsExtensible.xml><?xml version="1.0" encoding="utf-8"?>
+<w16cex:commentsExtensible xmlns:w16="http://schemas.microsoft.com/office/word/2018/wordml" xmlns:w16cex="http://schemas.microsoft.com/office/word/2018/wordml/cex" xmlns:mc="http://schemas.openxmlformats.org/markup-compatibility/2006" mc:Ignorable="w16 w16cex">
+  <w16cex:commentExtensible w16cex:durableId="5401E7F7" w16cex:dateUtc="2026-09-11T12:04:34.27Z"/>
+  <w16cex:commentExtensible w16cex:durableId="3D39648E" w16cex:dateUtc="2026-09-11T12:06:00.552Z"/>
+</w16cex:commentsExtensible>
+</file>
+
+<file path=word/commentsIds.xml><?xml version="1.0" encoding="utf-8"?>
+<w16cid:commentsIds xmlns:mc="http://schemas.openxmlformats.org/markup-compatibility/2006" xmlns:w16cid="http://schemas.microsoft.com/office/word/2016/wordml/cid" mc:Ignorable="w16cid">
+  <w16cid:commentId w16cid:paraId="1D498505" w16cid:durableId="5401E7F7"/>
+  <w16cid:commentId w16cid:paraId="6E6B103F" w16cid:durableId="3D39648E"/>
+</w16cid:commentsIds>
 </file>
 
 <file path=word/endnotes.xml><?xml version="1.0" encoding="utf-8"?>
@@ -6153,7 +6484,12 @@
         <w:docPartUnique/>
       </w:docPartObj>
     </w:sdtPr>
-    <w:sdtEndPr/>
+    <w:sdtEndPr>
+      <w:rPr>
+        <w:sz w:val="18"/>
+        <w:szCs w:val="18"/>
+      </w:rPr>
+    </w:sdtEndPr>
     <w:sdtContent>
       <w:p>
         <w:pPr>
@@ -6279,7 +6615,7 @@
         <w:ind w:left="720" w:hanging="360"/>
       </w:pPr>
       <w:rPr>
-        <w:rFonts w:ascii="Symbol" w:hAnsi="Symbol" w:hint="default"/>
+        <w:rFonts w:hint="default" w:ascii="Symbol" w:hAnsi="Symbol"/>
       </w:rPr>
     </w:lvl>
     <w:lvl w:ilvl="1" w:tplc="041F0003" w:tentative="1">
@@ -6291,7 +6627,7 @@
         <w:ind w:left="1440" w:hanging="360"/>
       </w:pPr>
       <w:rPr>
-        <w:rFonts w:ascii="Courier New" w:hAnsi="Courier New" w:cs="Courier New" w:hint="default"/>
+        <w:rFonts w:hint="default" w:ascii="Courier New" w:hAnsi="Courier New" w:cs="Courier New"/>
       </w:rPr>
     </w:lvl>
     <w:lvl w:ilvl="2" w:tplc="041F0005" w:tentative="1">
@@ -6303,7 +6639,7 @@
         <w:ind w:left="2160" w:hanging="360"/>
       </w:pPr>
       <w:rPr>
-        <w:rFonts w:ascii="Wingdings" w:hAnsi="Wingdings" w:hint="default"/>
+        <w:rFonts w:hint="default" w:ascii="Wingdings" w:hAnsi="Wingdings"/>
       </w:rPr>
     </w:lvl>
     <w:lvl w:ilvl="3" w:tplc="041F0001" w:tentative="1">
@@ -6315,7 +6651,7 @@
         <w:ind w:left="2880" w:hanging="360"/>
       </w:pPr>
       <w:rPr>
-        <w:rFonts w:ascii="Symbol" w:hAnsi="Symbol" w:hint="default"/>
+        <w:rFonts w:hint="default" w:ascii="Symbol" w:hAnsi="Symbol"/>
       </w:rPr>
     </w:lvl>
     <w:lvl w:ilvl="4" w:tplc="041F0003" w:tentative="1">
@@ -6327,7 +6663,7 @@
         <w:ind w:left="3600" w:hanging="360"/>
       </w:pPr>
       <w:rPr>
-        <w:rFonts w:ascii="Courier New" w:hAnsi="Courier New" w:cs="Courier New" w:hint="default"/>
+        <w:rFonts w:hint="default" w:ascii="Courier New" w:hAnsi="Courier New" w:cs="Courier New"/>
       </w:rPr>
     </w:lvl>
     <w:lvl w:ilvl="5" w:tplc="041F0005" w:tentative="1">
@@ -6339,7 +6675,7 @@
         <w:ind w:left="4320" w:hanging="360"/>
       </w:pPr>
       <w:rPr>
-        <w:rFonts w:ascii="Wingdings" w:hAnsi="Wingdings" w:hint="default"/>
+        <w:rFonts w:hint="default" w:ascii="Wingdings" w:hAnsi="Wingdings"/>
       </w:rPr>
     </w:lvl>
     <w:lvl w:ilvl="6" w:tplc="041F0001" w:tentative="1">
@@ -6351,7 +6687,7 @@
         <w:ind w:left="5040" w:hanging="360"/>
       </w:pPr>
       <w:rPr>
-        <w:rFonts w:ascii="Symbol" w:hAnsi="Symbol" w:hint="default"/>
+        <w:rFonts w:hint="default" w:ascii="Symbol" w:hAnsi="Symbol"/>
       </w:rPr>
     </w:lvl>
     <w:lvl w:ilvl="7" w:tplc="041F0003" w:tentative="1">
@@ -6363,7 +6699,7 @@
         <w:ind w:left="5760" w:hanging="360"/>
       </w:pPr>
       <w:rPr>
-        <w:rFonts w:ascii="Courier New" w:hAnsi="Courier New" w:cs="Courier New" w:hint="default"/>
+        <w:rFonts w:hint="default" w:ascii="Courier New" w:hAnsi="Courier New" w:cs="Courier New"/>
       </w:rPr>
     </w:lvl>
     <w:lvl w:ilvl="8" w:tplc="041F0005" w:tentative="1">
@@ -6375,7 +6711,7 @@
         <w:ind w:left="6480" w:hanging="360"/>
       </w:pPr>
       <w:rPr>
-        <w:rFonts w:ascii="Wingdings" w:hAnsi="Wingdings" w:hint="default"/>
+        <w:rFonts w:hint="default" w:ascii="Wingdings" w:hAnsi="Wingdings"/>
       </w:rPr>
     </w:lvl>
   </w:abstractNum>
@@ -6395,7 +6731,7 @@
         <w:ind w:left="2563" w:hanging="360"/>
       </w:pPr>
       <w:rPr>
-        <w:rFonts w:ascii="Arial" w:hAnsi="Arial" w:hint="default"/>
+        <w:rFonts w:hint="default" w:ascii="Arial" w:hAnsi="Arial"/>
       </w:rPr>
     </w:lvl>
     <w:lvl w:ilvl="1" w:tplc="F240171C">
@@ -6409,7 +6745,7 @@
         <w:ind w:left="3283" w:hanging="360"/>
       </w:pPr>
       <w:rPr>
-        <w:rFonts w:ascii="Arial" w:hAnsi="Arial" w:hint="default"/>
+        <w:rFonts w:hint="default" w:ascii="Arial" w:hAnsi="Arial"/>
       </w:rPr>
     </w:lvl>
     <w:lvl w:ilvl="2" w:tplc="E11CAEBE" w:tentative="1">
@@ -6424,7 +6760,7 @@
         <w:ind w:left="4003" w:hanging="360"/>
       </w:pPr>
       <w:rPr>
-        <w:rFonts w:ascii="Arial" w:hAnsi="Arial" w:hint="default"/>
+        <w:rFonts w:hint="default" w:ascii="Arial" w:hAnsi="Arial"/>
       </w:rPr>
     </w:lvl>
     <w:lvl w:ilvl="3" w:tplc="53ECEB58" w:tentative="1">
@@ -6439,7 +6775,7 @@
         <w:ind w:left="4723" w:hanging="360"/>
       </w:pPr>
       <w:rPr>
-        <w:rFonts w:ascii="Arial" w:hAnsi="Arial" w:hint="default"/>
+        <w:rFonts w:hint="default" w:ascii="Arial" w:hAnsi="Arial"/>
       </w:rPr>
     </w:lvl>
     <w:lvl w:ilvl="4" w:tplc="34C4C792" w:tentative="1">
@@ -6454,7 +6790,7 @@
         <w:ind w:left="5443" w:hanging="360"/>
       </w:pPr>
       <w:rPr>
-        <w:rFonts w:ascii="Arial" w:hAnsi="Arial" w:hint="default"/>
+        <w:rFonts w:hint="default" w:ascii="Arial" w:hAnsi="Arial"/>
       </w:rPr>
     </w:lvl>
     <w:lvl w:ilvl="5" w:tplc="B27E1136" w:tentative="1">
@@ -6469,7 +6805,7 @@
         <w:ind w:left="6163" w:hanging="360"/>
       </w:pPr>
       <w:rPr>
-        <w:rFonts w:ascii="Arial" w:hAnsi="Arial" w:hint="default"/>
+        <w:rFonts w:hint="default" w:ascii="Arial" w:hAnsi="Arial"/>
       </w:rPr>
     </w:lvl>
     <w:lvl w:ilvl="6" w:tplc="BB403D22" w:tentative="1">
@@ -6484,7 +6820,7 @@
         <w:ind w:left="6883" w:hanging="360"/>
       </w:pPr>
       <w:rPr>
-        <w:rFonts w:ascii="Arial" w:hAnsi="Arial" w:hint="default"/>
+        <w:rFonts w:hint="default" w:ascii="Arial" w:hAnsi="Arial"/>
       </w:rPr>
     </w:lvl>
     <w:lvl w:ilvl="7" w:tplc="A6FA46A2" w:tentative="1">
@@ -6499,7 +6835,7 @@
         <w:ind w:left="7603" w:hanging="360"/>
       </w:pPr>
       <w:rPr>
-        <w:rFonts w:ascii="Arial" w:hAnsi="Arial" w:hint="default"/>
+        <w:rFonts w:hint="default" w:ascii="Arial" w:hAnsi="Arial"/>
       </w:rPr>
     </w:lvl>
     <w:lvl w:ilvl="8" w:tplc="3BE65028" w:tentative="1">
@@ -6514,7 +6850,7 @@
         <w:ind w:left="8323" w:hanging="360"/>
       </w:pPr>
       <w:rPr>
-        <w:rFonts w:ascii="Arial" w:hAnsi="Arial" w:hint="default"/>
+        <w:rFonts w:hint="default" w:ascii="Arial" w:hAnsi="Arial"/>
       </w:rPr>
     </w:lvl>
   </w:abstractNum>
@@ -6543,7 +6879,7 @@
         <w:ind w:left="1440" w:hanging="360"/>
       </w:pPr>
       <w:rPr>
-        <w:rFonts w:ascii="Courier New" w:hAnsi="Courier New" w:cs="Courier New" w:hint="default"/>
+        <w:rFonts w:hint="default" w:ascii="Courier New" w:hAnsi="Courier New" w:cs="Courier New"/>
       </w:rPr>
     </w:lvl>
     <w:lvl w:ilvl="2" w:tplc="FFFFFFFF" w:tentative="1">
@@ -6555,7 +6891,7 @@
         <w:ind w:left="2160" w:hanging="360"/>
       </w:pPr>
       <w:rPr>
-        <w:rFonts w:ascii="Wingdings" w:hAnsi="Wingdings" w:hint="default"/>
+        <w:rFonts w:hint="default" w:ascii="Wingdings" w:hAnsi="Wingdings"/>
       </w:rPr>
     </w:lvl>
     <w:lvl w:ilvl="3" w:tplc="FFFFFFFF" w:tentative="1">
@@ -6567,7 +6903,7 @@
         <w:ind w:left="2880" w:hanging="360"/>
       </w:pPr>
       <w:rPr>
-        <w:rFonts w:ascii="Symbol" w:hAnsi="Symbol" w:hint="default"/>
+        <w:rFonts w:hint="default" w:ascii="Symbol" w:hAnsi="Symbol"/>
       </w:rPr>
     </w:lvl>
     <w:lvl w:ilvl="4" w:tplc="FFFFFFFF" w:tentative="1">
@@ -6579,7 +6915,7 @@
         <w:ind w:left="3600" w:hanging="360"/>
       </w:pPr>
       <w:rPr>
-        <w:rFonts w:ascii="Courier New" w:hAnsi="Courier New" w:cs="Courier New" w:hint="default"/>
+        <w:rFonts w:hint="default" w:ascii="Courier New" w:hAnsi="Courier New" w:cs="Courier New"/>
       </w:rPr>
     </w:lvl>
     <w:lvl w:ilvl="5" w:tplc="FFFFFFFF" w:tentative="1">
@@ -6591,7 +6927,7 @@
         <w:ind w:left="4320" w:hanging="360"/>
       </w:pPr>
       <w:rPr>
-        <w:rFonts w:ascii="Wingdings" w:hAnsi="Wingdings" w:hint="default"/>
+        <w:rFonts w:hint="default" w:ascii="Wingdings" w:hAnsi="Wingdings"/>
       </w:rPr>
     </w:lvl>
     <w:lvl w:ilvl="6" w:tplc="FFFFFFFF" w:tentative="1">
@@ -6603,7 +6939,7 @@
         <w:ind w:left="5040" w:hanging="360"/>
       </w:pPr>
       <w:rPr>
-        <w:rFonts w:ascii="Symbol" w:hAnsi="Symbol" w:hint="default"/>
+        <w:rFonts w:hint="default" w:ascii="Symbol" w:hAnsi="Symbol"/>
       </w:rPr>
     </w:lvl>
     <w:lvl w:ilvl="7" w:tplc="FFFFFFFF" w:tentative="1">
@@ -6615,7 +6951,7 @@
         <w:ind w:left="5760" w:hanging="360"/>
       </w:pPr>
       <w:rPr>
-        <w:rFonts w:ascii="Courier New" w:hAnsi="Courier New" w:cs="Courier New" w:hint="default"/>
+        <w:rFonts w:hint="default" w:ascii="Courier New" w:hAnsi="Courier New" w:cs="Courier New"/>
       </w:rPr>
     </w:lvl>
     <w:lvl w:ilvl="8" w:tplc="FFFFFFFF" w:tentative="1">
@@ -6627,7 +6963,7 @@
         <w:ind w:left="6480" w:hanging="360"/>
       </w:pPr>
       <w:rPr>
-        <w:rFonts w:ascii="Wingdings" w:hAnsi="Wingdings" w:hint="default"/>
+        <w:rFonts w:hint="default" w:ascii="Wingdings" w:hAnsi="Wingdings"/>
       </w:rPr>
     </w:lvl>
   </w:abstractNum>
@@ -6644,7 +6980,7 @@
         <w:ind w:left="720" w:hanging="360"/>
       </w:pPr>
       <w:rPr>
-        <w:rFonts w:ascii="Symbol" w:hAnsi="Symbol" w:hint="default"/>
+        <w:rFonts w:hint="default" w:ascii="Symbol" w:hAnsi="Symbol"/>
       </w:rPr>
     </w:lvl>
     <w:lvl w:ilvl="1" w:tplc="04130003" w:tentative="1">
@@ -6656,7 +6992,7 @@
         <w:ind w:left="1440" w:hanging="360"/>
       </w:pPr>
       <w:rPr>
-        <w:rFonts w:ascii="Courier New" w:hAnsi="Courier New" w:cs="Courier New" w:hint="default"/>
+        <w:rFonts w:hint="default" w:ascii="Courier New" w:hAnsi="Courier New" w:cs="Courier New"/>
       </w:rPr>
     </w:lvl>
     <w:lvl w:ilvl="2" w:tplc="04130005" w:tentative="1">
@@ -6668,7 +7004,7 @@
         <w:ind w:left="2160" w:hanging="360"/>
       </w:pPr>
       <w:rPr>
-        <w:rFonts w:ascii="Wingdings" w:hAnsi="Wingdings" w:hint="default"/>
+        <w:rFonts w:hint="default" w:ascii="Wingdings" w:hAnsi="Wingdings"/>
       </w:rPr>
     </w:lvl>
     <w:lvl w:ilvl="3" w:tplc="04130001" w:tentative="1">
@@ -6680,7 +7016,7 @@
         <w:ind w:left="2880" w:hanging="360"/>
       </w:pPr>
       <w:rPr>
-        <w:rFonts w:ascii="Symbol" w:hAnsi="Symbol" w:hint="default"/>
+        <w:rFonts w:hint="default" w:ascii="Symbol" w:hAnsi="Symbol"/>
       </w:rPr>
     </w:lvl>
     <w:lvl w:ilvl="4" w:tplc="04130003" w:tentative="1">
@@ -6692,7 +7028,7 @@
         <w:ind w:left="3600" w:hanging="360"/>
       </w:pPr>
       <w:rPr>
-        <w:rFonts w:ascii="Courier New" w:hAnsi="Courier New" w:cs="Courier New" w:hint="default"/>
+        <w:rFonts w:hint="default" w:ascii="Courier New" w:hAnsi="Courier New" w:cs="Courier New"/>
       </w:rPr>
     </w:lvl>
     <w:lvl w:ilvl="5" w:tplc="04130005" w:tentative="1">
@@ -6704,7 +7040,7 @@
         <w:ind w:left="4320" w:hanging="360"/>
       </w:pPr>
       <w:rPr>
-        <w:rFonts w:ascii="Wingdings" w:hAnsi="Wingdings" w:hint="default"/>
+        <w:rFonts w:hint="default" w:ascii="Wingdings" w:hAnsi="Wingdings"/>
       </w:rPr>
     </w:lvl>
     <w:lvl w:ilvl="6" w:tplc="04130001" w:tentative="1">
@@ -6716,7 +7052,7 @@
         <w:ind w:left="5040" w:hanging="360"/>
       </w:pPr>
       <w:rPr>
-        <w:rFonts w:ascii="Symbol" w:hAnsi="Symbol" w:hint="default"/>
+        <w:rFonts w:hint="default" w:ascii="Symbol" w:hAnsi="Symbol"/>
       </w:rPr>
     </w:lvl>
     <w:lvl w:ilvl="7" w:tplc="04130003" w:tentative="1">
@@ -6728,7 +7064,7 @@
         <w:ind w:left="5760" w:hanging="360"/>
       </w:pPr>
       <w:rPr>
-        <w:rFonts w:ascii="Courier New" w:hAnsi="Courier New" w:cs="Courier New" w:hint="default"/>
+        <w:rFonts w:hint="default" w:ascii="Courier New" w:hAnsi="Courier New" w:cs="Courier New"/>
       </w:rPr>
     </w:lvl>
     <w:lvl w:ilvl="8" w:tplc="04130005" w:tentative="1">
@@ -6740,7 +7076,7 @@
         <w:ind w:left="6480" w:hanging="360"/>
       </w:pPr>
       <w:rPr>
-        <w:rFonts w:ascii="Wingdings" w:hAnsi="Wingdings" w:hint="default"/>
+        <w:rFonts w:hint="default" w:ascii="Wingdings" w:hAnsi="Wingdings"/>
       </w:rPr>
     </w:lvl>
   </w:abstractNum>
@@ -7231,7 +7567,7 @@
         <w:ind w:left="720" w:hanging="360"/>
       </w:pPr>
       <w:rPr>
-        <w:rFonts w:ascii="Times New Roman" w:eastAsiaTheme="minorHAnsi" w:hAnsi="Times New Roman" w:cs="Times New Roman" w:hint="default"/>
+        <w:rFonts w:hint="default" w:ascii="Times New Roman" w:hAnsi="Times New Roman" w:cs="Times New Roman" w:eastAsiaTheme="minorHAnsi"/>
       </w:rPr>
     </w:lvl>
     <w:lvl w:ilvl="1" w:tplc="041F0003" w:tentative="1">
@@ -7243,7 +7579,7 @@
         <w:ind w:left="1440" w:hanging="360"/>
       </w:pPr>
       <w:rPr>
-        <w:rFonts w:ascii="Courier New" w:hAnsi="Courier New" w:cs="Courier New" w:hint="default"/>
+        <w:rFonts w:hint="default" w:ascii="Courier New" w:hAnsi="Courier New" w:cs="Courier New"/>
       </w:rPr>
     </w:lvl>
     <w:lvl w:ilvl="2" w:tplc="041F0005" w:tentative="1">
@@ -7255,7 +7591,7 @@
         <w:ind w:left="2160" w:hanging="360"/>
       </w:pPr>
       <w:rPr>
-        <w:rFonts w:ascii="Wingdings" w:hAnsi="Wingdings" w:hint="default"/>
+        <w:rFonts w:hint="default" w:ascii="Wingdings" w:hAnsi="Wingdings"/>
       </w:rPr>
     </w:lvl>
     <w:lvl w:ilvl="3" w:tplc="041F0001" w:tentative="1">
@@ -7267,7 +7603,7 @@
         <w:ind w:left="2880" w:hanging="360"/>
       </w:pPr>
       <w:rPr>
-        <w:rFonts w:ascii="Symbol" w:hAnsi="Symbol" w:hint="default"/>
+        <w:rFonts w:hint="default" w:ascii="Symbol" w:hAnsi="Symbol"/>
       </w:rPr>
     </w:lvl>
     <w:lvl w:ilvl="4" w:tplc="041F0003" w:tentative="1">
@@ -7279,7 +7615,7 @@
         <w:ind w:left="3600" w:hanging="360"/>
       </w:pPr>
       <w:rPr>
-        <w:rFonts w:ascii="Courier New" w:hAnsi="Courier New" w:cs="Courier New" w:hint="default"/>
+        <w:rFonts w:hint="default" w:ascii="Courier New" w:hAnsi="Courier New" w:cs="Courier New"/>
       </w:rPr>
     </w:lvl>
     <w:lvl w:ilvl="5" w:tplc="041F0005" w:tentative="1">
@@ -7291,7 +7627,7 @@
         <w:ind w:left="4320" w:hanging="360"/>
       </w:pPr>
       <w:rPr>
-        <w:rFonts w:ascii="Wingdings" w:hAnsi="Wingdings" w:hint="default"/>
+        <w:rFonts w:hint="default" w:ascii="Wingdings" w:hAnsi="Wingdings"/>
       </w:rPr>
     </w:lvl>
     <w:lvl w:ilvl="6" w:tplc="041F0001" w:tentative="1">
@@ -7303,7 +7639,7 @@
         <w:ind w:left="5040" w:hanging="360"/>
       </w:pPr>
       <w:rPr>
-        <w:rFonts w:ascii="Symbol" w:hAnsi="Symbol" w:hint="default"/>
+        <w:rFonts w:hint="default" w:ascii="Symbol" w:hAnsi="Symbol"/>
       </w:rPr>
     </w:lvl>
     <w:lvl w:ilvl="7" w:tplc="041F0003" w:tentative="1">
@@ -7315,7 +7651,7 @@
         <w:ind w:left="5760" w:hanging="360"/>
       </w:pPr>
       <w:rPr>
-        <w:rFonts w:ascii="Courier New" w:hAnsi="Courier New" w:cs="Courier New" w:hint="default"/>
+        <w:rFonts w:hint="default" w:ascii="Courier New" w:hAnsi="Courier New" w:cs="Courier New"/>
       </w:rPr>
     </w:lvl>
     <w:lvl w:ilvl="8" w:tplc="041F0005" w:tentative="1">
@@ -7327,7 +7663,7 @@
         <w:ind w:left="6480" w:hanging="360"/>
       </w:pPr>
       <w:rPr>
-        <w:rFonts w:ascii="Wingdings" w:hAnsi="Wingdings" w:hint="default"/>
+        <w:rFonts w:hint="default" w:ascii="Wingdings" w:hAnsi="Wingdings"/>
       </w:rPr>
     </w:lvl>
   </w:abstractNum>
@@ -7703,7 +8039,7 @@
         <w:ind w:left="720" w:hanging="360"/>
       </w:pPr>
       <w:rPr>
-        <w:rFonts w:ascii="Symbol" w:hAnsi="Symbol" w:hint="default"/>
+        <w:rFonts w:hint="default" w:ascii="Symbol" w:hAnsi="Symbol"/>
         <w:sz w:val="20"/>
       </w:rPr>
     </w:lvl>
@@ -7719,7 +8055,7 @@
         <w:ind w:left="1440" w:hanging="360"/>
       </w:pPr>
       <w:rPr>
-        <w:rFonts w:ascii="Courier New" w:hAnsi="Courier New" w:hint="default"/>
+        <w:rFonts w:hint="default" w:ascii="Courier New" w:hAnsi="Courier New"/>
         <w:sz w:val="20"/>
       </w:rPr>
     </w:lvl>
@@ -7735,7 +8071,7 @@
         <w:ind w:left="2160" w:hanging="360"/>
       </w:pPr>
       <w:rPr>
-        <w:rFonts w:ascii="Wingdings" w:hAnsi="Wingdings" w:hint="default"/>
+        <w:rFonts w:hint="default" w:ascii="Wingdings" w:hAnsi="Wingdings"/>
         <w:sz w:val="20"/>
       </w:rPr>
     </w:lvl>
@@ -7751,7 +8087,7 @@
         <w:ind w:left="2880" w:hanging="360"/>
       </w:pPr>
       <w:rPr>
-        <w:rFonts w:ascii="Wingdings" w:hAnsi="Wingdings" w:hint="default"/>
+        <w:rFonts w:hint="default" w:ascii="Wingdings" w:hAnsi="Wingdings"/>
         <w:sz w:val="20"/>
       </w:rPr>
     </w:lvl>
@@ -7767,7 +8103,7 @@
         <w:ind w:left="3600" w:hanging="360"/>
       </w:pPr>
       <w:rPr>
-        <w:rFonts w:ascii="Wingdings" w:hAnsi="Wingdings" w:hint="default"/>
+        <w:rFonts w:hint="default" w:ascii="Wingdings" w:hAnsi="Wingdings"/>
         <w:sz w:val="20"/>
       </w:rPr>
     </w:lvl>
@@ -7783,7 +8119,7 @@
         <w:ind w:left="4320" w:hanging="360"/>
       </w:pPr>
       <w:rPr>
-        <w:rFonts w:ascii="Wingdings" w:hAnsi="Wingdings" w:hint="default"/>
+        <w:rFonts w:hint="default" w:ascii="Wingdings" w:hAnsi="Wingdings"/>
         <w:sz w:val="20"/>
       </w:rPr>
     </w:lvl>
@@ -7799,7 +8135,7 @@
         <w:ind w:left="5040" w:hanging="360"/>
       </w:pPr>
       <w:rPr>
-        <w:rFonts w:ascii="Wingdings" w:hAnsi="Wingdings" w:hint="default"/>
+        <w:rFonts w:hint="default" w:ascii="Wingdings" w:hAnsi="Wingdings"/>
         <w:sz w:val="20"/>
       </w:rPr>
     </w:lvl>
@@ -7815,7 +8151,7 @@
         <w:ind w:left="5760" w:hanging="360"/>
       </w:pPr>
       <w:rPr>
-        <w:rFonts w:ascii="Wingdings" w:hAnsi="Wingdings" w:hint="default"/>
+        <w:rFonts w:hint="default" w:ascii="Wingdings" w:hAnsi="Wingdings"/>
         <w:sz w:val="20"/>
       </w:rPr>
     </w:lvl>
@@ -7831,7 +8167,7 @@
         <w:ind w:left="6480" w:hanging="360"/>
       </w:pPr>
       <w:rPr>
-        <w:rFonts w:ascii="Wingdings" w:hAnsi="Wingdings" w:hint="default"/>
+        <w:rFonts w:hint="default" w:ascii="Wingdings" w:hAnsi="Wingdings"/>
         <w:sz w:val="20"/>
       </w:rPr>
     </w:lvl>
@@ -7941,7 +8277,7 @@
         <w:ind w:left="720" w:hanging="360"/>
       </w:pPr>
       <w:rPr>
-        <w:rFonts w:ascii="Symbol" w:hAnsi="Symbol" w:hint="default"/>
+        <w:rFonts w:hint="default" w:ascii="Symbol" w:hAnsi="Symbol"/>
         <w:sz w:val="20"/>
       </w:rPr>
     </w:lvl>
@@ -7957,7 +8293,7 @@
         <w:ind w:left="1440" w:hanging="360"/>
       </w:pPr>
       <w:rPr>
-        <w:rFonts w:ascii="Courier New" w:hAnsi="Courier New" w:hint="default"/>
+        <w:rFonts w:hint="default" w:ascii="Courier New" w:hAnsi="Courier New"/>
         <w:sz w:val="20"/>
       </w:rPr>
     </w:lvl>
@@ -7973,7 +8309,7 @@
         <w:ind w:left="2160" w:hanging="360"/>
       </w:pPr>
       <w:rPr>
-        <w:rFonts w:ascii="Wingdings" w:hAnsi="Wingdings" w:hint="default"/>
+        <w:rFonts w:hint="default" w:ascii="Wingdings" w:hAnsi="Wingdings"/>
         <w:sz w:val="20"/>
       </w:rPr>
     </w:lvl>
@@ -7989,7 +8325,7 @@
         <w:ind w:left="2880" w:hanging="360"/>
       </w:pPr>
       <w:rPr>
-        <w:rFonts w:ascii="Wingdings" w:hAnsi="Wingdings" w:hint="default"/>
+        <w:rFonts w:hint="default" w:ascii="Wingdings" w:hAnsi="Wingdings"/>
         <w:sz w:val="20"/>
       </w:rPr>
     </w:lvl>
@@ -8005,7 +8341,7 @@
         <w:ind w:left="3600" w:hanging="360"/>
       </w:pPr>
       <w:rPr>
-        <w:rFonts w:ascii="Wingdings" w:hAnsi="Wingdings" w:hint="default"/>
+        <w:rFonts w:hint="default" w:ascii="Wingdings" w:hAnsi="Wingdings"/>
         <w:sz w:val="20"/>
       </w:rPr>
     </w:lvl>
@@ -8021,7 +8357,7 @@
         <w:ind w:left="4320" w:hanging="360"/>
       </w:pPr>
       <w:rPr>
-        <w:rFonts w:ascii="Wingdings" w:hAnsi="Wingdings" w:hint="default"/>
+        <w:rFonts w:hint="default" w:ascii="Wingdings" w:hAnsi="Wingdings"/>
         <w:sz w:val="20"/>
       </w:rPr>
     </w:lvl>
@@ -8037,7 +8373,7 @@
         <w:ind w:left="5040" w:hanging="360"/>
       </w:pPr>
       <w:rPr>
-        <w:rFonts w:ascii="Wingdings" w:hAnsi="Wingdings" w:hint="default"/>
+        <w:rFonts w:hint="default" w:ascii="Wingdings" w:hAnsi="Wingdings"/>
         <w:sz w:val="20"/>
       </w:rPr>
     </w:lvl>
@@ -8053,7 +8389,7 @@
         <w:ind w:left="5760" w:hanging="360"/>
       </w:pPr>
       <w:rPr>
-        <w:rFonts w:ascii="Wingdings" w:hAnsi="Wingdings" w:hint="default"/>
+        <w:rFonts w:hint="default" w:ascii="Wingdings" w:hAnsi="Wingdings"/>
         <w:sz w:val="20"/>
       </w:rPr>
     </w:lvl>
@@ -8069,7 +8405,7 @@
         <w:ind w:left="6480" w:hanging="360"/>
       </w:pPr>
       <w:rPr>
-        <w:rFonts w:ascii="Wingdings" w:hAnsi="Wingdings" w:hint="default"/>
+        <w:rFonts w:hint="default" w:ascii="Wingdings" w:hAnsi="Wingdings"/>
         <w:sz w:val="20"/>
       </w:rPr>
     </w:lvl>
@@ -8140,12 +8476,23 @@
 </w:numbering>
 </file>
 
+<file path=word/people.xml><?xml version="1.0" encoding="utf-8"?>
+<w15:people xmlns:mc="http://schemas.openxmlformats.org/markup-compatibility/2006" xmlns:w15="http://schemas.microsoft.com/office/word/2012/wordml" mc:Ignorable="w15">
+  <w15:person w15:author="Suze Keultjes">
+    <w15:presenceInfo w15:providerId="AD" w15:userId="S::s.keultjes@roca12.nl::11301e0f-9aff-4b16-9024-439163002bd5"/>
+  </w15:person>
+  <w15:person w15:author="Suze Keultjes">
+    <w15:presenceInfo w15:providerId="AD" w15:userId="S::s.keultjes@roca12.nl::11301e0f-9aff-4b16-9024-439163002bd5"/>
+  </w15:person>
+</w15:people>
+</file>
+
 <file path=word/styles.xml><?xml version="1.0" encoding="utf-8"?>
-<w:styles xmlns:mc="http://schemas.openxmlformats.org/markup-compatibility/2006" xmlns:r="http://schemas.openxmlformats.org/officeDocument/2006/relationships" xmlns:w="http://schemas.openxmlformats.org/wordprocessingml/2006/main" xmlns:w14="http://schemas.microsoft.com/office/word/2010/wordml" xmlns:w15="http://schemas.microsoft.com/office/word/2012/wordml" xmlns:w16cex="http://schemas.microsoft.com/office/word/2018/wordml/cex" xmlns:w16cid="http://schemas.microsoft.com/office/word/2016/wordml/cid" xmlns:w16="http://schemas.microsoft.com/office/word/2018/wordml" xmlns:w16du="http://schemas.microsoft.com/office/word/2023/wordml/word16du" xmlns:w16sdtdh="http://schemas.microsoft.com/office/word/2020/wordml/sdtdatahash" xmlns:w16sdtfl="http://schemas.microsoft.com/office/word/2024/wordml/sdtformatlock" xmlns:w16se="http://schemas.microsoft.com/office/word/2015/wordml/symex" mc:Ignorable="w14 w15 w16se w16cid w16 w16cex w16sdtdh w16sdtfl w16du">
+<w:styles xmlns:wp14="http://schemas.microsoft.com/office/word/2010/wordprocessingDrawing" xmlns:mc="http://schemas.openxmlformats.org/markup-compatibility/2006" xmlns:r="http://schemas.openxmlformats.org/officeDocument/2006/relationships" xmlns:w="http://schemas.openxmlformats.org/wordprocessingml/2006/main" xmlns:w14="http://schemas.microsoft.com/office/word/2010/wordml" xmlns:w15="http://schemas.microsoft.com/office/word/2012/wordml" xmlns:w16cex="http://schemas.microsoft.com/office/word/2018/wordml/cex" xmlns:w16cid="http://schemas.microsoft.com/office/word/2016/wordml/cid" xmlns:w16="http://schemas.microsoft.com/office/word/2018/wordml" xmlns:w16du="http://schemas.microsoft.com/office/word/2023/wordml/word16du" xmlns:w16sdtdh="http://schemas.microsoft.com/office/word/2020/wordml/sdtdatahash" xmlns:w16sdtfl="http://schemas.microsoft.com/office/word/2024/wordml/sdtformatlock" xmlns:w16se="http://schemas.microsoft.com/office/word/2015/wordml/symex" mc:Ignorable="w14 w15 w16se w16cid w16 w16cex w16sdtdh w16sdtfl w16du wp14">
   <w:docDefaults>
     <w:rPrDefault>
       <w:rPr>
-        <w:rFonts w:asciiTheme="minorHAnsi" w:eastAsiaTheme="minorHAnsi" w:hAnsiTheme="minorHAnsi" w:cstheme="minorBidi"/>
+        <w:rFonts w:asciiTheme="minorHAnsi" w:hAnsiTheme="minorHAnsi" w:eastAsiaTheme="minorHAnsi" w:cstheme="minorBidi"/>
         <w:sz w:val="22"/>
         <w:szCs w:val="22"/>
         <w:lang w:val="nl-NL" w:eastAsia="en-US" w:bidi="ar-SA"/>
@@ -8160,14 +8507,14 @@
   <w:latentStyles w:defLockedState="0" w:defUIPriority="99" w:defSemiHidden="0" w:defUnhideWhenUsed="0" w:defQFormat="0" w:count="376">
     <w:lsdException w:name="Normal" w:uiPriority="0" w:qFormat="1"/>
     <w:lsdException w:name="heading 1" w:uiPriority="9" w:qFormat="1"/>
-    <w:lsdException w:name="heading 2" w:semiHidden="1" w:uiPriority="9" w:unhideWhenUsed="1" w:qFormat="1"/>
-    <w:lsdException w:name="heading 3" w:semiHidden="1" w:uiPriority="9" w:unhideWhenUsed="1" w:qFormat="1"/>
-    <w:lsdException w:name="heading 4" w:semiHidden="1" w:uiPriority="9" w:unhideWhenUsed="1" w:qFormat="1"/>
-    <w:lsdException w:name="heading 5" w:semiHidden="1" w:uiPriority="9" w:unhideWhenUsed="1" w:qFormat="1"/>
-    <w:lsdException w:name="heading 6" w:semiHidden="1" w:uiPriority="9" w:unhideWhenUsed="1" w:qFormat="1"/>
-    <w:lsdException w:name="heading 7" w:semiHidden="1" w:uiPriority="9" w:unhideWhenUsed="1" w:qFormat="1"/>
-    <w:lsdException w:name="heading 8" w:semiHidden="1" w:uiPriority="9" w:unhideWhenUsed="1" w:qFormat="1"/>
-    <w:lsdException w:name="heading 9" w:semiHidden="1" w:uiPriority="9" w:unhideWhenUsed="1" w:qFormat="1"/>
+    <w:lsdException w:name="heading 2" w:uiPriority="9" w:semiHidden="1" w:unhideWhenUsed="1" w:qFormat="1"/>
+    <w:lsdException w:name="heading 3" w:uiPriority="9" w:semiHidden="1" w:unhideWhenUsed="1" w:qFormat="1"/>
+    <w:lsdException w:name="heading 4" w:uiPriority="9" w:semiHidden="1" w:unhideWhenUsed="1" w:qFormat="1"/>
+    <w:lsdException w:name="heading 5" w:uiPriority="9" w:semiHidden="1" w:unhideWhenUsed="1" w:qFormat="1"/>
+    <w:lsdException w:name="heading 6" w:uiPriority="9" w:semiHidden="1" w:unhideWhenUsed="1" w:qFormat="1"/>
+    <w:lsdException w:name="heading 7" w:uiPriority="9" w:semiHidden="1" w:unhideWhenUsed="1" w:qFormat="1"/>
+    <w:lsdException w:name="heading 8" w:uiPriority="9" w:semiHidden="1" w:unhideWhenUsed="1" w:qFormat="1"/>
+    <w:lsdException w:name="heading 9" w:uiPriority="9" w:semiHidden="1" w:unhideWhenUsed="1" w:qFormat="1"/>
     <w:lsdException w:name="index 1" w:semiHidden="1" w:unhideWhenUsed="1"/>
     <w:lsdException w:name="index 2" w:semiHidden="1" w:unhideWhenUsed="1"/>
     <w:lsdException w:name="index 3" w:semiHidden="1" w:unhideWhenUsed="1"/>
@@ -8177,22 +8524,22 @@
     <w:lsdException w:name="index 7" w:semiHidden="1" w:unhideWhenUsed="1"/>
     <w:lsdException w:name="index 8" w:semiHidden="1" w:unhideWhenUsed="1"/>
     <w:lsdException w:name="index 9" w:semiHidden="1" w:unhideWhenUsed="1"/>
-    <w:lsdException w:name="toc 1" w:semiHidden="1" w:uiPriority="39" w:unhideWhenUsed="1"/>
-    <w:lsdException w:name="toc 2" w:semiHidden="1" w:uiPriority="39" w:unhideWhenUsed="1"/>
-    <w:lsdException w:name="toc 3" w:semiHidden="1" w:uiPriority="39" w:unhideWhenUsed="1"/>
-    <w:lsdException w:name="toc 4" w:semiHidden="1" w:uiPriority="39" w:unhideWhenUsed="1"/>
-    <w:lsdException w:name="toc 5" w:semiHidden="1" w:uiPriority="39" w:unhideWhenUsed="1"/>
-    <w:lsdException w:name="toc 6" w:semiHidden="1" w:uiPriority="39" w:unhideWhenUsed="1"/>
-    <w:lsdException w:name="toc 7" w:semiHidden="1" w:uiPriority="39" w:unhideWhenUsed="1"/>
-    <w:lsdException w:name="toc 8" w:semiHidden="1" w:uiPriority="39" w:unhideWhenUsed="1"/>
-    <w:lsdException w:name="toc 9" w:semiHidden="1" w:uiPriority="39" w:unhideWhenUsed="1"/>
+    <w:lsdException w:name="toc 1" w:uiPriority="39" w:semiHidden="1" w:unhideWhenUsed="1"/>
+    <w:lsdException w:name="toc 2" w:uiPriority="39" w:semiHidden="1" w:unhideWhenUsed="1"/>
+    <w:lsdException w:name="toc 3" w:uiPriority="39" w:semiHidden="1" w:unhideWhenUsed="1"/>
+    <w:lsdException w:name="toc 4" w:uiPriority="39" w:semiHidden="1" w:unhideWhenUsed="1"/>
+    <w:lsdException w:name="toc 5" w:uiPriority="39" w:semiHidden="1" w:unhideWhenUsed="1"/>
+    <w:lsdException w:name="toc 6" w:uiPriority="39" w:semiHidden="1" w:unhideWhenUsed="1"/>
+    <w:lsdException w:name="toc 7" w:uiPriority="39" w:semiHidden="1" w:unhideWhenUsed="1"/>
+    <w:lsdException w:name="toc 8" w:uiPriority="39" w:semiHidden="1" w:unhideWhenUsed="1"/>
+    <w:lsdException w:name="toc 9" w:uiPriority="39" w:semiHidden="1" w:unhideWhenUsed="1"/>
     <w:lsdException w:name="Normal Indent" w:semiHidden="1" w:unhideWhenUsed="1"/>
     <w:lsdException w:name="footnote text" w:semiHidden="1" w:unhideWhenUsed="1"/>
     <w:lsdException w:name="annotation text" w:semiHidden="1" w:unhideWhenUsed="1"/>
     <w:lsdException w:name="header" w:semiHidden="1" w:unhideWhenUsed="1"/>
     <w:lsdException w:name="footer" w:semiHidden="1" w:unhideWhenUsed="1"/>
     <w:lsdException w:name="index heading" w:semiHidden="1" w:unhideWhenUsed="1"/>
-    <w:lsdException w:name="caption" w:semiHidden="1" w:uiPriority="35" w:unhideWhenUsed="1" w:qFormat="1"/>
+    <w:lsdException w:name="caption" w:uiPriority="35" w:semiHidden="1" w:unhideWhenUsed="1" w:qFormat="1"/>
     <w:lsdException w:name="table of figures" w:semiHidden="1" w:unhideWhenUsed="1"/>
     <w:lsdException w:name="envelope address" w:semiHidden="1" w:unhideWhenUsed="1"/>
     <w:lsdException w:name="envelope return" w:semiHidden="1" w:unhideWhenUsed="1"/>
@@ -8223,7 +8570,7 @@
     <w:lsdException w:name="Title" w:uiPriority="10" w:qFormat="1"/>
     <w:lsdException w:name="Closing" w:semiHidden="1" w:unhideWhenUsed="1"/>
     <w:lsdException w:name="Signature" w:semiHidden="1" w:unhideWhenUsed="1"/>
-    <w:lsdException w:name="Default Paragraph Font" w:semiHidden="1" w:uiPriority="1" w:unhideWhenUsed="1"/>
+    <w:lsdException w:name="Default Paragraph Font" w:uiPriority="1" w:semiHidden="1" w:unhideWhenUsed="1"/>
     <w:lsdException w:name="Body Text" w:semiHidden="1" w:unhideWhenUsed="1"/>
     <w:lsdException w:name="Body Text Indent" w:semiHidden="1" w:unhideWhenUsed="1"/>
     <w:lsdException w:name="List Continue" w:semiHidden="1" w:unhideWhenUsed="1"/>
@@ -8423,8 +8770,8 @@
     <w:lsdException w:name="Subtle Reference" w:uiPriority="31" w:qFormat="1"/>
     <w:lsdException w:name="Intense Reference" w:uiPriority="32" w:qFormat="1"/>
     <w:lsdException w:name="Book Title" w:uiPriority="33" w:qFormat="1"/>
-    <w:lsdException w:name="Bibliography" w:semiHidden="1" w:uiPriority="37" w:unhideWhenUsed="1"/>
-    <w:lsdException w:name="TOC Heading" w:semiHidden="1" w:uiPriority="39" w:unhideWhenUsed="1" w:qFormat="1"/>
+    <w:lsdException w:name="Bibliography" w:uiPriority="37" w:semiHidden="1" w:unhideWhenUsed="1"/>
+    <w:lsdException w:name="TOC Heading" w:uiPriority="39" w:semiHidden="1" w:unhideWhenUsed="1" w:qFormat="1"/>
     <w:lsdException w:name="Plain Table 1" w:uiPriority="41"/>
     <w:lsdException w:name="Plain Table 2" w:uiPriority="42"/>
     <w:lsdException w:name="Plain Table 3" w:uiPriority="43"/>
@@ -8535,7 +8882,7 @@
     <w:lsdException w:name="Unresolved Mention" w:semiHidden="1" w:unhideWhenUsed="1"/>
     <w:lsdException w:name="Smart Link" w:semiHidden="1" w:unhideWhenUsed="1"/>
   </w:latentStyles>
-  <w:style w:type="paragraph" w:default="1" w:styleId="Standaard">
+  <w:style w:type="paragraph" w:styleId="Standaard" w:default="1">
     <w:name w:val="Normal"/>
     <w:qFormat/>
     <w:rsid w:val="008B6330"/>
@@ -8562,7 +8909,7 @@
       <w:outlineLvl w:val="0"/>
     </w:pPr>
     <w:rPr>
-      <w:rFonts w:asciiTheme="majorHAnsi" w:eastAsiaTheme="majorEastAsia" w:hAnsiTheme="majorHAnsi" w:cstheme="majorBidi"/>
+      <w:rFonts w:asciiTheme="majorHAnsi" w:hAnsiTheme="majorHAnsi" w:eastAsiaTheme="majorEastAsia" w:cstheme="majorBidi"/>
       <w:color w:val="2F5496" w:themeColor="accent1" w:themeShade="BF"/>
       <w:sz w:val="28"/>
       <w:szCs w:val="32"/>
@@ -8589,7 +8936,7 @@
       <w:outlineLvl w:val="1"/>
     </w:pPr>
     <w:rPr>
-      <w:rFonts w:asciiTheme="majorHAnsi" w:eastAsiaTheme="majorEastAsia" w:hAnsiTheme="majorHAnsi" w:cstheme="majorBidi"/>
+      <w:rFonts w:asciiTheme="majorHAnsi" w:hAnsiTheme="majorHAnsi" w:eastAsiaTheme="majorEastAsia" w:cstheme="majorBidi"/>
       <w:color w:val="2F5496" w:themeColor="accent1" w:themeShade="BF"/>
       <w:sz w:val="24"/>
       <w:szCs w:val="26"/>
@@ -8615,7 +8962,7 @@
       <w:outlineLvl w:val="2"/>
     </w:pPr>
     <w:rPr>
-      <w:rFonts w:asciiTheme="majorHAnsi" w:eastAsiaTheme="majorEastAsia" w:hAnsiTheme="majorHAnsi" w:cstheme="majorBidi"/>
+      <w:rFonts w:asciiTheme="majorHAnsi" w:hAnsiTheme="majorHAnsi" w:eastAsiaTheme="majorEastAsia" w:cstheme="majorBidi"/>
       <w:color w:val="1F3763" w:themeColor="accent1" w:themeShade="7F"/>
       <w:sz w:val="24"/>
       <w:szCs w:val="24"/>
@@ -8641,7 +8988,7 @@
       <w:outlineLvl w:val="3"/>
     </w:pPr>
     <w:rPr>
-      <w:rFonts w:asciiTheme="majorHAnsi" w:eastAsiaTheme="majorEastAsia" w:hAnsiTheme="majorHAnsi" w:cstheme="majorBidi"/>
+      <w:rFonts w:asciiTheme="majorHAnsi" w:hAnsiTheme="majorHAnsi" w:eastAsiaTheme="majorEastAsia" w:cstheme="majorBidi"/>
       <w:i/>
       <w:iCs/>
       <w:color w:val="2F5496" w:themeColor="accent1" w:themeShade="BF"/>
@@ -8668,7 +9015,7 @@
       <w:outlineLvl w:val="4"/>
     </w:pPr>
     <w:rPr>
-      <w:rFonts w:asciiTheme="majorHAnsi" w:eastAsiaTheme="majorEastAsia" w:hAnsiTheme="majorHAnsi" w:cstheme="majorBidi"/>
+      <w:rFonts w:asciiTheme="majorHAnsi" w:hAnsiTheme="majorHAnsi" w:eastAsiaTheme="majorEastAsia" w:cstheme="majorBidi"/>
       <w:color w:val="2F5496" w:themeColor="accent1" w:themeShade="BF"/>
     </w:rPr>
   </w:style>
@@ -8693,7 +9040,7 @@
       <w:outlineLvl w:val="5"/>
     </w:pPr>
     <w:rPr>
-      <w:rFonts w:asciiTheme="majorHAnsi" w:eastAsiaTheme="majorEastAsia" w:hAnsiTheme="majorHAnsi" w:cstheme="majorBidi"/>
+      <w:rFonts w:asciiTheme="majorHAnsi" w:hAnsiTheme="majorHAnsi" w:eastAsiaTheme="majorEastAsia" w:cstheme="majorBidi"/>
       <w:color w:val="1F3763" w:themeColor="accent1" w:themeShade="7F"/>
     </w:rPr>
   </w:style>
@@ -8718,7 +9065,7 @@
       <w:outlineLvl w:val="6"/>
     </w:pPr>
     <w:rPr>
-      <w:rFonts w:asciiTheme="majorHAnsi" w:eastAsiaTheme="majorEastAsia" w:hAnsiTheme="majorHAnsi" w:cstheme="majorBidi"/>
+      <w:rFonts w:asciiTheme="majorHAnsi" w:hAnsiTheme="majorHAnsi" w:eastAsiaTheme="majorEastAsia" w:cstheme="majorBidi"/>
       <w:i/>
       <w:iCs/>
       <w:color w:val="1F3763" w:themeColor="accent1" w:themeShade="7F"/>
@@ -8745,7 +9092,7 @@
       <w:outlineLvl w:val="7"/>
     </w:pPr>
     <w:rPr>
-      <w:rFonts w:asciiTheme="majorHAnsi" w:eastAsiaTheme="majorEastAsia" w:hAnsiTheme="majorHAnsi" w:cstheme="majorBidi"/>
+      <w:rFonts w:asciiTheme="majorHAnsi" w:hAnsiTheme="majorHAnsi" w:eastAsiaTheme="majorEastAsia" w:cstheme="majorBidi"/>
       <w:color w:val="272727" w:themeColor="text1" w:themeTint="D8"/>
       <w:sz w:val="21"/>
       <w:szCs w:val="21"/>
@@ -8772,7 +9119,7 @@
       <w:outlineLvl w:val="8"/>
     </w:pPr>
     <w:rPr>
-      <w:rFonts w:asciiTheme="majorHAnsi" w:eastAsiaTheme="majorEastAsia" w:hAnsiTheme="majorHAnsi" w:cstheme="majorBidi"/>
+      <w:rFonts w:asciiTheme="majorHAnsi" w:hAnsiTheme="majorHAnsi" w:eastAsiaTheme="majorEastAsia" w:cstheme="majorBidi"/>
       <w:i/>
       <w:iCs/>
       <w:color w:val="272727" w:themeColor="text1" w:themeTint="D8"/>
@@ -8780,12 +9127,12 @@
       <w:szCs w:val="21"/>
     </w:rPr>
   </w:style>
-  <w:style w:type="character" w:default="1" w:styleId="Standaardalinea-lettertype">
+  <w:style w:type="character" w:styleId="Standaardalinea-lettertype" w:default="1">
     <w:name w:val="Default Paragraph Font"/>
     <w:uiPriority w:val="1"/>
     <w:unhideWhenUsed/>
   </w:style>
-  <w:style w:type="table" w:default="1" w:styleId="Standaardtabel">
+  <w:style w:type="table" w:styleId="Standaardtabel" w:default="1">
     <w:name w:val="Normal Table"/>
     <w:uiPriority w:val="99"/>
     <w:semiHidden/>
@@ -8800,65 +9147,65 @@
       </w:tblCellMar>
     </w:tblPr>
   </w:style>
-  <w:style w:type="numbering" w:default="1" w:styleId="Geenlijst">
+  <w:style w:type="numbering" w:styleId="Geenlijst" w:default="1">
     <w:name w:val="No List"/>
     <w:uiPriority w:val="99"/>
     <w:semiHidden/>
     <w:unhideWhenUsed/>
   </w:style>
-  <w:style w:type="character" w:customStyle="1" w:styleId="Kop1Char">
+  <w:style w:type="character" w:styleId="Kop1Char" w:customStyle="1">
     <w:name w:val="Kop 1 Char"/>
     <w:basedOn w:val="Standaardalinea-lettertype"/>
     <w:link w:val="Kop1"/>
     <w:uiPriority w:val="9"/>
     <w:rsid w:val="00046E54"/>
     <w:rPr>
-      <w:rFonts w:asciiTheme="majorHAnsi" w:eastAsiaTheme="majorEastAsia" w:hAnsiTheme="majorHAnsi" w:cstheme="majorBidi"/>
+      <w:rFonts w:asciiTheme="majorHAnsi" w:hAnsiTheme="majorHAnsi" w:eastAsiaTheme="majorEastAsia" w:cstheme="majorBidi"/>
       <w:color w:val="2F5496" w:themeColor="accent1" w:themeShade="BF"/>
       <w:sz w:val="28"/>
       <w:szCs w:val="32"/>
     </w:rPr>
   </w:style>
-  <w:style w:type="character" w:customStyle="1" w:styleId="Kop2Char">
+  <w:style w:type="character" w:styleId="Kop2Char" w:customStyle="1">
     <w:name w:val="Kop 2 Char"/>
     <w:basedOn w:val="Standaardalinea-lettertype"/>
     <w:link w:val="Kop2"/>
     <w:uiPriority w:val="9"/>
     <w:rsid w:val="00046E54"/>
     <w:rPr>
-      <w:rFonts w:asciiTheme="majorHAnsi" w:eastAsiaTheme="majorEastAsia" w:hAnsiTheme="majorHAnsi" w:cstheme="majorBidi"/>
+      <w:rFonts w:asciiTheme="majorHAnsi" w:hAnsiTheme="majorHAnsi" w:eastAsiaTheme="majorEastAsia" w:cstheme="majorBidi"/>
       <w:color w:val="2F5496" w:themeColor="accent1" w:themeShade="BF"/>
       <w:sz w:val="24"/>
       <w:szCs w:val="26"/>
     </w:rPr>
   </w:style>
-  <w:style w:type="character" w:customStyle="1" w:styleId="Kop3Char">
+  <w:style w:type="character" w:styleId="Kop3Char" w:customStyle="1">
     <w:name w:val="Kop 3 Char"/>
     <w:basedOn w:val="Standaardalinea-lettertype"/>
     <w:link w:val="Kop3"/>
     <w:uiPriority w:val="9"/>
     <w:rsid w:val="00704D9B"/>
     <w:rPr>
-      <w:rFonts w:asciiTheme="majorHAnsi" w:eastAsiaTheme="majorEastAsia" w:hAnsiTheme="majorHAnsi" w:cstheme="majorBidi"/>
+      <w:rFonts w:asciiTheme="majorHAnsi" w:hAnsiTheme="majorHAnsi" w:eastAsiaTheme="majorEastAsia" w:cstheme="majorBidi"/>
       <w:color w:val="1F3763" w:themeColor="accent1" w:themeShade="7F"/>
       <w:sz w:val="24"/>
       <w:szCs w:val="24"/>
     </w:rPr>
   </w:style>
-  <w:style w:type="character" w:customStyle="1" w:styleId="Kop4Char">
+  <w:style w:type="character" w:styleId="Kop4Char" w:customStyle="1">
     <w:name w:val="Kop 4 Char"/>
     <w:basedOn w:val="Standaardalinea-lettertype"/>
     <w:link w:val="Kop4"/>
     <w:uiPriority w:val="9"/>
     <w:rsid w:val="00704D9B"/>
     <w:rPr>
-      <w:rFonts w:asciiTheme="majorHAnsi" w:eastAsiaTheme="majorEastAsia" w:hAnsiTheme="majorHAnsi" w:cstheme="majorBidi"/>
+      <w:rFonts w:asciiTheme="majorHAnsi" w:hAnsiTheme="majorHAnsi" w:eastAsiaTheme="majorEastAsia" w:cstheme="majorBidi"/>
       <w:i/>
       <w:iCs/>
       <w:color w:val="2F5496" w:themeColor="accent1" w:themeShade="BF"/>
     </w:rPr>
   </w:style>
-  <w:style w:type="character" w:customStyle="1" w:styleId="Kop5Char">
+  <w:style w:type="character" w:styleId="Kop5Char" w:customStyle="1">
     <w:name w:val="Kop 5 Char"/>
     <w:basedOn w:val="Standaardalinea-lettertype"/>
     <w:link w:val="Kop5"/>
@@ -8866,11 +9213,11 @@
     <w:semiHidden/>
     <w:rsid w:val="00704D9B"/>
     <w:rPr>
-      <w:rFonts w:asciiTheme="majorHAnsi" w:eastAsiaTheme="majorEastAsia" w:hAnsiTheme="majorHAnsi" w:cstheme="majorBidi"/>
+      <w:rFonts w:asciiTheme="majorHAnsi" w:hAnsiTheme="majorHAnsi" w:eastAsiaTheme="majorEastAsia" w:cstheme="majorBidi"/>
       <w:color w:val="2F5496" w:themeColor="accent1" w:themeShade="BF"/>
     </w:rPr>
   </w:style>
-  <w:style w:type="character" w:customStyle="1" w:styleId="Kop6Char">
+  <w:style w:type="character" w:styleId="Kop6Char" w:customStyle="1">
     <w:name w:val="Kop 6 Char"/>
     <w:basedOn w:val="Standaardalinea-lettertype"/>
     <w:link w:val="Kop6"/>
@@ -8878,11 +9225,11 @@
     <w:semiHidden/>
     <w:rsid w:val="00704D9B"/>
     <w:rPr>
-      <w:rFonts w:asciiTheme="majorHAnsi" w:eastAsiaTheme="majorEastAsia" w:hAnsiTheme="majorHAnsi" w:cstheme="majorBidi"/>
+      <w:rFonts w:asciiTheme="majorHAnsi" w:hAnsiTheme="majorHAnsi" w:eastAsiaTheme="majorEastAsia" w:cstheme="majorBidi"/>
       <w:color w:val="1F3763" w:themeColor="accent1" w:themeShade="7F"/>
     </w:rPr>
   </w:style>
-  <w:style w:type="character" w:customStyle="1" w:styleId="Kop7Char">
+  <w:style w:type="character" w:styleId="Kop7Char" w:customStyle="1">
     <w:name w:val="Kop 7 Char"/>
     <w:basedOn w:val="Standaardalinea-lettertype"/>
     <w:link w:val="Kop7"/>
@@ -8890,13 +9237,13 @@
     <w:semiHidden/>
     <w:rsid w:val="00704D9B"/>
     <w:rPr>
-      <w:rFonts w:asciiTheme="majorHAnsi" w:eastAsiaTheme="majorEastAsia" w:hAnsiTheme="majorHAnsi" w:cstheme="majorBidi"/>
+      <w:rFonts w:asciiTheme="majorHAnsi" w:hAnsiTheme="majorHAnsi" w:eastAsiaTheme="majorEastAsia" w:cstheme="majorBidi"/>
       <w:i/>
       <w:iCs/>
       <w:color w:val="1F3763" w:themeColor="accent1" w:themeShade="7F"/>
     </w:rPr>
   </w:style>
-  <w:style w:type="character" w:customStyle="1" w:styleId="Kop8Char">
+  <w:style w:type="character" w:styleId="Kop8Char" w:customStyle="1">
     <w:name w:val="Kop 8 Char"/>
     <w:basedOn w:val="Standaardalinea-lettertype"/>
     <w:link w:val="Kop8"/>
@@ -8904,13 +9251,13 @@
     <w:semiHidden/>
     <w:rsid w:val="00704D9B"/>
     <w:rPr>
-      <w:rFonts w:asciiTheme="majorHAnsi" w:eastAsiaTheme="majorEastAsia" w:hAnsiTheme="majorHAnsi" w:cstheme="majorBidi"/>
+      <w:rFonts w:asciiTheme="majorHAnsi" w:hAnsiTheme="majorHAnsi" w:eastAsiaTheme="majorEastAsia" w:cstheme="majorBidi"/>
       <w:color w:val="272727" w:themeColor="text1" w:themeTint="D8"/>
       <w:sz w:val="21"/>
       <w:szCs w:val="21"/>
     </w:rPr>
   </w:style>
-  <w:style w:type="character" w:customStyle="1" w:styleId="Kop9Char">
+  <w:style w:type="character" w:styleId="Kop9Char" w:customStyle="1">
     <w:name w:val="Kop 9 Char"/>
     <w:basedOn w:val="Standaardalinea-lettertype"/>
     <w:link w:val="Kop9"/>
@@ -8918,7 +9265,7 @@
     <w:semiHidden/>
     <w:rsid w:val="00704D9B"/>
     <w:rPr>
-      <w:rFonts w:asciiTheme="majorHAnsi" w:eastAsiaTheme="majorEastAsia" w:hAnsiTheme="majorHAnsi" w:cstheme="majorBidi"/>
+      <w:rFonts w:asciiTheme="majorHAnsi" w:hAnsiTheme="majorHAnsi" w:eastAsiaTheme="majorEastAsia" w:cstheme="majorBidi"/>
       <w:i/>
       <w:iCs/>
       <w:color w:val="272727" w:themeColor="text1" w:themeTint="D8"/>
@@ -8936,16 +9283,16 @@
     </w:pPr>
     <w:tblPr>
       <w:tblBorders>
-        <w:top w:val="single" w:sz="4" w:space="0" w:color="auto"/>
-        <w:left w:val="single" w:sz="4" w:space="0" w:color="auto"/>
-        <w:bottom w:val="single" w:sz="4" w:space="0" w:color="auto"/>
-        <w:right w:val="single" w:sz="4" w:space="0" w:color="auto"/>
-        <w:insideH w:val="single" w:sz="4" w:space="0" w:color="auto"/>
-        <w:insideV w:val="single" w:sz="4" w:space="0" w:color="auto"/>
+        <w:top w:val="single" w:color="auto" w:sz="4" w:space="0"/>
+        <w:left w:val="single" w:color="auto" w:sz="4" w:space="0"/>
+        <w:bottom w:val="single" w:color="auto" w:sz="4" w:space="0"/>
+        <w:right w:val="single" w:color="auto" w:sz="4" w:space="0"/>
+        <w:insideH w:val="single" w:color="auto" w:sz="4" w:space="0"/>
+        <w:insideV w:val="single" w:color="auto" w:sz="4" w:space="0"/>
       </w:tblBorders>
     </w:tblPr>
   </w:style>
-  <w:style w:type="paragraph" w:customStyle="1" w:styleId="Default">
+  <w:style w:type="paragraph" w:styleId="Default" w:customStyle="1">
     <w:name w:val="Default"/>
     <w:rsid w:val="00F75D58"/>
     <w:pPr>
@@ -8955,7 +9302,7 @@
       <w:spacing w:after="0" w:line="240" w:lineRule="auto"/>
     </w:pPr>
     <w:rPr>
-      <w:rFonts w:ascii="Times New Roman" w:eastAsia="Times New Roman" w:hAnsi="Times New Roman" w:cs="Times New Roman"/>
+      <w:rFonts w:ascii="Times New Roman" w:hAnsi="Times New Roman" w:eastAsia="Times New Roman" w:cs="Times New Roman"/>
       <w:color w:val="000000"/>
       <w:sz w:val="24"/>
       <w:szCs w:val="24"/>
@@ -9032,7 +9379,7 @@
       <w:spacing w:line="240" w:lineRule="auto"/>
     </w:pPr>
   </w:style>
-  <w:style w:type="character" w:customStyle="1" w:styleId="KoptekstChar">
+  <w:style w:type="character" w:styleId="KoptekstChar" w:customStyle="1">
     <w:name w:val="Koptekst Char"/>
     <w:basedOn w:val="Standaardalinea-lettertype"/>
     <w:link w:val="Koptekst"/>
@@ -9054,14 +9401,14 @@
       <w:spacing w:line="240" w:lineRule="auto"/>
     </w:pPr>
   </w:style>
-  <w:style w:type="character" w:customStyle="1" w:styleId="VoettekstChar">
+  <w:style w:type="character" w:styleId="VoettekstChar" w:customStyle="1">
     <w:name w:val="Voettekst Char"/>
     <w:basedOn w:val="Standaardalinea-lettertype"/>
     <w:link w:val="Voettekst"/>
     <w:uiPriority w:val="99"/>
     <w:rsid w:val="009B3198"/>
   </w:style>
-  <w:style w:type="paragraph" w:customStyle="1" w:styleId="paragraph">
+  <w:style w:type="paragraph" w:styleId="paragraph" w:customStyle="1">
     <w:name w:val="paragraph"/>
     <w:basedOn w:val="Standaard"/>
     <w:rsid w:val="005F5F24"/>
@@ -9069,18 +9416,18 @@
       <w:spacing w:before="100" w:beforeAutospacing="1" w:after="100" w:afterAutospacing="1" w:line="240" w:lineRule="auto"/>
     </w:pPr>
     <w:rPr>
-      <w:rFonts w:ascii="Times New Roman" w:eastAsia="Times New Roman" w:hAnsi="Times New Roman" w:cs="Times New Roman"/>
+      <w:rFonts w:ascii="Times New Roman" w:hAnsi="Times New Roman" w:eastAsia="Times New Roman" w:cs="Times New Roman"/>
       <w:sz w:val="24"/>
       <w:szCs w:val="24"/>
       <w:lang w:eastAsia="nl-NL"/>
     </w:rPr>
   </w:style>
-  <w:style w:type="character" w:customStyle="1" w:styleId="normaltextrun">
+  <w:style w:type="character" w:styleId="normaltextrun" w:customStyle="1">
     <w:name w:val="normaltextrun"/>
     <w:basedOn w:val="Standaardalinea-lettertype"/>
     <w:rsid w:val="005F5F24"/>
   </w:style>
-  <w:style w:type="character" w:customStyle="1" w:styleId="eop">
+  <w:style w:type="character" w:styleId="eop" w:customStyle="1">
     <w:name w:val="eop"/>
     <w:basedOn w:val="Standaardalinea-lettertype"/>
     <w:rsid w:val="005F5F24"/>
@@ -9126,12 +9473,12 @@
       <w:tblStyleRowBandSize w:val="1"/>
       <w:tblStyleColBandSize w:val="1"/>
       <w:tblBorders>
-        <w:top w:val="single" w:sz="4" w:space="0" w:color="8EAADB" w:themeColor="accent1" w:themeTint="99"/>
-        <w:left w:val="single" w:sz="4" w:space="0" w:color="8EAADB" w:themeColor="accent1" w:themeTint="99"/>
-        <w:bottom w:val="single" w:sz="4" w:space="0" w:color="8EAADB" w:themeColor="accent1" w:themeTint="99"/>
-        <w:right w:val="single" w:sz="4" w:space="0" w:color="8EAADB" w:themeColor="accent1" w:themeTint="99"/>
-        <w:insideH w:val="single" w:sz="4" w:space="0" w:color="8EAADB" w:themeColor="accent1" w:themeTint="99"/>
-        <w:insideV w:val="single" w:sz="4" w:space="0" w:color="8EAADB" w:themeColor="accent1" w:themeTint="99"/>
+        <w:top w:val="single" w:color="8EAADB" w:themeColor="accent1" w:themeTint="99" w:sz="4" w:space="0"/>
+        <w:left w:val="single" w:color="8EAADB" w:themeColor="accent1" w:themeTint="99" w:sz="4" w:space="0"/>
+        <w:bottom w:val="single" w:color="8EAADB" w:themeColor="accent1" w:themeTint="99" w:sz="4" w:space="0"/>
+        <w:right w:val="single" w:color="8EAADB" w:themeColor="accent1" w:themeTint="99" w:sz="4" w:space="0"/>
+        <w:insideH w:val="single" w:color="8EAADB" w:themeColor="accent1" w:themeTint="99" w:sz="4" w:space="0"/>
+        <w:insideV w:val="single" w:color="8EAADB" w:themeColor="accent1" w:themeTint="99" w:sz="4" w:space="0"/>
       </w:tblBorders>
     </w:tblPr>
     <w:tblStylePr w:type="firstRow">
@@ -9143,10 +9490,10 @@
       <w:tblPr/>
       <w:tcPr>
         <w:tcBorders>
-          <w:top w:val="single" w:sz="4" w:space="0" w:color="4472C4" w:themeColor="accent1"/>
-          <w:left w:val="single" w:sz="4" w:space="0" w:color="4472C4" w:themeColor="accent1"/>
-          <w:bottom w:val="single" w:sz="4" w:space="0" w:color="4472C4" w:themeColor="accent1"/>
-          <w:right w:val="single" w:sz="4" w:space="0" w:color="4472C4" w:themeColor="accent1"/>
+          <w:top w:val="single" w:color="4472C4" w:themeColor="accent1" w:sz="4" w:space="0"/>
+          <w:left w:val="single" w:color="4472C4" w:themeColor="accent1" w:sz="4" w:space="0"/>
+          <w:bottom w:val="single" w:color="4472C4" w:themeColor="accent1" w:sz="4" w:space="0"/>
+          <w:right w:val="single" w:color="4472C4" w:themeColor="accent1" w:sz="4" w:space="0"/>
           <w:insideH w:val="nil"/>
           <w:insideV w:val="nil"/>
         </w:tcBorders>
@@ -9161,7 +9508,7 @@
       <w:tblPr/>
       <w:tcPr>
         <w:tcBorders>
-          <w:top w:val="double" w:sz="4" w:space="0" w:color="4472C4" w:themeColor="accent1"/>
+          <w:top w:val="double" w:color="4472C4" w:themeColor="accent1" w:sz="4" w:space="0"/>
         </w:tcBorders>
       </w:tcPr>
     </w:tblStylePr>
@@ -9202,12 +9549,12 @@
       <w:tblStyleRowBandSize w:val="1"/>
       <w:tblStyleColBandSize w:val="1"/>
       <w:tblBorders>
-        <w:top w:val="single" w:sz="4" w:space="0" w:color="FFFFFF" w:themeColor="background1"/>
-        <w:left w:val="single" w:sz="4" w:space="0" w:color="FFFFFF" w:themeColor="background1"/>
-        <w:bottom w:val="single" w:sz="4" w:space="0" w:color="FFFFFF" w:themeColor="background1"/>
-        <w:right w:val="single" w:sz="4" w:space="0" w:color="FFFFFF" w:themeColor="background1"/>
-        <w:insideH w:val="single" w:sz="4" w:space="0" w:color="FFFFFF" w:themeColor="background1"/>
-        <w:insideV w:val="single" w:sz="4" w:space="0" w:color="FFFFFF" w:themeColor="background1"/>
+        <w:top w:val="single" w:color="FFFFFF" w:themeColor="background1" w:sz="4" w:space="0"/>
+        <w:left w:val="single" w:color="FFFFFF" w:themeColor="background1" w:sz="4" w:space="0"/>
+        <w:bottom w:val="single" w:color="FFFFFF" w:themeColor="background1" w:sz="4" w:space="0"/>
+        <w:right w:val="single" w:color="FFFFFF" w:themeColor="background1" w:sz="4" w:space="0"/>
+        <w:insideH w:val="single" w:color="FFFFFF" w:themeColor="background1" w:sz="4" w:space="0"/>
+        <w:insideV w:val="single" w:color="FFFFFF" w:themeColor="background1" w:sz="4" w:space="0"/>
       </w:tblBorders>
     </w:tblPr>
     <w:tcPr>
@@ -9222,9 +9569,9 @@
       <w:tblPr/>
       <w:tcPr>
         <w:tcBorders>
-          <w:top w:val="single" w:sz="4" w:space="0" w:color="FFFFFF" w:themeColor="background1"/>
-          <w:left w:val="single" w:sz="4" w:space="0" w:color="FFFFFF" w:themeColor="background1"/>
-          <w:right w:val="single" w:sz="4" w:space="0" w:color="FFFFFF" w:themeColor="background1"/>
+          <w:top w:val="single" w:color="FFFFFF" w:themeColor="background1" w:sz="4" w:space="0"/>
+          <w:left w:val="single" w:color="FFFFFF" w:themeColor="background1" w:sz="4" w:space="0"/>
+          <w:right w:val="single" w:color="FFFFFF" w:themeColor="background1" w:sz="4" w:space="0"/>
           <w:insideH w:val="nil"/>
           <w:insideV w:val="nil"/>
         </w:tcBorders>
@@ -9240,9 +9587,9 @@
       <w:tblPr/>
       <w:tcPr>
         <w:tcBorders>
-          <w:left w:val="single" w:sz="4" w:space="0" w:color="FFFFFF" w:themeColor="background1"/>
-          <w:bottom w:val="single" w:sz="4" w:space="0" w:color="FFFFFF" w:themeColor="background1"/>
-          <w:right w:val="single" w:sz="4" w:space="0" w:color="FFFFFF" w:themeColor="background1"/>
+          <w:left w:val="single" w:color="FFFFFF" w:themeColor="background1" w:sz="4" w:space="0"/>
+          <w:bottom w:val="single" w:color="FFFFFF" w:themeColor="background1" w:sz="4" w:space="0"/>
+          <w:right w:val="single" w:color="FFFFFF" w:themeColor="background1" w:sz="4" w:space="0"/>
           <w:insideH w:val="nil"/>
           <w:insideV w:val="nil"/>
         </w:tcBorders>
@@ -9258,9 +9605,9 @@
       <w:tblPr/>
       <w:tcPr>
         <w:tcBorders>
-          <w:top w:val="single" w:sz="4" w:space="0" w:color="FFFFFF" w:themeColor="background1"/>
-          <w:left w:val="single" w:sz="4" w:space="0" w:color="FFFFFF" w:themeColor="background1"/>
-          <w:bottom w:val="single" w:sz="4" w:space="0" w:color="FFFFFF" w:themeColor="background1"/>
+          <w:top w:val="single" w:color="FFFFFF" w:themeColor="background1" w:sz="4" w:space="0"/>
+          <w:left w:val="single" w:color="FFFFFF" w:themeColor="background1" w:sz="4" w:space="0"/>
+          <w:bottom w:val="single" w:color="FFFFFF" w:themeColor="background1" w:sz="4" w:space="0"/>
           <w:insideV w:val="nil"/>
         </w:tcBorders>
         <w:shd w:val="clear" w:color="auto" w:fill="4472C4" w:themeFill="accent1"/>
@@ -9275,9 +9622,9 @@
       <w:tblPr/>
       <w:tcPr>
         <w:tcBorders>
-          <w:top w:val="single" w:sz="4" w:space="0" w:color="FFFFFF" w:themeColor="background1"/>
-          <w:bottom w:val="single" w:sz="4" w:space="0" w:color="FFFFFF" w:themeColor="background1"/>
-          <w:right w:val="single" w:sz="4" w:space="0" w:color="FFFFFF" w:themeColor="background1"/>
+          <w:top w:val="single" w:color="FFFFFF" w:themeColor="background1" w:sz="4" w:space="0"/>
+          <w:bottom w:val="single" w:color="FFFFFF" w:themeColor="background1" w:sz="4" w:space="0"/>
+          <w:right w:val="single" w:color="FFFFFF" w:themeColor="background1" w:sz="4" w:space="0"/>
           <w:insideV w:val="nil"/>
         </w:tcBorders>
         <w:shd w:val="clear" w:color="auto" w:fill="4472C4" w:themeFill="accent1"/>
@@ -9317,7 +9664,7 @@
       <w:spacing w:before="100" w:beforeAutospacing="1" w:after="100" w:afterAutospacing="1" w:line="240" w:lineRule="auto"/>
     </w:pPr>
     <w:rPr>
-      <w:rFonts w:ascii="Times New Roman" w:eastAsia="Times New Roman" w:hAnsi="Times New Roman" w:cs="Times New Roman"/>
+      <w:rFonts w:ascii="Times New Roman" w:hAnsi="Times New Roman" w:eastAsia="Times New Roman" w:cs="Times New Roman"/>
       <w:sz w:val="24"/>
       <w:szCs w:val="24"/>
       <w:lang w:val="tr-TR" w:eastAsia="tr-TR"/>
@@ -9346,7 +9693,7 @@
       <w:shd w:val="clear" w:color="auto" w:fill="E1DFDD"/>
     </w:rPr>
   </w:style>
-  <w:style w:type="paragraph" w:customStyle="1" w:styleId="isselectedend">
+  <w:style w:type="paragraph" w:styleId="isselectedend" w:customStyle="1">
     <w:name w:val="isselectedend"/>
     <w:basedOn w:val="Standaard"/>
     <w:rsid w:val="001972EB"/>
@@ -9354,7 +9701,7 @@
       <w:spacing w:before="100" w:beforeAutospacing="1" w:after="100" w:afterAutospacing="1" w:line="240" w:lineRule="auto"/>
     </w:pPr>
     <w:rPr>
-      <w:rFonts w:ascii="Times New Roman" w:eastAsia="Times New Roman" w:hAnsi="Times New Roman" w:cs="Times New Roman"/>
+      <w:rFonts w:ascii="Times New Roman" w:hAnsi="Times New Roman" w:eastAsia="Times New Roman" w:cs="Times New Roman"/>
       <w:sz w:val="24"/>
       <w:szCs w:val="24"/>
       <w:lang w:val="tr-TR" w:eastAsia="tr-TR"/>
@@ -9364,7 +9711,7 @@
 </file>
 
 <file path=word/theme/theme1.xml><?xml version="1.0" encoding="utf-8"?>
-<a:theme xmlns:a="http://schemas.openxmlformats.org/drawingml/2006/main" name="Kantoorthema">
+<a:theme xmlns:a="http://schemas.openxmlformats.org/drawingml/2006/main" xmlns:thm15="http://schemas.microsoft.com/office/thememl/2012/main" name="Kantoorthema">
   <a:themeElements>
     <a:clrScheme name="Office">
       <a:dk1>
@@ -9660,57 +10007,7 @@
 
 <file path=customXml/item1.xml><?xml version="1.0" encoding="utf-8"?>
 <p:properties xmlns:p="http://schemas.microsoft.com/office/2006/metadata/properties" xmlns:xsi="http://www.w3.org/2001/XMLSchema-instance" xmlns:pc="http://schemas.microsoft.com/office/infopath/2007/PartnerControls">
-  <documentManagement>
-    <TaxCatchAll xmlns="ca98e324-7977-4522-b7cf-9046283ddb02" xsi:nil="true"/>
-    <lcf76f155ced4ddcb4097134ff3c332f xmlns="a9a5e4e2-ea41-4fa3-9e01-a26462f0bf83">
-      <Terms xmlns="http://schemas.microsoft.com/office/infopath/2007/PartnerControls"/>
-    </lcf76f155ced4ddcb4097134ff3c332f>
-    <CultureName xmlns="a9a5e4e2-ea41-4fa3-9e01-a26462f0bf83" xsi:nil="true"/>
-    <Owner xmlns="a9a5e4e2-ea41-4fa3-9e01-a26462f0bf83">
-      <UserInfo>
-        <DisplayName/>
-        <AccountId xsi:nil="true"/>
-        <AccountType/>
-      </UserInfo>
-    </Owner>
-    <Students xmlns="a9a5e4e2-ea41-4fa3-9e01-a26462f0bf83">
-      <UserInfo>
-        <DisplayName/>
-        <AccountId xsi:nil="true"/>
-        <AccountType/>
-      </UserInfo>
-    </Students>
-    <Student_Groups xmlns="a9a5e4e2-ea41-4fa3-9e01-a26462f0bf83">
-      <UserInfo>
-        <DisplayName/>
-        <AccountId xsi:nil="true"/>
-        <AccountType/>
-      </UserInfo>
-    </Student_Groups>
-    <LMS_Mappings xmlns="a9a5e4e2-ea41-4fa3-9e01-a26462f0bf83" xsi:nil="true"/>
-    <Teams_Channel_Section_Location xmlns="a9a5e4e2-ea41-4fa3-9e01-a26462f0bf83" xsi:nil="true"/>
-    <NotebookType xmlns="a9a5e4e2-ea41-4fa3-9e01-a26462f0bf83" xsi:nil="true"/>
-    <AppVersion xmlns="a9a5e4e2-ea41-4fa3-9e01-a26462f0bf83" xsi:nil="true"/>
-    <IsNotebookLocked xmlns="a9a5e4e2-ea41-4fa3-9e01-a26462f0bf83" xsi:nil="true"/>
-    <Templates xmlns="a9a5e4e2-ea41-4fa3-9e01-a26462f0bf83" xsi:nil="true"/>
-    <Self_Registration_Enabled xmlns="a9a5e4e2-ea41-4fa3-9e01-a26462f0bf83" xsi:nil="true"/>
-    <Has_Teacher_Only_SectionGroup xmlns="a9a5e4e2-ea41-4fa3-9e01-a26462f0bf83" xsi:nil="true"/>
-    <FolderType xmlns="a9a5e4e2-ea41-4fa3-9e01-a26462f0bf83" xsi:nil="true"/>
-    <Teachers xmlns="a9a5e4e2-ea41-4fa3-9e01-a26462f0bf83">
-      <UserInfo>
-        <DisplayName/>
-        <AccountId xsi:nil="true"/>
-        <AccountType/>
-      </UserInfo>
-    </Teachers>
-    <Distribution_Groups xmlns="a9a5e4e2-ea41-4fa3-9e01-a26462f0bf83" xsi:nil="true"/>
-    <TeamsChannelId xmlns="a9a5e4e2-ea41-4fa3-9e01-a26462f0bf83" xsi:nil="true"/>
-    <Math_Settings xmlns="a9a5e4e2-ea41-4fa3-9e01-a26462f0bf83" xsi:nil="true"/>
-    <Invited_Students xmlns="a9a5e4e2-ea41-4fa3-9e01-a26462f0bf83" xsi:nil="true"/>
-    <DefaultSectionNames xmlns="a9a5e4e2-ea41-4fa3-9e01-a26462f0bf83" xsi:nil="true"/>
-    <Is_Collaboration_Space_Locked xmlns="a9a5e4e2-ea41-4fa3-9e01-a26462f0bf83" xsi:nil="true"/>
-    <Invited_Teachers xmlns="a9a5e4e2-ea41-4fa3-9e01-a26462f0bf83" xsi:nil="true"/>
-  </documentManagement>
+  <documentManagement/>
 </p:properties>
 </file>
 
@@ -9728,47 +10025,18 @@
 </file>
 
 <file path=customXml/item4.xml><?xml version="1.0" encoding="utf-8"?>
-<ct:contentTypeSchema xmlns:ct="http://schemas.microsoft.com/office/2006/metadata/contentType" xmlns:ma="http://schemas.microsoft.com/office/2006/metadata/properties/metaAttributes" ct:_="" ma:_="" ma:contentTypeName="Document" ma:contentTypeID="0x010100C888A45FADA84444BD97EA692BE9BC28" ma:contentTypeVersion="32" ma:contentTypeDescription="Een nieuw document maken." ma:contentTypeScope="" ma:versionID="3e539cf849ba564f7b1a6bee557c0f9a">
-  <xsd:schema xmlns:xsd="http://www.w3.org/2001/XMLSchema" xmlns:xs="http://www.w3.org/2001/XMLSchema" xmlns:p="http://schemas.microsoft.com/office/2006/metadata/properties" xmlns:ns2="a9a5e4e2-ea41-4fa3-9e01-a26462f0bf83" xmlns:ns3="ca98e324-7977-4522-b7cf-9046283ddb02" targetNamespace="http://schemas.microsoft.com/office/2006/metadata/properties" ma:root="true" ma:fieldsID="47214de4247b082c0f82df2374deae0c" ns2:_="" ns3:_="">
-    <xsd:import namespace="a9a5e4e2-ea41-4fa3-9e01-a26462f0bf83"/>
-    <xsd:import namespace="ca98e324-7977-4522-b7cf-9046283ddb02"/>
+<ct:contentTypeSchema xmlns:ct="http://schemas.microsoft.com/office/2006/metadata/contentType" xmlns:ma="http://schemas.microsoft.com/office/2006/metadata/properties/metaAttributes" ct:_="" ma:_="" ma:contentTypeName="Document" ma:contentTypeID="0x0101009B8112BE15C9B94E8D2E3AC44DF00823" ma:contentTypeVersion="3" ma:contentTypeDescription="Een nieuw document maken." ma:contentTypeScope="" ma:versionID="91a9bcc47be510c9fc3e1a7b20de3656">
+  <xsd:schema xmlns:xsd="http://www.w3.org/2001/XMLSchema" xmlns:xs="http://www.w3.org/2001/XMLSchema" xmlns:p="http://schemas.microsoft.com/office/2006/metadata/properties" xmlns:ns2="81fe4dd7-3381-41ea-bbcf-e0c4d102396b" targetNamespace="http://schemas.microsoft.com/office/2006/metadata/properties" ma:root="true" ma:fieldsID="d48559f3bf5796e97f9cb1d655abe30e" ns2:_="">
+    <xsd:import namespace="81fe4dd7-3381-41ea-bbcf-e0c4d102396b"/>
     <xsd:element name="properties">
       <xsd:complexType>
         <xsd:sequence>
           <xsd:element name="documentManagement">
             <xsd:complexType>
               <xsd:all>
-                <xsd:element ref="ns2:NotebookType" minOccurs="0"/>
-                <xsd:element ref="ns2:FolderType" minOccurs="0"/>
-                <xsd:element ref="ns2:CultureName" minOccurs="0"/>
-                <xsd:element ref="ns2:AppVersion" minOccurs="0"/>
-                <xsd:element ref="ns2:TeamsChannelId" minOccurs="0"/>
-                <xsd:element ref="ns2:Owner" minOccurs="0"/>
-                <xsd:element ref="ns2:Math_Settings" minOccurs="0"/>
-                <xsd:element ref="ns2:DefaultSectionNames" minOccurs="0"/>
-                <xsd:element ref="ns2:Templates" minOccurs="0"/>
-                <xsd:element ref="ns2:Teachers" minOccurs="0"/>
-                <xsd:element ref="ns2:Students" minOccurs="0"/>
-                <xsd:element ref="ns2:Student_Groups" minOccurs="0"/>
-                <xsd:element ref="ns2:Distribution_Groups" minOccurs="0"/>
-                <xsd:element ref="ns2:LMS_Mappings" minOccurs="0"/>
-                <xsd:element ref="ns2:Invited_Teachers" minOccurs="0"/>
-                <xsd:element ref="ns2:Invited_Students" minOccurs="0"/>
-                <xsd:element ref="ns2:Self_Registration_Enabled" minOccurs="0"/>
-                <xsd:element ref="ns2:Has_Teacher_Only_SectionGroup" minOccurs="0"/>
-                <xsd:element ref="ns2:Is_Collaboration_Space_Locked" minOccurs="0"/>
-                <xsd:element ref="ns2:IsNotebookLocked" minOccurs="0"/>
-                <xsd:element ref="ns2:Teams_Channel_Section_Location" minOccurs="0"/>
                 <xsd:element ref="ns2:MediaServiceMetadata" minOccurs="0"/>
                 <xsd:element ref="ns2:MediaServiceFastMetadata" minOccurs="0"/>
                 <xsd:element ref="ns2:MediaServiceSearchProperties" minOccurs="0"/>
-                <xsd:element ref="ns2:MediaServiceObjectDetectorVersions" minOccurs="0"/>
-                <xsd:element ref="ns2:lcf76f155ced4ddcb4097134ff3c332f" minOccurs="0"/>
-                <xsd:element ref="ns3:TaxCatchAll" minOccurs="0"/>
-                <xsd:element ref="ns2:MediaServiceDateTaken" minOccurs="0"/>
-                <xsd:element ref="ns2:MediaServiceOCR" minOccurs="0"/>
-                <xsd:element ref="ns2:MediaServiceGenerationTime" minOccurs="0"/>
-                <xsd:element ref="ns2:MediaServiceEventHashCode" minOccurs="0"/>
               </xsd:all>
             </xsd:complexType>
           </xsd:element>
@@ -9776,245 +10044,23 @@
       </xsd:complexType>
     </xsd:element>
   </xsd:schema>
-  <xsd:schema xmlns:xsd="http://www.w3.org/2001/XMLSchema" xmlns:xs="http://www.w3.org/2001/XMLSchema" xmlns:dms="http://schemas.microsoft.com/office/2006/documentManagement/types" xmlns:pc="http://schemas.microsoft.com/office/infopath/2007/PartnerControls" targetNamespace="a9a5e4e2-ea41-4fa3-9e01-a26462f0bf83" elementFormDefault="qualified">
+  <xsd:schema xmlns:xsd="http://www.w3.org/2001/XMLSchema" xmlns:xs="http://www.w3.org/2001/XMLSchema" xmlns:dms="http://schemas.microsoft.com/office/2006/documentManagement/types" xmlns:pc="http://schemas.microsoft.com/office/infopath/2007/PartnerControls" targetNamespace="81fe4dd7-3381-41ea-bbcf-e0c4d102396b" elementFormDefault="qualified">
     <xsd:import namespace="http://schemas.microsoft.com/office/2006/documentManagement/types"/>
     <xsd:import namespace="http://schemas.microsoft.com/office/infopath/2007/PartnerControls"/>
-    <xsd:element name="NotebookType" ma:index="8" nillable="true" ma:displayName="Notebook Type" ma:internalName="NotebookType">
-      <xsd:simpleType>
-        <xsd:restriction base="dms:Text"/>
-      </xsd:simpleType>
-    </xsd:element>
-    <xsd:element name="FolderType" ma:index="9" nillable="true" ma:displayName="Folder Type" ma:internalName="FolderType">
-      <xsd:simpleType>
-        <xsd:restriction base="dms:Text"/>
-      </xsd:simpleType>
-    </xsd:element>
-    <xsd:element name="CultureName" ma:index="10" nillable="true" ma:displayName="Culture Name" ma:internalName="CultureName">
-      <xsd:simpleType>
-        <xsd:restriction base="dms:Text"/>
-      </xsd:simpleType>
-    </xsd:element>
-    <xsd:element name="AppVersion" ma:index="11" nillable="true" ma:displayName="App Version" ma:internalName="AppVersion">
-      <xsd:simpleType>
-        <xsd:restriction base="dms:Text"/>
-      </xsd:simpleType>
-    </xsd:element>
-    <xsd:element name="TeamsChannelId" ma:index="12" nillable="true" ma:displayName="Teams Channel Id" ma:internalName="TeamsChannelId">
-      <xsd:simpleType>
-        <xsd:restriction base="dms:Text"/>
-      </xsd:simpleType>
-    </xsd:element>
-    <xsd:element name="Owner" ma:index="13" nillable="true" ma:displayName="Owner" ma:internalName="Owner">
-      <xsd:complexType>
-        <xsd:complexContent>
-          <xsd:extension base="dms:User">
-            <xsd:sequence>
-              <xsd:element name="UserInfo" minOccurs="0" maxOccurs="unbounded">
-                <xsd:complexType>
-                  <xsd:sequence>
-                    <xsd:element name="DisplayName" type="xsd:string" minOccurs="0"/>
-                    <xsd:element name="AccountId" type="dms:UserId" minOccurs="0" nillable="true"/>
-                    <xsd:element name="AccountType" type="xsd:string" minOccurs="0"/>
-                  </xsd:sequence>
-                </xsd:complexType>
-              </xsd:element>
-            </xsd:sequence>
-          </xsd:extension>
-        </xsd:complexContent>
-      </xsd:complexType>
-    </xsd:element>
-    <xsd:element name="Math_Settings" ma:index="14" nillable="true" ma:displayName="Math Settings" ma:internalName="Math_Settings">
-      <xsd:simpleType>
-        <xsd:restriction base="dms:Text"/>
-      </xsd:simpleType>
-    </xsd:element>
-    <xsd:element name="DefaultSectionNames" ma:index="15" nillable="true" ma:displayName="Default Section Names" ma:internalName="DefaultSectionNames">
-      <xsd:simpleType>
-        <xsd:restriction base="dms:Note">
-          <xsd:maxLength value="255"/>
-        </xsd:restriction>
-      </xsd:simpleType>
-    </xsd:element>
-    <xsd:element name="Templates" ma:index="16" nillable="true" ma:displayName="Templates" ma:internalName="Templates">
-      <xsd:simpleType>
-        <xsd:restriction base="dms:Note">
-          <xsd:maxLength value="255"/>
-        </xsd:restriction>
-      </xsd:simpleType>
-    </xsd:element>
-    <xsd:element name="Teachers" ma:index="17" nillable="true" ma:displayName="Teachers" ma:internalName="Teachers">
-      <xsd:complexType>
-        <xsd:complexContent>
-          <xsd:extension base="dms:UserMulti">
-            <xsd:sequence>
-              <xsd:element name="UserInfo" minOccurs="0" maxOccurs="unbounded">
-                <xsd:complexType>
-                  <xsd:sequence>
-                    <xsd:element name="DisplayName" type="xsd:string" minOccurs="0"/>
-                    <xsd:element name="AccountId" type="dms:UserId" minOccurs="0" nillable="true"/>
-                    <xsd:element name="AccountType" type="xsd:string" minOccurs="0"/>
-                  </xsd:sequence>
-                </xsd:complexType>
-              </xsd:element>
-            </xsd:sequence>
-          </xsd:extension>
-        </xsd:complexContent>
-      </xsd:complexType>
-    </xsd:element>
-    <xsd:element name="Students" ma:index="18" nillable="true" ma:displayName="Students" ma:internalName="Students">
-      <xsd:complexType>
-        <xsd:complexContent>
-          <xsd:extension base="dms:UserMulti">
-            <xsd:sequence>
-              <xsd:element name="UserInfo" minOccurs="0" maxOccurs="unbounded">
-                <xsd:complexType>
-                  <xsd:sequence>
-                    <xsd:element name="DisplayName" type="xsd:string" minOccurs="0"/>
-                    <xsd:element name="AccountId" type="dms:UserId" minOccurs="0" nillable="true"/>
-                    <xsd:element name="AccountType" type="xsd:string" minOccurs="0"/>
-                  </xsd:sequence>
-                </xsd:complexType>
-              </xsd:element>
-            </xsd:sequence>
-          </xsd:extension>
-        </xsd:complexContent>
-      </xsd:complexType>
-    </xsd:element>
-    <xsd:element name="Student_Groups" ma:index="19" nillable="true" ma:displayName="Student Groups" ma:internalName="Student_Groups">
-      <xsd:complexType>
-        <xsd:complexContent>
-          <xsd:extension base="dms:UserMulti">
-            <xsd:sequence>
-              <xsd:element name="UserInfo" minOccurs="0" maxOccurs="unbounded">
-                <xsd:complexType>
-                  <xsd:sequence>
-                    <xsd:element name="DisplayName" type="xsd:string" minOccurs="0"/>
-                    <xsd:element name="AccountId" type="dms:UserId" minOccurs="0" nillable="true"/>
-                    <xsd:element name="AccountType" type="xsd:string" minOccurs="0"/>
-                  </xsd:sequence>
-                </xsd:complexType>
-              </xsd:element>
-            </xsd:sequence>
-          </xsd:extension>
-        </xsd:complexContent>
-      </xsd:complexType>
-    </xsd:element>
-    <xsd:element name="Distribution_Groups" ma:index="20" nillable="true" ma:displayName="Distribution Groups" ma:internalName="Distribution_Groups">
-      <xsd:simpleType>
-        <xsd:restriction base="dms:Note">
-          <xsd:maxLength value="255"/>
-        </xsd:restriction>
-      </xsd:simpleType>
-    </xsd:element>
-    <xsd:element name="LMS_Mappings" ma:index="21" nillable="true" ma:displayName="LMS Mappings" ma:internalName="LMS_Mappings">
-      <xsd:simpleType>
-        <xsd:restriction base="dms:Note">
-          <xsd:maxLength value="255"/>
-        </xsd:restriction>
-      </xsd:simpleType>
-    </xsd:element>
-    <xsd:element name="Invited_Teachers" ma:index="22" nillable="true" ma:displayName="Invited Teachers" ma:internalName="Invited_Teachers">
-      <xsd:simpleType>
-        <xsd:restriction base="dms:Note">
-          <xsd:maxLength value="255"/>
-        </xsd:restriction>
-      </xsd:simpleType>
-    </xsd:element>
-    <xsd:element name="Invited_Students" ma:index="23" nillable="true" ma:displayName="Invited Students" ma:internalName="Invited_Students">
-      <xsd:simpleType>
-        <xsd:restriction base="dms:Note">
-          <xsd:maxLength value="255"/>
-        </xsd:restriction>
-      </xsd:simpleType>
-    </xsd:element>
-    <xsd:element name="Self_Registration_Enabled" ma:index="24" nillable="true" ma:displayName="Self Registration Enabled" ma:internalName="Self_Registration_Enabled">
-      <xsd:simpleType>
-        <xsd:restriction base="dms:Boolean"/>
-      </xsd:simpleType>
-    </xsd:element>
-    <xsd:element name="Has_Teacher_Only_SectionGroup" ma:index="25" nillable="true" ma:displayName="Has Teacher Only SectionGroup" ma:internalName="Has_Teacher_Only_SectionGroup">
-      <xsd:simpleType>
-        <xsd:restriction base="dms:Boolean"/>
-      </xsd:simpleType>
-    </xsd:element>
-    <xsd:element name="Is_Collaboration_Space_Locked" ma:index="26" nillable="true" ma:displayName="Is Collaboration Space Locked" ma:internalName="Is_Collaboration_Space_Locked">
-      <xsd:simpleType>
-        <xsd:restriction base="dms:Boolean"/>
-      </xsd:simpleType>
-    </xsd:element>
-    <xsd:element name="IsNotebookLocked" ma:index="27" nillable="true" ma:displayName="Is Notebook Locked" ma:internalName="IsNotebookLocked">
-      <xsd:simpleType>
-        <xsd:restriction base="dms:Boolean"/>
-      </xsd:simpleType>
-    </xsd:element>
-    <xsd:element name="Teams_Channel_Section_Location" ma:index="28" nillable="true" ma:displayName="Teams Channel Section Location" ma:internalName="Teams_Channel_Section_Location">
-      <xsd:simpleType>
-        <xsd:restriction base="dms:Text"/>
-      </xsd:simpleType>
-    </xsd:element>
-    <xsd:element name="MediaServiceMetadata" ma:index="29" nillable="true" ma:displayName="MediaServiceMetadata" ma:hidden="true" ma:internalName="MediaServiceMetadata" ma:readOnly="true">
+    <xsd:element name="MediaServiceMetadata" ma:index="8" nillable="true" ma:displayName="MediaServiceMetadata" ma:hidden="true" ma:internalName="MediaServiceMetadata" ma:readOnly="true">
       <xsd:simpleType>
         <xsd:restriction base="dms:Note"/>
       </xsd:simpleType>
     </xsd:element>
-    <xsd:element name="MediaServiceFastMetadata" ma:index="30" nillable="true" ma:displayName="MediaServiceFastMetadata" ma:hidden="true" ma:internalName="MediaServiceFastMetadata" ma:readOnly="true">
+    <xsd:element name="MediaServiceFastMetadata" ma:index="9" nillable="true" ma:displayName="MediaServiceFastMetadata" ma:hidden="true" ma:internalName="MediaServiceFastMetadata" ma:readOnly="true">
       <xsd:simpleType>
         <xsd:restriction base="dms:Note"/>
       </xsd:simpleType>
     </xsd:element>
-    <xsd:element name="MediaServiceSearchProperties" ma:index="31" nillable="true" ma:displayName="MediaServiceSearchProperties" ma:hidden="true" ma:internalName="MediaServiceSearchProperties" ma:readOnly="true">
+    <xsd:element name="MediaServiceSearchProperties" ma:index="10" nillable="true" ma:displayName="MediaServiceSearchProperties" ma:hidden="true" ma:internalName="MediaServiceSearchProperties" ma:readOnly="true">
       <xsd:simpleType>
         <xsd:restriction base="dms:Note"/>
       </xsd:simpleType>
-    </xsd:element>
-    <xsd:element name="MediaServiceObjectDetectorVersions" ma:index="32" nillable="true" ma:displayName="MediaServiceObjectDetectorVersions" ma:hidden="true" ma:indexed="true" ma:internalName="MediaServiceObjectDetectorVersions" ma:readOnly="true">
-      <xsd:simpleType>
-        <xsd:restriction base="dms:Text"/>
-      </xsd:simpleType>
-    </xsd:element>
-    <xsd:element name="lcf76f155ced4ddcb4097134ff3c332f" ma:index="34" nillable="true" ma:taxonomy="true" ma:internalName="lcf76f155ced4ddcb4097134ff3c332f" ma:taxonomyFieldName="MediaServiceImageTags" ma:displayName="Afbeeldingtags" ma:readOnly="false" ma:fieldId="{5cf76f15-5ced-4ddc-b409-7134ff3c332f}" ma:taxonomyMulti="true" ma:sspId="40744cfa-8efa-4750-b7ac-fbadefed60cb" ma:termSetId="09814cd3-568e-fe90-9814-8d621ff8fb84" ma:anchorId="fba54fb3-c3e1-fe81-a776-ca4b69148c4d" ma:open="true" ma:isKeyword="false">
-      <xsd:complexType>
-        <xsd:sequence>
-          <xsd:element ref="pc:Terms" minOccurs="0" maxOccurs="1"/>
-        </xsd:sequence>
-      </xsd:complexType>
-    </xsd:element>
-    <xsd:element name="MediaServiceDateTaken" ma:index="36" nillable="true" ma:displayName="MediaServiceDateTaken" ma:hidden="true" ma:indexed="true" ma:internalName="MediaServiceDateTaken" ma:readOnly="true">
-      <xsd:simpleType>
-        <xsd:restriction base="dms:Text"/>
-      </xsd:simpleType>
-    </xsd:element>
-    <xsd:element name="MediaServiceOCR" ma:index="37" nillable="true" ma:displayName="Extracted Text" ma:internalName="MediaServiceOCR" ma:readOnly="true">
-      <xsd:simpleType>
-        <xsd:restriction base="dms:Note">
-          <xsd:maxLength value="255"/>
-        </xsd:restriction>
-      </xsd:simpleType>
-    </xsd:element>
-    <xsd:element name="MediaServiceGenerationTime" ma:index="38" nillable="true" ma:displayName="MediaServiceGenerationTime" ma:hidden="true" ma:internalName="MediaServiceGenerationTime" ma:readOnly="true">
-      <xsd:simpleType>
-        <xsd:restriction base="dms:Text"/>
-      </xsd:simpleType>
-    </xsd:element>
-    <xsd:element name="MediaServiceEventHashCode" ma:index="39" nillable="true" ma:displayName="MediaServiceEventHashCode" ma:hidden="true" ma:internalName="MediaServiceEventHashCode" ma:readOnly="true">
-      <xsd:simpleType>
-        <xsd:restriction base="dms:Text"/>
-      </xsd:simpleType>
-    </xsd:element>
-  </xsd:schema>
-  <xsd:schema xmlns:xsd="http://www.w3.org/2001/XMLSchema" xmlns:xs="http://www.w3.org/2001/XMLSchema" xmlns:dms="http://schemas.microsoft.com/office/2006/documentManagement/types" xmlns:pc="http://schemas.microsoft.com/office/infopath/2007/PartnerControls" targetNamespace="ca98e324-7977-4522-b7cf-9046283ddb02" elementFormDefault="qualified">
-    <xsd:import namespace="http://schemas.microsoft.com/office/2006/documentManagement/types"/>
-    <xsd:import namespace="http://schemas.microsoft.com/office/infopath/2007/PartnerControls"/>
-    <xsd:element name="TaxCatchAll" ma:index="35" nillable="true" ma:displayName="Taxonomy Catch All Column" ma:hidden="true" ma:list="{96a77bfa-fc54-47d8-8346-18bf3cdbda98}" ma:internalName="TaxCatchAll" ma:showField="CatchAllData" ma:web="ca98e324-7977-4522-b7cf-9046283ddb02">
-      <xsd:complexType>
-        <xsd:complexContent>
-          <xsd:extension base="dms:MultiChoiceLookup">
-            <xsd:sequence>
-              <xsd:element name="Value" type="dms:Lookup" maxOccurs="unbounded" minOccurs="0" nillable="true"/>
-            </xsd:sequence>
-          </xsd:extension>
-        </xsd:complexContent>
-      </xsd:complexType>
     </xsd:element>
   </xsd:schema>
   <xsd:schema xmlns="http://schemas.openxmlformats.org/package/2006/metadata/core-properties" xmlns:xsd="http://www.w3.org/2001/XMLSchema" xmlns:xsi="http://www.w3.org/2001/XMLSchema-instance" xmlns:dc="http://purl.org/dc/elements/1.1/" xmlns:dcterms="http://purl.org/dc/terms/" xmlns:odoc="http://schemas.microsoft.com/internal/obd" targetNamespace="http://schemas.openxmlformats.org/package/2006/metadata/core-properties" elementFormDefault="qualified" attributeFormDefault="unqualified" blockDefault="#all">
@@ -10144,20 +10190,5 @@
 </file>
 
 <file path=customXml/itemProps4.xml><?xml version="1.0" encoding="utf-8"?>
-<ds:datastoreItem xmlns:ds="http://schemas.openxmlformats.org/officeDocument/2006/customXml" ds:itemID="{C725A418-29F5-4B92-A805-93983AC1679B}">
-  <ds:schemaRefs>
-    <ds:schemaRef ds:uri="http://schemas.microsoft.com/office/2006/metadata/contentType"/>
-    <ds:schemaRef ds:uri="http://schemas.microsoft.com/office/2006/metadata/properties/metaAttributes"/>
-    <ds:schemaRef ds:uri="http://www.w3.org/2001/XMLSchema"/>
-    <ds:schemaRef ds:uri="http://schemas.microsoft.com/office/2006/metadata/properties"/>
-    <ds:schemaRef ds:uri="a9a5e4e2-ea41-4fa3-9e01-a26462f0bf83"/>
-    <ds:schemaRef ds:uri="ca98e324-7977-4522-b7cf-9046283ddb02"/>
-    <ds:schemaRef ds:uri="http://schemas.microsoft.com/office/2006/documentManagement/types"/>
-    <ds:schemaRef ds:uri="http://schemas.microsoft.com/office/infopath/2007/PartnerControls"/>
-    <ds:schemaRef ds:uri="http://schemas.openxmlformats.org/package/2006/metadata/core-properties"/>
-    <ds:schemaRef ds:uri="http://purl.org/dc/elements/1.1/"/>
-    <ds:schemaRef ds:uri="http://purl.org/dc/terms/"/>
-    <ds:schemaRef ds:uri="http://schemas.microsoft.com/internal/obd"/>
-  </ds:schemaRefs>
-</ds:datastoreItem>
+<ds:datastoreItem xmlns:ds="http://schemas.openxmlformats.org/officeDocument/2006/customXml" ds:itemID="{E430EEB9-E615-4688-B546-608F10D7C6A8}"/>
 </file>
--- a/document/StadsMuseumVeenendaal-InteractieveObjectenwond.docx
+++ b/document/StadsMuseumVeenendaal-InteractieveObjectenwond.docx
@@ -1,25 +1,25 @@
 
 <file path=word/document.xml><?xml version="1.0" encoding="utf-8"?>
-<w:document xmlns:wpc="http://schemas.microsoft.com/office/word/2010/wordprocessingCanvas" xmlns:cx="http://schemas.microsoft.com/office/drawing/2014/chartex" xmlns:cx1="http://schemas.microsoft.com/office/drawing/2015/9/8/chartex" xmlns:cx2="http://schemas.microsoft.com/office/drawing/2015/10/21/chartex" xmlns:cx3="http://schemas.microsoft.com/office/drawing/2016/5/9/chartex" xmlns:cx4="http://schemas.microsoft.com/office/drawing/2016/5/10/chartex" xmlns:cx5="http://schemas.microsoft.com/office/drawing/2016/5/11/chartex" xmlns:cx6="http://schemas.microsoft.com/office/drawing/2016/5/12/chartex" xmlns:cx7="http://schemas.microsoft.com/office/drawing/2016/5/13/chartex" xmlns:cx8="http://schemas.microsoft.com/office/drawing/2016/5/14/chartex" xmlns:mc="http://schemas.openxmlformats.org/markup-compatibility/2006" xmlns:aink="http://schemas.microsoft.com/office/drawing/2016/ink" xmlns:am3d="http://schemas.microsoft.com/office/drawing/2017/model3d" xmlns:o="urn:schemas-microsoft-com:office:office" xmlns:oel="http://schemas.microsoft.com/office/2019/extlst" xmlns:r="http://schemas.openxmlformats.org/officeDocument/2006/relationships" xmlns:m="http://schemas.openxmlformats.org/officeDocument/2006/math" xmlns:v="urn:schemas-microsoft-com:vml" xmlns:wp14="http://schemas.microsoft.com/office/word/2010/wordprocessingDrawing" xmlns:wp="http://schemas.openxmlformats.org/drawingml/2006/wordprocessingDrawing" xmlns:w10="urn:schemas-microsoft-com:office:word" xmlns:w="http://schemas.openxmlformats.org/wordprocessingml/2006/main" xmlns:w14="http://schemas.microsoft.com/office/word/2010/wordml" xmlns:w15="http://schemas.microsoft.com/office/word/2012/wordml" xmlns:w16cex="http://schemas.microsoft.com/office/word/2018/wordml/cex" xmlns:w16cid="http://schemas.microsoft.com/office/word/2016/wordml/cid" xmlns:w16="http://schemas.microsoft.com/office/word/2018/wordml" xmlns:w16du="http://schemas.microsoft.com/office/word/2023/wordml/word16du" xmlns:w16sdtdh="http://schemas.microsoft.com/office/word/2020/wordml/sdtdatahash" xmlns:w16sdtfl="http://schemas.microsoft.com/office/word/2024/wordml/sdtformatlock" xmlns:w16se="http://schemas.microsoft.com/office/word/2015/wordml/symex" xmlns:wpg="http://schemas.microsoft.com/office/word/2010/wordprocessingGroup" xmlns:wpi="http://schemas.microsoft.com/office/word/2010/wordprocessingInk" xmlns:wne="http://schemas.microsoft.com/office/word/2006/wordml" xmlns:wps="http://schemas.microsoft.com/office/word/2010/wordprocessingShape" xmlns:a="http://schemas.openxmlformats.org/drawingml/2006/main" xmlns:pic="http://schemas.openxmlformats.org/drawingml/2006/picture" xmlns:a14="http://schemas.microsoft.com/office/drawing/2010/main" mc:Ignorable="w14 w15 w16se w16cid w16 w16cex w16sdtdh w16sdtfl w16du wp14">
+<w:document xmlns:wpc="http://schemas.microsoft.com/office/word/2010/wordprocessingCanvas" xmlns:cx="http://schemas.microsoft.com/office/drawing/2014/chartex" xmlns:cx1="http://schemas.microsoft.com/office/drawing/2015/9/8/chartex" xmlns:cx2="http://schemas.microsoft.com/office/drawing/2015/10/21/chartex" xmlns:cx3="http://schemas.microsoft.com/office/drawing/2016/5/9/chartex" xmlns:cx4="http://schemas.microsoft.com/office/drawing/2016/5/10/chartex" xmlns:cx5="http://schemas.microsoft.com/office/drawing/2016/5/11/chartex" xmlns:cx6="http://schemas.microsoft.com/office/drawing/2016/5/12/chartex" xmlns:cx7="http://schemas.microsoft.com/office/drawing/2016/5/13/chartex" xmlns:cx8="http://schemas.microsoft.com/office/drawing/2016/5/14/chartex" xmlns:mc="http://schemas.openxmlformats.org/markup-compatibility/2006" xmlns:aink="http://schemas.microsoft.com/office/drawing/2016/ink" xmlns:am3d="http://schemas.microsoft.com/office/drawing/2017/model3d" xmlns:o="urn:schemas-microsoft-com:office:office" xmlns:oel="http://schemas.microsoft.com/office/2019/extlst" xmlns:r="http://schemas.openxmlformats.org/officeDocument/2006/relationships" xmlns:m="http://schemas.openxmlformats.org/officeDocument/2006/math" xmlns:v="urn:schemas-microsoft-com:vml" xmlns:wp14="http://schemas.microsoft.com/office/word/2010/wordprocessingDrawing" xmlns:wp="http://schemas.openxmlformats.org/drawingml/2006/wordprocessingDrawing" xmlns:w10="urn:schemas-microsoft-com:office:word" xmlns:w="http://schemas.openxmlformats.org/wordprocessingml/2006/main" xmlns:w14="http://schemas.microsoft.com/office/word/2010/wordml" xmlns:w15="http://schemas.microsoft.com/office/word/2012/wordml" xmlns:w16cex="http://schemas.microsoft.com/office/word/2018/wordml/cex" xmlns:w16cid="http://schemas.microsoft.com/office/word/2016/wordml/cid" xmlns:w16="http://schemas.microsoft.com/office/word/2018/wordml" xmlns:w16du="http://schemas.microsoft.com/office/word/2023/wordml/word16du" xmlns:w16sdtdh="http://schemas.microsoft.com/office/word/2020/wordml/sdtdatahash" xmlns:w16sdtfl="http://schemas.microsoft.com/office/word/2024/wordml/sdtformatlock" xmlns:w16se="http://schemas.microsoft.com/office/word/2015/wordml/symex" xmlns:wpg="http://schemas.microsoft.com/office/word/2010/wordprocessingGroup" xmlns:wpi="http://schemas.microsoft.com/office/word/2010/wordprocessingInk" xmlns:wne="http://schemas.microsoft.com/office/word/2006/wordml" xmlns:wps="http://schemas.microsoft.com/office/word/2010/wordprocessingShape" mc:Ignorable="w14 w15 w16se w16cid w16 w16cex w16sdtdh w16sdtfl w16du wp14">
   <w:body>
     <w:p>
-      <w:bookmarkStart w:name="_top" w:id="0"/>
+      <w:bookmarkStart w:id="0" w:name="_top"/>
       <w:bookmarkEnd w:id="0"/>
     </w:p>
     <w:p/>
     <w:p>
       <w:pPr>
         <w:rPr>
-          <w:b w:val="1"/>
-          <w:bCs w:val="1"/>
+          <w:b/>
+          <w:bCs/>
           <w:sz w:val="144"/>
           <w:szCs w:val="144"/>
         </w:rPr>
       </w:pPr>
       <w:r>
         <w:rPr>
-          <w:b w:val="1"/>
-          <w:bCs w:val="1"/>
+          <w:b/>
+          <w:bCs/>
           <w:sz w:val="144"/>
           <w:szCs w:val="144"/>
         </w:rPr>
@@ -27,8 +27,8 @@
       </w:r>
       <w:r>
         <w:rPr>
-          <w:b w:val="1"/>
-          <w:bCs w:val="1"/>
+          <w:b/>
+          <w:bCs/>
           <w:sz w:val="144"/>
           <w:szCs w:val="144"/>
         </w:rPr>
@@ -36,8 +36,8 @@
       </w:r>
       <w:r>
         <w:rPr>
-          <w:b w:val="1"/>
-          <w:bCs w:val="1"/>
+          <w:b/>
+          <w:bCs/>
           <w:sz w:val="144"/>
           <w:szCs w:val="144"/>
         </w:rPr>
@@ -202,7 +202,7 @@
               </wp:anchor>
             </w:drawing>
           </mc:Choice>
-          <mc:Fallback>
+          <mc:Fallback xmlns:a14="http://schemas.microsoft.com/office/drawing/2010/main" xmlns:pic="http://schemas.openxmlformats.org/drawingml/2006/picture" xmlns:a="http://schemas.openxmlformats.org/drawingml/2006/main">
             <w:pict w14:anchorId="77C1DED5">
               <v:shapetype id="_x0000_t202" coordsize="21600,21600" o:spt="202" path="m,l,21600r21600,l21600,xe" w14:anchorId="1735201C">
                 <v:stroke joinstyle="miter"/>
@@ -384,28 +384,23 @@
     </w:p>
     <w:sdt>
       <w:sdtPr>
+        <w:rPr>
+          <w:rFonts w:asciiTheme="minorHAnsi" w:eastAsiaTheme="minorEastAsia" w:hAnsiTheme="minorHAnsi" w:cstheme="minorBidi"/>
+          <w:color w:val="auto"/>
+          <w:sz w:val="22"/>
+          <w:szCs w:val="22"/>
+          <w:lang w:eastAsia="en-US"/>
+        </w:rPr>
         <w:id w:val="2096519022"/>
         <w:docPartObj>
           <w:docPartGallery w:val="Table of Contents"/>
           <w:docPartUnique/>
         </w:docPartObj>
-        <w:rPr>
-          <w:rFonts w:ascii="Calibri" w:hAnsi="Calibri" w:eastAsia="Calibri" w:cs="Arial" w:asciiTheme="minorAscii" w:hAnsiTheme="minorAscii" w:eastAsiaTheme="minorAscii" w:cstheme="minorBidi"/>
-          <w:color w:val="auto"/>
-          <w:sz w:val="22"/>
-          <w:szCs w:val="22"/>
-          <w:lang w:eastAsia="en-US"/>
-        </w:rPr>
       </w:sdtPr>
       <w:sdtEndPr>
         <w:rPr>
-          <w:rFonts w:ascii="Calibri" w:hAnsi="Calibri" w:eastAsia="Calibri" w:cs="Arial" w:asciiTheme="minorAscii" w:hAnsiTheme="minorAscii" w:eastAsiaTheme="minorAscii" w:cstheme="minorBidi"/>
-          <w:b w:val="1"/>
-          <w:bCs w:val="1"/>
-          <w:color w:val="auto"/>
-          <w:sz w:val="22"/>
-          <w:szCs w:val="22"/>
-          <w:lang w:eastAsia="en-US"/>
+          <w:b/>
+          <w:bCs/>
         </w:rPr>
       </w:sdtEndPr>
       <w:sdtContent>
@@ -413,7 +408,7 @@
           <w:pPr>
             <w:pStyle w:val="Kopvaninhoudsopgave"/>
             <w:rPr>
-              <w:rFonts w:asciiTheme="minorHAnsi" w:hAnsiTheme="minorHAnsi" w:eastAsiaTheme="minorHAnsi" w:cstheme="minorBidi"/>
+              <w:rFonts w:asciiTheme="minorHAnsi" w:eastAsiaTheme="minorHAnsi" w:hAnsiTheme="minorHAnsi" w:cstheme="minorBidi"/>
               <w:color w:val="auto"/>
               <w:sz w:val="22"/>
               <w:szCs w:val="22"/>
@@ -425,7 +420,7 @@
           <w:pPr>
             <w:pStyle w:val="Kopvaninhoudsopgave"/>
             <w:rPr>
-              <w:rFonts w:asciiTheme="minorHAnsi" w:hAnsiTheme="minorHAnsi" w:eastAsiaTheme="minorHAnsi" w:cstheme="minorBidi"/>
+              <w:rFonts w:asciiTheme="minorHAnsi" w:eastAsiaTheme="minorHAnsi" w:hAnsiTheme="minorHAnsi" w:cstheme="minorBidi"/>
               <w:color w:val="auto"/>
               <w:sz w:val="22"/>
               <w:szCs w:val="22"/>
@@ -463,7 +458,7 @@
           <w:r>
             <w:fldChar w:fldCharType="separate"/>
           </w:r>
-          <w:hyperlink w:history="1" w:anchor="_Toc239842849">
+          <w:hyperlink w:anchor="_Toc239842849" w:history="1">
             <w:r>
               <w:rPr>
                 <w:rStyle w:val="Hyperlink"/>
@@ -557,7 +552,7 @@
               <w14:ligatures w14:val="standardContextual"/>
             </w:rPr>
           </w:pPr>
-          <w:hyperlink w:history="1" w:anchor="_Toc239842850">
+          <w:hyperlink w:anchor="_Toc239842850" w:history="1">
             <w:r>
               <w:rPr>
                 <w:rStyle w:val="Hyperlink"/>
@@ -648,7 +643,7 @@
               <w14:ligatures w14:val="standardContextual"/>
             </w:rPr>
           </w:pPr>
-          <w:hyperlink w:history="1" w:anchor="_Toc239842851">
+          <w:hyperlink w:anchor="_Toc239842851" w:history="1">
             <w:r>
               <w:rPr>
                 <w:rStyle w:val="Hyperlink"/>
@@ -731,7 +726,7 @@
               <w14:ligatures w14:val="standardContextual"/>
             </w:rPr>
           </w:pPr>
-          <w:hyperlink w:history="1" w:anchor="_Toc239842852">
+          <w:hyperlink w:anchor="_Toc239842852" w:history="1">
             <w:r>
               <w:rPr>
                 <w:rStyle w:val="Hyperlink"/>
@@ -814,7 +809,7 @@
               <w14:ligatures w14:val="standardContextual"/>
             </w:rPr>
           </w:pPr>
-          <w:hyperlink w:history="1" w:anchor="_Toc239842853">
+          <w:hyperlink w:anchor="_Toc239842853" w:history="1">
             <w:r>
               <w:rPr>
                 <w:rStyle w:val="Hyperlink"/>
@@ -897,7 +892,7 @@
               <w14:ligatures w14:val="standardContextual"/>
             </w:rPr>
           </w:pPr>
-          <w:hyperlink w:history="1" w:anchor="_Toc239842854">
+          <w:hyperlink w:anchor="_Toc239842854" w:history="1">
             <w:r>
               <w:rPr>
                 <w:rStyle w:val="Hyperlink"/>
@@ -980,7 +975,7 @@
               <w14:ligatures w14:val="standardContextual"/>
             </w:rPr>
           </w:pPr>
-          <w:hyperlink w:history="1" w:anchor="_Toc239842855">
+          <w:hyperlink w:anchor="_Toc239842855" w:history="1">
             <w:r>
               <w:rPr>
                 <w:rStyle w:val="Hyperlink"/>
@@ -1063,7 +1058,7 @@
               <w14:ligatures w14:val="standardContextual"/>
             </w:rPr>
           </w:pPr>
-          <w:hyperlink w:history="1" w:anchor="_Toc239842856">
+          <w:hyperlink w:anchor="_Toc239842856" w:history="1">
             <w:r>
               <w:rPr>
                 <w:rStyle w:val="Hyperlink"/>
@@ -1145,7 +1140,7 @@
               <w14:ligatures w14:val="standardContextual"/>
             </w:rPr>
           </w:pPr>
-          <w:hyperlink w:history="1" w:anchor="_Toc239842857">
+          <w:hyperlink w:anchor="_Toc239842857" w:history="1">
             <w:r>
               <w:rPr>
                 <w:rStyle w:val="Hyperlink"/>
@@ -1239,7 +1234,7 @@
               <w14:ligatures w14:val="standardContextual"/>
             </w:rPr>
           </w:pPr>
-          <w:hyperlink w:history="1" w:anchor="_Toc239842858">
+          <w:hyperlink w:anchor="_Toc239842858" w:history="1">
             <w:r>
               <w:rPr>
                 <w:rStyle w:val="Hyperlink"/>
@@ -1333,7 +1328,7 @@
               <w14:ligatures w14:val="standardContextual"/>
             </w:rPr>
           </w:pPr>
-          <w:hyperlink w:history="1" w:anchor="_Toc239842859">
+          <w:hyperlink w:anchor="_Toc239842859" w:history="1">
             <w:r>
               <w:rPr>
                 <w:rStyle w:val="Hyperlink"/>
@@ -1431,10 +1426,11 @@
       <w:pPr>
         <w:pStyle w:val="Kop1"/>
       </w:pPr>
-      <w:bookmarkStart w:name="_Toc116463817" w:id="1"/>
-      <w:bookmarkStart w:name="_Toc116463865" w:id="2"/>
-      <w:bookmarkStart w:name="_Toc239842849" w:id="3"/>
-      <w:r>
+      <w:bookmarkStart w:id="1" w:name="_Toc116463817"/>
+      <w:bookmarkStart w:id="2" w:name="_Toc116463865"/>
+      <w:bookmarkStart w:id="3" w:name="_Toc239842849"/>
+      <w:r>
+        <w:lastRenderedPageBreak/>
         <w:t>Ontwerp</w:t>
       </w:r>
       <w:bookmarkEnd w:id="1"/>
@@ -1462,7 +1458,7 @@
       <w:pPr>
         <w:pStyle w:val="Kop2"/>
       </w:pPr>
-      <w:bookmarkStart w:name="_Toc239842850" w:id="4"/>
+      <w:bookmarkStart w:id="4" w:name="_Toc239842850"/>
       <w:r>
         <w:t>Functioneel ontwerp</w:t>
       </w:r>
@@ -1489,7 +1485,7 @@
       <w:pPr>
         <w:pStyle w:val="Kop3"/>
       </w:pPr>
-      <w:bookmarkStart w:name="_Toc239842851" w:id="5"/>
+      <w:bookmarkStart w:id="5" w:name="_Toc239842851"/>
       <w:r>
         <w:t>Probleem</w:t>
       </w:r>
@@ -1526,7 +1522,7 @@
       <w:pPr>
         <w:pStyle w:val="Kop3"/>
       </w:pPr>
-      <w:bookmarkStart w:name="_Toc239842852" w:id="6"/>
+      <w:bookmarkStart w:id="6" w:name="_Toc239842852"/>
       <w:r>
         <w:t>Doel Groep</w:t>
       </w:r>
@@ -2999,6 +2995,7 @@
         <w:pStyle w:val="Kop3"/>
       </w:pPr>
       <w:r>
+        <w:lastRenderedPageBreak/>
         <w:t>Technisch ontwerp</w:t>
       </w:r>
     </w:p>
@@ -3038,24 +3035,17 @@
     <w:p>
       <w:pPr>
         <w:pStyle w:val="Kop3"/>
-        <w:rPr/>
-      </w:pPr>
-      <w:r>
-        <w:rPr/>
+      </w:pPr>
+      <w:r>
         <w:t>Gebruikte programmeertaal</w:t>
       </w:r>
     </w:p>
     <w:p>
-      <w:pPr>
-        <w:pStyle w:val="Standaard"/>
-      </w:pPr>
-      <w:r>
-        <w:rPr>
-          <w:rFonts w:ascii="Times New Roman" w:hAnsi="Times New Roman" w:eastAsia="Times New Roman" w:cs="Times New Roman"/>
-          <w:noProof w:val="0"/>
-          <w:sz w:val="20"/>
-          <w:szCs w:val="20"/>
-          <w:lang w:val="nl-NL"/>
+      <w:r>
+        <w:rPr>
+          <w:rFonts w:ascii="Times New Roman" w:eastAsia="Times New Roman" w:hAnsi="Times New Roman" w:cs="Times New Roman"/>
+          <w:sz w:val="20"/>
+          <w:szCs w:val="20"/>
         </w:rPr>
         <w:t>Voor de ontwikkeling van de app gebruiken we de programmeertaal Python en het framework Kivy.</w:t>
       </w:r>
@@ -3115,27 +3105,18 @@
     <w:p>
       <w:pPr>
         <w:pStyle w:val="Kop3"/>
-        <w:rPr/>
-      </w:pPr>
-      <w:r>
-        <w:rPr/>
-        <w:t>W</w:t>
-      </w:r>
-      <w:r>
-        <w:rPr/>
-        <w:t>ireframe</w:t>
+      </w:pPr>
+      <w:r>
+        <w:t>Wireframe</w:t>
       </w:r>
     </w:p>
     <w:p>
       <w:pPr>
-        <w:spacing w:before="0" w:beforeAutospacing="off" w:after="0" w:afterAutospacing="off" w:line="257" w:lineRule="auto"/>
-      </w:pPr>
-      <w:r>
-        <w:rPr>
-          <w:rFonts w:ascii="Calibri" w:hAnsi="Calibri" w:eastAsia="Calibri" w:cs="Calibri"/>
-          <w:noProof w:val="0"/>
-          <w:sz w:val="22"/>
-          <w:szCs w:val="22"/>
+        <w:spacing w:line="257" w:lineRule="auto"/>
+      </w:pPr>
+      <w:r>
+        <w:rPr>
+          <w:rFonts w:ascii="Calibri" w:eastAsia="Calibri" w:hAnsi="Calibri" w:cs="Calibri"/>
           <w:lang w:val="nl"/>
         </w:rPr>
         <w:t>Dit zijn onze is een van de betere voorbeelden die we hebben</w:t>
@@ -3143,41 +3124,38 @@
     </w:p>
     <w:p>
       <w:pPr>
-        <w:spacing w:before="0" w:beforeAutospacing="off" w:after="0" w:afterAutospacing="off" w:line="257" w:lineRule="auto"/>
-      </w:pPr>
-      <w:r>
-        <w:rPr>
-          <w:rFonts w:ascii="Calibri" w:hAnsi="Calibri" w:eastAsia="Calibri" w:cs="Calibri"/>
-          <w:noProof w:val="0"/>
-          <w:sz w:val="22"/>
-          <w:szCs w:val="22"/>
+        <w:spacing w:line="257" w:lineRule="auto"/>
+      </w:pPr>
+      <w:r>
+        <w:rPr>
+          <w:rFonts w:ascii="Calibri" w:eastAsia="Calibri" w:hAnsi="Calibri" w:cs="Calibri"/>
           <w:lang w:val="nl"/>
         </w:rPr>
         <w:t>Home Pagina (Format 1)</w:t>
       </w:r>
     </w:p>
     <w:p>
-      <w:pPr>
-        <w:pStyle w:val="Standaard"/>
-      </w:pPr>
-      <w:r>
+      <w:r>
+        <w:rPr>
+          <w:noProof/>
+        </w:rPr>
         <w:drawing>
-          <wp:inline wp14:editId="55319847" wp14:anchorId="7E3B6DBD">
+          <wp:inline distT="0" distB="0" distL="0" distR="0" wp14:anchorId="7E3B6DBD" wp14:editId="55319847">
             <wp:extent cx="2152075" cy="2773920"/>
             <wp:effectExtent l="0" t="0" r="0" b="0"/>
             <wp:docPr id="1595702428" name="drawing"/>
             <wp:cNvGraphicFramePr>
-              <a:graphicFrameLocks noChangeAspect="1"/>
+              <a:graphicFrameLocks xmlns:a="http://schemas.openxmlformats.org/drawingml/2006/main" noChangeAspect="1"/>
             </wp:cNvGraphicFramePr>
-            <a:graphic>
-              <a:graphicData xmlns:a="http://schemas.openxmlformats.org/drawingml/2006/main" uri="http://schemas.openxmlformats.org/drawingml/2006/picture">
+            <a:graphic xmlns:a="http://schemas.openxmlformats.org/drawingml/2006/main">
+              <a:graphicData uri="http://schemas.openxmlformats.org/drawingml/2006/picture">
                 <pic:pic xmlns:pic="http://schemas.openxmlformats.org/drawingml/2006/picture">
                   <pic:nvPicPr>
                     <pic:cNvPr id="1595702428" name="Picture 1595702428"/>
                     <pic:cNvPicPr/>
                   </pic:nvPicPr>
                   <pic:blipFill>
-                    <a:blip xmlns:r="http://schemas.openxmlformats.org/officeDocument/2006/relationships" r:embed="rId1744733642">
+                    <a:blip r:embed="rId11">
                       <a:extLst>
                         <a:ext uri="{28A0092B-C50C-407E-A947-70E740481C1C}">
                           <a14:useLocalDpi xmlns:a14="http://schemas.microsoft.com/office/drawing/2010/main"/>
@@ -3206,14 +3184,11 @@
     </w:p>
     <w:p>
       <w:pPr>
-        <w:spacing w:before="0" w:beforeAutospacing="off" w:after="0" w:afterAutospacing="off" w:line="257" w:lineRule="auto"/>
-      </w:pPr>
-      <w:r>
-        <w:rPr>
-          <w:rFonts w:ascii="Calibri" w:hAnsi="Calibri" w:eastAsia="Calibri" w:cs="Calibri"/>
-          <w:noProof w:val="0"/>
-          <w:sz w:val="22"/>
-          <w:szCs w:val="22"/>
+        <w:spacing w:line="257" w:lineRule="auto"/>
+      </w:pPr>
+      <w:r>
+        <w:rPr>
+          <w:rFonts w:ascii="Calibri" w:eastAsia="Calibri" w:hAnsi="Calibri" w:cs="Calibri"/>
           <w:lang w:val="nl"/>
         </w:rPr>
         <w:t>Object pagina(format 1)</w:t>
@@ -3221,27 +3196,29 @@
     </w:p>
     <w:p>
       <w:pPr>
-        <w:pStyle w:val="Standaard"/>
-        <w:spacing w:before="0" w:beforeAutospacing="off" w:after="0" w:afterAutospacing="off" w:line="257" w:lineRule="auto"/>
-      </w:pPr>
-      <w:r>
+        <w:spacing w:line="257" w:lineRule="auto"/>
+      </w:pPr>
+      <w:r>
+        <w:rPr>
+          <w:noProof/>
+        </w:rPr>
         <w:drawing>
-          <wp:inline wp14:editId="46335955" wp14:anchorId="118DFD54">
+          <wp:inline distT="0" distB="0" distL="0" distR="0" wp14:anchorId="118DFD54" wp14:editId="46335955">
             <wp:extent cx="2121592" cy="2792210"/>
             <wp:effectExtent l="0" t="0" r="0" b="0"/>
             <wp:docPr id="1181334979" name="drawing"/>
             <wp:cNvGraphicFramePr>
-              <a:graphicFrameLocks noChangeAspect="1"/>
+              <a:graphicFrameLocks xmlns:a="http://schemas.openxmlformats.org/drawingml/2006/main" noChangeAspect="1"/>
             </wp:cNvGraphicFramePr>
-            <a:graphic>
-              <a:graphicData xmlns:a="http://schemas.openxmlformats.org/drawingml/2006/main" uri="http://schemas.openxmlformats.org/drawingml/2006/picture">
+            <a:graphic xmlns:a="http://schemas.openxmlformats.org/drawingml/2006/main">
+              <a:graphicData uri="http://schemas.openxmlformats.org/drawingml/2006/picture">
                 <pic:pic xmlns:pic="http://schemas.openxmlformats.org/drawingml/2006/picture">
                   <pic:nvPicPr>
                     <pic:cNvPr id="1181334979" name="Picture 1181334979"/>
                     <pic:cNvPicPr/>
                   </pic:nvPicPr>
                   <pic:blipFill>
-                    <a:blip xmlns:r="http://schemas.openxmlformats.org/officeDocument/2006/relationships" r:embed="rId1326722849">
+                    <a:blip r:embed="rId12">
                       <a:extLst>
                         <a:ext uri="{28A0092B-C50C-407E-A947-70E740481C1C}">
                           <a14:useLocalDpi xmlns:a14="http://schemas.microsoft.com/office/drawing/2010/main"/>
@@ -3268,50 +3245,44 @@
         </w:drawing>
       </w:r>
     </w:p>
-    <w:p>
-      <w:pPr>
-        <w:pStyle w:val="Standaard"/>
-      </w:pPr>
-    </w:p>
+    <w:p/>
     <w:p/>
     <w:p/>
     <w:p>
       <w:pPr>
-        <w:spacing w:before="0" w:beforeAutospacing="off" w:after="0" w:afterAutospacing="off" w:line="257" w:lineRule="auto"/>
-      </w:pPr>
-      <w:r>
-        <w:rPr>
-          <w:rFonts w:ascii="Calibri" w:hAnsi="Calibri" w:eastAsia="Calibri" w:cs="Calibri"/>
-          <w:noProof w:val="0"/>
-          <w:sz w:val="22"/>
-          <w:szCs w:val="22"/>
+        <w:spacing w:line="257" w:lineRule="auto"/>
+      </w:pPr>
+      <w:r>
+        <w:rPr>
+          <w:rFonts w:ascii="Calibri" w:eastAsia="Calibri" w:hAnsi="Calibri" w:cs="Calibri"/>
           <w:lang w:val="nl"/>
         </w:rPr>
+        <w:lastRenderedPageBreak/>
         <w:t>Home Pagina (Format 2)</w:t>
       </w:r>
     </w:p>
     <w:p>
-      <w:pPr>
-        <w:pStyle w:val="Standaard"/>
-      </w:pPr>
-      <w:r>
+      <w:r>
+        <w:rPr>
+          <w:noProof/>
+        </w:rPr>
         <w:drawing>
-          <wp:inline wp14:editId="7F99C1C5" wp14:anchorId="749E3106">
+          <wp:inline distT="0" distB="0" distL="0" distR="0" wp14:anchorId="749E3106" wp14:editId="7F99C1C5">
             <wp:extent cx="2876550" cy="1885950"/>
             <wp:effectExtent l="0" t="0" r="0" b="0"/>
             <wp:docPr id="1325414871" name="drawing"/>
             <wp:cNvGraphicFramePr>
-              <a:graphicFrameLocks noChangeAspect="1"/>
+              <a:graphicFrameLocks xmlns:a="http://schemas.openxmlformats.org/drawingml/2006/main" noChangeAspect="1"/>
             </wp:cNvGraphicFramePr>
-            <a:graphic>
-              <a:graphicData xmlns:a="http://schemas.openxmlformats.org/drawingml/2006/main" uri="http://schemas.openxmlformats.org/drawingml/2006/picture">
+            <a:graphic xmlns:a="http://schemas.openxmlformats.org/drawingml/2006/main">
+              <a:graphicData uri="http://schemas.openxmlformats.org/drawingml/2006/picture">
                 <pic:pic xmlns:pic="http://schemas.openxmlformats.org/drawingml/2006/picture">
                   <pic:nvPicPr>
                     <pic:cNvPr id="1798941139" name="Picture 1798941139"/>
                     <pic:cNvPicPr/>
                   </pic:nvPicPr>
                   <pic:blipFill>
-                    <a:blip xmlns:r="http://schemas.openxmlformats.org/officeDocument/2006/relationships" r:embed="rId1301474274">
+                    <a:blip r:embed="rId13">
                       <a:extLst>
                         <a:ext uri="{28A0092B-C50C-407E-A947-70E740481C1C}">
                           <a14:useLocalDpi xmlns:a14="http://schemas.microsoft.com/office/drawing/2010/main"/>
@@ -3340,41 +3311,38 @@
     </w:p>
     <w:p>
       <w:pPr>
-        <w:spacing w:before="0" w:beforeAutospacing="off" w:after="0" w:afterAutospacing="off" w:line="257" w:lineRule="auto"/>
-      </w:pPr>
-      <w:r>
-        <w:rPr>
-          <w:rFonts w:ascii="Calibri" w:hAnsi="Calibri" w:eastAsia="Calibri" w:cs="Calibri"/>
-          <w:noProof w:val="0"/>
-          <w:sz w:val="22"/>
-          <w:szCs w:val="22"/>
+        <w:spacing w:line="257" w:lineRule="auto"/>
+      </w:pPr>
+      <w:r>
+        <w:rPr>
+          <w:rFonts w:ascii="Calibri" w:eastAsia="Calibri" w:hAnsi="Calibri" w:cs="Calibri"/>
           <w:lang w:val="nl"/>
         </w:rPr>
         <w:t>Object pagina(format 2)</w:t>
       </w:r>
     </w:p>
     <w:p>
-      <w:pPr>
-        <w:pStyle w:val="Standaard"/>
-      </w:pPr>
-      <w:r>
+      <w:r>
+        <w:rPr>
+          <w:noProof/>
+        </w:rPr>
         <w:drawing>
-          <wp:inline wp14:editId="6CDA5C52" wp14:anchorId="7B2660C5">
+          <wp:inline distT="0" distB="0" distL="0" distR="0" wp14:anchorId="7B2660C5" wp14:editId="6CDA5C52">
             <wp:extent cx="2933700" cy="1924050"/>
             <wp:effectExtent l="0" t="0" r="0" b="0"/>
             <wp:docPr id="1795684459" name="drawing"/>
             <wp:cNvGraphicFramePr>
-              <a:graphicFrameLocks noChangeAspect="1"/>
+              <a:graphicFrameLocks xmlns:a="http://schemas.openxmlformats.org/drawingml/2006/main" noChangeAspect="1"/>
             </wp:cNvGraphicFramePr>
-            <a:graphic>
-              <a:graphicData xmlns:a="http://schemas.openxmlformats.org/drawingml/2006/main" uri="http://schemas.openxmlformats.org/drawingml/2006/picture">
+            <a:graphic xmlns:a="http://schemas.openxmlformats.org/drawingml/2006/main">
+              <a:graphicData uri="http://schemas.openxmlformats.org/drawingml/2006/picture">
                 <pic:pic xmlns:pic="http://schemas.openxmlformats.org/drawingml/2006/picture">
                   <pic:nvPicPr>
                     <pic:cNvPr id="954378875" name="Picture 954378875"/>
                     <pic:cNvPicPr/>
                   </pic:nvPicPr>
                   <pic:blipFill>
-                    <a:blip xmlns:r="http://schemas.openxmlformats.org/officeDocument/2006/relationships" r:embed="rId1450233308">
+                    <a:blip r:embed="rId14">
                       <a:extLst>
                         <a:ext uri="{28A0092B-C50C-407E-A947-70E740481C1C}">
                           <a14:useLocalDpi xmlns:a14="http://schemas.microsoft.com/office/drawing/2010/main"/>
@@ -4249,23 +4217,9 @@
     <w:p>
       <w:pPr>
         <w:pStyle w:val="Kop3"/>
-        <w:rPr/>
-      </w:pPr>
-      <w:commentRangeStart w:id="625084755"/>
-      <w:r>
-        <w:rPr/>
-        <w:t>Leerdoelen</w:t>
-      </w:r>
-      <w:r>
-        <w:rPr/>
-        <w:t xml:space="preserve"> </w:t>
-      </w:r>
-      <w:commentRangeEnd w:id="625084755"/>
-      <w:r>
-        <w:rPr>
-          <w:rStyle w:val="CommentReference"/>
-        </w:rPr>
-        <w:commentReference w:id="625084755"/>
+      </w:pPr>
+      <w:r>
+        <w:t xml:space="preserve">Leerdoelen </w:t>
       </w:r>
     </w:p>
     <w:p>
@@ -4273,10 +4227,6 @@
         <w:pStyle w:val="Normaalweb"/>
       </w:pPr>
       <w:r>
-        <w:rPr>
-          <w:sz w:val="24"/>
-          <w:szCs w:val="24"/>
-        </w:rPr>
         <w:t>Efe:</w:t>
       </w:r>
       <w:r>
@@ -4284,161 +4234,373 @@
           <w:sz w:val="22"/>
           <w:szCs w:val="22"/>
         </w:rPr>
-        <w:t xml:space="preserve"> </w:t>
-      </w:r>
-      <w:r>
-        <w:rPr>
-          <w:noProof w:val="0"/>
-          <w:sz w:val="22"/>
-          <w:szCs w:val="22"/>
-          <w:lang w:val="tr-TR"/>
-        </w:rPr>
-        <w:t>Tijdens dit project wil ik leren hoe ik een app voor een touchscreen kan ontwerpen en maken. Ik wil leren hoe ik het framework Kivy kan gebruiken om met Python een mobiele applicatie voor een tablet te maken.</w:t>
+        <w:t xml:space="preserve"> Tijdens dit project wil ik leren hoe ik een app voor een touchscreen kan ontwerpen en maken. Ik wil leren hoe ik het framework Kivy kan gebruiken om met Python een mobiele applicatie voor een tablet te maken.</w:t>
       </w:r>
     </w:p>
     <w:p>
       <w:pPr>
         <w:pStyle w:val="Normaalweb"/>
-        <w:rPr>
-          <w:noProof w:val="0"/>
-          <w:lang w:val="tr-TR"/>
-        </w:rPr>
-      </w:pPr>
-      <w:r>
-        <w:rPr>
-          <w:noProof w:val="0"/>
-          <w:lang w:val="tr-TR"/>
-        </w:rPr>
-        <w:t>Ufuk:</w:t>
-      </w:r>
-      <w:r>
-        <w:rPr>
-          <w:rFonts w:ascii="Times New Roman" w:hAnsi="Times New Roman" w:eastAsia="Times New Roman" w:cs="Times New Roman"/>
-          <w:noProof w:val="0"/>
-          <w:sz w:val="20"/>
-          <w:szCs w:val="20"/>
-          <w:lang w:val="tr-TR"/>
-        </w:rPr>
+      </w:pPr>
+      <w:r>
+        <w:t>Ufuk</w:t>
+      </w:r>
+      <w:r>
+        <w:t xml:space="preserve">: </w:t>
+      </w:r>
+      <w:proofErr w:type="spellStart"/>
+      <w:r>
+        <w:t>Tijdens</w:t>
+      </w:r>
+      <w:proofErr w:type="spellEnd"/>
+      <w:r>
         <w:t xml:space="preserve"> </w:t>
       </w:r>
-      <w:r>
-        <w:rPr>
-          <w:rFonts w:ascii="Times New Roman" w:hAnsi="Times New Roman" w:eastAsia="Times New Roman" w:cs="Times New Roman"/>
-          <w:b w:val="0"/>
-          <w:bCs w:val="0"/>
-          <w:i w:val="0"/>
-          <w:iCs w:val="0"/>
-          <w:caps w:val="0"/>
-          <w:smallCaps w:val="0"/>
-          <w:noProof w:val="0"/>
-          <w:sz w:val="22"/>
-          <w:szCs w:val="22"/>
-          <w:lang w:val="tr-TR"/>
-        </w:rPr>
-        <w:t>Tijdens deze opdracht is mijn leerdoel vooral met nieuwe technieken verder te gaan. ik wil kijken wat uiteindelijk voor mij de beste technieken zijn om in te specialiseren en zo een opdracht helpt daar veel mee. ik wil ook weten hoe touchscreensystemen werken met zo een opdracht dus daar kijk ik naar uit.</w:t>
+      <w:proofErr w:type="spellStart"/>
+      <w:r>
+        <w:t>deze</w:t>
+      </w:r>
+      <w:proofErr w:type="spellEnd"/>
+      <w:r>
+        <w:t xml:space="preserve"> </w:t>
+      </w:r>
+      <w:proofErr w:type="spellStart"/>
+      <w:r>
+        <w:t>opdracht</w:t>
+      </w:r>
+      <w:proofErr w:type="spellEnd"/>
+      <w:r>
+        <w:t xml:space="preserve"> is </w:t>
+      </w:r>
+      <w:proofErr w:type="spellStart"/>
+      <w:r>
+        <w:t>mijn</w:t>
+      </w:r>
+      <w:proofErr w:type="spellEnd"/>
+      <w:r>
+        <w:t xml:space="preserve"> </w:t>
+      </w:r>
+      <w:proofErr w:type="spellStart"/>
+      <w:r>
+        <w:t>leerdoel</w:t>
+      </w:r>
+      <w:proofErr w:type="spellEnd"/>
+      <w:r>
+        <w:t xml:space="preserve"> om </w:t>
+      </w:r>
+      <w:proofErr w:type="spellStart"/>
+      <w:r>
+        <w:t>nieuwe</w:t>
+      </w:r>
+      <w:proofErr w:type="spellEnd"/>
+      <w:r>
+        <w:t xml:space="preserve"> </w:t>
+      </w:r>
+      <w:proofErr w:type="spellStart"/>
+      <w:r>
+        <w:t>technieken</w:t>
+      </w:r>
+      <w:proofErr w:type="spellEnd"/>
+      <w:r>
+        <w:t xml:space="preserve"> </w:t>
+      </w:r>
+      <w:proofErr w:type="spellStart"/>
+      <w:r>
+        <w:t>uit</w:t>
+      </w:r>
+      <w:proofErr w:type="spellEnd"/>
+      <w:r>
+        <w:t xml:space="preserve"> te </w:t>
+      </w:r>
+      <w:proofErr w:type="spellStart"/>
+      <w:r>
+        <w:t>werken</w:t>
+      </w:r>
+      <w:proofErr w:type="spellEnd"/>
+      <w:r>
+        <w:t xml:space="preserve"> </w:t>
+      </w:r>
+      <w:proofErr w:type="spellStart"/>
+      <w:r>
+        <w:t>waarbij</w:t>
+      </w:r>
+      <w:proofErr w:type="spellEnd"/>
+      <w:r>
+        <w:t xml:space="preserve"> je met </w:t>
+      </w:r>
+      <w:proofErr w:type="spellStart"/>
+      <w:r>
+        <w:t>touchscreens</w:t>
+      </w:r>
+      <w:proofErr w:type="spellEnd"/>
+      <w:r>
+        <w:t xml:space="preserve"> </w:t>
+      </w:r>
+      <w:proofErr w:type="spellStart"/>
+      <w:r>
+        <w:t>werkt</w:t>
+      </w:r>
+      <w:proofErr w:type="spellEnd"/>
+      <w:r>
+        <w:t xml:space="preserve"> </w:t>
+      </w:r>
+      <w:proofErr w:type="spellStart"/>
+      <w:r>
+        <w:t>van</w:t>
+      </w:r>
+      <w:proofErr w:type="spellEnd"/>
+      <w:r>
+        <w:t xml:space="preserve"> </w:t>
+      </w:r>
+      <w:proofErr w:type="spellStart"/>
+      <w:r>
+        <w:t>tablets</w:t>
+      </w:r>
+      <w:proofErr w:type="spellEnd"/>
+      <w:r>
+        <w:t xml:space="preserve">. </w:t>
+      </w:r>
+      <w:proofErr w:type="spellStart"/>
+      <w:r>
+        <w:t>daarbij</w:t>
+      </w:r>
+      <w:proofErr w:type="spellEnd"/>
+      <w:r>
+        <w:t xml:space="preserve"> </w:t>
+      </w:r>
+      <w:proofErr w:type="spellStart"/>
+      <w:r>
+        <w:t>zou</w:t>
+      </w:r>
+      <w:proofErr w:type="spellEnd"/>
+      <w:r>
+        <w:t xml:space="preserve"> </w:t>
+      </w:r>
+      <w:proofErr w:type="spellStart"/>
+      <w:r>
+        <w:t>ik</w:t>
+      </w:r>
+      <w:proofErr w:type="spellEnd"/>
+      <w:r>
+        <w:t xml:space="preserve"> </w:t>
+      </w:r>
+      <w:proofErr w:type="spellStart"/>
+      <w:r>
+        <w:t>mijn</w:t>
+      </w:r>
+      <w:proofErr w:type="spellEnd"/>
+      <w:r>
+        <w:t xml:space="preserve"> </w:t>
+      </w:r>
+      <w:proofErr w:type="spellStart"/>
+      <w:r>
+        <w:t>python</w:t>
+      </w:r>
+      <w:proofErr w:type="spellEnd"/>
+      <w:r>
+        <w:t xml:space="preserve"> </w:t>
+      </w:r>
+      <w:proofErr w:type="spellStart"/>
+      <w:r>
+        <w:t>skills</w:t>
+      </w:r>
+      <w:proofErr w:type="spellEnd"/>
+      <w:r>
+        <w:t xml:space="preserve"> </w:t>
+      </w:r>
+      <w:proofErr w:type="spellStart"/>
+      <w:r>
+        <w:t>willen</w:t>
+      </w:r>
+      <w:proofErr w:type="spellEnd"/>
+      <w:r>
+        <w:t xml:space="preserve"> </w:t>
+      </w:r>
+      <w:proofErr w:type="spellStart"/>
+      <w:r>
+        <w:t>gaan</w:t>
+      </w:r>
+      <w:proofErr w:type="spellEnd"/>
+      <w:r>
+        <w:t xml:space="preserve"> </w:t>
+      </w:r>
+      <w:proofErr w:type="spellStart"/>
+      <w:r>
+        <w:t>verbeteren</w:t>
+      </w:r>
+      <w:proofErr w:type="spellEnd"/>
+      <w:r>
+        <w:t xml:space="preserve"> en </w:t>
+      </w:r>
+      <w:proofErr w:type="spellStart"/>
+      <w:r>
+        <w:t>andere</w:t>
+      </w:r>
+      <w:proofErr w:type="spellEnd"/>
+      <w:r>
+        <w:t xml:space="preserve"> </w:t>
+      </w:r>
+      <w:proofErr w:type="spellStart"/>
+      <w:r>
+        <w:t>codes</w:t>
+      </w:r>
+      <w:proofErr w:type="spellEnd"/>
+      <w:r>
+        <w:t xml:space="preserve"> er </w:t>
+      </w:r>
+      <w:proofErr w:type="spellStart"/>
+      <w:r>
+        <w:t>bij</w:t>
+      </w:r>
+      <w:proofErr w:type="spellEnd"/>
+      <w:r>
+        <w:t xml:space="preserve"> </w:t>
+      </w:r>
+      <w:proofErr w:type="spellStart"/>
+      <w:r>
+        <w:t>willen</w:t>
+      </w:r>
+      <w:proofErr w:type="spellEnd"/>
+      <w:r>
+        <w:t xml:space="preserve"> </w:t>
+      </w:r>
+      <w:proofErr w:type="spellStart"/>
+      <w:r>
+        <w:t>leren</w:t>
+      </w:r>
+      <w:proofErr w:type="spellEnd"/>
+      <w:r>
+        <w:t xml:space="preserve"> </w:t>
+      </w:r>
+      <w:proofErr w:type="spellStart"/>
+      <w:r>
+        <w:t>wat</w:t>
+      </w:r>
+      <w:proofErr w:type="spellEnd"/>
+      <w:r>
+        <w:t xml:space="preserve"> </w:t>
+      </w:r>
+      <w:proofErr w:type="spellStart"/>
+      <w:r>
+        <w:t>handig</w:t>
+      </w:r>
+      <w:proofErr w:type="spellEnd"/>
+      <w:r>
+        <w:t xml:space="preserve"> </w:t>
+      </w:r>
+      <w:proofErr w:type="spellStart"/>
+      <w:r>
+        <w:t>zou</w:t>
+      </w:r>
+      <w:proofErr w:type="spellEnd"/>
+      <w:r>
+        <w:t xml:space="preserve"> </w:t>
+      </w:r>
+      <w:proofErr w:type="spellStart"/>
+      <w:r>
+        <w:t>zijn</w:t>
+      </w:r>
+      <w:proofErr w:type="spellEnd"/>
+      <w:r>
+        <w:t xml:space="preserve"> </w:t>
+      </w:r>
+      <w:proofErr w:type="spellStart"/>
+      <w:r>
+        <w:t>voor</w:t>
+      </w:r>
+      <w:proofErr w:type="spellEnd"/>
+      <w:r>
+        <w:t xml:space="preserve"> </w:t>
+      </w:r>
+      <w:proofErr w:type="spellStart"/>
+      <w:r>
+        <w:t>een</w:t>
+      </w:r>
+      <w:proofErr w:type="spellEnd"/>
+      <w:r>
+        <w:t xml:space="preserve"> </w:t>
+      </w:r>
+      <w:proofErr w:type="spellStart"/>
+      <w:r>
+        <w:t>project</w:t>
+      </w:r>
+      <w:proofErr w:type="spellEnd"/>
+      <w:r>
+        <w:t xml:space="preserve"> </w:t>
+      </w:r>
+      <w:proofErr w:type="spellStart"/>
+      <w:r>
+        <w:t>zoals</w:t>
+      </w:r>
+      <w:proofErr w:type="spellEnd"/>
+      <w:r>
+        <w:t xml:space="preserve"> </w:t>
+      </w:r>
+      <w:proofErr w:type="spellStart"/>
+      <w:r>
+        <w:t>dit.</w:t>
+      </w:r>
+      <w:r>
+        <w:t>Klantcontact</w:t>
+      </w:r>
+      <w:proofErr w:type="spellEnd"/>
+      <w:r>
+        <w:t xml:space="preserve"> </w:t>
       </w:r>
     </w:p>
     <w:p>
-      <w:pPr>
-        <w:pStyle w:val="Kop3"/>
-        <w:rPr/>
-      </w:pPr>
-      <w:commentRangeStart w:id="1385385247"/>
-      <w:r>
-        <w:rPr/>
-        <w:t>Klantcontact</w:t>
-      </w:r>
-      <w:commentRangeEnd w:id="1385385247"/>
-      <w:r>
-        <w:rPr>
-          <w:rStyle w:val="CommentReference"/>
-        </w:rPr>
-        <w:commentReference w:id="1385385247"/>
-      </w:r>
-      <w:r>
-        <w:rPr/>
-        <w:t xml:space="preserve"> </w:t>
+      <w:r>
+        <w:rPr>
+          <w:rFonts w:ascii="Calibri" w:eastAsia="Calibri" w:hAnsi="Calibri" w:cs="Calibri"/>
+          <w:b/>
+          <w:bCs/>
+        </w:rPr>
+        <w:t>Vrijdag 4 september:</w:t>
+      </w:r>
+      <w:r>
+        <w:rPr>
+          <w:rFonts w:ascii="Calibri" w:eastAsia="Calibri" w:hAnsi="Calibri" w:cs="Calibri"/>
+        </w:rPr>
+        <w:t xml:space="preserve"> We hebben via e-mail contact opgenomen met de klant. We hebben een afspraak gemaakt om een gesprek te voeren over het project.</w:t>
       </w:r>
     </w:p>
     <w:p>
-      <w:pPr>
-        <w:pStyle w:val="Standaard"/>
-      </w:pPr>
-      <w:r>
-        <w:rPr>
-          <w:rFonts w:ascii="Calibri" w:hAnsi="Calibri" w:eastAsia="Calibri" w:cs="Calibri"/>
-          <w:b w:val="1"/>
-          <w:bCs w:val="1"/>
-          <w:noProof w:val="0"/>
-          <w:sz w:val="22"/>
-          <w:szCs w:val="22"/>
-          <w:lang w:val="nl-NL"/>
-        </w:rPr>
-        <w:t>Vrijdag 4 september:</w:t>
-      </w:r>
-      <w:r>
-        <w:rPr>
-          <w:rFonts w:ascii="Calibri" w:hAnsi="Calibri" w:eastAsia="Calibri" w:cs="Calibri"/>
-          <w:noProof w:val="0"/>
-          <w:sz w:val="22"/>
-          <w:szCs w:val="22"/>
-          <w:lang w:val="nl-NL"/>
-        </w:rPr>
-        <w:t xml:space="preserve"> We hebben via e-mail contact opgenomen met de klant. We hebben een afspraak gemaakt om een gesprek te voeren over het project.</w:t>
+      <w:r>
+        <w:rPr>
+          <w:rFonts w:ascii="Calibri" w:eastAsia="Calibri" w:hAnsi="Calibri" w:cs="Calibri"/>
+          <w:b/>
+          <w:bCs/>
+        </w:rPr>
+        <w:t xml:space="preserve">Woensdag </w:t>
+      </w:r>
+      <w:r>
+        <w:rPr>
+          <w:rFonts w:ascii="Calibri" w:eastAsia="Calibri" w:hAnsi="Calibri" w:cs="Calibri"/>
+          <w:b/>
+          <w:bCs/>
+        </w:rPr>
+        <w:t>16 september:</w:t>
+      </w:r>
+      <w:r>
+        <w:rPr>
+          <w:rFonts w:ascii="Calibri" w:eastAsia="Calibri" w:hAnsi="Calibri" w:cs="Calibri"/>
+        </w:rPr>
+        <w:t xml:space="preserve"> Afspraak bij het Stadsmuseum Veenendaal om de objectenwand te bekijken en de wensen van de klant te bespreken.</w:t>
       </w:r>
     </w:p>
     <w:p>
       <w:pPr>
-        <w:pStyle w:val="Standaard"/>
-      </w:pPr>
-      <w:r>
-        <w:rPr>
-          <w:rFonts w:ascii="Calibri" w:hAnsi="Calibri" w:eastAsia="Calibri" w:cs="Calibri"/>
-          <w:b w:val="1"/>
-          <w:bCs w:val="1"/>
-          <w:noProof w:val="0"/>
-          <w:sz w:val="22"/>
-          <w:szCs w:val="22"/>
-          <w:lang w:val="nl-NL"/>
-        </w:rPr>
-        <w:t xml:space="preserve">Woensdag </w:t>
-      </w:r>
-      <w:r>
-        <w:rPr>
-          <w:rFonts w:ascii="Calibri" w:hAnsi="Calibri" w:eastAsia="Calibri" w:cs="Calibri"/>
-          <w:b w:val="1"/>
-          <w:bCs w:val="1"/>
-          <w:noProof w:val="0"/>
-          <w:sz w:val="22"/>
-          <w:szCs w:val="22"/>
-          <w:lang w:val="nl-NL"/>
-        </w:rPr>
-        <w:t>16 september:</w:t>
-      </w:r>
-      <w:r>
-        <w:rPr>
-          <w:rFonts w:ascii="Calibri" w:hAnsi="Calibri" w:eastAsia="Calibri" w:cs="Calibri"/>
-          <w:noProof w:val="0"/>
-          <w:sz w:val="22"/>
-          <w:szCs w:val="22"/>
-          <w:lang w:val="nl-NL"/>
-        </w:rPr>
-        <w:t xml:space="preserve"> Afspraak bij het Stadsmuseum Veenendaal om de objectenwand te bekijken en de wensen van de klant te bespreken.</w:t>
-      </w:r>
+        <w:rPr>
+          <w:lang w:val="tr-TR"/>
+        </w:rPr>
+      </w:pPr>
     </w:p>
     <w:p>
       <w:pPr>
-        <w:rPr>
-          <w:lang w:val="tr-TR"/>
-        </w:rPr>
-      </w:pPr>
-    </w:p>
-    <w:p>
-      <w:pPr>
         <w:pStyle w:val="Kop3"/>
       </w:pPr>
-      <w:bookmarkStart w:name="_Toc239842853" w:id="7"/>
-      <w:r>
+      <w:bookmarkStart w:id="7" w:name="_Toc239842853"/>
+      <w:r>
+        <w:lastRenderedPageBreak/>
         <w:t>Productbacklog</w:t>
       </w:r>
       <w:bookmarkEnd w:id="7"/>
@@ -4473,7 +4635,7 @@
             <w:pPr>
               <w:textAlignment w:val="baseline"/>
               <w:rPr>
-                <w:rFonts w:ascii="Segoe UI" w:hAnsi="Segoe UI" w:eastAsia="Times New Roman" w:cs="Segoe UI"/>
+                <w:rFonts w:ascii="Segoe UI" w:eastAsia="Times New Roman" w:hAnsi="Segoe UI" w:cs="Segoe UI"/>
                 <w:sz w:val="18"/>
                 <w:szCs w:val="18"/>
                 <w:lang w:eastAsia="nl-NL"/>
@@ -4491,7 +4653,7 @@
               <w:textAlignment w:val="baseline"/>
               <w:cnfStyle w:val="100000000000" w:firstRow="1" w:lastRow="0" w:firstColumn="0" w:lastColumn="0" w:oddVBand="0" w:evenVBand="0" w:oddHBand="0" w:evenHBand="0" w:firstRowFirstColumn="0" w:firstRowLastColumn="0" w:lastRowFirstColumn="0" w:lastRowLastColumn="0"/>
               <w:rPr>
-                <w:rFonts w:ascii="Segoe UI" w:hAnsi="Segoe UI" w:eastAsia="Times New Roman" w:cs="Segoe UI"/>
+                <w:rFonts w:ascii="Segoe UI" w:eastAsia="Times New Roman" w:hAnsi="Segoe UI" w:cs="Segoe UI"/>
                 <w:sz w:val="18"/>
                 <w:szCs w:val="18"/>
                 <w:lang w:eastAsia="nl-NL"/>
@@ -4499,14 +4661,14 @@
             </w:pPr>
             <w:r>
               <w:rPr>
-                <w:rFonts w:ascii="Calibri" w:hAnsi="Calibri" w:eastAsia="Times New Roman" w:cs="Calibri"/>
+                <w:rFonts w:ascii="Calibri" w:eastAsia="Times New Roman" w:hAnsi="Calibri" w:cs="Calibri"/>
                 <w:lang w:val="en-US" w:eastAsia="nl-NL"/>
               </w:rPr>
               <w:t>Wie</w:t>
             </w:r>
             <w:r>
               <w:rPr>
-                <w:rFonts w:ascii="Calibri" w:hAnsi="Calibri" w:eastAsia="Times New Roman" w:cs="Calibri"/>
+                <w:rFonts w:ascii="Calibri" w:eastAsia="Times New Roman" w:hAnsi="Calibri" w:cs="Calibri"/>
                 <w:lang w:eastAsia="nl-NL"/>
               </w:rPr>
               <w:t> </w:t>
@@ -4523,7 +4685,7 @@
               <w:textAlignment w:val="baseline"/>
               <w:cnfStyle w:val="100000000000" w:firstRow="1" w:lastRow="0" w:firstColumn="0" w:lastColumn="0" w:oddVBand="0" w:evenVBand="0" w:oddHBand="0" w:evenHBand="0" w:firstRowFirstColumn="0" w:firstRowLastColumn="0" w:lastRowFirstColumn="0" w:lastRowLastColumn="0"/>
               <w:rPr>
-                <w:rFonts w:ascii="Segoe UI" w:hAnsi="Segoe UI" w:eastAsia="Times New Roman" w:cs="Segoe UI"/>
+                <w:rFonts w:ascii="Segoe UI" w:eastAsia="Times New Roman" w:hAnsi="Segoe UI" w:cs="Segoe UI"/>
                 <w:sz w:val="18"/>
                 <w:szCs w:val="18"/>
                 <w:lang w:eastAsia="nl-NL"/>
@@ -4531,14 +4693,14 @@
             </w:pPr>
             <w:r>
               <w:rPr>
-                <w:rFonts w:ascii="Calibri" w:hAnsi="Calibri" w:eastAsia="Times New Roman" w:cs="Calibri"/>
+                <w:rFonts w:ascii="Calibri" w:eastAsia="Times New Roman" w:hAnsi="Calibri" w:cs="Calibri"/>
                 <w:lang w:val="en-US" w:eastAsia="nl-NL"/>
               </w:rPr>
               <w:t>Wens</w:t>
             </w:r>
             <w:r>
               <w:rPr>
-                <w:rFonts w:ascii="Calibri" w:hAnsi="Calibri" w:eastAsia="Times New Roman" w:cs="Calibri"/>
+                <w:rFonts w:ascii="Calibri" w:eastAsia="Times New Roman" w:hAnsi="Calibri" w:cs="Calibri"/>
                 <w:lang w:eastAsia="nl-NL"/>
               </w:rPr>
               <w:t> </w:t>
@@ -4555,7 +4717,7 @@
               <w:textAlignment w:val="baseline"/>
               <w:cnfStyle w:val="100000000000" w:firstRow="1" w:lastRow="0" w:firstColumn="0" w:lastColumn="0" w:oddVBand="0" w:evenVBand="0" w:oddHBand="0" w:evenHBand="0" w:firstRowFirstColumn="0" w:firstRowLastColumn="0" w:lastRowFirstColumn="0" w:lastRowLastColumn="0"/>
               <w:rPr>
-                <w:rFonts w:ascii="Segoe UI" w:hAnsi="Segoe UI" w:eastAsia="Times New Roman" w:cs="Segoe UI"/>
+                <w:rFonts w:ascii="Segoe UI" w:eastAsia="Times New Roman" w:hAnsi="Segoe UI" w:cs="Segoe UI"/>
                 <w:sz w:val="18"/>
                 <w:szCs w:val="18"/>
                 <w:lang w:eastAsia="nl-NL"/>
@@ -4564,7 +4726,7 @@
             <w:proofErr w:type="spellStart"/>
             <w:r>
               <w:rPr>
-                <w:rFonts w:ascii="Calibri" w:hAnsi="Calibri" w:eastAsia="Times New Roman" w:cs="Calibri"/>
+                <w:rFonts w:ascii="Calibri" w:eastAsia="Times New Roman" w:hAnsi="Calibri" w:cs="Calibri"/>
                 <w:lang w:val="en-US" w:eastAsia="nl-NL"/>
               </w:rPr>
               <w:t>Waarom</w:t>
@@ -4572,7 +4734,7 @@
             <w:proofErr w:type="spellEnd"/>
             <w:r>
               <w:rPr>
-                <w:rFonts w:ascii="Calibri" w:hAnsi="Calibri" w:eastAsia="Times New Roman" w:cs="Calibri"/>
+                <w:rFonts w:ascii="Calibri" w:eastAsia="Times New Roman" w:hAnsi="Calibri" w:cs="Calibri"/>
                 <w:lang w:eastAsia="nl-NL"/>
               </w:rPr>
               <w:t> </w:t>
@@ -4589,7 +4751,7 @@
               <w:textAlignment w:val="baseline"/>
               <w:cnfStyle w:val="100000000000" w:firstRow="1" w:lastRow="0" w:firstColumn="0" w:lastColumn="0" w:oddVBand="0" w:evenVBand="0" w:oddHBand="0" w:evenHBand="0" w:firstRowFirstColumn="0" w:firstRowLastColumn="0" w:lastRowFirstColumn="0" w:lastRowLastColumn="0"/>
               <w:rPr>
-                <w:rFonts w:ascii="Segoe UI" w:hAnsi="Segoe UI" w:eastAsia="Times New Roman" w:cs="Segoe UI"/>
+                <w:rFonts w:ascii="Segoe UI" w:eastAsia="Times New Roman" w:hAnsi="Segoe UI" w:cs="Segoe UI"/>
                 <w:sz w:val="18"/>
                 <w:szCs w:val="18"/>
                 <w:lang w:eastAsia="nl-NL"/>
@@ -4598,7 +4760,7 @@
             <w:proofErr w:type="spellStart"/>
             <w:r>
               <w:rPr>
-                <w:rFonts w:ascii="Calibri" w:hAnsi="Calibri" w:eastAsia="Times New Roman" w:cs="Calibri"/>
+                <w:rFonts w:ascii="Calibri" w:eastAsia="Times New Roman" w:hAnsi="Calibri" w:cs="Calibri"/>
                 <w:lang w:val="en-US" w:eastAsia="nl-NL"/>
               </w:rPr>
               <w:t>Tijd</w:t>
@@ -4606,7 +4768,7 @@
             <w:proofErr w:type="spellEnd"/>
             <w:r>
               <w:rPr>
-                <w:rFonts w:ascii="Calibri" w:hAnsi="Calibri" w:eastAsia="Times New Roman" w:cs="Calibri"/>
+                <w:rFonts w:ascii="Calibri" w:eastAsia="Times New Roman" w:hAnsi="Calibri" w:cs="Calibri"/>
                 <w:lang w:eastAsia="nl-NL"/>
               </w:rPr>
               <w:t> </w:t>
@@ -4623,7 +4785,7 @@
               <w:textAlignment w:val="baseline"/>
               <w:cnfStyle w:val="100000000000" w:firstRow="1" w:lastRow="0" w:firstColumn="0" w:lastColumn="0" w:oddVBand="0" w:evenVBand="0" w:oddHBand="0" w:evenHBand="0" w:firstRowFirstColumn="0" w:firstRowLastColumn="0" w:lastRowFirstColumn="0" w:lastRowLastColumn="0"/>
               <w:rPr>
-                <w:rFonts w:ascii="Segoe UI" w:hAnsi="Segoe UI" w:eastAsia="Times New Roman" w:cs="Segoe UI"/>
+                <w:rFonts w:ascii="Segoe UI" w:eastAsia="Times New Roman" w:hAnsi="Segoe UI" w:cs="Segoe UI"/>
                 <w:sz w:val="18"/>
                 <w:szCs w:val="18"/>
                 <w:lang w:eastAsia="nl-NL"/>
@@ -4632,7 +4794,7 @@
             <w:proofErr w:type="spellStart"/>
             <w:r>
               <w:rPr>
-                <w:rFonts w:ascii="Calibri" w:hAnsi="Calibri" w:eastAsia="Times New Roman" w:cs="Calibri"/>
+                <w:rFonts w:ascii="Calibri" w:eastAsia="Times New Roman" w:hAnsi="Calibri" w:cs="Calibri"/>
                 <w:lang w:val="en-US" w:eastAsia="nl-NL"/>
               </w:rPr>
               <w:t>Prioriteit</w:t>
@@ -4640,7 +4802,7 @@
             <w:proofErr w:type="spellEnd"/>
             <w:r>
               <w:rPr>
-                <w:rFonts w:ascii="Calibri" w:hAnsi="Calibri" w:eastAsia="Times New Roman" w:cs="Calibri"/>
+                <w:rFonts w:ascii="Calibri" w:eastAsia="Times New Roman" w:hAnsi="Calibri" w:cs="Calibri"/>
                 <w:lang w:eastAsia="nl-NL"/>
               </w:rPr>
               <w:t> </w:t>
@@ -4662,7 +4824,7 @@
             <w:pPr>
               <w:textAlignment w:val="baseline"/>
               <w:rPr>
-                <w:rFonts w:ascii="Segoe UI" w:hAnsi="Segoe UI" w:eastAsia="Times New Roman" w:cs="Segoe UI"/>
+                <w:rFonts w:ascii="Segoe UI" w:eastAsia="Times New Roman" w:hAnsi="Segoe UI" w:cs="Segoe UI"/>
                 <w:sz w:val="18"/>
                 <w:szCs w:val="18"/>
                 <w:lang w:eastAsia="nl-NL"/>
@@ -4679,7 +4841,7 @@
               <w:textAlignment w:val="baseline"/>
               <w:cnfStyle w:val="000000100000" w:firstRow="0" w:lastRow="0" w:firstColumn="0" w:lastColumn="0" w:oddVBand="0" w:evenVBand="0" w:oddHBand="1" w:evenHBand="0" w:firstRowFirstColumn="0" w:firstRowLastColumn="0" w:lastRowFirstColumn="0" w:lastRowLastColumn="0"/>
               <w:rPr>
-                <w:rFonts w:ascii="Segoe UI" w:hAnsi="Segoe UI" w:eastAsia="Times New Roman" w:cs="Segoe UI"/>
+                <w:rFonts w:ascii="Segoe UI" w:eastAsia="Times New Roman" w:hAnsi="Segoe UI" w:cs="Segoe UI"/>
                 <w:sz w:val="18"/>
                 <w:szCs w:val="18"/>
                 <w:lang w:eastAsia="nl-NL"/>
@@ -4696,7 +4858,7 @@
               <w:textAlignment w:val="baseline"/>
               <w:cnfStyle w:val="000000100000" w:firstRow="0" w:lastRow="0" w:firstColumn="0" w:lastColumn="0" w:oddVBand="0" w:evenVBand="0" w:oddHBand="1" w:evenHBand="0" w:firstRowFirstColumn="0" w:firstRowLastColumn="0" w:lastRowFirstColumn="0" w:lastRowLastColumn="0"/>
               <w:rPr>
-                <w:rFonts w:ascii="Segoe UI" w:hAnsi="Segoe UI" w:eastAsia="Times New Roman" w:cs="Segoe UI"/>
+                <w:rFonts w:ascii="Segoe UI" w:eastAsia="Times New Roman" w:hAnsi="Segoe UI" w:cs="Segoe UI"/>
                 <w:sz w:val="18"/>
                 <w:szCs w:val="18"/>
                 <w:lang w:eastAsia="nl-NL"/>
@@ -4713,7 +4875,7 @@
               <w:textAlignment w:val="baseline"/>
               <w:cnfStyle w:val="000000100000" w:firstRow="0" w:lastRow="0" w:firstColumn="0" w:lastColumn="0" w:oddVBand="0" w:evenVBand="0" w:oddHBand="1" w:evenHBand="0" w:firstRowFirstColumn="0" w:firstRowLastColumn="0" w:lastRowFirstColumn="0" w:lastRowLastColumn="0"/>
               <w:rPr>
-                <w:rFonts w:ascii="Segoe UI" w:hAnsi="Segoe UI" w:eastAsia="Times New Roman" w:cs="Segoe UI"/>
+                <w:rFonts w:ascii="Segoe UI" w:eastAsia="Times New Roman" w:hAnsi="Segoe UI" w:cs="Segoe UI"/>
                 <w:sz w:val="18"/>
                 <w:szCs w:val="18"/>
                 <w:lang w:eastAsia="nl-NL"/>
@@ -4730,7 +4892,7 @@
               <w:textAlignment w:val="baseline"/>
               <w:cnfStyle w:val="000000100000" w:firstRow="0" w:lastRow="0" w:firstColumn="0" w:lastColumn="0" w:oddVBand="0" w:evenVBand="0" w:oddHBand="1" w:evenHBand="0" w:firstRowFirstColumn="0" w:firstRowLastColumn="0" w:lastRowFirstColumn="0" w:lastRowLastColumn="0"/>
               <w:rPr>
-                <w:rFonts w:ascii="Segoe UI" w:hAnsi="Segoe UI" w:eastAsia="Times New Roman" w:cs="Segoe UI"/>
+                <w:rFonts w:ascii="Segoe UI" w:eastAsia="Times New Roman" w:hAnsi="Segoe UI" w:cs="Segoe UI"/>
                 <w:sz w:val="18"/>
                 <w:szCs w:val="18"/>
                 <w:lang w:eastAsia="nl-NL"/>
@@ -4747,7 +4909,7 @@
               <w:textAlignment w:val="baseline"/>
               <w:cnfStyle w:val="000000100000" w:firstRow="0" w:lastRow="0" w:firstColumn="0" w:lastColumn="0" w:oddVBand="0" w:evenVBand="0" w:oddHBand="1" w:evenHBand="0" w:firstRowFirstColumn="0" w:firstRowLastColumn="0" w:lastRowFirstColumn="0" w:lastRowLastColumn="0"/>
               <w:rPr>
-                <w:rFonts w:ascii="Segoe UI" w:hAnsi="Segoe UI" w:eastAsia="Times New Roman" w:cs="Segoe UI"/>
+                <w:rFonts w:ascii="Segoe UI" w:eastAsia="Times New Roman" w:hAnsi="Segoe UI" w:cs="Segoe UI"/>
                 <w:sz w:val="18"/>
                 <w:szCs w:val="18"/>
                 <w:lang w:eastAsia="nl-NL"/>
@@ -4769,7 +4931,7 @@
             <w:pPr>
               <w:textAlignment w:val="baseline"/>
               <w:rPr>
-                <w:rFonts w:ascii="Segoe UI" w:hAnsi="Segoe UI" w:eastAsia="Times New Roman" w:cs="Segoe UI"/>
+                <w:rFonts w:ascii="Segoe UI" w:eastAsia="Times New Roman" w:hAnsi="Segoe UI" w:cs="Segoe UI"/>
                 <w:sz w:val="18"/>
                 <w:szCs w:val="18"/>
                 <w:lang w:eastAsia="nl-NL"/>
@@ -4786,7 +4948,7 @@
               <w:textAlignment w:val="baseline"/>
               <w:cnfStyle w:val="000000000000" w:firstRow="0" w:lastRow="0" w:firstColumn="0" w:lastColumn="0" w:oddVBand="0" w:evenVBand="0" w:oddHBand="0" w:evenHBand="0" w:firstRowFirstColumn="0" w:firstRowLastColumn="0" w:lastRowFirstColumn="0" w:lastRowLastColumn="0"/>
               <w:rPr>
-                <w:rFonts w:ascii="Segoe UI" w:hAnsi="Segoe UI" w:eastAsia="Times New Roman" w:cs="Segoe UI"/>
+                <w:rFonts w:ascii="Segoe UI" w:eastAsia="Times New Roman" w:hAnsi="Segoe UI" w:cs="Segoe UI"/>
                 <w:sz w:val="18"/>
                 <w:szCs w:val="18"/>
                 <w:lang w:eastAsia="nl-NL"/>
@@ -4803,7 +4965,7 @@
               <w:textAlignment w:val="baseline"/>
               <w:cnfStyle w:val="000000000000" w:firstRow="0" w:lastRow="0" w:firstColumn="0" w:lastColumn="0" w:oddVBand="0" w:evenVBand="0" w:oddHBand="0" w:evenHBand="0" w:firstRowFirstColumn="0" w:firstRowLastColumn="0" w:lastRowFirstColumn="0" w:lastRowLastColumn="0"/>
               <w:rPr>
-                <w:rFonts w:ascii="Segoe UI" w:hAnsi="Segoe UI" w:eastAsia="Times New Roman" w:cs="Segoe UI"/>
+                <w:rFonts w:ascii="Segoe UI" w:eastAsia="Times New Roman" w:hAnsi="Segoe UI" w:cs="Segoe UI"/>
                 <w:sz w:val="18"/>
                 <w:szCs w:val="18"/>
                 <w:lang w:eastAsia="nl-NL"/>
@@ -4820,7 +4982,7 @@
               <w:textAlignment w:val="baseline"/>
               <w:cnfStyle w:val="000000000000" w:firstRow="0" w:lastRow="0" w:firstColumn="0" w:lastColumn="0" w:oddVBand="0" w:evenVBand="0" w:oddHBand="0" w:evenHBand="0" w:firstRowFirstColumn="0" w:firstRowLastColumn="0" w:lastRowFirstColumn="0" w:lastRowLastColumn="0"/>
               <w:rPr>
-                <w:rFonts w:ascii="Segoe UI" w:hAnsi="Segoe UI" w:eastAsia="Times New Roman" w:cs="Segoe UI"/>
+                <w:rFonts w:ascii="Segoe UI" w:eastAsia="Times New Roman" w:hAnsi="Segoe UI" w:cs="Segoe UI"/>
                 <w:sz w:val="18"/>
                 <w:szCs w:val="18"/>
                 <w:lang w:eastAsia="nl-NL"/>
@@ -4837,7 +4999,7 @@
               <w:textAlignment w:val="baseline"/>
               <w:cnfStyle w:val="000000000000" w:firstRow="0" w:lastRow="0" w:firstColumn="0" w:lastColumn="0" w:oddVBand="0" w:evenVBand="0" w:oddHBand="0" w:evenHBand="0" w:firstRowFirstColumn="0" w:firstRowLastColumn="0" w:lastRowFirstColumn="0" w:lastRowLastColumn="0"/>
               <w:rPr>
-                <w:rFonts w:ascii="Segoe UI" w:hAnsi="Segoe UI" w:eastAsia="Times New Roman" w:cs="Segoe UI"/>
+                <w:rFonts w:ascii="Segoe UI" w:eastAsia="Times New Roman" w:hAnsi="Segoe UI" w:cs="Segoe UI"/>
                 <w:sz w:val="18"/>
                 <w:szCs w:val="18"/>
                 <w:lang w:eastAsia="nl-NL"/>
@@ -4854,7 +5016,7 @@
               <w:textAlignment w:val="baseline"/>
               <w:cnfStyle w:val="000000000000" w:firstRow="0" w:lastRow="0" w:firstColumn="0" w:lastColumn="0" w:oddVBand="0" w:evenVBand="0" w:oddHBand="0" w:evenHBand="0" w:firstRowFirstColumn="0" w:firstRowLastColumn="0" w:lastRowFirstColumn="0" w:lastRowLastColumn="0"/>
               <w:rPr>
-                <w:rFonts w:ascii="Segoe UI" w:hAnsi="Segoe UI" w:eastAsia="Times New Roman" w:cs="Segoe UI"/>
+                <w:rFonts w:ascii="Segoe UI" w:eastAsia="Times New Roman" w:hAnsi="Segoe UI" w:cs="Segoe UI"/>
                 <w:sz w:val="18"/>
                 <w:szCs w:val="18"/>
                 <w:lang w:eastAsia="nl-NL"/>
@@ -4877,7 +5039,7 @@
             <w:pPr>
               <w:textAlignment w:val="baseline"/>
               <w:rPr>
-                <w:rFonts w:ascii="Segoe UI" w:hAnsi="Segoe UI" w:eastAsia="Times New Roman" w:cs="Segoe UI"/>
+                <w:rFonts w:ascii="Segoe UI" w:eastAsia="Times New Roman" w:hAnsi="Segoe UI" w:cs="Segoe UI"/>
                 <w:sz w:val="18"/>
                 <w:szCs w:val="18"/>
                 <w:lang w:eastAsia="nl-NL"/>
@@ -4894,7 +5056,7 @@
               <w:textAlignment w:val="baseline"/>
               <w:cnfStyle w:val="000000100000" w:firstRow="0" w:lastRow="0" w:firstColumn="0" w:lastColumn="0" w:oddVBand="0" w:evenVBand="0" w:oddHBand="1" w:evenHBand="0" w:firstRowFirstColumn="0" w:firstRowLastColumn="0" w:lastRowFirstColumn="0" w:lastRowLastColumn="0"/>
               <w:rPr>
-                <w:rFonts w:ascii="Segoe UI" w:hAnsi="Segoe UI" w:eastAsia="Times New Roman" w:cs="Segoe UI"/>
+                <w:rFonts w:ascii="Segoe UI" w:eastAsia="Times New Roman" w:hAnsi="Segoe UI" w:cs="Segoe UI"/>
                 <w:sz w:val="18"/>
                 <w:szCs w:val="18"/>
                 <w:lang w:eastAsia="nl-NL"/>
@@ -4911,7 +5073,7 @@
               <w:textAlignment w:val="baseline"/>
               <w:cnfStyle w:val="000000100000" w:firstRow="0" w:lastRow="0" w:firstColumn="0" w:lastColumn="0" w:oddVBand="0" w:evenVBand="0" w:oddHBand="1" w:evenHBand="0" w:firstRowFirstColumn="0" w:firstRowLastColumn="0" w:lastRowFirstColumn="0" w:lastRowLastColumn="0"/>
               <w:rPr>
-                <w:rFonts w:ascii="Segoe UI" w:hAnsi="Segoe UI" w:eastAsia="Times New Roman" w:cs="Segoe UI"/>
+                <w:rFonts w:ascii="Segoe UI" w:eastAsia="Times New Roman" w:hAnsi="Segoe UI" w:cs="Segoe UI"/>
                 <w:sz w:val="18"/>
                 <w:szCs w:val="18"/>
                 <w:lang w:eastAsia="nl-NL"/>
@@ -4928,7 +5090,7 @@
               <w:textAlignment w:val="baseline"/>
               <w:cnfStyle w:val="000000100000" w:firstRow="0" w:lastRow="0" w:firstColumn="0" w:lastColumn="0" w:oddVBand="0" w:evenVBand="0" w:oddHBand="1" w:evenHBand="0" w:firstRowFirstColumn="0" w:firstRowLastColumn="0" w:lastRowFirstColumn="0" w:lastRowLastColumn="0"/>
               <w:rPr>
-                <w:rFonts w:ascii="Segoe UI" w:hAnsi="Segoe UI" w:eastAsia="Times New Roman" w:cs="Segoe UI"/>
+                <w:rFonts w:ascii="Segoe UI" w:eastAsia="Times New Roman" w:hAnsi="Segoe UI" w:cs="Segoe UI"/>
                 <w:sz w:val="18"/>
                 <w:szCs w:val="18"/>
                 <w:lang w:eastAsia="nl-NL"/>
@@ -4945,7 +5107,7 @@
               <w:textAlignment w:val="baseline"/>
               <w:cnfStyle w:val="000000100000" w:firstRow="0" w:lastRow="0" w:firstColumn="0" w:lastColumn="0" w:oddVBand="0" w:evenVBand="0" w:oddHBand="1" w:evenHBand="0" w:firstRowFirstColumn="0" w:firstRowLastColumn="0" w:lastRowFirstColumn="0" w:lastRowLastColumn="0"/>
               <w:rPr>
-                <w:rFonts w:ascii="Segoe UI" w:hAnsi="Segoe UI" w:eastAsia="Times New Roman" w:cs="Segoe UI"/>
+                <w:rFonts w:ascii="Segoe UI" w:eastAsia="Times New Roman" w:hAnsi="Segoe UI" w:cs="Segoe UI"/>
                 <w:sz w:val="18"/>
                 <w:szCs w:val="18"/>
                 <w:lang w:eastAsia="nl-NL"/>
@@ -4962,7 +5124,7 @@
               <w:textAlignment w:val="baseline"/>
               <w:cnfStyle w:val="000000100000" w:firstRow="0" w:lastRow="0" w:firstColumn="0" w:lastColumn="0" w:oddVBand="0" w:evenVBand="0" w:oddHBand="1" w:evenHBand="0" w:firstRowFirstColumn="0" w:firstRowLastColumn="0" w:lastRowFirstColumn="0" w:lastRowLastColumn="0"/>
               <w:rPr>
-                <w:rFonts w:ascii="Segoe UI" w:hAnsi="Segoe UI" w:eastAsia="Times New Roman" w:cs="Segoe UI"/>
+                <w:rFonts w:ascii="Segoe UI" w:eastAsia="Times New Roman" w:hAnsi="Segoe UI" w:cs="Segoe UI"/>
                 <w:sz w:val="18"/>
                 <w:szCs w:val="18"/>
                 <w:lang w:eastAsia="nl-NL"/>
@@ -4984,7 +5146,7 @@
             <w:pPr>
               <w:textAlignment w:val="baseline"/>
               <w:rPr>
-                <w:rFonts w:ascii="Segoe UI" w:hAnsi="Segoe UI" w:eastAsia="Times New Roman" w:cs="Segoe UI"/>
+                <w:rFonts w:ascii="Segoe UI" w:eastAsia="Times New Roman" w:hAnsi="Segoe UI" w:cs="Segoe UI"/>
                 <w:sz w:val="18"/>
                 <w:szCs w:val="18"/>
                 <w:lang w:eastAsia="nl-NL"/>
@@ -5001,7 +5163,7 @@
               <w:textAlignment w:val="baseline"/>
               <w:cnfStyle w:val="000000000000" w:firstRow="0" w:lastRow="0" w:firstColumn="0" w:lastColumn="0" w:oddVBand="0" w:evenVBand="0" w:oddHBand="0" w:evenHBand="0" w:firstRowFirstColumn="0" w:firstRowLastColumn="0" w:lastRowFirstColumn="0" w:lastRowLastColumn="0"/>
               <w:rPr>
-                <w:rFonts w:ascii="Segoe UI" w:hAnsi="Segoe UI" w:eastAsia="Times New Roman" w:cs="Segoe UI"/>
+                <w:rFonts w:ascii="Segoe UI" w:eastAsia="Times New Roman" w:hAnsi="Segoe UI" w:cs="Segoe UI"/>
                 <w:sz w:val="18"/>
                 <w:szCs w:val="18"/>
                 <w:lang w:eastAsia="nl-NL"/>
@@ -5018,7 +5180,7 @@
               <w:textAlignment w:val="baseline"/>
               <w:cnfStyle w:val="000000000000" w:firstRow="0" w:lastRow="0" w:firstColumn="0" w:lastColumn="0" w:oddVBand="0" w:evenVBand="0" w:oddHBand="0" w:evenHBand="0" w:firstRowFirstColumn="0" w:firstRowLastColumn="0" w:lastRowFirstColumn="0" w:lastRowLastColumn="0"/>
               <w:rPr>
-                <w:rFonts w:ascii="Segoe UI" w:hAnsi="Segoe UI" w:eastAsia="Times New Roman" w:cs="Segoe UI"/>
+                <w:rFonts w:ascii="Segoe UI" w:eastAsia="Times New Roman" w:hAnsi="Segoe UI" w:cs="Segoe UI"/>
                 <w:sz w:val="18"/>
                 <w:szCs w:val="18"/>
                 <w:lang w:eastAsia="nl-NL"/>
@@ -5035,7 +5197,7 @@
               <w:textAlignment w:val="baseline"/>
               <w:cnfStyle w:val="000000000000" w:firstRow="0" w:lastRow="0" w:firstColumn="0" w:lastColumn="0" w:oddVBand="0" w:evenVBand="0" w:oddHBand="0" w:evenHBand="0" w:firstRowFirstColumn="0" w:firstRowLastColumn="0" w:lastRowFirstColumn="0" w:lastRowLastColumn="0"/>
               <w:rPr>
-                <w:rFonts w:ascii="Segoe UI" w:hAnsi="Segoe UI" w:eastAsia="Times New Roman" w:cs="Segoe UI"/>
+                <w:rFonts w:ascii="Segoe UI" w:eastAsia="Times New Roman" w:hAnsi="Segoe UI" w:cs="Segoe UI"/>
                 <w:sz w:val="18"/>
                 <w:szCs w:val="18"/>
                 <w:lang w:eastAsia="nl-NL"/>
@@ -5052,7 +5214,7 @@
               <w:textAlignment w:val="baseline"/>
               <w:cnfStyle w:val="000000000000" w:firstRow="0" w:lastRow="0" w:firstColumn="0" w:lastColumn="0" w:oddVBand="0" w:evenVBand="0" w:oddHBand="0" w:evenHBand="0" w:firstRowFirstColumn="0" w:firstRowLastColumn="0" w:lastRowFirstColumn="0" w:lastRowLastColumn="0"/>
               <w:rPr>
-                <w:rFonts w:ascii="Segoe UI" w:hAnsi="Segoe UI" w:eastAsia="Times New Roman" w:cs="Segoe UI"/>
+                <w:rFonts w:ascii="Segoe UI" w:eastAsia="Times New Roman" w:hAnsi="Segoe UI" w:cs="Segoe UI"/>
                 <w:sz w:val="18"/>
                 <w:szCs w:val="18"/>
                 <w:lang w:eastAsia="nl-NL"/>
@@ -5069,7 +5231,7 @@
               <w:textAlignment w:val="baseline"/>
               <w:cnfStyle w:val="000000000000" w:firstRow="0" w:lastRow="0" w:firstColumn="0" w:lastColumn="0" w:oddVBand="0" w:evenVBand="0" w:oddHBand="0" w:evenHBand="0" w:firstRowFirstColumn="0" w:firstRowLastColumn="0" w:lastRowFirstColumn="0" w:lastRowLastColumn="0"/>
               <w:rPr>
-                <w:rFonts w:ascii="Segoe UI" w:hAnsi="Segoe UI" w:eastAsia="Times New Roman" w:cs="Segoe UI"/>
+                <w:rFonts w:ascii="Segoe UI" w:eastAsia="Times New Roman" w:hAnsi="Segoe UI" w:cs="Segoe UI"/>
                 <w:sz w:val="18"/>
                 <w:szCs w:val="18"/>
                 <w:lang w:eastAsia="nl-NL"/>
@@ -5092,7 +5254,7 @@
             <w:pPr>
               <w:textAlignment w:val="baseline"/>
               <w:rPr>
-                <w:rFonts w:ascii="Segoe UI" w:hAnsi="Segoe UI" w:eastAsia="Times New Roman" w:cs="Segoe UI"/>
+                <w:rFonts w:ascii="Segoe UI" w:eastAsia="Times New Roman" w:hAnsi="Segoe UI" w:cs="Segoe UI"/>
                 <w:sz w:val="18"/>
                 <w:szCs w:val="18"/>
                 <w:lang w:eastAsia="nl-NL"/>
@@ -5109,7 +5271,7 @@
               <w:textAlignment w:val="baseline"/>
               <w:cnfStyle w:val="000000100000" w:firstRow="0" w:lastRow="0" w:firstColumn="0" w:lastColumn="0" w:oddVBand="0" w:evenVBand="0" w:oddHBand="1" w:evenHBand="0" w:firstRowFirstColumn="0" w:firstRowLastColumn="0" w:lastRowFirstColumn="0" w:lastRowLastColumn="0"/>
               <w:rPr>
-                <w:rFonts w:ascii="Segoe UI" w:hAnsi="Segoe UI" w:eastAsia="Times New Roman" w:cs="Segoe UI"/>
+                <w:rFonts w:ascii="Segoe UI" w:eastAsia="Times New Roman" w:hAnsi="Segoe UI" w:cs="Segoe UI"/>
                 <w:sz w:val="18"/>
                 <w:szCs w:val="18"/>
                 <w:lang w:eastAsia="nl-NL"/>
@@ -5126,7 +5288,7 @@
               <w:textAlignment w:val="baseline"/>
               <w:cnfStyle w:val="000000100000" w:firstRow="0" w:lastRow="0" w:firstColumn="0" w:lastColumn="0" w:oddVBand="0" w:evenVBand="0" w:oddHBand="1" w:evenHBand="0" w:firstRowFirstColumn="0" w:firstRowLastColumn="0" w:lastRowFirstColumn="0" w:lastRowLastColumn="0"/>
               <w:rPr>
-                <w:rFonts w:ascii="Segoe UI" w:hAnsi="Segoe UI" w:eastAsia="Times New Roman" w:cs="Segoe UI"/>
+                <w:rFonts w:ascii="Segoe UI" w:eastAsia="Times New Roman" w:hAnsi="Segoe UI" w:cs="Segoe UI"/>
                 <w:sz w:val="18"/>
                 <w:szCs w:val="18"/>
                 <w:lang w:eastAsia="nl-NL"/>
@@ -5143,7 +5305,7 @@
               <w:textAlignment w:val="baseline"/>
               <w:cnfStyle w:val="000000100000" w:firstRow="0" w:lastRow="0" w:firstColumn="0" w:lastColumn="0" w:oddVBand="0" w:evenVBand="0" w:oddHBand="1" w:evenHBand="0" w:firstRowFirstColumn="0" w:firstRowLastColumn="0" w:lastRowFirstColumn="0" w:lastRowLastColumn="0"/>
               <w:rPr>
-                <w:rFonts w:ascii="Segoe UI" w:hAnsi="Segoe UI" w:eastAsia="Times New Roman" w:cs="Segoe UI"/>
+                <w:rFonts w:ascii="Segoe UI" w:eastAsia="Times New Roman" w:hAnsi="Segoe UI" w:cs="Segoe UI"/>
                 <w:sz w:val="18"/>
                 <w:szCs w:val="18"/>
                 <w:lang w:eastAsia="nl-NL"/>
@@ -5160,7 +5322,7 @@
               <w:textAlignment w:val="baseline"/>
               <w:cnfStyle w:val="000000100000" w:firstRow="0" w:lastRow="0" w:firstColumn="0" w:lastColumn="0" w:oddVBand="0" w:evenVBand="0" w:oddHBand="1" w:evenHBand="0" w:firstRowFirstColumn="0" w:firstRowLastColumn="0" w:lastRowFirstColumn="0" w:lastRowLastColumn="0"/>
               <w:rPr>
-                <w:rFonts w:ascii="Segoe UI" w:hAnsi="Segoe UI" w:eastAsia="Times New Roman" w:cs="Segoe UI"/>
+                <w:rFonts w:ascii="Segoe UI" w:eastAsia="Times New Roman" w:hAnsi="Segoe UI" w:cs="Segoe UI"/>
                 <w:sz w:val="18"/>
                 <w:szCs w:val="18"/>
                 <w:lang w:eastAsia="nl-NL"/>
@@ -5177,7 +5339,7 @@
               <w:textAlignment w:val="baseline"/>
               <w:cnfStyle w:val="000000100000" w:firstRow="0" w:lastRow="0" w:firstColumn="0" w:lastColumn="0" w:oddVBand="0" w:evenVBand="0" w:oddHBand="1" w:evenHBand="0" w:firstRowFirstColumn="0" w:firstRowLastColumn="0" w:lastRowFirstColumn="0" w:lastRowLastColumn="0"/>
               <w:rPr>
-                <w:rFonts w:ascii="Segoe UI" w:hAnsi="Segoe UI" w:eastAsia="Times New Roman" w:cs="Segoe UI"/>
+                <w:rFonts w:ascii="Segoe UI" w:eastAsia="Times New Roman" w:hAnsi="Segoe UI" w:cs="Segoe UI"/>
                 <w:sz w:val="18"/>
                 <w:szCs w:val="18"/>
                 <w:lang w:eastAsia="nl-NL"/>
@@ -5199,7 +5361,7 @@
             <w:pPr>
               <w:textAlignment w:val="baseline"/>
               <w:rPr>
-                <w:rFonts w:ascii="Segoe UI" w:hAnsi="Segoe UI" w:eastAsia="Times New Roman" w:cs="Segoe UI"/>
+                <w:rFonts w:ascii="Segoe UI" w:eastAsia="Times New Roman" w:hAnsi="Segoe UI" w:cs="Segoe UI"/>
                 <w:sz w:val="18"/>
                 <w:szCs w:val="18"/>
                 <w:lang w:eastAsia="nl-NL"/>
@@ -5216,7 +5378,7 @@
               <w:textAlignment w:val="baseline"/>
               <w:cnfStyle w:val="000000000000" w:firstRow="0" w:lastRow="0" w:firstColumn="0" w:lastColumn="0" w:oddVBand="0" w:evenVBand="0" w:oddHBand="0" w:evenHBand="0" w:firstRowFirstColumn="0" w:firstRowLastColumn="0" w:lastRowFirstColumn="0" w:lastRowLastColumn="0"/>
               <w:rPr>
-                <w:rFonts w:ascii="Segoe UI" w:hAnsi="Segoe UI" w:eastAsia="Times New Roman" w:cs="Segoe UI"/>
+                <w:rFonts w:ascii="Segoe UI" w:eastAsia="Times New Roman" w:hAnsi="Segoe UI" w:cs="Segoe UI"/>
                 <w:sz w:val="18"/>
                 <w:szCs w:val="18"/>
                 <w:lang w:eastAsia="nl-NL"/>
@@ -5233,7 +5395,7 @@
               <w:textAlignment w:val="baseline"/>
               <w:cnfStyle w:val="000000000000" w:firstRow="0" w:lastRow="0" w:firstColumn="0" w:lastColumn="0" w:oddVBand="0" w:evenVBand="0" w:oddHBand="0" w:evenHBand="0" w:firstRowFirstColumn="0" w:firstRowLastColumn="0" w:lastRowFirstColumn="0" w:lastRowLastColumn="0"/>
               <w:rPr>
-                <w:rFonts w:ascii="Segoe UI" w:hAnsi="Segoe UI" w:eastAsia="Times New Roman" w:cs="Segoe UI"/>
+                <w:rFonts w:ascii="Segoe UI" w:eastAsia="Times New Roman" w:hAnsi="Segoe UI" w:cs="Segoe UI"/>
                 <w:sz w:val="18"/>
                 <w:szCs w:val="18"/>
                 <w:lang w:eastAsia="nl-NL"/>
@@ -5250,7 +5412,7 @@
               <w:textAlignment w:val="baseline"/>
               <w:cnfStyle w:val="000000000000" w:firstRow="0" w:lastRow="0" w:firstColumn="0" w:lastColumn="0" w:oddVBand="0" w:evenVBand="0" w:oddHBand="0" w:evenHBand="0" w:firstRowFirstColumn="0" w:firstRowLastColumn="0" w:lastRowFirstColumn="0" w:lastRowLastColumn="0"/>
               <w:rPr>
-                <w:rFonts w:ascii="Segoe UI" w:hAnsi="Segoe UI" w:eastAsia="Times New Roman" w:cs="Segoe UI"/>
+                <w:rFonts w:ascii="Segoe UI" w:eastAsia="Times New Roman" w:hAnsi="Segoe UI" w:cs="Segoe UI"/>
                 <w:sz w:val="18"/>
                 <w:szCs w:val="18"/>
                 <w:lang w:eastAsia="nl-NL"/>
@@ -5267,7 +5429,7 @@
               <w:textAlignment w:val="baseline"/>
               <w:cnfStyle w:val="000000000000" w:firstRow="0" w:lastRow="0" w:firstColumn="0" w:lastColumn="0" w:oddVBand="0" w:evenVBand="0" w:oddHBand="0" w:evenHBand="0" w:firstRowFirstColumn="0" w:firstRowLastColumn="0" w:lastRowFirstColumn="0" w:lastRowLastColumn="0"/>
               <w:rPr>
-                <w:rFonts w:ascii="Segoe UI" w:hAnsi="Segoe UI" w:eastAsia="Times New Roman" w:cs="Segoe UI"/>
+                <w:rFonts w:ascii="Segoe UI" w:eastAsia="Times New Roman" w:hAnsi="Segoe UI" w:cs="Segoe UI"/>
                 <w:sz w:val="18"/>
                 <w:szCs w:val="18"/>
                 <w:lang w:eastAsia="nl-NL"/>
@@ -5284,7 +5446,7 @@
               <w:textAlignment w:val="baseline"/>
               <w:cnfStyle w:val="000000000000" w:firstRow="0" w:lastRow="0" w:firstColumn="0" w:lastColumn="0" w:oddVBand="0" w:evenVBand="0" w:oddHBand="0" w:evenHBand="0" w:firstRowFirstColumn="0" w:firstRowLastColumn="0" w:lastRowFirstColumn="0" w:lastRowLastColumn="0"/>
               <w:rPr>
-                <w:rFonts w:ascii="Segoe UI" w:hAnsi="Segoe UI" w:eastAsia="Times New Roman" w:cs="Segoe UI"/>
+                <w:rFonts w:ascii="Segoe UI" w:eastAsia="Times New Roman" w:hAnsi="Segoe UI" w:cs="Segoe UI"/>
                 <w:sz w:val="18"/>
                 <w:szCs w:val="18"/>
                 <w:lang w:eastAsia="nl-NL"/>
@@ -5307,7 +5469,7 @@
             <w:pPr>
               <w:textAlignment w:val="baseline"/>
               <w:rPr>
-                <w:rFonts w:ascii="Segoe UI" w:hAnsi="Segoe UI" w:eastAsia="Times New Roman" w:cs="Segoe UI"/>
+                <w:rFonts w:ascii="Segoe UI" w:eastAsia="Times New Roman" w:hAnsi="Segoe UI" w:cs="Segoe UI"/>
                 <w:sz w:val="18"/>
                 <w:szCs w:val="18"/>
                 <w:lang w:eastAsia="nl-NL"/>
@@ -5324,7 +5486,7 @@
               <w:textAlignment w:val="baseline"/>
               <w:cnfStyle w:val="000000100000" w:firstRow="0" w:lastRow="0" w:firstColumn="0" w:lastColumn="0" w:oddVBand="0" w:evenVBand="0" w:oddHBand="1" w:evenHBand="0" w:firstRowFirstColumn="0" w:firstRowLastColumn="0" w:lastRowFirstColumn="0" w:lastRowLastColumn="0"/>
               <w:rPr>
-                <w:rFonts w:ascii="Segoe UI" w:hAnsi="Segoe UI" w:eastAsia="Times New Roman" w:cs="Segoe UI"/>
+                <w:rFonts w:ascii="Segoe UI" w:eastAsia="Times New Roman" w:hAnsi="Segoe UI" w:cs="Segoe UI"/>
                 <w:sz w:val="18"/>
                 <w:szCs w:val="18"/>
                 <w:lang w:eastAsia="nl-NL"/>
@@ -5341,7 +5503,7 @@
               <w:textAlignment w:val="baseline"/>
               <w:cnfStyle w:val="000000100000" w:firstRow="0" w:lastRow="0" w:firstColumn="0" w:lastColumn="0" w:oddVBand="0" w:evenVBand="0" w:oddHBand="1" w:evenHBand="0" w:firstRowFirstColumn="0" w:firstRowLastColumn="0" w:lastRowFirstColumn="0" w:lastRowLastColumn="0"/>
               <w:rPr>
-                <w:rFonts w:ascii="Segoe UI" w:hAnsi="Segoe UI" w:eastAsia="Times New Roman" w:cs="Segoe UI"/>
+                <w:rFonts w:ascii="Segoe UI" w:eastAsia="Times New Roman" w:hAnsi="Segoe UI" w:cs="Segoe UI"/>
                 <w:sz w:val="18"/>
                 <w:szCs w:val="18"/>
                 <w:lang w:val="tr-TR" w:eastAsia="nl-NL"/>
@@ -5358,7 +5520,7 @@
               <w:textAlignment w:val="baseline"/>
               <w:cnfStyle w:val="000000100000" w:firstRow="0" w:lastRow="0" w:firstColumn="0" w:lastColumn="0" w:oddVBand="0" w:evenVBand="0" w:oddHBand="1" w:evenHBand="0" w:firstRowFirstColumn="0" w:firstRowLastColumn="0" w:lastRowFirstColumn="0" w:lastRowLastColumn="0"/>
               <w:rPr>
-                <w:rFonts w:ascii="Segoe UI" w:hAnsi="Segoe UI" w:eastAsia="Times New Roman" w:cs="Segoe UI"/>
+                <w:rFonts w:ascii="Segoe UI" w:eastAsia="Times New Roman" w:hAnsi="Segoe UI" w:cs="Segoe UI"/>
                 <w:sz w:val="18"/>
                 <w:szCs w:val="18"/>
                 <w:lang w:eastAsia="nl-NL"/>
@@ -5375,7 +5537,7 @@
               <w:textAlignment w:val="baseline"/>
               <w:cnfStyle w:val="000000100000" w:firstRow="0" w:lastRow="0" w:firstColumn="0" w:lastColumn="0" w:oddVBand="0" w:evenVBand="0" w:oddHBand="1" w:evenHBand="0" w:firstRowFirstColumn="0" w:firstRowLastColumn="0" w:lastRowFirstColumn="0" w:lastRowLastColumn="0"/>
               <w:rPr>
-                <w:rFonts w:ascii="Segoe UI" w:hAnsi="Segoe UI" w:eastAsia="Times New Roman" w:cs="Segoe UI"/>
+                <w:rFonts w:ascii="Segoe UI" w:eastAsia="Times New Roman" w:hAnsi="Segoe UI" w:cs="Segoe UI"/>
                 <w:sz w:val="18"/>
                 <w:szCs w:val="18"/>
                 <w:lang w:eastAsia="nl-NL"/>
@@ -5392,7 +5554,7 @@
               <w:textAlignment w:val="baseline"/>
               <w:cnfStyle w:val="000000100000" w:firstRow="0" w:lastRow="0" w:firstColumn="0" w:lastColumn="0" w:oddVBand="0" w:evenVBand="0" w:oddHBand="1" w:evenHBand="0" w:firstRowFirstColumn="0" w:firstRowLastColumn="0" w:lastRowFirstColumn="0" w:lastRowLastColumn="0"/>
               <w:rPr>
-                <w:rFonts w:ascii="Segoe UI" w:hAnsi="Segoe UI" w:eastAsia="Times New Roman" w:cs="Segoe UI"/>
+                <w:rFonts w:ascii="Segoe UI" w:eastAsia="Times New Roman" w:hAnsi="Segoe UI" w:cs="Segoe UI"/>
                 <w:sz w:val="18"/>
                 <w:szCs w:val="18"/>
                 <w:lang w:eastAsia="nl-NL"/>
@@ -5404,7 +5566,6 @@
     </w:tbl>
     <w:p>
       <w:pPr>
-        <w:pStyle w:val="Standaard"/>
         <w:spacing w:after="160"/>
       </w:pPr>
     </w:p>
@@ -5429,11 +5590,11 @@
       <w:pPr>
         <w:pStyle w:val="Kop3"/>
       </w:pPr>
-      <w:bookmarkStart w:name="_Toc239842855" w:id="10"/>
+      <w:bookmarkStart w:id="8" w:name="_Toc239842855"/>
       <w:r>
         <w:t>Planning</w:t>
       </w:r>
-      <w:bookmarkEnd w:id="10"/>
+      <w:bookmarkEnd w:id="8"/>
     </w:p>
     <w:p/>
     <w:p/>
@@ -5441,18 +5602,18 @@
       <w:pPr>
         <w:pStyle w:val="Kop4"/>
       </w:pPr>
-      <w:bookmarkStart w:name="_Toc116463820" w:id="11"/>
-      <w:bookmarkStart w:name="_Toc116463868" w:id="12"/>
-      <w:bookmarkStart w:name="_Toc149040261" w:id="13"/>
+      <w:bookmarkStart w:id="9" w:name="_Toc116463820"/>
+      <w:bookmarkStart w:id="10" w:name="_Toc116463868"/>
+      <w:bookmarkStart w:id="11" w:name="_Toc149040261"/>
       <w:r>
         <w:t>Sprint</w:t>
       </w:r>
       <w:r>
         <w:t xml:space="preserve"> 1</w:t>
       </w:r>
+      <w:bookmarkEnd w:id="9"/>
+      <w:bookmarkEnd w:id="10"/>
       <w:bookmarkEnd w:id="11"/>
-      <w:bookmarkEnd w:id="12"/>
-      <w:bookmarkEnd w:id="13"/>
     </w:p>
     <w:p/>
     <w:p/>
@@ -5460,26 +5621,26 @@
       <w:pPr>
         <w:pStyle w:val="Kop4"/>
       </w:pPr>
-      <w:bookmarkStart w:name="_Toc116463821" w:id="14"/>
-      <w:bookmarkStart w:name="_Toc116463869" w:id="15"/>
-      <w:bookmarkStart w:name="_Toc149040262" w:id="16"/>
+      <w:bookmarkStart w:id="12" w:name="_Toc116463821"/>
+      <w:bookmarkStart w:id="13" w:name="_Toc116463869"/>
+      <w:bookmarkStart w:id="14" w:name="_Toc149040262"/>
       <w:r>
         <w:t>Sprint</w:t>
       </w:r>
       <w:r>
         <w:t xml:space="preserve"> 2</w:t>
       </w:r>
+      <w:bookmarkEnd w:id="12"/>
+      <w:bookmarkEnd w:id="13"/>
       <w:bookmarkEnd w:id="14"/>
-      <w:bookmarkEnd w:id="15"/>
-      <w:bookmarkEnd w:id="16"/>
     </w:p>
     <w:p/>
     <w:p>
       <w:pPr>
         <w:pStyle w:val="Inhopg3"/>
       </w:pPr>
-      <w:bookmarkStart w:name="_Toc116463822" w:id="17"/>
-      <w:bookmarkStart w:name="_Toc116463870" w:id="18"/>
+      <w:bookmarkStart w:id="15" w:name="_Toc116463822"/>
+      <w:bookmarkStart w:id="16" w:name="_Toc116463870"/>
     </w:p>
     <w:p>
       <w:pPr>
@@ -5490,11 +5651,11 @@
       <w:pPr>
         <w:pStyle w:val="Kop3"/>
       </w:pPr>
-      <w:bookmarkStart w:name="_Toc239842856" w:id="19"/>
+      <w:bookmarkStart w:id="17" w:name="_Toc239842856"/>
       <w:r>
         <w:t>Reflectie</w:t>
       </w:r>
-      <w:bookmarkEnd w:id="19"/>
+      <w:bookmarkEnd w:id="17"/>
       <w:r>
         <w:t xml:space="preserve"> </w:t>
       </w:r>
@@ -5516,49 +5677,44 @@
       </w:r>
       <w:r>
         <w:br/>
-      </w:r>
-      <w:r>
         <w:t xml:space="preserve">    </w:t>
       </w:r>
-    </w:p>
-    <w:p>
-      <w:pPr>
-        <w:pStyle w:val="Standaard"/>
-      </w:pPr>
     </w:p>
     <w:p/>
     <w:p/>
+    <w:p/>
     <w:p>
       <w:pPr>
         <w:pStyle w:val="Kop1"/>
       </w:pPr>
-      <w:bookmarkStart w:name="_Toc239842857" w:id="20"/>
-      <w:r>
+      <w:bookmarkStart w:id="18" w:name="_Toc239842857"/>
+      <w:r>
+        <w:lastRenderedPageBreak/>
         <w:t>Testen</w:t>
       </w:r>
-      <w:bookmarkEnd w:id="17"/>
+      <w:bookmarkEnd w:id="15"/>
+      <w:bookmarkEnd w:id="16"/>
       <w:bookmarkEnd w:id="18"/>
-      <w:bookmarkEnd w:id="20"/>
     </w:p>
     <w:p>
       <w:pPr>
         <w:pStyle w:val="Kop2"/>
       </w:pPr>
-      <w:bookmarkStart w:name="_Toc116463823" w:id="21"/>
-      <w:bookmarkStart w:name="_Toc116463871" w:id="22"/>
-      <w:bookmarkStart w:name="_Toc239842858" w:id="23"/>
+      <w:bookmarkStart w:id="19" w:name="_Toc116463823"/>
+      <w:bookmarkStart w:id="20" w:name="_Toc116463871"/>
+      <w:bookmarkStart w:id="21" w:name="_Toc239842858"/>
       <w:r>
         <w:t>Test</w:t>
       </w:r>
       <w:r>
         <w:t>rapport</w:t>
       </w:r>
+      <w:bookmarkEnd w:id="19"/>
+      <w:bookmarkEnd w:id="20"/>
+      <w:r>
+        <w:t xml:space="preserve"> 1</w:t>
+      </w:r>
       <w:bookmarkEnd w:id="21"/>
-      <w:bookmarkEnd w:id="22"/>
-      <w:r>
-        <w:t xml:space="preserve"> 1</w:t>
-      </w:r>
-      <w:bookmarkEnd w:id="23"/>
     </w:p>
     <w:p>
       <w:pPr>
@@ -5601,7 +5757,6 @@
         <w:autoSpaceDN w:val="0"/>
         <w:adjustRightInd w:val="0"/>
         <w:rPr>
-          <w:rFonts w:cs="Calibri" w:cstheme="minorAscii"/>
           <w:sz w:val="20"/>
           <w:szCs w:val="20"/>
           <w:lang w:eastAsia="ja-JP"/>
@@ -5609,7 +5764,6 @@
       </w:pPr>
       <w:r>
         <w:rPr>
-          <w:rFonts w:cs="Calibri" w:cstheme="minorAscii"/>
           <w:sz w:val="20"/>
           <w:szCs w:val="20"/>
           <w:lang w:eastAsia="ja-JP"/>
@@ -6339,15 +6493,15 @@
       <w:pPr>
         <w:pStyle w:val="Kop2"/>
       </w:pPr>
-      <w:bookmarkStart w:name="_Toc116463824" w:id="24"/>
-      <w:bookmarkStart w:name="_Toc116463872" w:id="25"/>
-      <w:bookmarkStart w:name="_Toc239842859" w:id="26"/>
+      <w:bookmarkStart w:id="22" w:name="_Toc116463824"/>
+      <w:bookmarkStart w:id="23" w:name="_Toc116463872"/>
+      <w:bookmarkStart w:id="24" w:name="_Toc239842859"/>
       <w:r>
         <w:t>Verbetervoorstel</w:t>
       </w:r>
+      <w:bookmarkEnd w:id="22"/>
+      <w:bookmarkEnd w:id="23"/>
       <w:bookmarkEnd w:id="24"/>
-      <w:bookmarkEnd w:id="25"/>
-      <w:bookmarkEnd w:id="26"/>
     </w:p>
     <w:p>
       <w:pPr>
@@ -6357,7 +6511,7 @@
     <w:p/>
     <w:sectPr>
       <w:footerReference w:type="default" r:id="rId15"/>
-      <w:pgSz w:w="11906" w:h="16838" w:orient="portrait"/>
+      <w:pgSz w:w="11906" w:h="16838"/>
       <w:pgMar w:top="1417" w:right="1417" w:bottom="1417" w:left="1417" w:header="708" w:footer="708" w:gutter="0"/>
       <w:cols w:space="708"/>
       <w:titlePg/>
@@ -6365,77 +6519,6 @@
     </w:sectPr>
   </w:body>
 </w:document>
-</file>
-
-<file path=word/comments.xml><?xml version="1.0" encoding="utf-8"?>
-<w:comments xmlns:w14="http://schemas.microsoft.com/office/word/2010/wordml" xmlns:w="http://schemas.openxmlformats.org/wordprocessingml/2006/main">
-  <w:comment xmlns:w="http://schemas.openxmlformats.org/wordprocessingml/2006/main" w:initials="SK" w:author="Suze Keultjes" w:date="2026-09-11T14:04:34" w:id="625084755">
-    <w:p xmlns:w14="http://schemas.microsoft.com/office/word/2010/wordml" xmlns:w="http://schemas.openxmlformats.org/wordprocessingml/2006/main">
-      <w:pPr>
-        <w:pStyle w:val="CommentText"/>
-      </w:pPr>
-      <w:r>
-        <w:rPr>
-          <w:rStyle w:val="CommentReference"/>
-        </w:rPr>
-        <w:annotationRef/>
-      </w:r>
-      <w:r>
-        <w:t>Graag lees ik in jullie documentatie wat jullie individuele (dus ieder voor zich) leerdoelen zijn tijdens dit project</w:t>
-      </w:r>
-    </w:p>
-  </w:comment>
-  <w:comment xmlns:w="http://schemas.openxmlformats.org/wordprocessingml/2006/main" w:initials="SK" w:author="Suze Keultjes" w:date="2026-09-11T14:06:00" w:id="1385385247">
-    <w:p xmlns:w14="http://schemas.microsoft.com/office/word/2010/wordml" xmlns:w="http://schemas.openxmlformats.org/wordprocessingml/2006/main">
-      <w:pPr>
-        <w:pStyle w:val="CommentText"/>
-      </w:pPr>
-      <w:r>
-        <w:rPr>
-          <w:rStyle w:val="CommentReference"/>
-        </w:rPr>
-        <w:annotationRef/>
-      </w:r>
-      <w:r>
-        <w:t xml:space="preserve">Graag lees ik ook nog kort terug wat jullie klantcontact is geweest en hoe dit is verlopen. Bijvoorbeeld: </w:t>
-      </w:r>
-    </w:p>
-    <w:p xmlns:w14="http://schemas.microsoft.com/office/word/2010/wordml" xmlns:w="http://schemas.openxmlformats.org/wordprocessingml/2006/main">
-      <w:pPr>
-        <w:pStyle w:val="CommentText"/>
-      </w:pPr>
-      <w:r>
-        <w:t xml:space="preserve">Vrijdag 4 september: Mail gestuurd naar klant. We hebben onszelf introduceert en een voorstel gedaan om langs te komen. </w:t>
-      </w:r>
-    </w:p>
-    <w:p xmlns:w14="http://schemas.microsoft.com/office/word/2010/wordml" xmlns:w="http://schemas.openxmlformats.org/wordprocessingml/2006/main">
-      <w:pPr>
-        <w:pStyle w:val="CommentText"/>
-      </w:pPr>
-    </w:p>
-  </w:comment>
-</w:comments>
-</file>
-
-<file path=word/commentsExtended.xml><?xml version="1.0" encoding="utf-8"?>
-<w15:commentsEx xmlns:mc="http://schemas.openxmlformats.org/markup-compatibility/2006" xmlns:w15="http://schemas.microsoft.com/office/word/2012/wordml" mc:Ignorable="w15">
-  <w15:commentEx w15:done="0" w15:paraId="1D498505"/>
-  <w15:commentEx w15:done="0" w15:paraId="6E6B103F"/>
-</w15:commentsEx>
-</file>
-
-<file path=word/commentsExtensible.xml><?xml version="1.0" encoding="utf-8"?>
-<w16cex:commentsExtensible xmlns:w16="http://schemas.microsoft.com/office/word/2018/wordml" xmlns:w16cex="http://schemas.microsoft.com/office/word/2018/wordml/cex" xmlns:mc="http://schemas.openxmlformats.org/markup-compatibility/2006" mc:Ignorable="w16 w16cex">
-  <w16cex:commentExtensible w16cex:durableId="5401E7F7" w16cex:dateUtc="2026-09-11T12:04:34.27Z"/>
-  <w16cex:commentExtensible w16cex:durableId="3D39648E" w16cex:dateUtc="2026-09-11T12:06:00.552Z"/>
-</w16cex:commentsExtensible>
-</file>
-
-<file path=word/commentsIds.xml><?xml version="1.0" encoding="utf-8"?>
-<w16cid:commentsIds xmlns:mc="http://schemas.openxmlformats.org/markup-compatibility/2006" xmlns:w16cid="http://schemas.microsoft.com/office/word/2016/wordml/cid" mc:Ignorable="w16cid">
-  <w16cid:commentId w16cid:paraId="1D498505" w16cid:durableId="5401E7F7"/>
-  <w16cid:commentId w16cid:paraId="6E6B103F" w16cid:durableId="3D39648E"/>
-</w16cid:commentsIds>
 </file>
 
 <file path=word/endnotes.xml><?xml version="1.0" encoding="utf-8"?>
@@ -6484,12 +6567,7 @@
         <w:docPartUnique/>
       </w:docPartObj>
     </w:sdtPr>
-    <w:sdtEndPr>
-      <w:rPr>
-        <w:sz w:val="18"/>
-        <w:szCs w:val="18"/>
-      </w:rPr>
-    </w:sdtEndPr>
+    <w:sdtEndPr/>
     <w:sdtContent>
       <w:p>
         <w:pPr>
@@ -6615,7 +6693,7 @@
         <w:ind w:left="720" w:hanging="360"/>
       </w:pPr>
       <w:rPr>
-        <w:rFonts w:hint="default" w:ascii="Symbol" w:hAnsi="Symbol"/>
+        <w:rFonts w:ascii="Symbol" w:hAnsi="Symbol" w:hint="default"/>
       </w:rPr>
     </w:lvl>
     <w:lvl w:ilvl="1" w:tplc="041F0003" w:tentative="1">
@@ -6627,7 +6705,7 @@
         <w:ind w:left="1440" w:hanging="360"/>
       </w:pPr>
       <w:rPr>
-        <w:rFonts w:hint="default" w:ascii="Courier New" w:hAnsi="Courier New" w:cs="Courier New"/>
+        <w:rFonts w:ascii="Courier New" w:hAnsi="Courier New" w:cs="Courier New" w:hint="default"/>
       </w:rPr>
     </w:lvl>
     <w:lvl w:ilvl="2" w:tplc="041F0005" w:tentative="1">
@@ -6639,7 +6717,7 @@
         <w:ind w:left="2160" w:hanging="360"/>
       </w:pPr>
       <w:rPr>
-        <w:rFonts w:hint="default" w:ascii="Wingdings" w:hAnsi="Wingdings"/>
+        <w:rFonts w:ascii="Wingdings" w:hAnsi="Wingdings" w:hint="default"/>
       </w:rPr>
     </w:lvl>
     <w:lvl w:ilvl="3" w:tplc="041F0001" w:tentative="1">
@@ -6651,7 +6729,7 @@
         <w:ind w:left="2880" w:hanging="360"/>
       </w:pPr>
       <w:rPr>
-        <w:rFonts w:hint="default" w:ascii="Symbol" w:hAnsi="Symbol"/>
+        <w:rFonts w:ascii="Symbol" w:hAnsi="Symbol" w:hint="default"/>
       </w:rPr>
     </w:lvl>
     <w:lvl w:ilvl="4" w:tplc="041F0003" w:tentative="1">
@@ -6663,7 +6741,7 @@
         <w:ind w:left="3600" w:hanging="360"/>
       </w:pPr>
       <w:rPr>
-        <w:rFonts w:hint="default" w:ascii="Courier New" w:hAnsi="Courier New" w:cs="Courier New"/>
+        <w:rFonts w:ascii="Courier New" w:hAnsi="Courier New" w:cs="Courier New" w:hint="default"/>
       </w:rPr>
     </w:lvl>
     <w:lvl w:ilvl="5" w:tplc="041F0005" w:tentative="1">
@@ -6675,7 +6753,7 @@
         <w:ind w:left="4320" w:hanging="360"/>
       </w:pPr>
       <w:rPr>
-        <w:rFonts w:hint="default" w:ascii="Wingdings" w:hAnsi="Wingdings"/>
+        <w:rFonts w:ascii="Wingdings" w:hAnsi="Wingdings" w:hint="default"/>
       </w:rPr>
     </w:lvl>
     <w:lvl w:ilvl="6" w:tplc="041F0001" w:tentative="1">
@@ -6687,7 +6765,7 @@
         <w:ind w:left="5040" w:hanging="360"/>
       </w:pPr>
       <w:rPr>
-        <w:rFonts w:hint="default" w:ascii="Symbol" w:hAnsi="Symbol"/>
+        <w:rFonts w:ascii="Symbol" w:hAnsi="Symbol" w:hint="default"/>
       </w:rPr>
     </w:lvl>
     <w:lvl w:ilvl="7" w:tplc="041F0003" w:tentative="1">
@@ -6699,7 +6777,7 @@
         <w:ind w:left="5760" w:hanging="360"/>
       </w:pPr>
       <w:rPr>
-        <w:rFonts w:hint="default" w:ascii="Courier New" w:hAnsi="Courier New" w:cs="Courier New"/>
+        <w:rFonts w:ascii="Courier New" w:hAnsi="Courier New" w:cs="Courier New" w:hint="default"/>
       </w:rPr>
     </w:lvl>
     <w:lvl w:ilvl="8" w:tplc="041F0005" w:tentative="1">
@@ -6711,7 +6789,7 @@
         <w:ind w:left="6480" w:hanging="360"/>
       </w:pPr>
       <w:rPr>
-        <w:rFonts w:hint="default" w:ascii="Wingdings" w:hAnsi="Wingdings"/>
+        <w:rFonts w:ascii="Wingdings" w:hAnsi="Wingdings" w:hint="default"/>
       </w:rPr>
     </w:lvl>
   </w:abstractNum>
@@ -6731,7 +6809,7 @@
         <w:ind w:left="2563" w:hanging="360"/>
       </w:pPr>
       <w:rPr>
-        <w:rFonts w:hint="default" w:ascii="Arial" w:hAnsi="Arial"/>
+        <w:rFonts w:ascii="Arial" w:hAnsi="Arial" w:hint="default"/>
       </w:rPr>
     </w:lvl>
     <w:lvl w:ilvl="1" w:tplc="F240171C">
@@ -6745,7 +6823,7 @@
         <w:ind w:left="3283" w:hanging="360"/>
       </w:pPr>
       <w:rPr>
-        <w:rFonts w:hint="default" w:ascii="Arial" w:hAnsi="Arial"/>
+        <w:rFonts w:ascii="Arial" w:hAnsi="Arial" w:hint="default"/>
       </w:rPr>
     </w:lvl>
     <w:lvl w:ilvl="2" w:tplc="E11CAEBE" w:tentative="1">
@@ -6760,7 +6838,7 @@
         <w:ind w:left="4003" w:hanging="360"/>
       </w:pPr>
       <w:rPr>
-        <w:rFonts w:hint="default" w:ascii="Arial" w:hAnsi="Arial"/>
+        <w:rFonts w:ascii="Arial" w:hAnsi="Arial" w:hint="default"/>
       </w:rPr>
     </w:lvl>
     <w:lvl w:ilvl="3" w:tplc="53ECEB58" w:tentative="1">
@@ -6775,7 +6853,7 @@
         <w:ind w:left="4723" w:hanging="360"/>
       </w:pPr>
       <w:rPr>
-        <w:rFonts w:hint="default" w:ascii="Arial" w:hAnsi="Arial"/>
+        <w:rFonts w:ascii="Arial" w:hAnsi="Arial" w:hint="default"/>
       </w:rPr>
     </w:lvl>
     <w:lvl w:ilvl="4" w:tplc="34C4C792" w:tentative="1">
@@ -6790,7 +6868,7 @@
         <w:ind w:left="5443" w:hanging="360"/>
       </w:pPr>
       <w:rPr>
-        <w:rFonts w:hint="default" w:ascii="Arial" w:hAnsi="Arial"/>
+        <w:rFonts w:ascii="Arial" w:hAnsi="Arial" w:hint="default"/>
       </w:rPr>
     </w:lvl>
     <w:lvl w:ilvl="5" w:tplc="B27E1136" w:tentative="1">
@@ -6805,7 +6883,7 @@
         <w:ind w:left="6163" w:hanging="360"/>
       </w:pPr>
       <w:rPr>
-        <w:rFonts w:hint="default" w:ascii="Arial" w:hAnsi="Arial"/>
+        <w:rFonts w:ascii="Arial" w:hAnsi="Arial" w:hint="default"/>
       </w:rPr>
     </w:lvl>
     <w:lvl w:ilvl="6" w:tplc="BB403D22" w:tentative="1">
@@ -6820,7 +6898,7 @@
         <w:ind w:left="6883" w:hanging="360"/>
       </w:pPr>
       <w:rPr>
-        <w:rFonts w:hint="default" w:ascii="Arial" w:hAnsi="Arial"/>
+        <w:rFonts w:ascii="Arial" w:hAnsi="Arial" w:hint="default"/>
       </w:rPr>
     </w:lvl>
     <w:lvl w:ilvl="7" w:tplc="A6FA46A2" w:tentative="1">
@@ -6835,7 +6913,7 @@
         <w:ind w:left="7603" w:hanging="360"/>
       </w:pPr>
       <w:rPr>
-        <w:rFonts w:hint="default" w:ascii="Arial" w:hAnsi="Arial"/>
+        <w:rFonts w:ascii="Arial" w:hAnsi="Arial" w:hint="default"/>
       </w:rPr>
     </w:lvl>
     <w:lvl w:ilvl="8" w:tplc="3BE65028" w:tentative="1">
@@ -6850,7 +6928,7 @@
         <w:ind w:left="8323" w:hanging="360"/>
       </w:pPr>
       <w:rPr>
-        <w:rFonts w:hint="default" w:ascii="Arial" w:hAnsi="Arial"/>
+        <w:rFonts w:ascii="Arial" w:hAnsi="Arial" w:hint="default"/>
       </w:rPr>
     </w:lvl>
   </w:abstractNum>
@@ -6879,7 +6957,7 @@
         <w:ind w:left="1440" w:hanging="360"/>
       </w:pPr>
       <w:rPr>
-        <w:rFonts w:hint="default" w:ascii="Courier New" w:hAnsi="Courier New" w:cs="Courier New"/>
+        <w:rFonts w:ascii="Courier New" w:hAnsi="Courier New" w:cs="Courier New" w:hint="default"/>
       </w:rPr>
     </w:lvl>
     <w:lvl w:ilvl="2" w:tplc="FFFFFFFF" w:tentative="1">
@@ -6891,7 +6969,7 @@
         <w:ind w:left="2160" w:hanging="360"/>
       </w:pPr>
       <w:rPr>
-        <w:rFonts w:hint="default" w:ascii="Wingdings" w:hAnsi="Wingdings"/>
+        <w:rFonts w:ascii="Wingdings" w:hAnsi="Wingdings" w:hint="default"/>
       </w:rPr>
     </w:lvl>
     <w:lvl w:ilvl="3" w:tplc="FFFFFFFF" w:tentative="1">
@@ -6903,7 +6981,7 @@
         <w:ind w:left="2880" w:hanging="360"/>
       </w:pPr>
       <w:rPr>
-        <w:rFonts w:hint="default" w:ascii="Symbol" w:hAnsi="Symbol"/>
+        <w:rFonts w:ascii="Symbol" w:hAnsi="Symbol" w:hint="default"/>
       </w:rPr>
     </w:lvl>
     <w:lvl w:ilvl="4" w:tplc="FFFFFFFF" w:tentative="1">
@@ -6915,7 +6993,7 @@
         <w:ind w:left="3600" w:hanging="360"/>
       </w:pPr>
       <w:rPr>
-        <w:rFonts w:hint="default" w:ascii="Courier New" w:hAnsi="Courier New" w:cs="Courier New"/>
+        <w:rFonts w:ascii="Courier New" w:hAnsi="Courier New" w:cs="Courier New" w:hint="default"/>
       </w:rPr>
     </w:lvl>
     <w:lvl w:ilvl="5" w:tplc="FFFFFFFF" w:tentative="1">
@@ -6927,7 +7005,7 @@
         <w:ind w:left="4320" w:hanging="360"/>
       </w:pPr>
       <w:rPr>
-        <w:rFonts w:hint="default" w:ascii="Wingdings" w:hAnsi="Wingdings"/>
+        <w:rFonts w:ascii="Wingdings" w:hAnsi="Wingdings" w:hint="default"/>
       </w:rPr>
     </w:lvl>
     <w:lvl w:ilvl="6" w:tplc="FFFFFFFF" w:tentative="1">
@@ -6939,7 +7017,7 @@
         <w:ind w:left="5040" w:hanging="360"/>
       </w:pPr>
       <w:rPr>
-        <w:rFonts w:hint="default" w:ascii="Symbol" w:hAnsi="Symbol"/>
+        <w:rFonts w:ascii="Symbol" w:hAnsi="Symbol" w:hint="default"/>
       </w:rPr>
     </w:lvl>
     <w:lvl w:ilvl="7" w:tplc="FFFFFFFF" w:tentative="1">
@@ -6951,7 +7029,7 @@
         <w:ind w:left="5760" w:hanging="360"/>
       </w:pPr>
       <w:rPr>
-        <w:rFonts w:hint="default" w:ascii="Courier New" w:hAnsi="Courier New" w:cs="Courier New"/>
+        <w:rFonts w:ascii="Courier New" w:hAnsi="Courier New" w:cs="Courier New" w:hint="default"/>
       </w:rPr>
     </w:lvl>
     <w:lvl w:ilvl="8" w:tplc="FFFFFFFF" w:tentative="1">
@@ -6963,7 +7041,7 @@
         <w:ind w:left="6480" w:hanging="360"/>
       </w:pPr>
       <w:rPr>
-        <w:rFonts w:hint="default" w:ascii="Wingdings" w:hAnsi="Wingdings"/>
+        <w:rFonts w:ascii="Wingdings" w:hAnsi="Wingdings" w:hint="default"/>
       </w:rPr>
     </w:lvl>
   </w:abstractNum>
@@ -6980,7 +7058,7 @@
         <w:ind w:left="720" w:hanging="360"/>
       </w:pPr>
       <w:rPr>
-        <w:rFonts w:hint="default" w:ascii="Symbol" w:hAnsi="Symbol"/>
+        <w:rFonts w:ascii="Symbol" w:hAnsi="Symbol" w:hint="default"/>
       </w:rPr>
     </w:lvl>
     <w:lvl w:ilvl="1" w:tplc="04130003" w:tentative="1">
@@ -6992,7 +7070,7 @@
         <w:ind w:left="1440" w:hanging="360"/>
       </w:pPr>
       <w:rPr>
-        <w:rFonts w:hint="default" w:ascii="Courier New" w:hAnsi="Courier New" w:cs="Courier New"/>
+        <w:rFonts w:ascii="Courier New" w:hAnsi="Courier New" w:cs="Courier New" w:hint="default"/>
       </w:rPr>
     </w:lvl>
     <w:lvl w:ilvl="2" w:tplc="04130005" w:tentative="1">
@@ -7004,7 +7082,7 @@
         <w:ind w:left="2160" w:hanging="360"/>
       </w:pPr>
       <w:rPr>
-        <w:rFonts w:hint="default" w:ascii="Wingdings" w:hAnsi="Wingdings"/>
+        <w:rFonts w:ascii="Wingdings" w:hAnsi="Wingdings" w:hint="default"/>
       </w:rPr>
     </w:lvl>
     <w:lvl w:ilvl="3" w:tplc="04130001" w:tentative="1">
@@ -7016,7 +7094,7 @@
         <w:ind w:left="2880" w:hanging="360"/>
       </w:pPr>
       <w:rPr>
-        <w:rFonts w:hint="default" w:ascii="Symbol" w:hAnsi="Symbol"/>
+        <w:rFonts w:ascii="Symbol" w:hAnsi="Symbol" w:hint="default"/>
       </w:rPr>
     </w:lvl>
     <w:lvl w:ilvl="4" w:tplc="04130003" w:tentative="1">
@@ -7028,7 +7106,7 @@
         <w:ind w:left="3600" w:hanging="360"/>
       </w:pPr>
       <w:rPr>
-        <w:rFonts w:hint="default" w:ascii="Courier New" w:hAnsi="Courier New" w:cs="Courier New"/>
+        <w:rFonts w:ascii="Courier New" w:hAnsi="Courier New" w:cs="Courier New" w:hint="default"/>
       </w:rPr>
     </w:lvl>
     <w:lvl w:ilvl="5" w:tplc="04130005" w:tentative="1">
@@ -7040,7 +7118,7 @@
         <w:ind w:left="4320" w:hanging="360"/>
       </w:pPr>
       <w:rPr>
-        <w:rFonts w:hint="default" w:ascii="Wingdings" w:hAnsi="Wingdings"/>
+        <w:rFonts w:ascii="Wingdings" w:hAnsi="Wingdings" w:hint="default"/>
       </w:rPr>
     </w:lvl>
     <w:lvl w:ilvl="6" w:tplc="04130001" w:tentative="1">
@@ -7052,7 +7130,7 @@
         <w:ind w:left="5040" w:hanging="360"/>
       </w:pPr>
       <w:rPr>
-        <w:rFonts w:hint="default" w:ascii="Symbol" w:hAnsi="Symbol"/>
+        <w:rFonts w:ascii="Symbol" w:hAnsi="Symbol" w:hint="default"/>
       </w:rPr>
     </w:lvl>
     <w:lvl w:ilvl="7" w:tplc="04130003" w:tentative="1">
@@ -7064,7 +7142,7 @@
         <w:ind w:left="5760" w:hanging="360"/>
       </w:pPr>
       <w:rPr>
-        <w:rFonts w:hint="default" w:ascii="Courier New" w:hAnsi="Courier New" w:cs="Courier New"/>
+        <w:rFonts w:ascii="Courier New" w:hAnsi="Courier New" w:cs="Courier New" w:hint="default"/>
       </w:rPr>
     </w:lvl>
     <w:lvl w:ilvl="8" w:tplc="04130005" w:tentative="1">
@@ -7076,7 +7154,7 @@
         <w:ind w:left="6480" w:hanging="360"/>
       </w:pPr>
       <w:rPr>
-        <w:rFonts w:hint="default" w:ascii="Wingdings" w:hAnsi="Wingdings"/>
+        <w:rFonts w:ascii="Wingdings" w:hAnsi="Wingdings" w:hint="default"/>
       </w:rPr>
     </w:lvl>
   </w:abstractNum>
@@ -7567,7 +7645,7 @@
         <w:ind w:left="720" w:hanging="360"/>
       </w:pPr>
       <w:rPr>
-        <w:rFonts w:hint="default" w:ascii="Times New Roman" w:hAnsi="Times New Roman" w:cs="Times New Roman" w:eastAsiaTheme="minorHAnsi"/>
+        <w:rFonts w:ascii="Times New Roman" w:eastAsiaTheme="minorHAnsi" w:hAnsi="Times New Roman" w:cs="Times New Roman" w:hint="default"/>
       </w:rPr>
     </w:lvl>
     <w:lvl w:ilvl="1" w:tplc="041F0003" w:tentative="1">
@@ -7579,7 +7657,7 @@
         <w:ind w:left="1440" w:hanging="360"/>
       </w:pPr>
       <w:rPr>
-        <w:rFonts w:hint="default" w:ascii="Courier New" w:hAnsi="Courier New" w:cs="Courier New"/>
+        <w:rFonts w:ascii="Courier New" w:hAnsi="Courier New" w:cs="Courier New" w:hint="default"/>
       </w:rPr>
     </w:lvl>
     <w:lvl w:ilvl="2" w:tplc="041F0005" w:tentative="1">
@@ -7591,7 +7669,7 @@
         <w:ind w:left="2160" w:hanging="360"/>
       </w:pPr>
       <w:rPr>
-        <w:rFonts w:hint="default" w:ascii="Wingdings" w:hAnsi="Wingdings"/>
+        <w:rFonts w:ascii="Wingdings" w:hAnsi="Wingdings" w:hint="default"/>
       </w:rPr>
     </w:lvl>
     <w:lvl w:ilvl="3" w:tplc="041F0001" w:tentative="1">
@@ -7603,7 +7681,7 @@
         <w:ind w:left="2880" w:hanging="360"/>
       </w:pPr>
       <w:rPr>
-        <w:rFonts w:hint="default" w:ascii="Symbol" w:hAnsi="Symbol"/>
+        <w:rFonts w:ascii="Symbol" w:hAnsi="Symbol" w:hint="default"/>
       </w:rPr>
     </w:lvl>
     <w:lvl w:ilvl="4" w:tplc="041F0003" w:tentative="1">
@@ -7615,7 +7693,7 @@
         <w:ind w:left="3600" w:hanging="360"/>
       </w:pPr>
       <w:rPr>
-        <w:rFonts w:hint="default" w:ascii="Courier New" w:hAnsi="Courier New" w:cs="Courier New"/>
+        <w:rFonts w:ascii="Courier New" w:hAnsi="Courier New" w:cs="Courier New" w:hint="default"/>
       </w:rPr>
     </w:lvl>
     <w:lvl w:ilvl="5" w:tplc="041F0005" w:tentative="1">
@@ -7627,7 +7705,7 @@
         <w:ind w:left="4320" w:hanging="360"/>
       </w:pPr>
       <w:rPr>
-        <w:rFonts w:hint="default" w:ascii="Wingdings" w:hAnsi="Wingdings"/>
+        <w:rFonts w:ascii="Wingdings" w:hAnsi="Wingdings" w:hint="default"/>
       </w:rPr>
     </w:lvl>
     <w:lvl w:ilvl="6" w:tplc="041F0001" w:tentative="1">
@@ -7639,7 +7717,7 @@
         <w:ind w:left="5040" w:hanging="360"/>
       </w:pPr>
       <w:rPr>
-        <w:rFonts w:hint="default" w:ascii="Symbol" w:hAnsi="Symbol"/>
+        <w:rFonts w:ascii="Symbol" w:hAnsi="Symbol" w:hint="default"/>
       </w:rPr>
     </w:lvl>
     <w:lvl w:ilvl="7" w:tplc="041F0003" w:tentative="1">
@@ -7651,7 +7729,7 @@
         <w:ind w:left="5760" w:hanging="360"/>
       </w:pPr>
       <w:rPr>
-        <w:rFonts w:hint="default" w:ascii="Courier New" w:hAnsi="Courier New" w:cs="Courier New"/>
+        <w:rFonts w:ascii="Courier New" w:hAnsi="Courier New" w:cs="Courier New" w:hint="default"/>
       </w:rPr>
     </w:lvl>
     <w:lvl w:ilvl="8" w:tplc="041F0005" w:tentative="1">
@@ -7663,7 +7741,7 @@
         <w:ind w:left="6480" w:hanging="360"/>
       </w:pPr>
       <w:rPr>
-        <w:rFonts w:hint="default" w:ascii="Wingdings" w:hAnsi="Wingdings"/>
+        <w:rFonts w:ascii="Wingdings" w:hAnsi="Wingdings" w:hint="default"/>
       </w:rPr>
     </w:lvl>
   </w:abstractNum>
@@ -8039,7 +8117,7 @@
         <w:ind w:left="720" w:hanging="360"/>
       </w:pPr>
       <w:rPr>
-        <w:rFonts w:hint="default" w:ascii="Symbol" w:hAnsi="Symbol"/>
+        <w:rFonts w:ascii="Symbol" w:hAnsi="Symbol" w:hint="default"/>
         <w:sz w:val="20"/>
       </w:rPr>
     </w:lvl>
@@ -8055,7 +8133,7 @@
         <w:ind w:left="1440" w:hanging="360"/>
       </w:pPr>
       <w:rPr>
-        <w:rFonts w:hint="default" w:ascii="Courier New" w:hAnsi="Courier New"/>
+        <w:rFonts w:ascii="Courier New" w:hAnsi="Courier New" w:hint="default"/>
         <w:sz w:val="20"/>
       </w:rPr>
     </w:lvl>
@@ -8071,7 +8149,7 @@
         <w:ind w:left="2160" w:hanging="360"/>
       </w:pPr>
       <w:rPr>
-        <w:rFonts w:hint="default" w:ascii="Wingdings" w:hAnsi="Wingdings"/>
+        <w:rFonts w:ascii="Wingdings" w:hAnsi="Wingdings" w:hint="default"/>
         <w:sz w:val="20"/>
       </w:rPr>
     </w:lvl>
@@ -8087,7 +8165,7 @@
         <w:ind w:left="2880" w:hanging="360"/>
       </w:pPr>
       <w:rPr>
-        <w:rFonts w:hint="default" w:ascii="Wingdings" w:hAnsi="Wingdings"/>
+        <w:rFonts w:ascii="Wingdings" w:hAnsi="Wingdings" w:hint="default"/>
         <w:sz w:val="20"/>
       </w:rPr>
     </w:lvl>
@@ -8103,7 +8181,7 @@
         <w:ind w:left="3600" w:hanging="360"/>
       </w:pPr>
       <w:rPr>
-        <w:rFonts w:hint="default" w:ascii="Wingdings" w:hAnsi="Wingdings"/>
+        <w:rFonts w:ascii="Wingdings" w:hAnsi="Wingdings" w:hint="default"/>
         <w:sz w:val="20"/>
       </w:rPr>
     </w:lvl>
@@ -8119,7 +8197,7 @@
         <w:ind w:left="4320" w:hanging="360"/>
       </w:pPr>
       <w:rPr>
-        <w:rFonts w:hint="default" w:ascii="Wingdings" w:hAnsi="Wingdings"/>
+        <w:rFonts w:ascii="Wingdings" w:hAnsi="Wingdings" w:hint="default"/>
         <w:sz w:val="20"/>
       </w:rPr>
     </w:lvl>
@@ -8135,7 +8213,7 @@
         <w:ind w:left="5040" w:hanging="360"/>
       </w:pPr>
       <w:rPr>
-        <w:rFonts w:hint="default" w:ascii="Wingdings" w:hAnsi="Wingdings"/>
+        <w:rFonts w:ascii="Wingdings" w:hAnsi="Wingdings" w:hint="default"/>
         <w:sz w:val="20"/>
       </w:rPr>
     </w:lvl>
@@ -8151,7 +8229,7 @@
         <w:ind w:left="5760" w:hanging="360"/>
       </w:pPr>
       <w:rPr>
-        <w:rFonts w:hint="default" w:ascii="Wingdings" w:hAnsi="Wingdings"/>
+        <w:rFonts w:ascii="Wingdings" w:hAnsi="Wingdings" w:hint="default"/>
         <w:sz w:val="20"/>
       </w:rPr>
     </w:lvl>
@@ -8167,7 +8245,7 @@
         <w:ind w:left="6480" w:hanging="360"/>
       </w:pPr>
       <w:rPr>
-        <w:rFonts w:hint="default" w:ascii="Wingdings" w:hAnsi="Wingdings"/>
+        <w:rFonts w:ascii="Wingdings" w:hAnsi="Wingdings" w:hint="default"/>
         <w:sz w:val="20"/>
       </w:rPr>
     </w:lvl>
@@ -8277,7 +8355,7 @@
         <w:ind w:left="720" w:hanging="360"/>
       </w:pPr>
       <w:rPr>
-        <w:rFonts w:hint="default" w:ascii="Symbol" w:hAnsi="Symbol"/>
+        <w:rFonts w:ascii="Symbol" w:hAnsi="Symbol" w:hint="default"/>
         <w:sz w:val="20"/>
       </w:rPr>
     </w:lvl>
@@ -8293,7 +8371,7 @@
         <w:ind w:left="1440" w:hanging="360"/>
       </w:pPr>
       <w:rPr>
-        <w:rFonts w:hint="default" w:ascii="Courier New" w:hAnsi="Courier New"/>
+        <w:rFonts w:ascii="Courier New" w:hAnsi="Courier New" w:hint="default"/>
         <w:sz w:val="20"/>
       </w:rPr>
     </w:lvl>
@@ -8309,7 +8387,7 @@
         <w:ind w:left="2160" w:hanging="360"/>
       </w:pPr>
       <w:rPr>
-        <w:rFonts w:hint="default" w:ascii="Wingdings" w:hAnsi="Wingdings"/>
+        <w:rFonts w:ascii="Wingdings" w:hAnsi="Wingdings" w:hint="default"/>
         <w:sz w:val="20"/>
       </w:rPr>
     </w:lvl>
@@ -8325,7 +8403,7 @@
         <w:ind w:left="2880" w:hanging="360"/>
       </w:pPr>
       <w:rPr>
-        <w:rFonts w:hint="default" w:ascii="Wingdings" w:hAnsi="Wingdings"/>
+        <w:rFonts w:ascii="Wingdings" w:hAnsi="Wingdings" w:hint="default"/>
         <w:sz w:val="20"/>
       </w:rPr>
     </w:lvl>
@@ -8341,7 +8419,7 @@
         <w:ind w:left="3600" w:hanging="360"/>
       </w:pPr>
       <w:rPr>
-        <w:rFonts w:hint="default" w:ascii="Wingdings" w:hAnsi="Wingdings"/>
+        <w:rFonts w:ascii="Wingdings" w:hAnsi="Wingdings" w:hint="default"/>
         <w:sz w:val="20"/>
       </w:rPr>
     </w:lvl>
@@ -8357,7 +8435,7 @@
         <w:ind w:left="4320" w:hanging="360"/>
       </w:pPr>
       <w:rPr>
-        <w:rFonts w:hint="default" w:ascii="Wingdings" w:hAnsi="Wingdings"/>
+        <w:rFonts w:ascii="Wingdings" w:hAnsi="Wingdings" w:hint="default"/>
         <w:sz w:val="20"/>
       </w:rPr>
     </w:lvl>
@@ -8373,7 +8451,7 @@
         <w:ind w:left="5040" w:hanging="360"/>
       </w:pPr>
       <w:rPr>
-        <w:rFonts w:hint="default" w:ascii="Wingdings" w:hAnsi="Wingdings"/>
+        <w:rFonts w:ascii="Wingdings" w:hAnsi="Wingdings" w:hint="default"/>
         <w:sz w:val="20"/>
       </w:rPr>
     </w:lvl>
@@ -8389,7 +8467,7 @@
         <w:ind w:left="5760" w:hanging="360"/>
       </w:pPr>
       <w:rPr>
-        <w:rFonts w:hint="default" w:ascii="Wingdings" w:hAnsi="Wingdings"/>
+        <w:rFonts w:ascii="Wingdings" w:hAnsi="Wingdings" w:hint="default"/>
         <w:sz w:val="20"/>
       </w:rPr>
     </w:lvl>
@@ -8405,7 +8483,7 @@
         <w:ind w:left="6480" w:hanging="360"/>
       </w:pPr>
       <w:rPr>
-        <w:rFonts w:hint="default" w:ascii="Wingdings" w:hAnsi="Wingdings"/>
+        <w:rFonts w:ascii="Wingdings" w:hAnsi="Wingdings" w:hint="default"/>
         <w:sz w:val="20"/>
       </w:rPr>
     </w:lvl>
@@ -8476,23 +8554,12 @@
 </w:numbering>
 </file>
 
-<file path=word/people.xml><?xml version="1.0" encoding="utf-8"?>
-<w15:people xmlns:mc="http://schemas.openxmlformats.org/markup-compatibility/2006" xmlns:w15="http://schemas.microsoft.com/office/word/2012/wordml" mc:Ignorable="w15">
-  <w15:person w15:author="Suze Keultjes">
-    <w15:presenceInfo w15:providerId="AD" w15:userId="S::s.keultjes@roca12.nl::11301e0f-9aff-4b16-9024-439163002bd5"/>
-  </w15:person>
-  <w15:person w15:author="Suze Keultjes">
-    <w15:presenceInfo w15:providerId="AD" w15:userId="S::s.keultjes@roca12.nl::11301e0f-9aff-4b16-9024-439163002bd5"/>
-  </w15:person>
-</w15:people>
-</file>
-
 <file path=word/styles.xml><?xml version="1.0" encoding="utf-8"?>
-<w:styles xmlns:wp14="http://schemas.microsoft.com/office/word/2010/wordprocessingDrawing" xmlns:mc="http://schemas.openxmlformats.org/markup-compatibility/2006" xmlns:r="http://schemas.openxmlformats.org/officeDocument/2006/relationships" xmlns:w="http://schemas.openxmlformats.org/wordprocessingml/2006/main" xmlns:w14="http://schemas.microsoft.com/office/word/2010/wordml" xmlns:w15="http://schemas.microsoft.com/office/word/2012/wordml" xmlns:w16cex="http://schemas.microsoft.com/office/word/2018/wordml/cex" xmlns:w16cid="http://schemas.microsoft.com/office/word/2016/wordml/cid" xmlns:w16="http://schemas.microsoft.com/office/word/2018/wordml" xmlns:w16du="http://schemas.microsoft.com/office/word/2023/wordml/word16du" xmlns:w16sdtdh="http://schemas.microsoft.com/office/word/2020/wordml/sdtdatahash" xmlns:w16sdtfl="http://schemas.microsoft.com/office/word/2024/wordml/sdtformatlock" xmlns:w16se="http://schemas.microsoft.com/office/word/2015/wordml/symex" mc:Ignorable="w14 w15 w16se w16cid w16 w16cex w16sdtdh w16sdtfl w16du wp14">
+<w:styles xmlns:mc="http://schemas.openxmlformats.org/markup-compatibility/2006" xmlns:r="http://schemas.openxmlformats.org/officeDocument/2006/relationships" xmlns:w="http://schemas.openxmlformats.org/wordprocessingml/2006/main" xmlns:w14="http://schemas.microsoft.com/office/word/2010/wordml" xmlns:w15="http://schemas.microsoft.com/office/word/2012/wordml" xmlns:w16cex="http://schemas.microsoft.com/office/word/2018/wordml/cex" xmlns:w16cid="http://schemas.microsoft.com/office/word/2016/wordml/cid" xmlns:w16="http://schemas.microsoft.com/office/word/2018/wordml" xmlns:w16du="http://schemas.microsoft.com/office/word/2023/wordml/word16du" xmlns:w16sdtdh="http://schemas.microsoft.com/office/word/2020/wordml/sdtdatahash" xmlns:w16sdtfl="http://schemas.microsoft.com/office/word/2024/wordml/sdtformatlock" xmlns:w16se="http://schemas.microsoft.com/office/word/2015/wordml/symex" mc:Ignorable="w14 w15 w16se w16cid w16 w16cex w16sdtdh w16sdtfl w16du">
   <w:docDefaults>
     <w:rPrDefault>
       <w:rPr>
-        <w:rFonts w:asciiTheme="minorHAnsi" w:hAnsiTheme="minorHAnsi" w:eastAsiaTheme="minorHAnsi" w:cstheme="minorBidi"/>
+        <w:rFonts w:asciiTheme="minorHAnsi" w:eastAsiaTheme="minorHAnsi" w:hAnsiTheme="minorHAnsi" w:cstheme="minorBidi"/>
         <w:sz w:val="22"/>
         <w:szCs w:val="22"/>
         <w:lang w:val="nl-NL" w:eastAsia="en-US" w:bidi="ar-SA"/>
@@ -8507,14 +8574,14 @@
   <w:latentStyles w:defLockedState="0" w:defUIPriority="99" w:defSemiHidden="0" w:defUnhideWhenUsed="0" w:defQFormat="0" w:count="376">
     <w:lsdException w:name="Normal" w:uiPriority="0" w:qFormat="1"/>
     <w:lsdException w:name="heading 1" w:uiPriority="9" w:qFormat="1"/>
-    <w:lsdException w:name="heading 2" w:uiPriority="9" w:semiHidden="1" w:unhideWhenUsed="1" w:qFormat="1"/>
-    <w:lsdException w:name="heading 3" w:uiPriority="9" w:semiHidden="1" w:unhideWhenUsed="1" w:qFormat="1"/>
-    <w:lsdException w:name="heading 4" w:uiPriority="9" w:semiHidden="1" w:unhideWhenUsed="1" w:qFormat="1"/>
-    <w:lsdException w:name="heading 5" w:uiPriority="9" w:semiHidden="1" w:unhideWhenUsed="1" w:qFormat="1"/>
-    <w:lsdException w:name="heading 6" w:uiPriority="9" w:semiHidden="1" w:unhideWhenUsed="1" w:qFormat="1"/>
-    <w:lsdException w:name="heading 7" w:uiPriority="9" w:semiHidden="1" w:unhideWhenUsed="1" w:qFormat="1"/>
-    <w:lsdException w:name="heading 8" w:uiPriority="9" w:semiHidden="1" w:unhideWhenUsed="1" w:qFormat="1"/>
-    <w:lsdException w:name="heading 9" w:uiPriority="9" w:semiHidden="1" w:unhideWhenUsed="1" w:qFormat="1"/>
+    <w:lsdException w:name="heading 2" w:semiHidden="1" w:uiPriority="9" w:unhideWhenUsed="1" w:qFormat="1"/>
+    <w:lsdException w:name="heading 3" w:semiHidden="1" w:uiPriority="9" w:unhideWhenUsed="1" w:qFormat="1"/>
+    <w:lsdException w:name="heading 4" w:semiHidden="1" w:uiPriority="9" w:unhideWhenUsed="1" w:qFormat="1"/>
+    <w:lsdException w:name="heading 5" w:semiHidden="1" w:uiPriority="9" w:unhideWhenUsed="1" w:qFormat="1"/>
+    <w:lsdException w:name="heading 6" w:semiHidden="1" w:uiPriority="9" w:unhideWhenUsed="1" w:qFormat="1"/>
+    <w:lsdException w:name="heading 7" w:semiHidden="1" w:uiPriority="9" w:unhideWhenUsed="1" w:qFormat="1"/>
+    <w:lsdException w:name="heading 8" w:semiHidden="1" w:uiPriority="9" w:unhideWhenUsed="1" w:qFormat="1"/>
+    <w:lsdException w:name="heading 9" w:semiHidden="1" w:uiPriority="9" w:unhideWhenUsed="1" w:qFormat="1"/>
     <w:lsdException w:name="index 1" w:semiHidden="1" w:unhideWhenUsed="1"/>
     <w:lsdException w:name="index 2" w:semiHidden="1" w:unhideWhenUsed="1"/>
     <w:lsdException w:name="index 3" w:semiHidden="1" w:unhideWhenUsed="1"/>
@@ -8524,22 +8591,22 @@
     <w:lsdException w:name="index 7" w:semiHidden="1" w:unhideWhenUsed="1"/>
     <w:lsdException w:name="index 8" w:semiHidden="1" w:unhideWhenUsed="1"/>
     <w:lsdException w:name="index 9" w:semiHidden="1" w:unhideWhenUsed="1"/>
-    <w:lsdException w:name="toc 1" w:uiPriority="39" w:semiHidden="1" w:unhideWhenUsed="1"/>
-    <w:lsdException w:name="toc 2" w:uiPriority="39" w:semiHidden="1" w:unhideWhenUsed="1"/>
-    <w:lsdException w:name="toc 3" w:uiPriority="39" w:semiHidden="1" w:unhideWhenUsed="1"/>
-    <w:lsdException w:name="toc 4" w:uiPriority="39" w:semiHidden="1" w:unhideWhenUsed="1"/>
-    <w:lsdException w:name="toc 5" w:uiPriority="39" w:semiHidden="1" w:unhideWhenUsed="1"/>
-    <w:lsdException w:name="toc 6" w:uiPriority="39" w:semiHidden="1" w:unhideWhenUsed="1"/>
-    <w:lsdException w:name="toc 7" w:uiPriority="39" w:semiHidden="1" w:unhideWhenUsed="1"/>
-    <w:lsdException w:name="toc 8" w:uiPriority="39" w:semiHidden="1" w:unhideWhenUsed="1"/>
-    <w:lsdException w:name="toc 9" w:uiPriority="39" w:semiHidden="1" w:unhideWhenUsed="1"/>
+    <w:lsdException w:name="toc 1" w:semiHidden="1" w:uiPriority="39" w:unhideWhenUsed="1"/>
+    <w:lsdException w:name="toc 2" w:semiHidden="1" w:uiPriority="39" w:unhideWhenUsed="1"/>
+    <w:lsdException w:name="toc 3" w:semiHidden="1" w:uiPriority="39" w:unhideWhenUsed="1"/>
+    <w:lsdException w:name="toc 4" w:semiHidden="1" w:uiPriority="39" w:unhideWhenUsed="1"/>
+    <w:lsdException w:name="toc 5" w:semiHidden="1" w:uiPriority="39" w:unhideWhenUsed="1"/>
+    <w:lsdException w:name="toc 6" w:semiHidden="1" w:uiPriority="39" w:unhideWhenUsed="1"/>
+    <w:lsdException w:name="toc 7" w:semiHidden="1" w:uiPriority="39" w:unhideWhenUsed="1"/>
+    <w:lsdException w:name="toc 8" w:semiHidden="1" w:uiPriority="39" w:unhideWhenUsed="1"/>
+    <w:lsdException w:name="toc 9" w:semiHidden="1" w:uiPriority="39" w:unhideWhenUsed="1"/>
     <w:lsdException w:name="Normal Indent" w:semiHidden="1" w:unhideWhenUsed="1"/>
     <w:lsdException w:name="footnote text" w:semiHidden="1" w:unhideWhenUsed="1"/>
     <w:lsdException w:name="annotation text" w:semiHidden="1" w:unhideWhenUsed="1"/>
     <w:lsdException w:name="header" w:semiHidden="1" w:unhideWhenUsed="1"/>
     <w:lsdException w:name="footer" w:semiHidden="1" w:unhideWhenUsed="1"/>
     <w:lsdException w:name="index heading" w:semiHidden="1" w:unhideWhenUsed="1"/>
-    <w:lsdException w:name="caption" w:uiPriority="35" w:semiHidden="1" w:unhideWhenUsed="1" w:qFormat="1"/>
+    <w:lsdException w:name="caption" w:semiHidden="1" w:uiPriority="35" w:unhideWhenUsed="1" w:qFormat="1"/>
     <w:lsdException w:name="table of figures" w:semiHidden="1" w:unhideWhenUsed="1"/>
     <w:lsdException w:name="envelope address" w:semiHidden="1" w:unhideWhenUsed="1"/>
     <w:lsdException w:name="envelope return" w:semiHidden="1" w:unhideWhenUsed="1"/>
@@ -8570,7 +8637,7 @@
     <w:lsdException w:name="Title" w:uiPriority="10" w:qFormat="1"/>
     <w:lsdException w:name="Closing" w:semiHidden="1" w:unhideWhenUsed="1"/>
     <w:lsdException w:name="Signature" w:semiHidden="1" w:unhideWhenUsed="1"/>
-    <w:lsdException w:name="Default Paragraph Font" w:uiPriority="1" w:semiHidden="1" w:unhideWhenUsed="1"/>
+    <w:lsdException w:name="Default Paragraph Font" w:semiHidden="1" w:uiPriority="1" w:unhideWhenUsed="1"/>
     <w:lsdException w:name="Body Text" w:semiHidden="1" w:unhideWhenUsed="1"/>
     <w:lsdException w:name="Body Text Indent" w:semiHidden="1" w:unhideWhenUsed="1"/>
     <w:lsdException w:name="List Continue" w:semiHidden="1" w:unhideWhenUsed="1"/>
@@ -8770,8 +8837,8 @@
     <w:lsdException w:name="Subtle Reference" w:uiPriority="31" w:qFormat="1"/>
     <w:lsdException w:name="Intense Reference" w:uiPriority="32" w:qFormat="1"/>
     <w:lsdException w:name="Book Title" w:uiPriority="33" w:qFormat="1"/>
-    <w:lsdException w:name="Bibliography" w:uiPriority="37" w:semiHidden="1" w:unhideWhenUsed="1"/>
-    <w:lsdException w:name="TOC Heading" w:uiPriority="39" w:semiHidden="1" w:unhideWhenUsed="1" w:qFormat="1"/>
+    <w:lsdException w:name="Bibliography" w:semiHidden="1" w:uiPriority="37" w:unhideWhenUsed="1"/>
+    <w:lsdException w:name="TOC Heading" w:semiHidden="1" w:uiPriority="39" w:unhideWhenUsed="1" w:qFormat="1"/>
     <w:lsdException w:name="Plain Table 1" w:uiPriority="41"/>
     <w:lsdException w:name="Plain Table 2" w:uiPriority="42"/>
     <w:lsdException w:name="Plain Table 3" w:uiPriority="43"/>
@@ -8882,7 +8949,7 @@
     <w:lsdException w:name="Unresolved Mention" w:semiHidden="1" w:unhideWhenUsed="1"/>
     <w:lsdException w:name="Smart Link" w:semiHidden="1" w:unhideWhenUsed="1"/>
   </w:latentStyles>
-  <w:style w:type="paragraph" w:styleId="Standaard" w:default="1">
+  <w:style w:type="paragraph" w:default="1" w:styleId="Standaard">
     <w:name w:val="Normal"/>
     <w:qFormat/>
     <w:rsid w:val="008B6330"/>
@@ -8909,7 +8976,7 @@
       <w:outlineLvl w:val="0"/>
     </w:pPr>
     <w:rPr>
-      <w:rFonts w:asciiTheme="majorHAnsi" w:hAnsiTheme="majorHAnsi" w:eastAsiaTheme="majorEastAsia" w:cstheme="majorBidi"/>
+      <w:rFonts w:asciiTheme="majorHAnsi" w:eastAsiaTheme="majorEastAsia" w:hAnsiTheme="majorHAnsi" w:cstheme="majorBidi"/>
       <w:color w:val="2F5496" w:themeColor="accent1" w:themeShade="BF"/>
       <w:sz w:val="28"/>
       <w:szCs w:val="32"/>
@@ -8936,7 +9003,7 @@
       <w:outlineLvl w:val="1"/>
     </w:pPr>
     <w:rPr>
-      <w:rFonts w:asciiTheme="majorHAnsi" w:hAnsiTheme="majorHAnsi" w:eastAsiaTheme="majorEastAsia" w:cstheme="majorBidi"/>
+      <w:rFonts w:asciiTheme="majorHAnsi" w:eastAsiaTheme="majorEastAsia" w:hAnsiTheme="majorHAnsi" w:cstheme="majorBidi"/>
       <w:color w:val="2F5496" w:themeColor="accent1" w:themeShade="BF"/>
       <w:sz w:val="24"/>
       <w:szCs w:val="26"/>
@@ -8962,7 +9029,7 @@
       <w:outlineLvl w:val="2"/>
     </w:pPr>
     <w:rPr>
-      <w:rFonts w:asciiTheme="majorHAnsi" w:hAnsiTheme="majorHAnsi" w:eastAsiaTheme="majorEastAsia" w:cstheme="majorBidi"/>
+      <w:rFonts w:asciiTheme="majorHAnsi" w:eastAsiaTheme="majorEastAsia" w:hAnsiTheme="majorHAnsi" w:cstheme="majorBidi"/>
       <w:color w:val="1F3763" w:themeColor="accent1" w:themeShade="7F"/>
       <w:sz w:val="24"/>
       <w:szCs w:val="24"/>
@@ -8988,7 +9055,7 @@
       <w:outlineLvl w:val="3"/>
     </w:pPr>
     <w:rPr>
-      <w:rFonts w:asciiTheme="majorHAnsi" w:hAnsiTheme="majorHAnsi" w:eastAsiaTheme="majorEastAsia" w:cstheme="majorBidi"/>
+      <w:rFonts w:asciiTheme="majorHAnsi" w:eastAsiaTheme="majorEastAsia" w:hAnsiTheme="majorHAnsi" w:cstheme="majorBidi"/>
       <w:i/>
       <w:iCs/>
       <w:color w:val="2F5496" w:themeColor="accent1" w:themeShade="BF"/>
@@ -9015,7 +9082,7 @@
       <w:outlineLvl w:val="4"/>
     </w:pPr>
     <w:rPr>
-      <w:rFonts w:asciiTheme="majorHAnsi" w:hAnsiTheme="majorHAnsi" w:eastAsiaTheme="majorEastAsia" w:cstheme="majorBidi"/>
+      <w:rFonts w:asciiTheme="majorHAnsi" w:eastAsiaTheme="majorEastAsia" w:hAnsiTheme="majorHAnsi" w:cstheme="majorBidi"/>
       <w:color w:val="2F5496" w:themeColor="accent1" w:themeShade="BF"/>
     </w:rPr>
   </w:style>
@@ -9040,7 +9107,7 @@
       <w:outlineLvl w:val="5"/>
     </w:pPr>
     <w:rPr>
-      <w:rFonts w:asciiTheme="majorHAnsi" w:hAnsiTheme="majorHAnsi" w:eastAsiaTheme="majorEastAsia" w:cstheme="majorBidi"/>
+      <w:rFonts w:asciiTheme="majorHAnsi" w:eastAsiaTheme="majorEastAsia" w:hAnsiTheme="majorHAnsi" w:cstheme="majorBidi"/>
       <w:color w:val="1F3763" w:themeColor="accent1" w:themeShade="7F"/>
     </w:rPr>
   </w:style>
@@ -9065,7 +9132,7 @@
       <w:outlineLvl w:val="6"/>
     </w:pPr>
     <w:rPr>
-      <w:rFonts w:asciiTheme="majorHAnsi" w:hAnsiTheme="majorHAnsi" w:eastAsiaTheme="majorEastAsia" w:cstheme="majorBidi"/>
+      <w:rFonts w:asciiTheme="majorHAnsi" w:eastAsiaTheme="majorEastAsia" w:hAnsiTheme="majorHAnsi" w:cstheme="majorBidi"/>
       <w:i/>
       <w:iCs/>
       <w:color w:val="1F3763" w:themeColor="accent1" w:themeShade="7F"/>
@@ -9092,7 +9159,7 @@
       <w:outlineLvl w:val="7"/>
     </w:pPr>
     <w:rPr>
-      <w:rFonts w:asciiTheme="majorHAnsi" w:hAnsiTheme="majorHAnsi" w:eastAsiaTheme="majorEastAsia" w:cstheme="majorBidi"/>
+      <w:rFonts w:asciiTheme="majorHAnsi" w:eastAsiaTheme="majorEastAsia" w:hAnsiTheme="majorHAnsi" w:cstheme="majorBidi"/>
       <w:color w:val="272727" w:themeColor="text1" w:themeTint="D8"/>
       <w:sz w:val="21"/>
       <w:szCs w:val="21"/>
@@ -9119,7 +9186,7 @@
       <w:outlineLvl w:val="8"/>
     </w:pPr>
     <w:rPr>
-      <w:rFonts w:asciiTheme="majorHAnsi" w:hAnsiTheme="majorHAnsi" w:eastAsiaTheme="majorEastAsia" w:cstheme="majorBidi"/>
+      <w:rFonts w:asciiTheme="majorHAnsi" w:eastAsiaTheme="majorEastAsia" w:hAnsiTheme="majorHAnsi" w:cstheme="majorBidi"/>
       <w:i/>
       <w:iCs/>
       <w:color w:val="272727" w:themeColor="text1" w:themeTint="D8"/>
@@ -9127,12 +9194,13 @@
       <w:szCs w:val="21"/>
     </w:rPr>
   </w:style>
-  <w:style w:type="character" w:styleId="Standaardalinea-lettertype" w:default="1">
+  <w:style w:type="character" w:default="1" w:styleId="Standaardalinea-lettertype">
     <w:name w:val="Default Paragraph Font"/>
     <w:uiPriority w:val="1"/>
+    <w:semiHidden/>
     <w:unhideWhenUsed/>
   </w:style>
-  <w:style w:type="table" w:styleId="Standaardtabel" w:default="1">
+  <w:style w:type="table" w:default="1" w:styleId="Standaardtabel">
     <w:name w:val="Normal Table"/>
     <w:uiPriority w:val="99"/>
     <w:semiHidden/>
@@ -9147,65 +9215,65 @@
       </w:tblCellMar>
     </w:tblPr>
   </w:style>
-  <w:style w:type="numbering" w:styleId="Geenlijst" w:default="1">
+  <w:style w:type="numbering" w:default="1" w:styleId="Geenlijst">
     <w:name w:val="No List"/>
     <w:uiPriority w:val="99"/>
     <w:semiHidden/>
     <w:unhideWhenUsed/>
   </w:style>
-  <w:style w:type="character" w:styleId="Kop1Char" w:customStyle="1">
+  <w:style w:type="character" w:customStyle="1" w:styleId="Kop1Char">
     <w:name w:val="Kop 1 Char"/>
     <w:basedOn w:val="Standaardalinea-lettertype"/>
     <w:link w:val="Kop1"/>
     <w:uiPriority w:val="9"/>
     <w:rsid w:val="00046E54"/>
     <w:rPr>
-      <w:rFonts w:asciiTheme="majorHAnsi" w:hAnsiTheme="majorHAnsi" w:eastAsiaTheme="majorEastAsia" w:cstheme="majorBidi"/>
+      <w:rFonts w:asciiTheme="majorHAnsi" w:eastAsiaTheme="majorEastAsia" w:hAnsiTheme="majorHAnsi" w:cstheme="majorBidi"/>
       <w:color w:val="2F5496" w:themeColor="accent1" w:themeShade="BF"/>
       <w:sz w:val="28"/>
       <w:szCs w:val="32"/>
     </w:rPr>
   </w:style>
-  <w:style w:type="character" w:styleId="Kop2Char" w:customStyle="1">
+  <w:style w:type="character" w:customStyle="1" w:styleId="Kop2Char">
     <w:name w:val="Kop 2 Char"/>
     <w:basedOn w:val="Standaardalinea-lettertype"/>
     <w:link w:val="Kop2"/>
     <w:uiPriority w:val="9"/>
     <w:rsid w:val="00046E54"/>
     <w:rPr>
-      <w:rFonts w:asciiTheme="majorHAnsi" w:hAnsiTheme="majorHAnsi" w:eastAsiaTheme="majorEastAsia" w:cstheme="majorBidi"/>
+      <w:rFonts w:asciiTheme="majorHAnsi" w:eastAsiaTheme="majorEastAsia" w:hAnsiTheme="majorHAnsi" w:cstheme="majorBidi"/>
       <w:color w:val="2F5496" w:themeColor="accent1" w:themeShade="BF"/>
       <w:sz w:val="24"/>
       <w:szCs w:val="26"/>
     </w:rPr>
   </w:style>
-  <w:style w:type="character" w:styleId="Kop3Char" w:customStyle="1">
+  <w:style w:type="character" w:customStyle="1" w:styleId="Kop3Char">
     <w:name w:val="Kop 3 Char"/>
     <w:basedOn w:val="Standaardalinea-lettertype"/>
     <w:link w:val="Kop3"/>
     <w:uiPriority w:val="9"/>
     <w:rsid w:val="00704D9B"/>
     <w:rPr>
-      <w:rFonts w:asciiTheme="majorHAnsi" w:hAnsiTheme="majorHAnsi" w:eastAsiaTheme="majorEastAsia" w:cstheme="majorBidi"/>
+      <w:rFonts w:asciiTheme="majorHAnsi" w:eastAsiaTheme="majorEastAsia" w:hAnsiTheme="majorHAnsi" w:cstheme="majorBidi"/>
       <w:color w:val="1F3763" w:themeColor="accent1" w:themeShade="7F"/>
       <w:sz w:val="24"/>
       <w:szCs w:val="24"/>
     </w:rPr>
   </w:style>
-  <w:style w:type="character" w:styleId="Kop4Char" w:customStyle="1">
+  <w:style w:type="character" w:customStyle="1" w:styleId="Kop4Char">
     <w:name w:val="Kop 4 Char"/>
     <w:basedOn w:val="Standaardalinea-lettertype"/>
     <w:link w:val="Kop4"/>
     <w:uiPriority w:val="9"/>
     <w:rsid w:val="00704D9B"/>
     <w:rPr>
-      <w:rFonts w:asciiTheme="majorHAnsi" w:hAnsiTheme="majorHAnsi" w:eastAsiaTheme="majorEastAsia" w:cstheme="majorBidi"/>
+      <w:rFonts w:asciiTheme="majorHAnsi" w:eastAsiaTheme="majorEastAsia" w:hAnsiTheme="majorHAnsi" w:cstheme="majorBidi"/>
       <w:i/>
       <w:iCs/>
       <w:color w:val="2F5496" w:themeColor="accent1" w:themeShade="BF"/>
     </w:rPr>
   </w:style>
-  <w:style w:type="character" w:styleId="Kop5Char" w:customStyle="1">
+  <w:style w:type="character" w:customStyle="1" w:styleId="Kop5Char">
     <w:name w:val="Kop 5 Char"/>
     <w:basedOn w:val="Standaardalinea-lettertype"/>
     <w:link w:val="Kop5"/>
@@ -9213,11 +9281,11 @@
     <w:semiHidden/>
     <w:rsid w:val="00704D9B"/>
     <w:rPr>
-      <w:rFonts w:asciiTheme="majorHAnsi" w:hAnsiTheme="majorHAnsi" w:eastAsiaTheme="majorEastAsia" w:cstheme="majorBidi"/>
+      <w:rFonts w:asciiTheme="majorHAnsi" w:eastAsiaTheme="majorEastAsia" w:hAnsiTheme="majorHAnsi" w:cstheme="majorBidi"/>
       <w:color w:val="2F5496" w:themeColor="accent1" w:themeShade="BF"/>
     </w:rPr>
   </w:style>
-  <w:style w:type="character" w:styleId="Kop6Char" w:customStyle="1">
+  <w:style w:type="character" w:customStyle="1" w:styleId="Kop6Char">
     <w:name w:val="Kop 6 Char"/>
     <w:basedOn w:val="Standaardalinea-lettertype"/>
     <w:link w:val="Kop6"/>
@@ -9225,11 +9293,11 @@
     <w:semiHidden/>
     <w:rsid w:val="00704D9B"/>
     <w:rPr>
-      <w:rFonts w:asciiTheme="majorHAnsi" w:hAnsiTheme="majorHAnsi" w:eastAsiaTheme="majorEastAsia" w:cstheme="majorBidi"/>
+      <w:rFonts w:asciiTheme="majorHAnsi" w:eastAsiaTheme="majorEastAsia" w:hAnsiTheme="majorHAnsi" w:cstheme="majorBidi"/>
       <w:color w:val="1F3763" w:themeColor="accent1" w:themeShade="7F"/>
     </w:rPr>
   </w:style>
-  <w:style w:type="character" w:styleId="Kop7Char" w:customStyle="1">
+  <w:style w:type="character" w:customStyle="1" w:styleId="Kop7Char">
     <w:name w:val="Kop 7 Char"/>
     <w:basedOn w:val="Standaardalinea-lettertype"/>
     <w:link w:val="Kop7"/>
@@ -9237,13 +9305,13 @@
     <w:semiHidden/>
     <w:rsid w:val="00704D9B"/>
     <w:rPr>
-      <w:rFonts w:asciiTheme="majorHAnsi" w:hAnsiTheme="majorHAnsi" w:eastAsiaTheme="majorEastAsia" w:cstheme="majorBidi"/>
+      <w:rFonts w:asciiTheme="majorHAnsi" w:eastAsiaTheme="majorEastAsia" w:hAnsiTheme="majorHAnsi" w:cstheme="majorBidi"/>
       <w:i/>
       <w:iCs/>
       <w:color w:val="1F3763" w:themeColor="accent1" w:themeShade="7F"/>
     </w:rPr>
   </w:style>
-  <w:style w:type="character" w:styleId="Kop8Char" w:customStyle="1">
+  <w:style w:type="character" w:customStyle="1" w:styleId="Kop8Char">
     <w:name w:val="Kop 8 Char"/>
     <w:basedOn w:val="Standaardalinea-lettertype"/>
     <w:link w:val="Kop8"/>
@@ -9251,13 +9319,13 @@
     <w:semiHidden/>
     <w:rsid w:val="00704D9B"/>
     <w:rPr>
-      <w:rFonts w:asciiTheme="majorHAnsi" w:hAnsiTheme="majorHAnsi" w:eastAsiaTheme="majorEastAsia" w:cstheme="majorBidi"/>
+      <w:rFonts w:asciiTheme="majorHAnsi" w:eastAsiaTheme="majorEastAsia" w:hAnsiTheme="majorHAnsi" w:cstheme="majorBidi"/>
       <w:color w:val="272727" w:themeColor="text1" w:themeTint="D8"/>
       <w:sz w:val="21"/>
       <w:szCs w:val="21"/>
     </w:rPr>
   </w:style>
-  <w:style w:type="character" w:styleId="Kop9Char" w:customStyle="1">
+  <w:style w:type="character" w:customStyle="1" w:styleId="Kop9Char">
     <w:name w:val="Kop 9 Char"/>
     <w:basedOn w:val="Standaardalinea-lettertype"/>
     <w:link w:val="Kop9"/>
@@ -9265,7 +9333,7 @@
     <w:semiHidden/>
     <w:rsid w:val="00704D9B"/>
     <w:rPr>
-      <w:rFonts w:asciiTheme="majorHAnsi" w:hAnsiTheme="majorHAnsi" w:eastAsiaTheme="majorEastAsia" w:cstheme="majorBidi"/>
+      <w:rFonts w:asciiTheme="majorHAnsi" w:eastAsiaTheme="majorEastAsia" w:hAnsiTheme="majorHAnsi" w:cstheme="majorBidi"/>
       <w:i/>
       <w:iCs/>
       <w:color w:val="272727" w:themeColor="text1" w:themeTint="D8"/>
@@ -9283,16 +9351,16 @@
     </w:pPr>
     <w:tblPr>
       <w:tblBorders>
-        <w:top w:val="single" w:color="auto" w:sz="4" w:space="0"/>
-        <w:left w:val="single" w:color="auto" w:sz="4" w:space="0"/>
-        <w:bottom w:val="single" w:color="auto" w:sz="4" w:space="0"/>
-        <w:right w:val="single" w:color="auto" w:sz="4" w:space="0"/>
-        <w:insideH w:val="single" w:color="auto" w:sz="4" w:space="0"/>
-        <w:insideV w:val="single" w:color="auto" w:sz="4" w:space="0"/>
+        <w:top w:val="single" w:sz="4" w:space="0" w:color="auto"/>
+        <w:left w:val="single" w:sz="4" w:space="0" w:color="auto"/>
+        <w:bottom w:val="single" w:sz="4" w:space="0" w:color="auto"/>
+        <w:right w:val="single" w:sz="4" w:space="0" w:color="auto"/>
+        <w:insideH w:val="single" w:sz="4" w:space="0" w:color="auto"/>
+        <w:insideV w:val="single" w:sz="4" w:space="0" w:color="auto"/>
       </w:tblBorders>
     </w:tblPr>
   </w:style>
-  <w:style w:type="paragraph" w:styleId="Default" w:customStyle="1">
+  <w:style w:type="paragraph" w:customStyle="1" w:styleId="Default">
     <w:name w:val="Default"/>
     <w:rsid w:val="00F75D58"/>
     <w:pPr>
@@ -9302,7 +9370,7 @@
       <w:spacing w:after="0" w:line="240" w:lineRule="auto"/>
     </w:pPr>
     <w:rPr>
-      <w:rFonts w:ascii="Times New Roman" w:hAnsi="Times New Roman" w:eastAsia="Times New Roman" w:cs="Times New Roman"/>
+      <w:rFonts w:ascii="Times New Roman" w:eastAsia="Times New Roman" w:hAnsi="Times New Roman" w:cs="Times New Roman"/>
       <w:color w:val="000000"/>
       <w:sz w:val="24"/>
       <w:szCs w:val="24"/>
@@ -9379,7 +9447,7 @@
       <w:spacing w:line="240" w:lineRule="auto"/>
     </w:pPr>
   </w:style>
-  <w:style w:type="character" w:styleId="KoptekstChar" w:customStyle="1">
+  <w:style w:type="character" w:customStyle="1" w:styleId="KoptekstChar">
     <w:name w:val="Koptekst Char"/>
     <w:basedOn w:val="Standaardalinea-lettertype"/>
     <w:link w:val="Koptekst"/>
@@ -9401,14 +9469,14 @@
       <w:spacing w:line="240" w:lineRule="auto"/>
     </w:pPr>
   </w:style>
-  <w:style w:type="character" w:styleId="VoettekstChar" w:customStyle="1">
+  <w:style w:type="character" w:customStyle="1" w:styleId="VoettekstChar">
     <w:name w:val="Voettekst Char"/>
     <w:basedOn w:val="Standaardalinea-lettertype"/>
     <w:link w:val="Voettekst"/>
     <w:uiPriority w:val="99"/>
     <w:rsid w:val="009B3198"/>
   </w:style>
-  <w:style w:type="paragraph" w:styleId="paragraph" w:customStyle="1">
+  <w:style w:type="paragraph" w:customStyle="1" w:styleId="paragraph">
     <w:name w:val="paragraph"/>
     <w:basedOn w:val="Standaard"/>
     <w:rsid w:val="005F5F24"/>
@@ -9416,18 +9484,18 @@
       <w:spacing w:before="100" w:beforeAutospacing="1" w:after="100" w:afterAutospacing="1" w:line="240" w:lineRule="auto"/>
     </w:pPr>
     <w:rPr>
-      <w:rFonts w:ascii="Times New Roman" w:hAnsi="Times New Roman" w:eastAsia="Times New Roman" w:cs="Times New Roman"/>
+      <w:rFonts w:ascii="Times New Roman" w:eastAsia="Times New Roman" w:hAnsi="Times New Roman" w:cs="Times New Roman"/>
       <w:sz w:val="24"/>
       <w:szCs w:val="24"/>
       <w:lang w:eastAsia="nl-NL"/>
     </w:rPr>
   </w:style>
-  <w:style w:type="character" w:styleId="normaltextrun" w:customStyle="1">
+  <w:style w:type="character" w:customStyle="1" w:styleId="normaltextrun">
     <w:name w:val="normaltextrun"/>
     <w:basedOn w:val="Standaardalinea-lettertype"/>
     <w:rsid w:val="005F5F24"/>
   </w:style>
-  <w:style w:type="character" w:styleId="eop" w:customStyle="1">
+  <w:style w:type="character" w:customStyle="1" w:styleId="eop">
     <w:name w:val="eop"/>
     <w:basedOn w:val="Standaardalinea-lettertype"/>
     <w:rsid w:val="005F5F24"/>
@@ -9473,12 +9541,12 @@
       <w:tblStyleRowBandSize w:val="1"/>
       <w:tblStyleColBandSize w:val="1"/>
       <w:tblBorders>
-        <w:top w:val="single" w:color="8EAADB" w:themeColor="accent1" w:themeTint="99" w:sz="4" w:space="0"/>
-        <w:left w:val="single" w:color="8EAADB" w:themeColor="accent1" w:themeTint="99" w:sz="4" w:space="0"/>
-        <w:bottom w:val="single" w:color="8EAADB" w:themeColor="accent1" w:themeTint="99" w:sz="4" w:space="0"/>
-        <w:right w:val="single" w:color="8EAADB" w:themeColor="accent1" w:themeTint="99" w:sz="4" w:space="0"/>
-        <w:insideH w:val="single" w:color="8EAADB" w:themeColor="accent1" w:themeTint="99" w:sz="4" w:space="0"/>
-        <w:insideV w:val="single" w:color="8EAADB" w:themeColor="accent1" w:themeTint="99" w:sz="4" w:space="0"/>
+        <w:top w:val="single" w:sz="4" w:space="0" w:color="8EAADB" w:themeColor="accent1" w:themeTint="99"/>
+        <w:left w:val="single" w:sz="4" w:space="0" w:color="8EAADB" w:themeColor="accent1" w:themeTint="99"/>
+        <w:bottom w:val="single" w:sz="4" w:space="0" w:color="8EAADB" w:themeColor="accent1" w:themeTint="99"/>
+        <w:right w:val="single" w:sz="4" w:space="0" w:color="8EAADB" w:themeColor="accent1" w:themeTint="99"/>
+        <w:insideH w:val="single" w:sz="4" w:space="0" w:color="8EAADB" w:themeColor="accent1" w:themeTint="99"/>
+        <w:insideV w:val="single" w:sz="4" w:space="0" w:color="8EAADB" w:themeColor="accent1" w:themeTint="99"/>
       </w:tblBorders>
     </w:tblPr>
     <w:tblStylePr w:type="firstRow">
@@ -9490,10 +9558,10 @@
       <w:tblPr/>
       <w:tcPr>
         <w:tcBorders>
-          <w:top w:val="single" w:color="4472C4" w:themeColor="accent1" w:sz="4" w:space="0"/>
-          <w:left w:val="single" w:color="4472C4" w:themeColor="accent1" w:sz="4" w:space="0"/>
-          <w:bottom w:val="single" w:color="4472C4" w:themeColor="accent1" w:sz="4" w:space="0"/>
-          <w:right w:val="single" w:color="4472C4" w:themeColor="accent1" w:sz="4" w:space="0"/>
+          <w:top w:val="single" w:sz="4" w:space="0" w:color="4472C4" w:themeColor="accent1"/>
+          <w:left w:val="single" w:sz="4" w:space="0" w:color="4472C4" w:themeColor="accent1"/>
+          <w:bottom w:val="single" w:sz="4" w:space="0" w:color="4472C4" w:themeColor="accent1"/>
+          <w:right w:val="single" w:sz="4" w:space="0" w:color="4472C4" w:themeColor="accent1"/>
           <w:insideH w:val="nil"/>
           <w:insideV w:val="nil"/>
         </w:tcBorders>
@@ -9508,7 +9576,7 @@
       <w:tblPr/>
       <w:tcPr>
         <w:tcBorders>
-          <w:top w:val="double" w:color="4472C4" w:themeColor="accent1" w:sz="4" w:space="0"/>
+          <w:top w:val="double" w:sz="4" w:space="0" w:color="4472C4" w:themeColor="accent1"/>
         </w:tcBorders>
       </w:tcPr>
     </w:tblStylePr>
@@ -9549,12 +9617,12 @@
       <w:tblStyleRowBandSize w:val="1"/>
       <w:tblStyleColBandSize w:val="1"/>
       <w:tblBorders>
-        <w:top w:val="single" w:color="FFFFFF" w:themeColor="background1" w:sz="4" w:space="0"/>
-        <w:left w:val="single" w:color="FFFFFF" w:themeColor="background1" w:sz="4" w:space="0"/>
-        <w:bottom w:val="single" w:color="FFFFFF" w:themeColor="background1" w:sz="4" w:space="0"/>
-        <w:right w:val="single" w:color="FFFFFF" w:themeColor="background1" w:sz="4" w:space="0"/>
-        <w:insideH w:val="single" w:color="FFFFFF" w:themeColor="background1" w:sz="4" w:space="0"/>
-        <w:insideV w:val="single" w:color="FFFFFF" w:themeColor="background1" w:sz="4" w:space="0"/>
+        <w:top w:val="single" w:sz="4" w:space="0" w:color="FFFFFF" w:themeColor="background1"/>
+        <w:left w:val="single" w:sz="4" w:space="0" w:color="FFFFFF" w:themeColor="background1"/>
+        <w:bottom w:val="single" w:sz="4" w:space="0" w:color="FFFFFF" w:themeColor="background1"/>
+        <w:right w:val="single" w:sz="4" w:space="0" w:color="FFFFFF" w:themeColor="background1"/>
+        <w:insideH w:val="single" w:sz="4" w:space="0" w:color="FFFFFF" w:themeColor="background1"/>
+        <w:insideV w:val="single" w:sz="4" w:space="0" w:color="FFFFFF" w:themeColor="background1"/>
       </w:tblBorders>
     </w:tblPr>
     <w:tcPr>
@@ -9569,9 +9637,9 @@
       <w:tblPr/>
       <w:tcPr>
         <w:tcBorders>
-          <w:top w:val="single" w:color="FFFFFF" w:themeColor="background1" w:sz="4" w:space="0"/>
-          <w:left w:val="single" w:color="FFFFFF" w:themeColor="background1" w:sz="4" w:space="0"/>
-          <w:right w:val="single" w:color="FFFFFF" w:themeColor="background1" w:sz="4" w:space="0"/>
+          <w:top w:val="single" w:sz="4" w:space="0" w:color="FFFFFF" w:themeColor="background1"/>
+          <w:left w:val="single" w:sz="4" w:space="0" w:color="FFFFFF" w:themeColor="background1"/>
+          <w:right w:val="single" w:sz="4" w:space="0" w:color="FFFFFF" w:themeColor="background1"/>
           <w:insideH w:val="nil"/>
           <w:insideV w:val="nil"/>
         </w:tcBorders>
@@ -9587,9 +9655,9 @@
       <w:tblPr/>
       <w:tcPr>
         <w:tcBorders>
-          <w:left w:val="single" w:color="FFFFFF" w:themeColor="background1" w:sz="4" w:space="0"/>
-          <w:bottom w:val="single" w:color="FFFFFF" w:themeColor="background1" w:sz="4" w:space="0"/>
-          <w:right w:val="single" w:color="FFFFFF" w:themeColor="background1" w:sz="4" w:space="0"/>
+          <w:left w:val="single" w:sz="4" w:space="0" w:color="FFFFFF" w:themeColor="background1"/>
+          <w:bottom w:val="single" w:sz="4" w:space="0" w:color="FFFFFF" w:themeColor="background1"/>
+          <w:right w:val="single" w:sz="4" w:space="0" w:color="FFFFFF" w:themeColor="background1"/>
           <w:insideH w:val="nil"/>
           <w:insideV w:val="nil"/>
         </w:tcBorders>
@@ -9605,9 +9673,9 @@
       <w:tblPr/>
       <w:tcPr>
         <w:tcBorders>
-          <w:top w:val="single" w:color="FFFFFF" w:themeColor="background1" w:sz="4" w:space="0"/>
-          <w:left w:val="single" w:color="FFFFFF" w:themeColor="background1" w:sz="4" w:space="0"/>
-          <w:bottom w:val="single" w:color="FFFFFF" w:themeColor="background1" w:sz="4" w:space="0"/>
+          <w:top w:val="single" w:sz="4" w:space="0" w:color="FFFFFF" w:themeColor="background1"/>
+          <w:left w:val="single" w:sz="4" w:space="0" w:color="FFFFFF" w:themeColor="background1"/>
+          <w:bottom w:val="single" w:sz="4" w:space="0" w:color="FFFFFF" w:themeColor="background1"/>
           <w:insideV w:val="nil"/>
         </w:tcBorders>
         <w:shd w:val="clear" w:color="auto" w:fill="4472C4" w:themeFill="accent1"/>
@@ -9622,9 +9690,9 @@
       <w:tblPr/>
       <w:tcPr>
         <w:tcBorders>
-          <w:top w:val="single" w:color="FFFFFF" w:themeColor="background1" w:sz="4" w:space="0"/>
-          <w:bottom w:val="single" w:color="FFFFFF" w:themeColor="background1" w:sz="4" w:space="0"/>
-          <w:right w:val="single" w:color="FFFFFF" w:themeColor="background1" w:sz="4" w:space="0"/>
+          <w:top w:val="single" w:sz="4" w:space="0" w:color="FFFFFF" w:themeColor="background1"/>
+          <w:bottom w:val="single" w:sz="4" w:space="0" w:color="FFFFFF" w:themeColor="background1"/>
+          <w:right w:val="single" w:sz="4" w:space="0" w:color="FFFFFF" w:themeColor="background1"/>
           <w:insideV w:val="nil"/>
         </w:tcBorders>
         <w:shd w:val="clear" w:color="auto" w:fill="4472C4" w:themeFill="accent1"/>
@@ -9664,7 +9732,7 @@
       <w:spacing w:before="100" w:beforeAutospacing="1" w:after="100" w:afterAutospacing="1" w:line="240" w:lineRule="auto"/>
     </w:pPr>
     <w:rPr>
-      <w:rFonts w:ascii="Times New Roman" w:hAnsi="Times New Roman" w:eastAsia="Times New Roman" w:cs="Times New Roman"/>
+      <w:rFonts w:ascii="Times New Roman" w:eastAsia="Times New Roman" w:hAnsi="Times New Roman" w:cs="Times New Roman"/>
       <w:sz w:val="24"/>
       <w:szCs w:val="24"/>
       <w:lang w:val="tr-TR" w:eastAsia="tr-TR"/>
@@ -9693,7 +9761,7 @@
       <w:shd w:val="clear" w:color="auto" w:fill="E1DFDD"/>
     </w:rPr>
   </w:style>
-  <w:style w:type="paragraph" w:styleId="isselectedend" w:customStyle="1">
+  <w:style w:type="paragraph" w:customStyle="1" w:styleId="isselectedend">
     <w:name w:val="isselectedend"/>
     <w:basedOn w:val="Standaard"/>
     <w:rsid w:val="001972EB"/>
@@ -9701,17 +9769,54 @@
       <w:spacing w:before="100" w:beforeAutospacing="1" w:after="100" w:afterAutospacing="1" w:line="240" w:lineRule="auto"/>
     </w:pPr>
     <w:rPr>
-      <w:rFonts w:ascii="Times New Roman" w:hAnsi="Times New Roman" w:eastAsia="Times New Roman" w:cs="Times New Roman"/>
+      <w:rFonts w:ascii="Times New Roman" w:eastAsia="Times New Roman" w:hAnsi="Times New Roman" w:cs="Times New Roman"/>
       <w:sz w:val="24"/>
       <w:szCs w:val="24"/>
       <w:lang w:val="tr-TR" w:eastAsia="tr-TR"/>
+    </w:rPr>
+  </w:style>
+  <w:style w:type="paragraph" w:styleId="Tekstopmerking">
+    <w:name w:val="annotation text"/>
+    <w:basedOn w:val="Standaard"/>
+    <w:link w:val="TekstopmerkingChar"/>
+    <w:uiPriority w:val="99"/>
+    <w:semiHidden/>
+    <w:unhideWhenUsed/>
+    <w:pPr>
+      <w:spacing w:line="240" w:lineRule="auto"/>
+    </w:pPr>
+    <w:rPr>
+      <w:sz w:val="20"/>
+      <w:szCs w:val="20"/>
+    </w:rPr>
+  </w:style>
+  <w:style w:type="character" w:customStyle="1" w:styleId="TekstopmerkingChar">
+    <w:name w:val="Tekst opmerking Char"/>
+    <w:basedOn w:val="Standaardalinea-lettertype"/>
+    <w:link w:val="Tekstopmerking"/>
+    <w:uiPriority w:val="99"/>
+    <w:semiHidden/>
+    <w:rPr>
+      <w:sz w:val="20"/>
+      <w:szCs w:val="20"/>
+    </w:rPr>
+  </w:style>
+  <w:style w:type="character" w:styleId="Verwijzingopmerking">
+    <w:name w:val="annotation reference"/>
+    <w:basedOn w:val="Standaardalinea-lettertype"/>
+    <w:uiPriority w:val="99"/>
+    <w:semiHidden/>
+    <w:unhideWhenUsed/>
+    <w:rPr>
+      <w:sz w:val="16"/>
+      <w:szCs w:val="16"/>
     </w:rPr>
   </w:style>
 </w:styles>
 </file>
 
 <file path=word/theme/theme1.xml><?xml version="1.0" encoding="utf-8"?>
-<a:theme xmlns:a="http://schemas.openxmlformats.org/drawingml/2006/main" xmlns:thm15="http://schemas.microsoft.com/office/thememl/2012/main" name="Kantoorthema">
+<a:theme xmlns:a="http://schemas.openxmlformats.org/drawingml/2006/main" name="Kantoorthema">
   <a:themeElements>
     <a:clrScheme name="Office">
       <a:dk1>
@@ -10006,25 +10111,16 @@
 </file>
 
 <file path=customXml/item1.xml><?xml version="1.0" encoding="utf-8"?>
+<b:Sources xmlns:b="http://schemas.openxmlformats.org/officeDocument/2006/bibliography" xmlns="http://schemas.openxmlformats.org/officeDocument/2006/bibliography" SelectedStyle="\APASixthEditionOfficeOnline.xsl" StyleName="APA" Version="6"/>
+</file>
+
+<file path=customXml/item2.xml><?xml version="1.0" encoding="utf-8"?>
 <p:properties xmlns:p="http://schemas.microsoft.com/office/2006/metadata/properties" xmlns:xsi="http://www.w3.org/2001/XMLSchema-instance" xmlns:pc="http://schemas.microsoft.com/office/infopath/2007/PartnerControls">
   <documentManagement/>
 </p:properties>
 </file>
 
-<file path=customXml/item2.xml><?xml version="1.0" encoding="utf-8"?>
-<b:Sources xmlns:b="http://schemas.openxmlformats.org/officeDocument/2006/bibliography" xmlns="http://schemas.openxmlformats.org/officeDocument/2006/bibliography" SelectedStyle="\APASixthEditionOfficeOnline.xsl" StyleName="APA" Version="6"/>
-</file>
-
 <file path=customXml/item3.xml><?xml version="1.0" encoding="utf-8"?>
-<?mso-contentType ?>
-<FormTemplates xmlns="http://schemas.microsoft.com/sharepoint/v3/contenttype/forms">
-  <Display>DocumentLibraryForm</Display>
-  <Edit>DocumentLibraryForm</Edit>
-  <New>DocumentLibraryForm</New>
-</FormTemplates>
-</file>
-
-<file path=customXml/item4.xml><?xml version="1.0" encoding="utf-8"?>
 <ct:contentTypeSchema xmlns:ct="http://schemas.microsoft.com/office/2006/metadata/contentType" xmlns:ma="http://schemas.microsoft.com/office/2006/metadata/properties/metaAttributes" ct:_="" ma:_="" ma:contentTypeName="Document" ma:contentTypeID="0x0101009B8112BE15C9B94E8D2E3AC44DF00823" ma:contentTypeVersion="3" ma:contentTypeDescription="Een nieuw document maken." ma:contentTypeScope="" ma:versionID="91a9bcc47be510c9fc3e1a7b20de3656">
   <xsd:schema xmlns:xsd="http://www.w3.org/2001/XMLSchema" xmlns:xs="http://www.w3.org/2001/XMLSchema" xmlns:p="http://schemas.microsoft.com/office/2006/metadata/properties" xmlns:ns2="81fe4dd7-3381-41ea-bbcf-e0c4d102396b" targetNamespace="http://schemas.microsoft.com/office/2006/metadata/properties" ma:root="true" ma:fieldsID="d48559f3bf5796e97f9cb1d655abe30e" ns2:_="">
     <xsd:import namespace="81fe4dd7-3381-41ea-bbcf-e0c4d102396b"/>
@@ -10162,18 +10258,16 @@
 </ct:contentTypeSchema>
 </file>
 
-<file path=customXml/itemProps1.xml><?xml version="1.0" encoding="utf-8"?>
-<ds:datastoreItem xmlns:ds="http://schemas.openxmlformats.org/officeDocument/2006/customXml" ds:itemID="{A0B56109-0514-4961-BF25-9A36AD489C9C}">
-  <ds:schemaRefs>
-    <ds:schemaRef ds:uri="http://schemas.microsoft.com/office/2006/metadata/properties"/>
-    <ds:schemaRef ds:uri="http://schemas.microsoft.com/office/infopath/2007/PartnerControls"/>
-    <ds:schemaRef ds:uri="ca98e324-7977-4522-b7cf-9046283ddb02"/>
-    <ds:schemaRef ds:uri="a9a5e4e2-ea41-4fa3-9e01-a26462f0bf83"/>
-  </ds:schemaRefs>
-</ds:datastoreItem>
+<file path=customXml/item4.xml><?xml version="1.0" encoding="utf-8"?>
+<?mso-contentType ?>
+<FormTemplates xmlns="http://schemas.microsoft.com/sharepoint/v3/contenttype/forms">
+  <Display>DocumentLibraryForm</Display>
+  <Edit>DocumentLibraryForm</Edit>
+  <New>DocumentLibraryForm</New>
+</FormTemplates>
 </file>
 
-<file path=customXml/itemProps2.xml><?xml version="1.0" encoding="utf-8"?>
+<file path=customXml/itemProps1.xml><?xml version="1.0" encoding="utf-8"?>
 <ds:datastoreItem xmlns:ds="http://schemas.openxmlformats.org/officeDocument/2006/customXml" ds:itemID="{B632AD4E-EC48-4C26-ACAB-C1C925C18E76}">
   <ds:schemaRefs>
     <ds:schemaRef ds:uri="http://schemas.openxmlformats.org/officeDocument/2006/bibliography"/>
@@ -10181,14 +10275,37 @@
 </ds:datastoreItem>
 </file>
 
+<file path=customXml/itemProps2.xml><?xml version="1.0" encoding="utf-8"?>
+<ds:datastoreItem xmlns:ds="http://schemas.openxmlformats.org/officeDocument/2006/customXml" ds:itemID="{A0B56109-0514-4961-BF25-9A36AD489C9C}">
+  <ds:schemaRefs>
+    <ds:schemaRef ds:uri="http://schemas.microsoft.com/office/2006/metadata/properties"/>
+    <ds:schemaRef ds:uri="http://schemas.microsoft.com/office/infopath/2007/PartnerControls"/>
+  </ds:schemaRefs>
+</ds:datastoreItem>
+</file>
+
 <file path=customXml/itemProps3.xml><?xml version="1.0" encoding="utf-8"?>
+<ds:datastoreItem xmlns:ds="http://schemas.openxmlformats.org/officeDocument/2006/customXml" ds:itemID="{E430EEB9-E615-4688-B546-608F10D7C6A8}">
+  <ds:schemaRefs>
+    <ds:schemaRef ds:uri="http://schemas.microsoft.com/office/2006/metadata/contentType"/>
+    <ds:schemaRef ds:uri="http://schemas.microsoft.com/office/2006/metadata/properties/metaAttributes"/>
+    <ds:schemaRef ds:uri="http://www.w3.org/2001/XMLSchema"/>
+    <ds:schemaRef ds:uri="http://schemas.microsoft.com/office/2006/metadata/properties"/>
+    <ds:schemaRef ds:uri="81fe4dd7-3381-41ea-bbcf-e0c4d102396b"/>
+    <ds:schemaRef ds:uri="http://schemas.microsoft.com/office/2006/documentManagement/types"/>
+    <ds:schemaRef ds:uri="http://schemas.microsoft.com/office/infopath/2007/PartnerControls"/>
+    <ds:schemaRef ds:uri="http://schemas.openxmlformats.org/package/2006/metadata/core-properties"/>
+    <ds:schemaRef ds:uri="http://purl.org/dc/elements/1.1/"/>
+    <ds:schemaRef ds:uri="http://purl.org/dc/terms/"/>
+    <ds:schemaRef ds:uri="http://schemas.microsoft.com/internal/obd"/>
+  </ds:schemaRefs>
+</ds:datastoreItem>
+</file>
+
+<file path=customXml/itemProps4.xml><?xml version="1.0" encoding="utf-8"?>
 <ds:datastoreItem xmlns:ds="http://schemas.openxmlformats.org/officeDocument/2006/customXml" ds:itemID="{6D288122-3C47-4828-B998-B181320A419A}">
   <ds:schemaRefs>
     <ds:schemaRef ds:uri="http://schemas.microsoft.com/sharepoint/v3/contenttype/forms"/>
   </ds:schemaRefs>
 </ds:datastoreItem>
-</file>
-
-<file path=customXml/itemProps4.xml><?xml version="1.0" encoding="utf-8"?>
-<ds:datastoreItem xmlns:ds="http://schemas.openxmlformats.org/officeDocument/2006/customXml" ds:itemID="{E430EEB9-E615-4688-B546-608F10D7C6A8}"/>
 </file>